--- a/downloads/teacher/ai-3-week-13.docx
+++ b/downloads/teacher/ai-3-week-13.docx
@@ -2778,6 +2778,396 @@
         <w:t>Label Study Buddy claims by their visual, audio or text evidence and retain uncertainty when modalities omit information.</w:t>
       </w:r>
     </w:p>
+    <w:p>
+      <w:pPr>
+        <w:pStyle w:val="Heading1"/>
+      </w:pPr>
+      <w:r>
+        <w:t>07. Prepare, teach and assess</w:t>
+      </w:r>
+    </w:p>
+    <w:p>
+      <w:r>
+        <w:t>Teaching target: Explain the mechanism and terminology of speech pipelines and multimodal evidence</w:t>
+      </w:r>
+    </w:p>
+    <w:p>
+      <w:r>
+        <w:t>Prepare the labelled worked-case picture, the matching workbook, fictional input cards and a place for individual responses. No paid AI account is required for the paper reasoning activities.</w:t>
+      </w:r>
+    </w:p>
+    <w:tbl>
+      <w:tblPr>
+        <w:tblStyle w:val="LightShading-Accent1"/>
+        <w:tblW w:type="auto" w:w="0"/>
+        <w:tblLook w:firstColumn="1" w:firstRow="1" w:lastColumn="0" w:lastRow="0" w:noHBand="0" w:noVBand="1" w:val="04A0"/>
+      </w:tblPr>
+      <w:tblGrid>
+        <w:gridCol w:w="3408"/>
+        <w:gridCol w:w="3408"/>
+        <w:gridCol w:w="3408"/>
+      </w:tblGrid>
+      <w:tr>
+        <w:trPr>
+          <w:tblHeader/>
+        </w:trPr>
+        <w:tc>
+          <w:tcPr>
+            <w:tcW w:type="dxa" w:w="3408"/>
+          </w:tcPr>
+          <w:p>
+            <w:r>
+              <w:t>Session</w:t>
+            </w:r>
+          </w:p>
+        </w:tc>
+        <w:tc>
+          <w:tcPr>
+            <w:tcW w:type="dxa" w:w="3408"/>
+          </w:tcPr>
+          <w:p>
+            <w:r>
+              <w:t>Plan</w:t>
+            </w:r>
+          </w:p>
+        </w:tc>
+        <w:tc>
+          <w:tcPr>
+            <w:tcW w:type="dxa" w:w="3408"/>
+          </w:tcPr>
+          <w:p>
+            <w:r>
+              <w:t>Resources</w:t>
+            </w:r>
+          </w:p>
+        </w:tc>
+      </w:tr>
+      <w:tr>
+        <w:tc>
+          <w:tcPr>
+            <w:tcW w:type="dxa" w:w="3408"/>
+          </w:tcPr>
+          <w:p>
+            <w:r>
+              <w:t>Session 1 · Understand · 45 min</w:t>
+            </w:r>
+          </w:p>
+        </w:tc>
+        <w:tc>
+          <w:tcPr>
+            <w:tcW w:type="dxa" w:w="3408"/>
+          </w:tcPr>
+          <w:p>
+            <w:r>
+              <w:t>0–7: recall and prerequisite; 7–15: inspect the concrete case and predict; 15–30: teacher models the worked trace; 30–40: learners explain a step using the text and visual; 40–45: check the core idea.</w:t>
+            </w:r>
+          </w:p>
+        </w:tc>
+        <w:tc>
+          <w:tcPr>
+            <w:tcW w:type="dxa" w:w="3408"/>
+          </w:tcPr>
+          <w:p>
+            <w:r>
+              <w:t>Sections 1–6; record the brief recall in the workbook.</w:t>
+            </w:r>
+          </w:p>
+        </w:tc>
+      </w:tr>
+      <w:tr>
+        <w:tc>
+          <w:tcPr>
+            <w:tcW w:type="dxa" w:w="3408"/>
+          </w:tcPr>
+          <w:p>
+            <w:r>
+              <w:t>Session 2 · Practise · 45 min</w:t>
+            </w:r>
+          </w:p>
+        </w:tc>
+        <w:tc>
+          <w:tcPr>
+            <w:tcW w:type="dxa" w:w="3408"/>
+          </w:tcPr>
+          <w:p>
+            <w:r>
+              <w:t>0–5: retrieve the procedure; 5–15: W2 completion practice; 15–23: explain and check with a partner; 23–30: each learner answers the misconception check; 30–40: targeted reteaching or a harder variation; 40–45: prepare the investigation.</w:t>
+            </w:r>
+          </w:p>
+        </w:tc>
+        <w:tc>
+          <w:tcPr>
+            <w:tcW w:type="dxa" w:w="3408"/>
+          </w:tcPr>
+          <w:p>
+            <w:r>
+              <w:t>Sections 7–10; use the matching workbook W2 and misconception check.</w:t>
+            </w:r>
+          </w:p>
+        </w:tc>
+      </w:tr>
+      <w:tr>
+        <w:tc>
+          <w:tcPr>
+            <w:tcW w:type="dxa" w:w="3408"/>
+          </w:tcPr>
+          <w:p>
+            <w:r>
+              <w:t>Session 3 · Investigate and transfer · 45 min</w:t>
+            </w:r>
+          </w:p>
+        </w:tc>
+        <w:tc>
+          <w:tcPr>
+            <w:tcW w:type="dxa" w:w="3408"/>
+          </w:tcPr>
+          <w:p>
+            <w:r>
+              <w:t>0–5: retrieve the decision rule; 5–20: investigate or trace; 20–30: start the independent case; 30–38: connect the project; 38–43: act on feedback; 43–45: plan the return check.</w:t>
+            </w:r>
+          </w:p>
+        </w:tc>
+        <w:tc>
+          <w:tcPr>
+            <w:tcW w:type="dxa" w:w="3408"/>
+          </w:tcPr>
+          <w:p>
+            <w:r>
+              <w:t>Sections 9 and 11–14. Give extra time to finish the full task set; use Section 15 when the week includes a coding lab.</w:t>
+            </w:r>
+          </w:p>
+        </w:tc>
+      </w:tr>
+    </w:tbl>
+    <w:p>
+      <w:r>
+        <w:t>Before class, solve the supported practice: Audio transcript reads fifteen boxes; a clear written inventory says fifty boxes. The original audio is unavailable and the assistant reports fifteen as certain. Show the intermediate steps and give the conclusion with its scope.</w:t>
+      </w:r>
+    </w:p>
+    <w:p>
+      <w:r>
+        <w:t>Reasoned practice answer: Teacher explanation: There is an unresolved quantity conflict and no audio replay. Preserve both sources and ask the responsible person; certainty is unsupported.</w:t>
+      </w:r>
+    </w:p>
+    <w:p>
+      <w:r>
+        <w:t>Check every learner before discussion: Use the worked case for Speech pipelines and multimodal evidence. Proposed explanation: “The worked result establishes every future case”. Decide whether this explanation is supported. Point to the step or supplied fact that decides; explain your repair if needed.</w:t>
+      </w:r>
+    </w:p>
+    <w:p>
+      <w:r>
+        <w:t>Misconception repair: A stage-level accuracy or authority policy does not establish every modality agrees or every downstream claim is supported.</w:t>
+      </w:r>
+    </w:p>
+    <w:p>
+      <w:r>
+        <w:t>Support: read the exact case aloud, enlarge the labelled picture, supply input cards and model only the first deciding step. Accept a spoken explanation or drawing; retain the reasoning goal.</w:t>
+      </w:r>
+    </w:p>
+    <w:p>
+      <w:r>
+        <w:t>Extension: Open the closed box and a verified observation shows two pencils inside, with no other desk locations. Require a prediction and a reason before comparing. Expected result: The total is now supported as five. Reason: 3 visible initially plus 2 newly observed gives 5 under the complete-location assumption.</w:t>
+      </w:r>
+    </w:p>
+    <w:p>
+      <w:r>
+        <w:t>Independent assessment: withhold the reserved answer until the learner has attempted the new case. Record support separately from correctness.</w:t>
+      </w:r>
+    </w:p>
+    <w:tbl>
+      <w:tblPr>
+        <w:tblStyle w:val="LightShading-Accent1"/>
+        <w:tblW w:type="auto" w:w="0"/>
+        <w:tblLook w:firstColumn="1" w:firstRow="1" w:lastColumn="0" w:lastRow="0" w:noHBand="0" w:noVBand="1" w:val="04A0"/>
+      </w:tblPr>
+      <w:tblGrid>
+        <w:gridCol w:w="2556"/>
+        <w:gridCol w:w="2556"/>
+        <w:gridCol w:w="2556"/>
+        <w:gridCol w:w="2556"/>
+      </w:tblGrid>
+      <w:tr>
+        <w:trPr>
+          <w:tblHeader/>
+        </w:trPr>
+        <w:tc>
+          <w:tcPr>
+            <w:tcW w:type="dxa" w:w="2556"/>
+          </w:tcPr>
+          <w:p>
+            <w:r>
+              <w:t>Criterion</w:t>
+            </w:r>
+          </w:p>
+        </w:tc>
+        <w:tc>
+          <w:tcPr>
+            <w:tcW w:type="dxa" w:w="2556"/>
+          </w:tcPr>
+          <w:p>
+            <w:r>
+              <w:t>Not yet</w:t>
+            </w:r>
+          </w:p>
+        </w:tc>
+        <w:tc>
+          <w:tcPr>
+            <w:tcW w:type="dxa" w:w="2556"/>
+          </w:tcPr>
+          <w:p>
+            <w:r>
+              <w:t>With support</w:t>
+            </w:r>
+          </w:p>
+        </w:tc>
+        <w:tc>
+          <w:tcPr>
+            <w:tcW w:type="dxa" w:w="2556"/>
+          </w:tcPr>
+          <w:p>
+            <w:r>
+              <w:t>Independent</w:t>
+            </w:r>
+          </w:p>
+        </w:tc>
+      </w:tr>
+      <w:tr>
+        <w:tc>
+          <w:tcPr>
+            <w:tcW w:type="dxa" w:w="2556"/>
+          </w:tcPr>
+          <w:p>
+            <w:r>
+              <w:t>Explanation</w:t>
+            </w:r>
+          </w:p>
+        </w:tc>
+        <w:tc>
+          <w:tcPr>
+            <w:tcW w:type="dxa" w:w="2556"/>
+          </w:tcPr>
+          <w:p>
+            <w:r>
+              <w:t>Names an answer without a deciding fact</w:t>
+            </w:r>
+          </w:p>
+        </w:tc>
+        <w:tc>
+          <w:tcPr>
+            <w:tcW w:type="dxa" w:w="2556"/>
+          </w:tcPr>
+          <w:p>
+            <w:r>
+              <w:t>Uses a hint to link fact and decision</w:t>
+            </w:r>
+          </w:p>
+        </w:tc>
+        <w:tc>
+          <w:tcPr>
+            <w:tcW w:type="dxa" w:w="2556"/>
+          </w:tcPr>
+          <w:p>
+            <w:r>
+              <w:t>Explains the deciding fact in own words</w:t>
+            </w:r>
+          </w:p>
+        </w:tc>
+      </w:tr>
+      <w:tr>
+        <w:tc>
+          <w:tcPr>
+            <w:tcW w:type="dxa" w:w="2556"/>
+          </w:tcPr>
+          <w:p>
+            <w:r>
+              <w:t>Trace or test</w:t>
+            </w:r>
+          </w:p>
+        </w:tc>
+        <w:tc>
+          <w:tcPr>
+            <w:tcW w:type="dxa" w:w="2556"/>
+          </w:tcPr>
+          <w:p>
+            <w:r>
+              <w:t>Cannot connect input and result</w:t>
+            </w:r>
+          </w:p>
+        </w:tc>
+        <w:tc>
+          <w:tcPr>
+            <w:tcW w:type="dxa" w:w="2556"/>
+          </w:tcPr>
+          <w:p>
+            <w:r>
+              <w:t>Completes steps with prompts</w:t>
+            </w:r>
+          </w:p>
+        </w:tc>
+        <w:tc>
+          <w:tcPr>
+            <w:tcW w:type="dxa" w:w="2556"/>
+          </w:tcPr>
+          <w:p>
+            <w:r>
+              <w:t>Traces or tests a changed case accurately</w:t>
+            </w:r>
+          </w:p>
+        </w:tc>
+      </w:tr>
+      <w:tr>
+        <w:tc>
+          <w:tcPr>
+            <w:tcW w:type="dxa" w:w="2556"/>
+          </w:tcPr>
+          <w:p>
+            <w:r>
+              <w:t>Limits and revision</w:t>
+            </w:r>
+          </w:p>
+        </w:tc>
+        <w:tc>
+          <w:tcPr>
+            <w:tcW w:type="dxa" w:w="2556"/>
+          </w:tcPr>
+          <w:p>
+            <w:r>
+              <w:t>Claims more than evidence supports</w:t>
+            </w:r>
+          </w:p>
+        </w:tc>
+        <w:tc>
+          <w:tcPr>
+            <w:tcW w:type="dxa" w:w="2556"/>
+          </w:tcPr>
+          <w:p>
+            <w:r>
+              <w:t>Names a limit after a prompt</w:t>
+            </w:r>
+          </w:p>
+        </w:tc>
+        <w:tc>
+          <w:tcPr>
+            <w:tcW w:type="dxa" w:w="2556"/>
+          </w:tcPr>
+          <w:p>
+            <w:r>
+              <w:t>States a defensible limit and useful next test</w:t>
+            </w:r>
+          </w:p>
+        </w:tc>
+      </w:tr>
+    </w:tbl>
+    <w:p>
+      <w:r>
+        <w:t>Project checkpoint: Test changed cases. Keep normal, boundary and failure cases; compare expected and observed results.</w:t>
+      </w:r>
+    </w:p>
+    <w:p>
+      <w:r>
+        <w:t>Use the weekly teacher answer for topic-specific reasoning. A saved progress tick is an activity record; judge mastery from the learner’s explanation and evidence.</w:t>
+      </w:r>
+    </w:p>
     <w:sectPr>
       <w:pgSz w:w="12240" w:h="15840"/>
       <w:pgMar w:top="936" w:right="1008" w:bottom="936" w:left="1008" w:header="720" w:footer="720" w:gutter="0"/>

--- a/downloads/teacher/ai-3-week-13.docx
+++ b/downloads/teacher/ai-3-week-13.docx
@@ -3168,6 +3168,39 @@
         <w:t>Use the weekly teacher answer for topic-specific reasoning. A saved progress tick is an activity record; judge mastery from the learner’s explanation and evidence.</w:t>
       </w:r>
     </w:p>
+    <w:p>
+      <w:pPr>
+        <w:pStyle w:val="Heading1"/>
+      </w:pPr>
+      <w:r>
+        <w:t>08. Use feedback, labs and repair paths</w:t>
+      </w:r>
+    </w:p>
+    <w:p>
+      <w:r>
+        <w:t>Use the two formative questions as supported practice, not as independent mastery scores. Discuss the deciding evidence rather than accepting a guessed selection.</w:t>
+      </w:r>
+    </w:p>
+    <w:p>
+      <w:r>
+        <w:t>The feedback comes from the reviewed public worked case. Do not reveal the separately reserved independent teacher answer until the learner has attempted that case.</w:t>
+      </w:r>
+    </w:p>
+    <w:p>
+      <w:r>
+        <w:t>Ask students to predict before running code. Preserve errors and actual outputs; collect a changed test and an explanation. The branch-boundary and indexing lessons deliberately include failure cases.</w:t>
+      </w:r>
+    </w:p>
+    <w:p>
+      <w:r>
+        <w:t>Use the earlier worked-explanation links to address a specific missing building block, then return to the current question. Adapt this suggestion after observing the learner; it is not an automatic diagnosis.</w:t>
+      </w:r>
+    </w:p>
+    <w:p>
+      <w:r>
+        <w:t>Collect the completed-work portfolio as evidence. Record support separately from correctness, and assess explanation, trace/test and limitations. Progress ticks and quiz selections alone do not establish mastery.</w:t>
+      </w:r>
+    </w:p>
     <w:sectPr>
       <w:pgSz w:w="12240" w:h="15840"/>
       <w:pgMar w:top="936" w:right="1008" w:bottom="936" w:left="1008" w:header="720" w:footer="720" w:gutter="0"/>

--- a/downloads/teacher/ai-3-week-13.docx
+++ b/downloads/teacher/ai-3-week-13.docx
@@ -29,6 +29,11 @@
       </w:r>
     </w:p>
     <w:p>
+      <w:r>
+        <w:t>Prepare Multimodal Evidence: check the target, prerequisites, resources and adaptable teaching schedule.</w:t>
+      </w:r>
+    </w:p>
+    <w:p>
       <w:pPr>
         <w:pStyle w:val="Heading3"/>
       </w:pPr>
@@ -37,8 +42,32 @@
       </w:r>
     </w:p>
     <w:p>
-      <w:r>
-        <w:t>Primary target: Explain the mechanism and terminology of speech pipelines and multimodal evidence</w:t>
+      <w:pPr>
+        <w:spacing w:line="336" w:lineRule="auto" w:after="180"/>
+      </w:pPr>
+      <w:r>
+        <w:rPr>
+          <w:b w:val="0"/>
+        </w:rPr>
+        <w:t xml:space="preserve">Primary target: Explain the </w:t>
+      </w:r>
+      <w:r>
+        <w:rPr>
+          <w:b/>
+        </w:rPr>
+        <w:t>mechanism</w:t>
+      </w:r>
+      <w:r>
+        <w:rPr>
+          <w:b w:val="0"/>
+        </w:rPr>
+        <w:t xml:space="preserve"> and terminology of speech pipelines and multimodal </w:t>
+      </w:r>
+      <w:r>
+        <w:rPr>
+          <w:b/>
+        </w:rPr>
+        <w:t>evidence</w:t>
       </w:r>
     </w:p>
     <w:tbl>
@@ -185,12 +214,47 @@
       </w:tr>
     </w:tbl>
     <w:p>
-      <w:r>
-        <w:t>This is a starting allocation of 135 minutes, not a validated duration. Preserve all named topics. Schedule extra time for connected examples, the full investigation, independent cases and project building. Repeated copies of a case share one recorded attempt; they are not new evidence.</w:t>
-      </w:r>
-    </w:p>
-    <w:p>
-      <w:r>
+      <w:pPr>
+        <w:spacing w:line="336" w:lineRule="auto" w:after="180"/>
+      </w:pPr>
+      <w:r>
+        <w:rPr>
+          <w:b w:val="0"/>
+        </w:rPr>
+        <w:t>This is a starting allocation of 135 minutes, not a validated duration. Preserve all named topics. Schedule extra time for connected examples, the full investigation, independent cases and project building.</w:t>
+      </w:r>
+    </w:p>
+    <w:p>
+      <w:pPr>
+        <w:spacing w:line="336" w:lineRule="auto" w:after="180"/>
+      </w:pPr>
+      <w:r>
+        <w:rPr>
+          <w:b w:val="0"/>
+        </w:rPr>
+        <w:t xml:space="preserve">Repeated copies of a case share one recorded attempt; they are not new </w:t>
+      </w:r>
+      <w:r>
+        <w:rPr>
+          <w:b/>
+        </w:rPr>
+        <w:t>evidence</w:t>
+      </w:r>
+      <w:r>
+        <w:rPr>
+          <w:b w:val="0"/>
+        </w:rPr>
+        <w:t>.</w:t>
+      </w:r>
+    </w:p>
+    <w:p>
+      <w:pPr>
+        <w:spacing w:line="336" w:lineRule="auto" w:after="180"/>
+      </w:pPr>
+      <w:r>
+        <w:rPr>
+          <w:b w:val="0"/>
+        </w:rPr>
         <w:t>Case exposure check: this source example appears in ai-2/26, ai-3/12, ai-3/13. Reuse a familiar case for recall or modelling; verify that the case used to assess transfer has not already received feedback.</w:t>
       </w:r>
     </w:p>
@@ -211,18 +275,136 @@
       </w:r>
     </w:p>
     <w:p>
-      <w:r>
+      <w:pPr>
+        <w:spacing w:line="336" w:lineRule="auto" w:after="180"/>
+      </w:pPr>
+      <w:r>
+        <w:rPr>
+          <w:b w:val="0"/>
+        </w:rPr>
         <w:t>Without opening the old lesson, explain one key idea from Speech and Audio Systems. Give an example and a mistake that the idea helps you avoid.</w:t>
       </w:r>
     </w:p>
     <w:p>
-      <w:r>
-        <w:t>Look for: Explain the mechanism and terminology of speech pipelines and multimodal evidence</w:t>
-      </w:r>
-    </w:p>
-    <w:p>
-      <w:r>
-        <w:t>Reference example, not the only acceptable wording: Teacher explanation: A multimodal pipeline may transcribe speech, inspect an image and generate a response. Errors at one stage can propagate even when later stages run correctly. Track source modality, segment/time references, transcription, interpretation and final claims separately. Compare conflicting evidence without assuming one modality always wins. Ask for clarification when the task needs unresolved information.</w:t>
+      <w:pPr>
+        <w:spacing w:line="336" w:lineRule="auto" w:after="180"/>
+      </w:pPr>
+      <w:r>
+        <w:rPr>
+          <w:b w:val="0"/>
+        </w:rPr>
+        <w:t xml:space="preserve">Look for: Explain the </w:t>
+      </w:r>
+      <w:r>
+        <w:rPr>
+          <w:b/>
+        </w:rPr>
+        <w:t>mechanism</w:t>
+      </w:r>
+      <w:r>
+        <w:rPr>
+          <w:b w:val="0"/>
+        </w:rPr>
+        <w:t xml:space="preserve"> and terminology of speech pipelines and multimodal </w:t>
+      </w:r>
+      <w:r>
+        <w:rPr>
+          <w:b/>
+        </w:rPr>
+        <w:t>evidence</w:t>
+      </w:r>
+    </w:p>
+    <w:p>
+      <w:pPr>
+        <w:spacing w:line="336" w:lineRule="auto" w:after="180"/>
+      </w:pPr>
+      <w:r>
+        <w:rPr>
+          <w:b w:val="0"/>
+        </w:rPr>
+        <w:t>Reference example, not the only acceptable wording: Teacher explanation: A multimodal pipeline may transcribe speech, inspect an image and generate a response.</w:t>
+      </w:r>
+    </w:p>
+    <w:p>
+      <w:pPr>
+        <w:spacing w:line="336" w:lineRule="auto" w:after="180"/>
+      </w:pPr>
+      <w:r>
+        <w:rPr>
+          <w:b w:val="0"/>
+        </w:rPr>
+        <w:t xml:space="preserve">Errors at one stage can propagate even when later stages run correctly. Track source </w:t>
+      </w:r>
+      <w:r>
+        <w:rPr>
+          <w:b/>
+        </w:rPr>
+        <w:t>modality</w:t>
+      </w:r>
+      <w:r>
+        <w:rPr>
+          <w:b w:val="0"/>
+        </w:rPr>
+        <w:t xml:space="preserve">, segment/time references, </w:t>
+      </w:r>
+      <w:r>
+        <w:rPr>
+          <w:b/>
+        </w:rPr>
+        <w:t>transcription</w:t>
+      </w:r>
+      <w:r>
+        <w:rPr>
+          <w:b w:val="0"/>
+        </w:rPr>
+        <w:t>, interpretation and final claims separately.</w:t>
+      </w:r>
+    </w:p>
+    <w:p>
+      <w:pPr>
+        <w:spacing w:line="336" w:lineRule="auto" w:after="180"/>
+      </w:pPr>
+      <w:r>
+        <w:rPr>
+          <w:b w:val="0"/>
+        </w:rPr>
+        <w:t xml:space="preserve">Compare </w:t>
+      </w:r>
+      <w:r>
+        <w:rPr>
+          <w:b/>
+        </w:rPr>
+        <w:t>conflict</w:t>
+      </w:r>
+      <w:r>
+        <w:rPr>
+          <w:b w:val="0"/>
+        </w:rPr>
+        <w:t xml:space="preserve">ing </w:t>
+      </w:r>
+      <w:r>
+        <w:rPr>
+          <w:b/>
+        </w:rPr>
+        <w:t>evidence</w:t>
+      </w:r>
+      <w:r>
+        <w:rPr>
+          <w:b w:val="0"/>
+        </w:rPr>
+        <w:t xml:space="preserve"> without assuming one </w:t>
+      </w:r>
+      <w:r>
+        <w:rPr>
+          <w:b/>
+        </w:rPr>
+        <w:t>modality</w:t>
+      </w:r>
+      <w:r>
+        <w:rPr>
+          <w:b w:val="0"/>
+        </w:rPr>
+        <w:t xml:space="preserve"> always wins. Ask for clarification when the task needs unresolved information.</w:t>
       </w:r>
     </w:p>
     <w:p>
@@ -234,18 +416,82 @@
       </w:r>
     </w:p>
     <w:p>
-      <w:r>
+      <w:pPr>
+        <w:spacing w:line="336" w:lineRule="auto" w:after="180"/>
+      </w:pPr>
+      <w:r>
+        <w:rPr>
+          <w:b w:val="0"/>
+        </w:rPr>
         <w:t>Without opening the old lesson, explain one key idea from Image Generation Models. Give an example and a mistake that the idea helps you avoid.</w:t>
       </w:r>
     </w:p>
     <w:p>
-      <w:r>
-        <w:t>Look for: Explain the mechanism and terminology of image generation and provenance</w:t>
-      </w:r>
-    </w:p>
-    <w:p>
-      <w:r>
-        <w:t>Reference example, not the only acceptable wording: Teacher explanation: An image generator constructs an output from learned patterns and a specification. A generated picture is not a record that the depicted event occurred. Keep a provenance record containing specification, tool/version when known, generation date, edits, permissions and intended use. Label fictional imagery. Inspect visual requirements and avoid inferring identity or event authenticity from appearance.</w:t>
+      <w:pPr>
+        <w:spacing w:line="336" w:lineRule="auto" w:after="180"/>
+      </w:pPr>
+      <w:r>
+        <w:rPr>
+          <w:b w:val="0"/>
+        </w:rPr>
+        <w:t xml:space="preserve">Look for: Explain the </w:t>
+      </w:r>
+      <w:r>
+        <w:rPr>
+          <w:b/>
+        </w:rPr>
+        <w:t>mechanism</w:t>
+      </w:r>
+      <w:r>
+        <w:rPr>
+          <w:b w:val="0"/>
+        </w:rPr>
+        <w:t xml:space="preserve"> and terminology of image generation and provenance</w:t>
+      </w:r>
+    </w:p>
+    <w:p>
+      <w:pPr>
+        <w:spacing w:line="336" w:lineRule="auto" w:after="180"/>
+      </w:pPr>
+      <w:r>
+        <w:rPr>
+          <w:b w:val="0"/>
+        </w:rPr>
+        <w:t xml:space="preserve">Reference example, not the only acceptable wording: Teacher explanation: An image generator constructs an </w:t>
+      </w:r>
+      <w:r>
+        <w:rPr>
+          <w:b/>
+        </w:rPr>
+        <w:t>output</w:t>
+      </w:r>
+      <w:r>
+        <w:rPr>
+          <w:b w:val="0"/>
+        </w:rPr>
+        <w:t xml:space="preserve"> from learned patterns and a specification. A generated picture is not a record that the depicted event occurred.</w:t>
+      </w:r>
+    </w:p>
+    <w:p>
+      <w:pPr>
+        <w:spacing w:line="336" w:lineRule="auto" w:after="180"/>
+      </w:pPr>
+      <w:r>
+        <w:rPr>
+          <w:b w:val="0"/>
+        </w:rPr>
+        <w:t>Keep a provenance record containing specification, tool/version when known, generation date, edits, permissions and intended use. Label fictional imagery.</w:t>
+      </w:r>
+    </w:p>
+    <w:p>
+      <w:pPr>
+        <w:spacing w:line="336" w:lineRule="auto" w:after="180"/>
+      </w:pPr>
+      <w:r>
+        <w:rPr>
+          <w:b w:val="0"/>
+        </w:rPr>
+        <w:t>Inspect visual requirements and avoid inferring identity or event authenticity from appearance.</w:t>
       </w:r>
     </w:p>
     <w:p>
@@ -257,22 +503,104 @@
       </w:r>
     </w:p>
     <w:p>
-      <w:r>
+      <w:pPr>
+        <w:spacing w:line="336" w:lineRule="auto" w:after="180"/>
+      </w:pPr>
+      <w:r>
+        <w:rPr>
+          <w:b w:val="0"/>
+        </w:rPr>
         <w:t>Without opening the old lesson, explain one key idea from Iterative Prompting. Give an example and a mistake that the idea helps you avoid.</w:t>
       </w:r>
     </w:p>
     <w:p>
-      <w:r>
-        <w:t>Look for: Explain the mechanism and terminology of controlled prompt experiments</w:t>
-      </w:r>
-    </w:p>
-    <w:p>
-      <w:r>
-        <w:t>Reference example, not the only acceptable wording: Teacher explanation: A prompt experiment compares complete specifications using the same task cases. Define success before inspecting outputs; change one intended instruction and preserve other settings. Evaluate both prompts on paired cases with fixed model/version, source records, output contract and scoring rubric. Use development results for selection, then reserve new final cases. Score each case rather than counting attractive sentences.</w:t>
-      </w:r>
-    </w:p>
-    <w:p>
-      <w:r>
+      <w:pPr>
+        <w:spacing w:line="336" w:lineRule="auto" w:after="180"/>
+      </w:pPr>
+      <w:r>
+        <w:rPr>
+          <w:b w:val="0"/>
+        </w:rPr>
+        <w:t xml:space="preserve">Look for: Explain the </w:t>
+      </w:r>
+      <w:r>
+        <w:rPr>
+          <w:b/>
+        </w:rPr>
+        <w:t>mechanism</w:t>
+      </w:r>
+      <w:r>
+        <w:rPr>
+          <w:b w:val="0"/>
+        </w:rPr>
+        <w:t xml:space="preserve"> and terminology of controlled prompt experiments</w:t>
+      </w:r>
+    </w:p>
+    <w:p>
+      <w:pPr>
+        <w:spacing w:line="336" w:lineRule="auto" w:after="180"/>
+      </w:pPr>
+      <w:r>
+        <w:rPr>
+          <w:b w:val="0"/>
+        </w:rPr>
+        <w:t>Reference example, not the only acceptable wording: Teacher explanation: A prompt experiment compares complete specifications using the same task cases.</w:t>
+      </w:r>
+    </w:p>
+    <w:p>
+      <w:pPr>
+        <w:spacing w:line="336" w:lineRule="auto" w:after="180"/>
+      </w:pPr>
+      <w:r>
+        <w:rPr>
+          <w:b w:val="0"/>
+        </w:rPr>
+        <w:t xml:space="preserve">Define success before inspecting </w:t>
+      </w:r>
+      <w:r>
+        <w:rPr>
+          <w:b/>
+        </w:rPr>
+        <w:t>output</w:t>
+      </w:r>
+      <w:r>
+        <w:rPr>
+          <w:b w:val="0"/>
+        </w:rPr>
+        <w:t xml:space="preserve">s; change one intended instruction and preserve other settings. Evaluate both prompts on paired cases with fixed model/version, source records, </w:t>
+      </w:r>
+      <w:r>
+        <w:rPr>
+          <w:b/>
+        </w:rPr>
+        <w:t>output</w:t>
+      </w:r>
+      <w:r>
+        <w:rPr>
+          <w:b w:val="0"/>
+        </w:rPr>
+        <w:t xml:space="preserve"> contract and scoring rubric.</w:t>
+      </w:r>
+    </w:p>
+    <w:p>
+      <w:pPr>
+        <w:spacing w:line="336" w:lineRule="auto" w:after="180"/>
+      </w:pPr>
+      <w:r>
+        <w:rPr>
+          <w:b w:val="0"/>
+        </w:rPr>
+        <w:t>Use development results for selection, then reserve new final cases. Score each case rather than counting attractive sentences.</w:t>
+      </w:r>
+    </w:p>
+    <w:p>
+      <w:pPr>
+        <w:spacing w:line="336" w:lineRule="auto" w:after="180"/>
+      </w:pPr>
+      <w:r>
+        <w:rPr>
+          <w:b w:val="0"/>
+        </w:rPr>
         <w:t>Use the student module and workbook section with this exact week title. The worked case, independent question and answers below form one aligned lesson sequence.</w:t>
       </w:r>
     </w:p>
@@ -285,8 +613,26 @@
       </w:r>
     </w:p>
     <w:p>
-      <w:r>
-        <w:t>A caption says four seedlings; the image shows three and an opaque box. Is a fourth seedling disproved? Write an evidence-aware response.</w:t>
+      <w:pPr>
+        <w:spacing w:line="336" w:lineRule="auto" w:after="180"/>
+      </w:pPr>
+      <w:r>
+        <w:rPr>
+          <w:b w:val="0"/>
+        </w:rPr>
+        <w:t xml:space="preserve">A caption says four seedlings; the image shows three and an opaque box. Is a fourth seedling disproved? Write an </w:t>
+      </w:r>
+      <w:r>
+        <w:rPr>
+          <w:b/>
+        </w:rPr>
+        <w:t>evidence</w:t>
+      </w:r>
+      <w:r>
+        <w:rPr>
+          <w:b w:val="0"/>
+        </w:rPr>
+        <w:t>-aware response.</w:t>
       </w:r>
     </w:p>
     <w:p>
@@ -298,7 +644,13 @@
       </w:r>
     </w:p>
     <w:p>
-      <w:r>
+      <w:pPr>
+        <w:spacing w:line="336" w:lineRule="auto" w:after="180"/>
+      </w:pPr>
+      <w:r>
+        <w:rPr>
+          <w:b w:val="0"/>
+        </w:rPr>
         <w:t>Multiple modalities help only when their information is aligned and relevant.</w:t>
       </w:r>
     </w:p>
@@ -435,12 +787,38 @@
       </w:r>
     </w:p>
     <w:p>
-      <w:r>
+      <w:pPr>
+        <w:spacing w:line="336" w:lineRule="auto" w:after="180"/>
+      </w:pPr>
+      <w:r>
+        <w:rPr>
+          <w:b w:val="0"/>
+        </w:rPr>
         <w:t>Use the supplied scenario, student illustrations and blank paper. For numeric work, offer counters or a calculator after learners show the setup. Fictional records are supplied; personal data and paid accounts are unnecessary.</w:t>
       </w:r>
     </w:p>
     <w:p>
-      <w:r>
+      <w:pPr>
+        <w:pStyle w:val="Heading3"/>
+      </w:pPr>
+      <w:r>
+        <w:t>Alternative compact allocation</w:t>
+      </w:r>
+    </w:p>
+    <w:p>
+      <w:r>
+        <w:t>This compact option is not the full-week schedule. Use the main teaching cycle and allow extra sessions for the investigation, independent work and project.</w:t>
+      </w:r>
+    </w:p>
+    <w:p>
+      <w:pPr>
+        <w:spacing w:line="336" w:lineRule="auto" w:after="180"/>
+        <w:shd w:fill="F1F6F8"/>
+      </w:pPr>
+      <w:r>
+        <w:rPr>
+          <w:b w:val="0"/>
+        </w:rPr>
         <w:t>Allow 80 minutes: recall 8; explanation 12; worked demonstration 15; guided practice 20; independent assessment 15; project and reflection 10. Extend the lab into a second session when needed.</w:t>
       </w:r>
     </w:p>
@@ -453,8 +831,60 @@
       </w:r>
     </w:p>
     <w:p>
-      <w:r>
-        <w:t>Two 45-minute sessions. A multimodal pipeline may transcribe speech, inspect an image and generate a response. Errors at one stage can propagate even when later stages run correctly. Use the supplied constructed scenarios to make the mechanism inspectable. Collect W4 before sharing solutions. Students should name intermediate evidence and limitations; classroom pacing and learning effectiveness remain unvalidated.</w:t>
+      <w:pPr>
+        <w:spacing w:line="336" w:lineRule="auto" w:after="180"/>
+      </w:pPr>
+      <w:r>
+        <w:rPr>
+          <w:b w:val="0"/>
+        </w:rPr>
+        <w:t>Two 45-minute sessions. A multimodal pipeline may transcribe speech, inspect an image and generate a response. Errors at one stage can propagate even when later stages run correctly.</w:t>
+      </w:r>
+    </w:p>
+    <w:p>
+      <w:pPr>
+        <w:spacing w:line="336" w:lineRule="auto" w:after="180"/>
+      </w:pPr>
+      <w:r>
+        <w:rPr>
+          <w:b w:val="0"/>
+        </w:rPr>
+        <w:t xml:space="preserve">Use the supplied constructed scenarios to make the </w:t>
+      </w:r>
+      <w:r>
+        <w:rPr>
+          <w:b/>
+        </w:rPr>
+        <w:t>mechanism</w:t>
+      </w:r>
+      <w:r>
+        <w:rPr>
+          <w:b w:val="0"/>
+        </w:rPr>
+        <w:t xml:space="preserve"> inspectable. Collect W4 before sharing solutions.</w:t>
+      </w:r>
+    </w:p>
+    <w:p>
+      <w:pPr>
+        <w:spacing w:line="336" w:lineRule="auto" w:after="180"/>
+      </w:pPr>
+      <w:r>
+        <w:rPr>
+          <w:b w:val="0"/>
+        </w:rPr>
+        <w:t xml:space="preserve">Students should name intermediate </w:t>
+      </w:r>
+      <w:r>
+        <w:rPr>
+          <w:b/>
+        </w:rPr>
+        <w:t>evidence</w:t>
+      </w:r>
+      <w:r>
+        <w:rPr>
+          <w:b w:val="0"/>
+        </w:rPr>
+        <w:t xml:space="preserve"> and limitations; classroom pacing and learning effectiveness remain unvalidated.</w:t>
       </w:r>
     </w:p>
     <w:p>
@@ -466,22 +896,81 @@
       </w:r>
     </w:p>
     <w:p>
-      <w:r>
-        <w:t>A result depends on the inputs, procedure and conditions that produced it. Preserve data roles and distinguish observed outcomes from predictions or unmeasured conditions. If the prior concept cannot be explained, use a short retrieval activity before this chapter.</w:t>
-      </w:r>
-    </w:p>
-    <w:p>
-      <w:r>
+      <w:pPr>
+        <w:spacing w:line="336" w:lineRule="auto" w:after="180"/>
+      </w:pPr>
+      <w:r>
+        <w:rPr>
+          <w:b w:val="0"/>
+        </w:rPr>
+        <w:t xml:space="preserve">A result depends on the </w:t>
+      </w:r>
+      <w:r>
+        <w:rPr>
+          <w:b/>
+        </w:rPr>
+        <w:t>input</w:t>
+      </w:r>
+      <w:r>
+        <w:rPr>
+          <w:b w:val="0"/>
+        </w:rPr>
+        <w:t xml:space="preserve">s, procedure and conditions that produced it. Preserve data roles and distinguish observed outcomes from </w:t>
+      </w:r>
+      <w:r>
+        <w:rPr>
+          <w:b/>
+        </w:rPr>
+        <w:t>prediction</w:t>
+      </w:r>
+      <w:r>
+        <w:rPr>
+          <w:b w:val="0"/>
+        </w:rPr>
+        <w:t>s or unmeasured conditions.</w:t>
+      </w:r>
+    </w:p>
+    <w:p>
+      <w:pPr>
+        <w:spacing w:line="336" w:lineRule="auto" w:after="180"/>
+      </w:pPr>
+      <w:r>
+        <w:rPr>
+          <w:b w:val="0"/>
+        </w:rPr>
+        <w:t>If the prior concept cannot be explained, use a short retrieval activity before this chapter.</w:t>
+      </w:r>
+    </w:p>
+    <w:p>
+      <w:pPr>
+        <w:spacing w:line="336" w:lineRule="auto" w:after="180"/>
+      </w:pPr>
+      <w:r>
+        <w:rPr>
+          <w:b w:val="0"/>
+        </w:rPr>
         <w:t>Lesson and workbook; paper and pencil</w:t>
       </w:r>
     </w:p>
     <w:p>
-      <w:r>
+      <w:pPr>
+        <w:spacing w:line="336" w:lineRule="auto" w:after="180"/>
+      </w:pPr>
+      <w:r>
+        <w:rPr>
+          <w:b w:val="0"/>
+        </w:rPr>
         <w:t>Calculator and optional local Python 3 for arithmetic; no live API or private data</w:t>
       </w:r>
     </w:p>
     <w:p>
-      <w:r>
+      <w:pPr>
+        <w:spacing w:line="336" w:lineRule="auto" w:after="180"/>
+      </w:pPr>
+      <w:r>
+        <w:rPr>
+          <w:b w:val="0"/>
+        </w:rPr>
         <w:t>Prepare the fresh retry separately and withhold its solution until after collection</w:t>
       </w:r>
     </w:p>
@@ -494,12 +983,36 @@
       </w:r>
     </w:p>
     <w:p>
-      <w:r>
-        <w:t>By the end, I can combine evidence from modalities without treating hidden content as visible.</w:t>
-      </w:r>
-    </w:p>
-    <w:p>
-      <w:r>
+      <w:pPr>
+        <w:spacing w:line="336" w:lineRule="auto" w:after="180"/>
+      </w:pPr>
+      <w:r>
+        <w:rPr>
+          <w:b w:val="0"/>
+        </w:rPr>
+        <w:t xml:space="preserve">By the end, I can combine </w:t>
+      </w:r>
+      <w:r>
+        <w:rPr>
+          <w:b/>
+        </w:rPr>
+        <w:t>evidence</w:t>
+      </w:r>
+      <w:r>
+        <w:rPr>
+          <w:b w:val="0"/>
+        </w:rPr>
+        <w:t xml:space="preserve"> from modalities without treating hidden content as visible.</w:t>
+      </w:r>
+    </w:p>
+    <w:p>
+      <w:pPr>
+        <w:spacing w:line="336" w:lineRule="auto" w:after="180"/>
+      </w:pPr>
+      <w:r>
+        <w:rPr>
+          <w:b w:val="0"/>
+        </w:rPr>
         <w:t>This added worked case illustrates the week’s main idea. Retain all original and connected topics; schedule its practice within the teaching cycle.</w:t>
       </w:r>
     </w:p>
@@ -512,61 +1025,227 @@
       </w:r>
     </w:p>
     <w:p>
+      <w:r>
+        <w:t>Model Multimodal Evidence using the supplied case, labelled mechanism and reasoning. Make the scope of each conclusion explicit.</w:t>
+      </w:r>
+    </w:p>
+    <w:p>
+      <w:pPr>
+        <w:spacing w:line="336" w:lineRule="auto" w:after="180"/>
+      </w:pPr>
+      <w:r>
+        <w:rPr>
+          <w:b/>
+        </w:rPr>
+        <w:t>Input</w:t>
+      </w:r>
+      <w:r>
+        <w:rPr>
+          <w:b w:val="0"/>
+        </w:rPr>
+        <w:t xml:space="preserve"> → </w:t>
+      </w:r>
+      <w:r>
+        <w:rPr>
+          <w:b/>
+        </w:rPr>
+        <w:t>Process</w:t>
+      </w:r>
+      <w:r>
+        <w:rPr>
+          <w:b w:val="0"/>
+        </w:rPr>
+        <w:t xml:space="preserve"> → </w:t>
+      </w:r>
+      <w:r>
+        <w:rPr>
+          <w:b/>
+        </w:rPr>
+        <w:t>Output</w:t>
+      </w:r>
+    </w:p>
+    <w:p>
+      <w:pPr>
+        <w:spacing w:line="336" w:lineRule="auto" w:after="180"/>
+      </w:pPr>
+      <w:r>
+        <w:rPr>
+          <w:b w:val="0"/>
+        </w:rPr>
+        <w:t>Trace the information. At each stage, ask what changed and how you could test it.</w:t>
+      </w:r>
+    </w:p>
+    <w:p>
+      <w:pPr>
+        <w:spacing w:line="336" w:lineRule="auto" w:after="180"/>
+      </w:pPr>
+      <w:r>
+        <w:rPr>
+          <w:b w:val="0"/>
+        </w:rPr>
+        <w:t>Which stage could fail even when the other two are correct? Explain:</w:t>
+      </w:r>
+    </w:p>
+    <w:p>
+      <w:pPr>
+        <w:spacing w:line="336" w:lineRule="auto" w:after="180"/>
+      </w:pPr>
+      <w:r>
+        <w:rPr>
+          <w:b w:val="0"/>
+        </w:rPr>
+        <w:t xml:space="preserve">Predict first. Then check each step. A correct answer without visible reasoning is incomplete </w:t>
+      </w:r>
+      <w:r>
+        <w:rPr>
+          <w:b/>
+        </w:rPr>
+        <w:t>evidence</w:t>
+      </w:r>
+      <w:r>
+        <w:rPr>
+          <w:b w:val="0"/>
+        </w:rPr>
+        <w:t>.</w:t>
+      </w:r>
+    </w:p>
+    <w:p>
+      <w:pPr>
+        <w:spacing w:line="336" w:lineRule="auto" w:after="180"/>
+        <w:shd w:fill="F4F9FC"/>
+      </w:pPr>
+      <w:r>
+        <w:rPr>
+          <w:b w:val="0"/>
+        </w:rPr>
+        <w:t>1. Image shows leaf spots; text asks about watering history.</w:t>
+      </w:r>
+    </w:p>
+    <w:p>
+      <w:pPr>
+        <w:spacing w:line="336" w:lineRule="auto" w:after="180"/>
+        <w:shd w:fill="F4F9FC"/>
+      </w:pPr>
+      <w:r>
+        <w:rPr>
+          <w:b w:val="0"/>
+        </w:rPr>
+        <w:t xml:space="preserve">2. Each </w:t>
+      </w:r>
+      <w:r>
+        <w:rPr>
+          <w:b/>
+        </w:rPr>
+        <w:t>modality</w:t>
+      </w:r>
+      <w:r>
+        <w:rPr>
+          <w:b w:val="0"/>
+        </w:rPr>
+        <w:t xml:space="preserve"> supplies different relevant </w:t>
+      </w:r>
+      <w:r>
+        <w:rPr>
+          <w:b/>
+        </w:rPr>
+        <w:t>evidence</w:t>
+      </w:r>
+      <w:r>
+        <w:rPr>
+          <w:b w:val="0"/>
+        </w:rPr>
+        <w:t>.</w:t>
+      </w:r>
+    </w:p>
+    <w:p>
+      <w:pPr>
+        <w:spacing w:line="336" w:lineRule="auto" w:after="180"/>
+        <w:shd w:fill="F4F9FC"/>
+      </w:pPr>
+      <w:r>
+        <w:rPr>
+          <w:b w:val="0"/>
+        </w:rPr>
+        <w:t xml:space="preserve">3. If photo and caption describe different plants, </w:t>
+      </w:r>
+      <w:r>
+        <w:rPr>
+          <w:b/>
+        </w:rPr>
+        <w:t>fusion</w:t>
+      </w:r>
+      <w:r>
+        <w:rPr>
+          <w:b w:val="0"/>
+        </w:rPr>
+        <w:t xml:space="preserve"> is unsafe.</w:t>
+      </w:r>
+    </w:p>
+    <w:p>
+      <w:pPr>
+        <w:spacing w:line="336" w:lineRule="auto" w:after="180"/>
+        <w:shd w:fill="F4F9FC"/>
+      </w:pPr>
+      <w:r>
+        <w:rPr>
+          <w:b w:val="0"/>
+        </w:rPr>
+        <w:t xml:space="preserve">4. Check </w:t>
+      </w:r>
+      <w:r>
+        <w:rPr>
+          <w:b/>
+        </w:rPr>
+        <w:t>alignment</w:t>
+      </w:r>
+      <w:r>
+        <w:rPr>
+          <w:b w:val="0"/>
+        </w:rPr>
+        <w:t>, source, and uncertainty before combining.</w:t>
+      </w:r>
+    </w:p>
+    <w:p>
+      <w:pPr>
+        <w:spacing w:line="336" w:lineRule="auto" w:after="180"/>
+      </w:pPr>
+      <w:r>
+        <w:rPr>
+          <w:b w:val="0"/>
+        </w:rPr>
+        <w:t>Recalculate, retrace, or restate the reasoning in your own representation:</w:t>
+      </w:r>
+    </w:p>
+    <w:p>
+      <w:pPr>
+        <w:spacing w:line="336" w:lineRule="auto" w:after="180"/>
+        <w:shd w:fill="F5F1FB"/>
+      </w:pPr>
+      <w:r>
+        <w:rPr>
+          <w:b w:val="0"/>
+        </w:rPr>
+        <w:t xml:space="preserve">CHECK Did the </w:t>
+      </w:r>
+      <w:r>
+        <w:rPr>
+          <w:b/>
+        </w:rPr>
+        <w:t>evidence</w:t>
+      </w:r>
+      <w:r>
+        <w:rPr>
+          <w:b w:val="0"/>
+        </w:rPr>
+        <w:t xml:space="preserve"> answer the exact question? Did the total, path, or source record stay consistent?</w:t>
+      </w:r>
+    </w:p>
+    <w:p>
       <w:pPr>
         <w:pStyle w:val="Heading3"/>
       </w:pPr>
       <w:r>
-        <w:t>Explain the mechanism</w:t>
-      </w:r>
-    </w:p>
-    <w:p>
-      <w:r>
-        <w:t>Input → Process → Output</w:t>
-      </w:r>
-    </w:p>
-    <w:p>
-      <w:r>
-        <w:t>Trace the information. At each stage, ask what changed and how you could test it.</w:t>
-      </w:r>
-    </w:p>
-    <w:p>
-      <w:r>
-        <w:t>Which stage could fail even when the other two are correct? Explain:</w:t>
-      </w:r>
-    </w:p>
-    <w:p>
-      <w:r>
-        <w:t>Predict first. Then check each step. A correct answer without visible reasoning is incomplete evidence.</w:t>
-      </w:r>
-    </w:p>
-    <w:p>
-      <w:r>
-        <w:t>1. Image shows leaf spots; text asks about watering history.</w:t>
-      </w:r>
-    </w:p>
-    <w:p>
-      <w:r>
-        <w:t>2. Each modality supplies different relevant evidence.</w:t>
-      </w:r>
-    </w:p>
-    <w:p>
-      <w:r>
-        <w:t>3. If photo and caption describe different plants, fusion is unsafe.</w:t>
-      </w:r>
-    </w:p>
-    <w:p>
-      <w:r>
-        <w:t>4. Check alignment, source, and uncertainty before combining.</w:t>
-      </w:r>
-    </w:p>
-    <w:p>
-      <w:r>
-        <w:t>Recalculate, retrace, or restate the reasoning in your own representation:</w:t>
-      </w:r>
-    </w:p>
-    <w:p>
-      <w:r>
-        <w:t>CHECK Did the evidence answer the exact question? Did the total, path, or source record stay consistent?</w:t>
+        <w:t>Concrete teaching case</w:t>
       </w:r>
     </w:p>
     <w:p>
@@ -574,16 +1253,30 @@
         <w:pStyle w:val="Heading3"/>
       </w:pPr>
       <w:r>
-        <w:t>Concrete teaching case</w:t>
-      </w:r>
-    </w:p>
-    <w:p>
-      <w:r>
+        <w:t>The teaching case</w:t>
+      </w:r>
+    </w:p>
+    <w:p>
+      <w:pPr>
+        <w:spacing w:line="336" w:lineRule="auto" w:after="180"/>
+        <w:shd w:fill="F1F6FC"/>
+      </w:pPr>
+      <w:r>
+        <w:rPr>
+          <w:b w:val="0"/>
+        </w:rPr>
         <w:t>An image shows three plants; caption claims a fourth outside the frame.</w:t>
       </w:r>
     </w:p>
     <w:p>
-      <w:r>
+      <w:pPr>
+        <w:spacing w:line="336" w:lineRule="auto" w:after="180"/>
+        <w:shd w:fill="F5F1FB"/>
+      </w:pPr>
+      <w:r>
+        <w:rPr>
+          <w:b w:val="0"/>
+        </w:rPr>
         <w:t>What can the image establish?</w:t>
       </w:r>
     </w:p>
@@ -596,36 +1289,220 @@
       </w:r>
     </w:p>
     <w:p>
-      <w:r>
-        <w:t>Three visible plants. It cannot settle an off-frame claim. Attribute claims and preserve missing evidence.</w:t>
-      </w:r>
-    </w:p>
-    <w:p>
       <w:pPr>
         <w:pStyle w:val="Heading3"/>
       </w:pPr>
       <w:r>
+        <w:t>Why the result follows</w:t>
+      </w:r>
+    </w:p>
+    <w:p>
+      <w:pPr>
+        <w:spacing w:line="336" w:lineRule="auto" w:after="180"/>
+        <w:shd w:fill="F1F6FC"/>
+      </w:pPr>
+      <w:r>
+        <w:rPr>
+          <w:b w:val="0"/>
+        </w:rPr>
+        <w:t xml:space="preserve">Three visible plants. It cannot settle an off-frame claim. Attribute claims and preserve missing </w:t>
+      </w:r>
+      <w:r>
+        <w:rPr>
+          <w:b/>
+        </w:rPr>
+        <w:t>evidence</w:t>
+      </w:r>
+      <w:r>
+        <w:rPr>
+          <w:b w:val="0"/>
+        </w:rPr>
+        <w:t>.</w:t>
+      </w:r>
+    </w:p>
+    <w:p>
+      <w:pPr>
+        <w:pStyle w:val="Heading3"/>
+      </w:pPr>
+      <w:r>
         <w:t>Explain the added worked example</w:t>
       </w:r>
     </w:p>
     <w:p>
-      <w:r>
+      <w:pPr>
+        <w:spacing w:line="336" w:lineRule="auto" w:after="180"/>
+      </w:pPr>
+      <w:r>
+        <w:rPr>
+          <w:b w:val="0"/>
+        </w:rPr>
         <w:t>A multimodal pipeline may transcribe speech, inspect an image and generate a response. Errors at one stage can propagate even when later stages run correctly.</w:t>
       </w:r>
     </w:p>
     <w:p>
-      <w:r>
-        <w:t>Begin by writing the question the procedure is intended to answer. Identify the information already supplied, the information it will produce and the information still missing. These are constructed classroom examples; they do not require live accounts, private records or an external service. Do not treat a plausible explanation as a measured outcome.</w:t>
-      </w:r>
-    </w:p>
-    <w:p>
-      <w:r>
-        <w:t>Track source modality, segment/time references, transcription, interpretation and final claims separately. Compare conflicting evidence without assuming one modality always wins. Ask for clarification when the task needs unresolved information.</w:t>
-      </w:r>
-    </w:p>
-    <w:p>
-      <w:r>
-        <w:t>Before applying the procedure, write its units, denominator or decision boundary where relevant. A partner should be able to repeat each step using the same inputs. If a required input is absent or violates the stated contract, record that condition explicitly instead of quietly replacing it with a convenient value.</w:t>
+      <w:pPr>
+        <w:pStyle w:val="Heading3"/>
+      </w:pPr>
+      <w:r>
+        <w:t>Explain the added worked example · 1</w:t>
+      </w:r>
+    </w:p>
+    <w:p>
+      <w:pPr>
+        <w:spacing w:line="336" w:lineRule="auto" w:after="180"/>
+      </w:pPr>
+      <w:r>
+        <w:rPr>
+          <w:b w:val="0"/>
+        </w:rPr>
+        <w:t>Begin by writing the question the procedure is intended to answer. Identify the information already supplied, the information it will produce and the information still missing.</w:t>
+      </w:r>
+    </w:p>
+    <w:p>
+      <w:pPr>
+        <w:spacing w:line="336" w:lineRule="auto" w:after="180"/>
+      </w:pPr>
+      <w:r>
+        <w:rPr>
+          <w:b w:val="0"/>
+        </w:rPr>
+        <w:t>These are constructed classroom examples; they do not require live accounts, private records or an external service. Do not treat a plausible explanation as a measured outcome.</w:t>
+      </w:r>
+    </w:p>
+    <w:p>
+      <w:pPr>
+        <w:spacing w:line="336" w:lineRule="auto" w:after="180"/>
+      </w:pPr>
+      <w:r>
+        <w:rPr>
+          <w:b w:val="0"/>
+        </w:rPr>
+        <w:t xml:space="preserve">Track source </w:t>
+      </w:r>
+      <w:r>
+        <w:rPr>
+          <w:b/>
+        </w:rPr>
+        <w:t>modality</w:t>
+      </w:r>
+      <w:r>
+        <w:rPr>
+          <w:b w:val="0"/>
+        </w:rPr>
+        <w:t xml:space="preserve">, segment/time references, </w:t>
+      </w:r>
+      <w:r>
+        <w:rPr>
+          <w:b/>
+        </w:rPr>
+        <w:t>transcription</w:t>
+      </w:r>
+      <w:r>
+        <w:rPr>
+          <w:b w:val="0"/>
+        </w:rPr>
+        <w:t xml:space="preserve">, interpretation and final claims separately. Compare </w:t>
+      </w:r>
+      <w:r>
+        <w:rPr>
+          <w:b/>
+        </w:rPr>
+        <w:t>conflict</w:t>
+      </w:r>
+      <w:r>
+        <w:rPr>
+          <w:b w:val="0"/>
+        </w:rPr>
+        <w:t xml:space="preserve">ing </w:t>
+      </w:r>
+      <w:r>
+        <w:rPr>
+          <w:b/>
+        </w:rPr>
+        <w:t>evidence</w:t>
+      </w:r>
+      <w:r>
+        <w:rPr>
+          <w:b w:val="0"/>
+        </w:rPr>
+        <w:t xml:space="preserve"> without assuming one </w:t>
+      </w:r>
+      <w:r>
+        <w:rPr>
+          <w:b/>
+        </w:rPr>
+        <w:t>modality</w:t>
+      </w:r>
+      <w:r>
+        <w:rPr>
+          <w:b w:val="0"/>
+        </w:rPr>
+        <w:t xml:space="preserve"> always wins.</w:t>
+      </w:r>
+    </w:p>
+    <w:p>
+      <w:pPr>
+        <w:spacing w:line="336" w:lineRule="auto" w:after="180"/>
+      </w:pPr>
+      <w:r>
+        <w:rPr>
+          <w:b w:val="0"/>
+        </w:rPr>
+        <w:t>Ask for clarification when the task needs unresolved information.</w:t>
+      </w:r>
+    </w:p>
+    <w:p>
+      <w:pPr>
+        <w:pStyle w:val="Heading3"/>
+      </w:pPr>
+      <w:r>
+        <w:t>Explain the added worked example · 2</w:t>
+      </w:r>
+    </w:p>
+    <w:p>
+      <w:pPr>
+        <w:spacing w:line="336" w:lineRule="auto" w:after="180"/>
+      </w:pPr>
+      <w:r>
+        <w:rPr>
+          <w:b w:val="0"/>
+        </w:rPr>
+        <w:t xml:space="preserve">Before applying the procedure, write its units, denominator or decision boundary where relevant. A partner should be able to repeat each step using the same </w:t>
+      </w:r>
+      <w:r>
+        <w:rPr>
+          <w:b/>
+        </w:rPr>
+        <w:t>input</w:t>
+      </w:r>
+      <w:r>
+        <w:rPr>
+          <w:b w:val="0"/>
+        </w:rPr>
+        <w:t>s.</w:t>
+      </w:r>
+    </w:p>
+    <w:p>
+      <w:pPr>
+        <w:spacing w:line="336" w:lineRule="auto" w:after="180"/>
+      </w:pPr>
+      <w:r>
+        <w:rPr>
+          <w:b w:val="0"/>
+        </w:rPr>
+        <w:t xml:space="preserve">If a required </w:t>
+      </w:r>
+      <w:r>
+        <w:rPr>
+          <w:b/>
+        </w:rPr>
+        <w:t>input</w:t>
+      </w:r>
+      <w:r>
+        <w:rPr>
+          <w:b w:val="0"/>
+        </w:rPr>
+        <w:t xml:space="preserve"> is absent or violates the stated contract, record that condition explicitly instead of quietly replacing it with a convenient value.</w:t>
       </w:r>
     </w:p>
     <w:p>
@@ -747,23 +1624,137 @@
       </w:r>
     </w:p>
     <w:p>
-      <w:r>
-        <w:t>Use the complete worked example below before asking learners to complete W2. Reveal a small part, invite a prediction, then explain the deciding step. These teacher notes contain solutions; do not reveal the independent case answer during modelling.</w:t>
-      </w:r>
-    </w:p>
-    <w:p>
-      <w:r>
+      <w:pPr>
+        <w:spacing w:line="336" w:lineRule="auto" w:after="180"/>
+      </w:pPr>
+      <w:r>
+        <w:rPr>
+          <w:b w:val="0"/>
+        </w:rPr>
+        <w:t xml:space="preserve">Use the complete worked example below before asking learners to complete W2. Reveal a small part, invite a </w:t>
+      </w:r>
+      <w:r>
+        <w:rPr>
+          <w:b/>
+        </w:rPr>
+        <w:t>prediction</w:t>
+      </w:r>
+      <w:r>
+        <w:rPr>
+          <w:b w:val="0"/>
+        </w:rPr>
+        <w:t>, then explain the deciding step.</w:t>
+      </w:r>
+    </w:p>
+    <w:p>
+      <w:pPr>
+        <w:spacing w:line="336" w:lineRule="auto" w:after="180"/>
+      </w:pPr>
+      <w:r>
+        <w:rPr>
+          <w:b w:val="0"/>
+        </w:rPr>
+        <w:t>These teacher notes contain solutions; do not reveal the independent case answer during modelling.</w:t>
+      </w:r>
+    </w:p>
+    <w:p>
+      <w:pPr>
+        <w:spacing w:line="336" w:lineRule="auto" w:after="180"/>
+      </w:pPr>
+      <w:r>
+        <w:rPr>
+          <w:b w:val="0"/>
+        </w:rPr>
         <w:t>Audio transcript reads fifteen boxes; a clear written inventory says fifty boxes. The original audio is unavailable and the assistant reports fifteen as certain.</w:t>
       </w:r>
     </w:p>
     <w:p>
-      <w:r>
-        <w:t>There is an unresolved quantity conflict and no audio replay. Preserve both sources and ask the responsible person; certainty is unsupported.</w:t>
-      </w:r>
-    </w:p>
-    <w:p>
-      <w:r>
-        <w:t>Compare the intermediate evidence with the final statement. Explain why each number or decision follows from the stated inputs. The conclusion belongs to this scenario and procedure; changing the inputs, evaluation population or authority can change what it establishes. Retain the raw record so a later revision can be compared honestly.</w:t>
+      <w:pPr>
+        <w:spacing w:line="336" w:lineRule="auto" w:after="180"/>
+      </w:pPr>
+      <w:r>
+        <w:rPr>
+          <w:b w:val="0"/>
+        </w:rPr>
+        <w:t xml:space="preserve">There is an unresolved quantity </w:t>
+      </w:r>
+      <w:r>
+        <w:rPr>
+          <w:b/>
+        </w:rPr>
+        <w:t>conflict</w:t>
+      </w:r>
+      <w:r>
+        <w:rPr>
+          <w:b w:val="0"/>
+        </w:rPr>
+        <w:t xml:space="preserve"> and no audio replay. Preserve both sources and ask the responsible person; certainty is unsupported.</w:t>
+      </w:r>
+    </w:p>
+    <w:p>
+      <w:pPr>
+        <w:pStyle w:val="Heading3"/>
+      </w:pPr>
+      <w:r>
+        <w:t>Model the reasoning aloud · 3</w:t>
+      </w:r>
+    </w:p>
+    <w:p>
+      <w:pPr>
+        <w:spacing w:line="336" w:lineRule="auto" w:after="180"/>
+      </w:pPr>
+      <w:r>
+        <w:rPr>
+          <w:b w:val="0"/>
+        </w:rPr>
+        <w:t xml:space="preserve">Compare the intermediate </w:t>
+      </w:r>
+      <w:r>
+        <w:rPr>
+          <w:b/>
+        </w:rPr>
+        <w:t>evidence</w:t>
+      </w:r>
+      <w:r>
+        <w:rPr>
+          <w:b w:val="0"/>
+        </w:rPr>
+        <w:t xml:space="preserve"> with the final statement. Explain why each number or decision follows from the stated </w:t>
+      </w:r>
+      <w:r>
+        <w:rPr>
+          <w:b/>
+        </w:rPr>
+        <w:t>input</w:t>
+      </w:r>
+      <w:r>
+        <w:rPr>
+          <w:b w:val="0"/>
+        </w:rPr>
+        <w:t>s.</w:t>
+      </w:r>
+    </w:p>
+    <w:p>
+      <w:pPr>
+        <w:spacing w:line="336" w:lineRule="auto" w:after="180"/>
+      </w:pPr>
+      <w:r>
+        <w:rPr>
+          <w:b w:val="0"/>
+        </w:rPr>
+        <w:t xml:space="preserve">The conclusion belongs to this scenario and procedure; changing the </w:t>
+      </w:r>
+      <w:r>
+        <w:rPr>
+          <w:b/>
+        </w:rPr>
+        <w:t>input</w:t>
+      </w:r>
+      <w:r>
+        <w:rPr>
+          <w:b w:val="0"/>
+        </w:rPr>
+        <w:t>s, evaluation population or authority can change what it establishes. Retain the raw record so a later revision can be compared honestly.</w:t>
       </w:r>
     </w:p>
     <w:tbl>
@@ -869,7 +1860,13 @@
       </w:tr>
     </w:tbl>
     <w:p>
-      <w:r>
+      <w:pPr>
+        <w:spacing w:line="336" w:lineRule="auto" w:after="180"/>
+      </w:pPr>
+      <w:r>
+        <w:rPr>
+          <w:b w:val="0"/>
+        </w:rPr>
         <w:t>Use the diagram and verbal explanation together. Ask learners to match a sentence to a specific visual step; do not assign learners fixed visual or auditory learning styles.</w:t>
       </w:r>
     </w:p>
@@ -882,7 +1879,13 @@
       </w:r>
     </w:p>
     <w:p>
-      <w:r>
+      <w:pPr>
+        <w:spacing w:line="336" w:lineRule="auto" w:after="180"/>
+      </w:pPr>
+      <w:r>
+        <w:rPr>
+          <w:b w:val="0"/>
+        </w:rPr>
         <w:t>A fictional Study Buddy audits a desk description and a separate caption.</w:t>
       </w:r>
     </w:p>
@@ -895,13 +1898,55 @@
       </w:r>
     </w:p>
     <w:p>
-      <w:r>
+      <w:pPr>
+        <w:pStyle w:val="Heading3"/>
+      </w:pPr>
+      <w:r>
+        <w:t>Supplied facts</w:t>
+      </w:r>
+    </w:p>
+    <w:p>
+      <w:pPr>
+        <w:spacing w:line="336" w:lineRule="auto" w:after="180"/>
+        <w:shd w:fill="F1F6FC"/>
+      </w:pPr>
+      <w:r>
+        <w:rPr>
+          <w:b w:val="0"/>
+        </w:rPr>
         <w:t>Description: one open transparent box visibly contains three pencils; one closed opaque box hides its contents.</w:t>
       </w:r>
     </w:p>
     <w:p>
-      <w:r>
-        <w:t>Caption: “There are five pencils on this desk.” No other evidence reveals the closed box.</w:t>
+      <w:pPr>
+        <w:pStyle w:val="Heading3"/>
+      </w:pPr>
+      <w:r>
+        <w:t>Supplied facts</w:t>
+      </w:r>
+    </w:p>
+    <w:p>
+      <w:pPr>
+        <w:spacing w:line="336" w:lineRule="auto" w:after="180"/>
+        <w:shd w:fill="F1F6FC"/>
+      </w:pPr>
+      <w:r>
+        <w:rPr>
+          <w:b w:val="0"/>
+        </w:rPr>
+        <w:t xml:space="preserve">Caption: “There are five pencils on this desk.” No other </w:t>
+      </w:r>
+      <w:r>
+        <w:rPr>
+          <w:b/>
+        </w:rPr>
+        <w:t>evidence</w:t>
+      </w:r>
+      <w:r>
+        <w:rPr>
+          <w:b w:val="0"/>
+        </w:rPr>
+        <w:t xml:space="preserve"> reveals the closed box.</w:t>
       </w:r>
     </w:p>
     <w:p>
@@ -1086,20 +2131,62 @@
       </w:r>
     </w:p>
     <w:p>
-      <w:r>
-        <w:t>A caption is another claim, not a way of seeing through an opaque object. Keep observable information separate from inferences. The visible three give a lower bound under the stated desk scope; there is no supplied maximum for the closed box. Do not replace unknown contents with zero merely because none are visible.</w:t>
-      </w:r>
-    </w:p>
-    <w:p>
       <w:pPr>
         <w:pStyle w:val="Heading3"/>
       </w:pPr>
       <w:r>
+        <w:t>Why the result follows</w:t>
+      </w:r>
+    </w:p>
+    <w:p>
+      <w:pPr>
+        <w:spacing w:line="336" w:lineRule="auto" w:after="180"/>
+        <w:shd w:fill="F1F6FC"/>
+      </w:pPr>
+      <w:r>
+        <w:rPr>
+          <w:b w:val="0"/>
+        </w:rPr>
+        <w:t>A caption is another claim, not a way of seeing through an opaque object. Keep observable information separate from inferences.</w:t>
+      </w:r>
+    </w:p>
+    <w:p>
+      <w:pPr>
+        <w:spacing w:line="336" w:lineRule="auto" w:after="180"/>
+        <w:shd w:fill="F1F6FC"/>
+      </w:pPr>
+      <w:r>
+        <w:rPr>
+          <w:b w:val="0"/>
+        </w:rPr>
+        <w:t>The visible three give a lower bound under the stated desk scope; there is no supplied maximum for the closed box. Do not replace unknown contents with zero merely because none are visible.</w:t>
+      </w:r>
+    </w:p>
+    <w:p>
+      <w:pPr>
+        <w:pStyle w:val="Heading3"/>
+      </w:pPr>
+      <w:r>
         <w:t>What this example does not establish</w:t>
       </w:r>
     </w:p>
     <w:p>
-      <w:r>
+      <w:pPr>
+        <w:pStyle w:val="Heading3"/>
+      </w:pPr>
+      <w:r>
+        <w:t>Keep the stated limit</w:t>
+      </w:r>
+    </w:p>
+    <w:p>
+      <w:pPr>
+        <w:spacing w:line="336" w:lineRule="auto" w:after="180"/>
+        <w:shd w:fill="FFF5E6"/>
+      </w:pPr>
+      <w:r>
+        <w:rPr>
+          <w:b w:val="0"/>
+        </w:rPr>
         <w:t>The conclusion depends on the supplied description’s accuracy; no actual image inspection or exhaustive room inventory was performed.</w:t>
       </w:r>
     </w:p>
@@ -1112,17 +2199,80 @@
       </w:r>
     </w:p>
     <w:p>
-      <w:r>
-        <w:t>Change: Open the closed box and a verified observation shows two pencils inside, with no other desk locations.</w:t>
-      </w:r>
-    </w:p>
-    <w:p>
-      <w:r>
-        <w:t>Prediction: The total is now supported as five.</w:t>
-      </w:r>
-    </w:p>
-    <w:p>
-      <w:r>
+      <w:pPr>
+        <w:pStyle w:val="Heading3"/>
+      </w:pPr>
+      <w:r>
+        <w:t>Change one thing</w:t>
+      </w:r>
+    </w:p>
+    <w:p>
+      <w:pPr>
+        <w:spacing w:line="336" w:lineRule="auto" w:after="180"/>
+        <w:shd w:fill="F5F1FB"/>
+      </w:pPr>
+      <w:r>
+        <w:rPr>
+          <w:b w:val="0"/>
+        </w:rPr>
+        <w:t xml:space="preserve">Change: Open the closed box and a verified </w:t>
+      </w:r>
+      <w:r>
+        <w:rPr>
+          <w:b/>
+        </w:rPr>
+        <w:t>observation</w:t>
+      </w:r>
+      <w:r>
+        <w:rPr>
+          <w:b w:val="0"/>
+        </w:rPr>
+        <w:t xml:space="preserve"> shows two pencils inside, with no other desk locations.</w:t>
+      </w:r>
+    </w:p>
+    <w:p>
+      <w:pPr>
+        <w:pStyle w:val="Heading3"/>
+      </w:pPr>
+      <w:r>
+        <w:t>Predicted result</w:t>
+      </w:r>
+    </w:p>
+    <w:p>
+      <w:pPr>
+        <w:spacing w:line="336" w:lineRule="auto" w:after="180"/>
+        <w:shd w:fill="F1F6FC"/>
+      </w:pPr>
+      <w:r>
+        <w:rPr>
+          <w:b/>
+        </w:rPr>
+        <w:t>Prediction</w:t>
+      </w:r>
+      <w:r>
+        <w:rPr>
+          <w:b w:val="0"/>
+        </w:rPr>
+        <w:t>: The total is now supported as five.</w:t>
+      </w:r>
+    </w:p>
+    <w:p>
+      <w:pPr>
+        <w:pStyle w:val="Heading3"/>
+      </w:pPr>
+      <w:r>
+        <w:t>Why the result follows</w:t>
+      </w:r>
+    </w:p>
+    <w:p>
+      <w:pPr>
+        <w:spacing w:line="336" w:lineRule="auto" w:after="180"/>
+        <w:shd w:fill="F1F6FC"/>
+      </w:pPr>
+      <w:r>
+        <w:rPr>
+          <w:b w:val="0"/>
+        </w:rPr>
         <w:t>Reason: 3 visible initially plus 2 newly observed gives 5 under the complete-location assumption.</w:t>
       </w:r>
     </w:p>
@@ -1135,8 +2285,57 @@
       </w:r>
     </w:p>
     <w:p>
-      <w:r>
-        <w:t>Cover the result. Ask learners to name the inputs and predict the next step. Uncover one step, connect the icon to the actual procedure, and explain its evidence. Then change the supplied condition and compare. The picture is a representation; it does not document execution of a real AI model.</w:t>
+      <w:pPr>
+        <w:pStyle w:val="Heading3"/>
+      </w:pPr>
+      <w:r>
+        <w:t>Ask while showing the picture · 4</w:t>
+      </w:r>
+    </w:p>
+    <w:p>
+      <w:pPr>
+        <w:spacing w:line="336" w:lineRule="auto" w:after="180"/>
+      </w:pPr>
+      <w:r>
+        <w:rPr>
+          <w:b w:val="0"/>
+        </w:rPr>
+        <w:t xml:space="preserve">Cover the result. Ask learners to name the </w:t>
+      </w:r>
+      <w:r>
+        <w:rPr>
+          <w:b/>
+        </w:rPr>
+        <w:t>input</w:t>
+      </w:r>
+      <w:r>
+        <w:rPr>
+          <w:b w:val="0"/>
+        </w:rPr>
+        <w:t xml:space="preserve">s and predict the next step. Uncover one step, connect the icon to the actual procedure, and explain its </w:t>
+      </w:r>
+      <w:r>
+        <w:rPr>
+          <w:b/>
+        </w:rPr>
+        <w:t>evidence</w:t>
+      </w:r>
+      <w:r>
+        <w:rPr>
+          <w:b w:val="0"/>
+        </w:rPr>
+        <w:t>. Then change the supplied condition and compare.</w:t>
+      </w:r>
+    </w:p>
+    <w:p>
+      <w:pPr>
+        <w:spacing w:line="336" w:lineRule="auto" w:after="180"/>
+      </w:pPr>
+      <w:r>
+        <w:rPr>
+          <w:b w:val="0"/>
+        </w:rPr>
+        <w:t>The picture is a representation; it does not document execution of a real AI model.</w:t>
       </w:r>
     </w:p>
     <w:p>
@@ -1148,11 +2347,16 @@
       </w:r>
     </w:p>
     <w:p>
+      <w:r>
+        <w:t>Demonstrate Multimodal Evidence, reduce support deliberately and check individual reasoning before discussing answers.</w:t>
+      </w:r>
+    </w:p>
+    <w:p>
       <w:pPr>
         <w:pStyle w:val="Heading3"/>
       </w:pPr>
       <w:r>
-        <w:t>Demonstrate and guide practice</w:t>
+        <w:t>Board sequence</w:t>
       </w:r>
     </w:p>
     <w:p>
@@ -1160,26 +2364,102 @@
         <w:pStyle w:val="Heading3"/>
       </w:pPr>
       <w:r>
-        <w:t>Board sequence</w:t>
-      </w:r>
-    </w:p>
-    <w:p>
-      <w:r>
+        <w:t>1. Put the facts on the board</w:t>
+      </w:r>
+    </w:p>
+    <w:p>
+      <w:pPr>
+        <w:spacing w:line="336" w:lineRule="auto" w:after="180"/>
+        <w:shd w:fill="F4F9FC"/>
+      </w:pPr>
+      <w:r>
+        <w:rPr>
+          <w:b w:val="0"/>
+        </w:rPr>
         <w:t>Write the given facts: An image shows three plants; caption claims a fourth outside the frame.</w:t>
       </w:r>
     </w:p>
     <w:p>
-      <w:r>
+      <w:pPr>
+        <w:pStyle w:val="Heading3"/>
+      </w:pPr>
+      <w:r>
+        <w:t>2. State the decision to explain</w:t>
+      </w:r>
+    </w:p>
+    <w:p>
+      <w:pPr>
+        <w:spacing w:line="336" w:lineRule="auto" w:after="180"/>
+        <w:shd w:fill="F5F1FB"/>
+      </w:pPr>
+      <w:r>
+        <w:rPr>
+          <w:b w:val="0"/>
+        </w:rPr>
         <w:t>Write the question to explain: What can the image establish?</w:t>
       </w:r>
     </w:p>
     <w:p>
-      <w:r>
-        <w:t>Reveal after predictions: Three visible plants. It cannot settle an off-frame claim. Attribute claims and preserve missing evidence.</w:t>
-      </w:r>
-    </w:p>
-    <w:p>
-      <w:r>
+      <w:pPr>
+        <w:pStyle w:val="Heading3"/>
+      </w:pPr>
+      <w:r>
+        <w:t>3. Reveal the worked reasoning</w:t>
+      </w:r>
+    </w:p>
+    <w:p>
+      <w:pPr>
+        <w:spacing w:line="336" w:lineRule="auto" w:after="180"/>
+        <w:shd w:fill="F1F6FC"/>
+      </w:pPr>
+      <w:r>
+        <w:rPr>
+          <w:b w:val="0"/>
+        </w:rPr>
+        <w:t xml:space="preserve">Reveal after </w:t>
+      </w:r>
+      <w:r>
+        <w:rPr>
+          <w:b/>
+        </w:rPr>
+        <w:t>prediction</w:t>
+      </w:r>
+      <w:r>
+        <w:rPr>
+          <w:b w:val="0"/>
+        </w:rPr>
+        <w:t xml:space="preserve">s: Three visible plants. It cannot settle an off-frame claim. Attribute claims and preserve missing </w:t>
+      </w:r>
+      <w:r>
+        <w:rPr>
+          <w:b/>
+        </w:rPr>
+        <w:t>evidence</w:t>
+      </w:r>
+      <w:r>
+        <w:rPr>
+          <w:b w:val="0"/>
+        </w:rPr>
+        <w:t>.</w:t>
+      </w:r>
+    </w:p>
+    <w:p>
+      <w:pPr>
+        <w:pStyle w:val="Heading3"/>
+      </w:pPr>
+      <w:r>
+        <w:t>Hold back the independent task</w:t>
+      </w:r>
+    </w:p>
+    <w:p>
+      <w:pPr>
+        <w:spacing w:line="336" w:lineRule="auto" w:after="180"/>
+        <w:shd w:fill="F5F1FB"/>
+      </w:pPr>
+      <w:r>
+        <w:rPr>
+          <w:b w:val="0"/>
+        </w:rPr>
         <w:t>Keep for an independent attempt: A chart image shows 12 plants; its caption says 21. What should a multimodal assistant report before drawing a conclusion?</w:t>
       </w:r>
     </w:p>
@@ -1192,23 +2472,77 @@
       </w:r>
     </w:p>
     <w:p>
-      <w:r>
+      <w:pPr>
+        <w:pStyle w:val="Heading3"/>
+      </w:pPr>
+      <w:r>
+        <w:t>Ask the class</w:t>
+      </w:r>
+    </w:p>
+    <w:p>
+      <w:pPr>
+        <w:spacing w:line="336" w:lineRule="auto" w:after="180"/>
+        <w:shd w:fill="F5F1FB"/>
+      </w:pPr>
+      <w:r>
+        <w:rPr>
+          <w:b w:val="0"/>
+        </w:rPr>
         <w:t>Ask: Which facts are given, and which would we have to assume? Learners mark relevant details before discussing answers.</w:t>
       </w:r>
     </w:p>
     <w:p>
-      <w:r>
+      <w:pPr>
+        <w:pStyle w:val="Heading3"/>
+      </w:pPr>
+      <w:r>
+        <w:t>Language to model</w:t>
+      </w:r>
+    </w:p>
+    <w:p>
+      <w:pPr>
+        <w:spacing w:line="336" w:lineRule="auto" w:after="180"/>
+        <w:shd w:fill="F1F6F8"/>
+      </w:pPr>
+      <w:r>
+        <w:rPr>
+          <w:b w:val="0"/>
+        </w:rPr>
         <w:t>Say: Predict first. Show the rule, information path or calculation that would produce the result. A correct guess is not yet an explanation.</w:t>
       </w:r>
     </w:p>
     <w:p>
-      <w:r>
+      <w:pPr>
+        <w:spacing w:line="336" w:lineRule="auto" w:after="180"/>
+      </w:pPr>
+      <w:r>
+        <w:rPr>
+          <w:b w:val="0"/>
+        </w:rPr>
         <w:t>Reveal reasoning one step at a time. Explain why a tempting alternative fails. Write units and denominators for arithmetic, trace conditions for decisions, and identify supporting sources for claims.</w:t>
       </w:r>
     </w:p>
     <w:p>
-      <w:r>
-        <w:t>In pairs, one learner solves while the other checks evidence; exchange roles. Remove the worked answer before independent assessment.</w:t>
+      <w:pPr>
+        <w:spacing w:line="336" w:lineRule="auto" w:after="180"/>
+      </w:pPr>
+      <w:r>
+        <w:rPr>
+          <w:b w:val="0"/>
+        </w:rPr>
+        <w:t xml:space="preserve">In pairs, one learner solves while the other checks </w:t>
+      </w:r>
+      <w:r>
+        <w:rPr>
+          <w:b/>
+        </w:rPr>
+        <w:t>evidence</w:t>
+      </w:r>
+      <w:r>
+        <w:rPr>
+          <w:b w:val="0"/>
+        </w:rPr>
+        <w:t>; exchange roles. Remove the worked answer before independent assessment.</w:t>
       </w:r>
     </w:p>
     <w:p>
@@ -1220,8 +2554,84 @@
       </w:r>
     </w:p>
     <w:p>
-      <w:r>
-        <w:t>Guided: There is an unresolved quantity conflict and no audio replay. Preserve both sources and ask the responsible person; certainty is unsupported. Qualification: A stage-level accuracy or authority policy does not establish every modality agrees or every downstream claim is supported. Exit: accept a concrete variation with its predicted outcome and a stated condition that would challenge the mechanism; reject a claim resting on unmeasured evidence.</w:t>
+      <w:pPr>
+        <w:spacing w:line="336" w:lineRule="auto" w:after="180"/>
+      </w:pPr>
+      <w:r>
+        <w:rPr>
+          <w:b w:val="0"/>
+        </w:rPr>
+        <w:t xml:space="preserve">Guided: There is an unresolved quantity </w:t>
+      </w:r>
+      <w:r>
+        <w:rPr>
+          <w:b/>
+        </w:rPr>
+        <w:t>conflict</w:t>
+      </w:r>
+      <w:r>
+        <w:rPr>
+          <w:b w:val="0"/>
+        </w:rPr>
+        <w:t xml:space="preserve"> and no audio replay. Preserve both sources and ask the responsible person; certainty is unsupported.</w:t>
+      </w:r>
+    </w:p>
+    <w:p>
+      <w:pPr>
+        <w:spacing w:line="336" w:lineRule="auto" w:after="180"/>
+      </w:pPr>
+      <w:r>
+        <w:rPr>
+          <w:b w:val="0"/>
+        </w:rPr>
+        <w:t xml:space="preserve">Qualification: A stage-level accuracy or authority policy does not establish every </w:t>
+      </w:r>
+      <w:r>
+        <w:rPr>
+          <w:b/>
+        </w:rPr>
+        <w:t>modality</w:t>
+      </w:r>
+      <w:r>
+        <w:rPr>
+          <w:b w:val="0"/>
+        </w:rPr>
+        <w:t xml:space="preserve"> agrees or every downstream claim is supported.</w:t>
+      </w:r>
+    </w:p>
+    <w:p>
+      <w:pPr>
+        <w:spacing w:line="336" w:lineRule="auto" w:after="180"/>
+      </w:pPr>
+      <w:r>
+        <w:rPr>
+          <w:b w:val="0"/>
+        </w:rPr>
+        <w:t xml:space="preserve">Exit: accept a concrete variation with its predicted outcome and a stated condition that would challenge the </w:t>
+      </w:r>
+      <w:r>
+        <w:rPr>
+          <w:b/>
+        </w:rPr>
+        <w:t>mechanism</w:t>
+      </w:r>
+      <w:r>
+        <w:rPr>
+          <w:b w:val="0"/>
+        </w:rPr>
+        <w:t xml:space="preserve">; reject a claim resting on unmeasured </w:t>
+      </w:r>
+      <w:r>
+        <w:rPr>
+          <w:b/>
+        </w:rPr>
+        <w:t>evidence</w:t>
+      </w:r>
+      <w:r>
+        <w:rPr>
+          <w:b w:val="0"/>
+        </w:rPr>
+        <w:t>.</w:t>
       </w:r>
     </w:p>
     <w:p>
@@ -1453,41 +2863,143 @@
       </w:r>
     </w:p>
     <w:p>
-      <w:r>
-        <w:t>Completion task: Audio transcript reads fifteen boxes; a clear written inventory says fifty boxes. The original audio is unavailable and the assistant reports fifteen as certain. Show the intermediate steps and give the conclusion with its scope.</w:t>
-      </w:r>
-    </w:p>
-    <w:p>
-      <w:r>
-        <w:t>Teacher check: Teacher explanation: There is an unresolved quantity conflict and no audio replay. Preserve both sources and ask the responsible person; certainty is unsupported.</w:t>
-      </w:r>
-    </w:p>
-    <w:p>
-      <w:r>
-        <w:t>Start by identifying the given inputs together. Leave the intermediate steps blank. If needed, model one step, then withdraw that help on the next step. Move to a full trace only when the partial trace is understood. For partners, alternate explainer and checker; collect a response from every learner before discussion.</w:t>
-      </w:r>
-    </w:p>
-    <w:p>
       <w:pPr>
         <w:pStyle w:val="Heading3"/>
       </w:pPr>
       <w:r>
+        <w:t>Completion practice</w:t>
+      </w:r>
+    </w:p>
+    <w:p>
+      <w:pPr>
+        <w:spacing w:line="336" w:lineRule="auto" w:after="180"/>
+        <w:shd w:fill="F5F1FB"/>
+      </w:pPr>
+      <w:r>
+        <w:rPr>
+          <w:b w:val="0"/>
+        </w:rPr>
+        <w:t>Completion task: Audio transcript reads fifteen boxes; a clear written inventory says fifty boxes. The original audio is unavailable and the assistant reports fifteen as certain.</w:t>
+      </w:r>
+    </w:p>
+    <w:p>
+      <w:pPr>
+        <w:spacing w:line="336" w:lineRule="auto" w:after="180"/>
+        <w:shd w:fill="F5F1FB"/>
+      </w:pPr>
+      <w:r>
+        <w:rPr>
+          <w:b w:val="0"/>
+        </w:rPr>
+        <w:t>Show the intermediate steps and give the conclusion with its scope.</w:t>
+      </w:r>
+    </w:p>
+    <w:p>
+      <w:pPr>
+        <w:pStyle w:val="Heading3"/>
+      </w:pPr>
+      <w:r>
+        <w:t>Reasoning to listen for</w:t>
+      </w:r>
+    </w:p>
+    <w:p>
+      <w:pPr>
+        <w:spacing w:line="336" w:lineRule="auto" w:after="180"/>
+        <w:shd w:fill="F1F6FC"/>
+      </w:pPr>
+      <w:r>
+        <w:rPr>
+          <w:b w:val="0"/>
+        </w:rPr>
+        <w:t xml:space="preserve">Teacher check: Teacher explanation: There is an unresolved quantity </w:t>
+      </w:r>
+      <w:r>
+        <w:rPr>
+          <w:b/>
+        </w:rPr>
+        <w:t>conflict</w:t>
+      </w:r>
+      <w:r>
+        <w:rPr>
+          <w:b w:val="0"/>
+        </w:rPr>
+        <w:t xml:space="preserve"> and no audio replay. Preserve both sources and ask the responsible person; certainty is unsupported.</w:t>
+      </w:r>
+    </w:p>
+    <w:p>
+      <w:pPr>
+        <w:spacing w:line="336" w:lineRule="auto" w:after="180"/>
+      </w:pPr>
+      <w:r>
+        <w:rPr>
+          <w:b w:val="0"/>
+        </w:rPr>
+        <w:t xml:space="preserve">Start by identifying the given </w:t>
+      </w:r>
+      <w:r>
+        <w:rPr>
+          <w:b/>
+        </w:rPr>
+        <w:t>input</w:t>
+      </w:r>
+      <w:r>
+        <w:rPr>
+          <w:b w:val="0"/>
+        </w:rPr>
+        <w:t>s together. Leave the intermediate steps blank. If needed, model one step, then withdraw that help on the next step. Move to a full trace only when the partial trace is understood.</w:t>
+      </w:r>
+    </w:p>
+    <w:p>
+      <w:pPr>
+        <w:spacing w:line="336" w:lineRule="auto" w:after="180"/>
+      </w:pPr>
+      <w:r>
+        <w:rPr>
+          <w:b w:val="0"/>
+        </w:rPr>
+        <w:t>For partners, alternate explainer and checker; collect a response from every learner before discussion.</w:t>
+      </w:r>
+    </w:p>
+    <w:p>
+      <w:pPr>
+        <w:pStyle w:val="Heading3"/>
+      </w:pPr>
+      <w:r>
         <w:t>Individual reasoning check</w:t>
       </w:r>
     </w:p>
     <w:p>
-      <w:r>
-        <w:t>Use the worked case for Speech pipelines and multimodal evidence. Proposed explanation: “The worked result establishes every future case”. Decide whether this explanation is supported. Point to the step or supplied fact that decides; explain your repair if needed.</w:t>
-      </w:r>
-    </w:p>
-    <w:p>
-      <w:r>
-        <w:t>Expected correction: A stage-level accuracy or authority policy does not establish every modality agrees or every downstream claim is supported.</w:t>
-      </w:r>
-    </w:p>
-    <w:p>
-      <w:r>
-        <w:t>Collect explanations, not only yes/no votes. If a misunderstanding is common, re-model the relevant step for the class. If it affects a few learners, give a short targeted group explanation while others solve a more demanding variation.</w:t>
+      <w:pPr>
+        <w:spacing w:line="336" w:lineRule="auto" w:after="180"/>
+      </w:pPr>
+      <w:r>
+        <w:rPr>
+          <w:b w:val="0"/>
+        </w:rPr>
+        <w:t xml:space="preserve">Use the worked case for Speech pipelines and multimodal </w:t>
+      </w:r>
+      <w:r>
+        <w:rPr>
+          <w:b/>
+        </w:rPr>
+        <w:t>evidence</w:t>
+      </w:r>
+      <w:r>
+        <w:rPr>
+          <w:b w:val="0"/>
+        </w:rPr>
+        <w:t>. Proposed explanation: “The worked result establishes every future case”. Decide whether this explanation is supported.</w:t>
+      </w:r>
+    </w:p>
+    <w:p>
+      <w:pPr>
+        <w:spacing w:line="336" w:lineRule="auto" w:after="180"/>
+      </w:pPr>
+      <w:r>
+        <w:rPr>
+          <w:b w:val="0"/>
+        </w:rPr>
+        <w:t>Point to the step or supplied fact that decides; explain your repair if needed.</w:t>
       </w:r>
     </w:p>
     <w:p>
@@ -1495,11 +3007,72 @@
         <w:pStyle w:val="Heading3"/>
       </w:pPr>
       <w:r>
+        <w:t>Expected repair</w:t>
+      </w:r>
+    </w:p>
+    <w:p>
+      <w:pPr>
+        <w:spacing w:line="336" w:lineRule="auto" w:after="180"/>
+        <w:shd w:fill="F1F6FC"/>
+      </w:pPr>
+      <w:r>
+        <w:rPr>
+          <w:b w:val="0"/>
+        </w:rPr>
+        <w:t xml:space="preserve">Expected correction: A stage-level accuracy or authority policy does not establish every </w:t>
+      </w:r>
+      <w:r>
+        <w:rPr>
+          <w:b/>
+        </w:rPr>
+        <w:t>modality</w:t>
+      </w:r>
+      <w:r>
+        <w:rPr>
+          <w:b w:val="0"/>
+        </w:rPr>
+        <w:t xml:space="preserve"> agrees or every downstream claim is supported.</w:t>
+      </w:r>
+    </w:p>
+    <w:p>
+      <w:pPr>
+        <w:spacing w:line="336" w:lineRule="auto" w:after="180"/>
+      </w:pPr>
+      <w:r>
+        <w:rPr>
+          <w:b w:val="0"/>
+        </w:rPr>
+        <w:t>Collect explanations, not only yes/no votes. If a misunderstanding is common, re-model the relevant step for the class.</w:t>
+      </w:r>
+    </w:p>
+    <w:p>
+      <w:pPr>
+        <w:spacing w:line="336" w:lineRule="auto" w:after="180"/>
+      </w:pPr>
+      <w:r>
+        <w:rPr>
+          <w:b w:val="0"/>
+        </w:rPr>
+        <w:t>If it affects a few learners, give a short targeted group explanation while others solve a more demanding variation.</w:t>
+      </w:r>
+    </w:p>
+    <w:p>
+      <w:pPr>
+        <w:pStyle w:val="Heading3"/>
+      </w:pPr>
+      <w:r>
         <w:t>Pictorial practice question</w:t>
       </w:r>
     </w:p>
     <w:p>
-      <w:r>
+      <w:pPr>
+        <w:spacing w:line="336" w:lineRule="auto" w:after="180"/>
+        <w:shd w:fill="F5F1FB"/>
+      </w:pPr>
+      <w:r>
+        <w:rPr>
+          <w:b w:val="0"/>
+        </w:rPr>
         <w:t>Why were both “exactly three” and “exactly five” unsupported before opening the box?</w:t>
       </w:r>
     </w:p>
@@ -1512,18 +3085,60 @@
       </w:r>
     </w:p>
     <w:p>
-      <w:r>
+      <w:pPr>
+        <w:spacing w:line="336" w:lineRule="auto" w:after="180"/>
+      </w:pPr>
+      <w:r>
+        <w:rPr>
+          <w:b w:val="0"/>
+        </w:rPr>
         <w:t>Three were visible, but hidden contents were unknown. The closed box could contain additional pencils, and none had yet been observed.</w:t>
       </w:r>
     </w:p>
     <w:p>
-      <w:r>
+      <w:pPr>
+        <w:spacing w:line="336" w:lineRule="auto" w:after="180"/>
+      </w:pPr>
+      <w:r>
+        <w:rPr>
+          <w:b w:val="0"/>
+        </w:rPr>
         <w:t>Changed-case reasoning: The total is now supported as five. 3 visible initially plus 2 newly observed gives 5 under the complete-location assumption.</w:t>
       </w:r>
     </w:p>
     <w:p>
-      <w:r>
-        <w:t>Collect each learner’s explanation before discussion. Use the first missing connection between input, deciding step and result to choose support. This question is worked-case practice, not fresh mastery evidence.</w:t>
+      <w:pPr>
+        <w:spacing w:line="336" w:lineRule="auto" w:after="180"/>
+      </w:pPr>
+      <w:r>
+        <w:rPr>
+          <w:b w:val="0"/>
+        </w:rPr>
+        <w:t xml:space="preserve">Collect each learner’s explanation before discussion. Use the first missing connection between </w:t>
+      </w:r>
+      <w:r>
+        <w:rPr>
+          <w:b/>
+        </w:rPr>
+        <w:t>input</w:t>
+      </w:r>
+      <w:r>
+        <w:rPr>
+          <w:b w:val="0"/>
+        </w:rPr>
+        <w:t xml:space="preserve">, deciding step and result to choose support. This question is worked-case practice, not fresh mastery </w:t>
+      </w:r>
+      <w:r>
+        <w:rPr>
+          <w:b/>
+        </w:rPr>
+        <w:t>evidence</w:t>
+      </w:r>
+      <w:r>
+        <w:rPr>
+          <w:b w:val="0"/>
+        </w:rPr>
+        <w:t>.</w:t>
       </w:r>
     </w:p>
     <w:p>
@@ -1535,54 +3150,129 @@
       </w:r>
     </w:p>
     <w:p>
+      <w:r>
+        <w:t>Run the Multimodal Evidence investigation and use the first unsupported step to choose a teaching response.</w:t>
+      </w:r>
+    </w:p>
+    <w:p>
+      <w:pPr>
+        <w:spacing w:line="336" w:lineRule="auto" w:after="180"/>
+      </w:pPr>
+      <w:r>
+        <w:rPr>
+          <w:b w:val="0"/>
+        </w:rPr>
+        <w:t>Words You Can Use to Reason</w:t>
+      </w:r>
+    </w:p>
+    <w:p>
+      <w:pPr>
+        <w:spacing w:line="336" w:lineRule="auto" w:after="180"/>
+      </w:pPr>
+      <w:r>
+        <w:rPr>
+          <w:b w:val="0"/>
+        </w:rPr>
+        <w:t>A definition matters when you can recognize the idea, use it, and contrast it with a near-miss.</w:t>
+      </w:r>
+    </w:p>
+    <w:p>
+      <w:pPr>
+        <w:spacing w:line="336" w:lineRule="auto" w:after="180"/>
+      </w:pPr>
+      <w:r>
+        <w:rPr>
+          <w:b w:val="0"/>
+        </w:rPr>
+        <w:t>Predict → Test → Record → Explain</w:t>
+      </w:r>
+    </w:p>
+    <w:p>
+      <w:pPr>
+        <w:spacing w:line="336" w:lineRule="auto" w:after="180"/>
+      </w:pPr>
+      <w:r>
+        <w:rPr>
+          <w:b w:val="0"/>
+        </w:rPr>
+        <w:t>Keep expected and actual results separate. Surprises are useful data when recorded honestly.</w:t>
+      </w:r>
+    </w:p>
+    <w:p>
+      <w:pPr>
+        <w:spacing w:line="336" w:lineRule="auto" w:after="180"/>
+      </w:pPr>
+      <w:r>
+        <w:rPr>
+          <w:b w:val="0"/>
+        </w:rPr>
+        <w:t xml:space="preserve">Match image/text pairs, flag irrelevant or </w:t>
+      </w:r>
+      <w:r>
+        <w:rPr>
+          <w:b/>
+        </w:rPr>
+        <w:t>conflict</w:t>
+      </w:r>
+      <w:r>
+        <w:rPr>
+          <w:b w:val="0"/>
+        </w:rPr>
+        <w:t xml:space="preserve">ing </w:t>
+      </w:r>
+      <w:r>
+        <w:rPr>
+          <w:b/>
+        </w:rPr>
+        <w:t>evidence</w:t>
+      </w:r>
+      <w:r>
+        <w:rPr>
+          <w:b w:val="0"/>
+        </w:rPr>
+        <w:t>, and design ask-more or abstain behavior.</w:t>
+      </w:r>
+    </w:p>
+    <w:p>
+      <w:pPr>
+        <w:spacing w:line="336" w:lineRule="auto" w:after="180"/>
+        <w:shd w:fill="F5F1FB"/>
+      </w:pPr>
+      <w:r>
+        <w:rPr>
+          <w:b w:val="0"/>
+        </w:rPr>
+        <w:t>What did the hardest test teach you that the normal test did not?</w:t>
+      </w:r>
+    </w:p>
+    <w:p>
       <w:pPr>
         <w:pStyle w:val="Heading3"/>
       </w:pPr>
       <w:r>
-        <w:t>Run the weekly evidence lab</w:t>
-      </w:r>
-    </w:p>
-    <w:p>
-      <w:r>
-        <w:t>Words You Can Use to Reason</w:t>
-      </w:r>
-    </w:p>
-    <w:p>
-      <w:r>
-        <w:t>A definition matters when you can recognize the idea, use it, and contrast it with a near-miss.</w:t>
-      </w:r>
-    </w:p>
-    <w:p>
-      <w:r>
-        <w:t>Predict → Test → Record → Explain</w:t>
-      </w:r>
-    </w:p>
-    <w:p>
-      <w:r>
-        <w:t>Keep expected and actual results separate. Surprises are useful data when recorded honestly.</w:t>
-      </w:r>
-    </w:p>
-    <w:p>
-      <w:r>
-        <w:t>Match image/text pairs, flag irrelevant or conflicting evidence, and design ask-more or abstain behavior.</w:t>
-      </w:r>
-    </w:p>
-    <w:p>
-      <w:r>
-        <w:t>What did the hardest test teach you that the normal test did not?</w:t>
-      </w:r>
-    </w:p>
-    <w:p>
-      <w:pPr>
-        <w:pStyle w:val="Heading3"/>
-      </w:pPr>
-      <w:r>
         <w:t>Make the lab runnable</w:t>
       </w:r>
     </w:p>
     <w:p>
-      <w:r>
-        <w:t>Use the concrete case as the shared normal case and the independent question as a second case. Each pair creates a boundary or missing-information case and predicts its result before testing. Keep the expected result separate from an observed mistake.</w:t>
+      <w:pPr>
+        <w:spacing w:line="336" w:lineRule="auto" w:after="180"/>
+      </w:pPr>
+      <w:r>
+        <w:rPr>
+          <w:b w:val="0"/>
+        </w:rPr>
+        <w:t>Use the concrete case as the shared normal case and the independent question as a second case. Each pair creates a boundary or missing-information case and predicts its result before testing.</w:t>
+      </w:r>
+    </w:p>
+    <w:p>
+      <w:pPr>
+        <w:spacing w:line="336" w:lineRule="auto" w:after="180"/>
+      </w:pPr>
+      <w:r>
+        <w:rPr>
+          <w:b w:val="0"/>
+        </w:rPr>
+        <w:t>Keep the expected result separate from an observed mistake.</w:t>
       </w:r>
     </w:p>
     <w:tbl>
@@ -1740,8 +3430,25 @@
       </w:r>
     </w:p>
     <w:p>
-      <w:r>
-        <w:t>For guessing, return to given facts and request a trace. For vocabulary without application, use one example and one non-example. For arithmetic errors, check the setup before the calculation. Finish with a different uncoached case before recording mastery.</w:t>
+      <w:pPr>
+        <w:spacing w:line="336" w:lineRule="auto" w:after="180"/>
+      </w:pPr>
+      <w:r>
+        <w:rPr>
+          <w:b w:val="0"/>
+        </w:rPr>
+        <w:t>For guessing, return to given facts and request a trace. For vocabulary without application, use one example and one non-example. For arithmetic errors, check the setup before the calculation.</w:t>
+      </w:r>
+    </w:p>
+    <w:p>
+      <w:pPr>
+        <w:spacing w:line="336" w:lineRule="auto" w:after="180"/>
+      </w:pPr>
+      <w:r>
+        <w:rPr>
+          <w:b w:val="0"/>
+        </w:rPr>
+        <w:t>Finish with a different uncoached case before recording mastery.</w:t>
       </w:r>
     </w:p>
     <w:p>
@@ -1753,18 +3460,84 @@
       </w:r>
     </w:p>
     <w:p>
-      <w:r>
-        <w:t>The worked result establishes every future case: A stage-level accuracy or authority policy does not establish every modality agrees or every downstream claim is supported.</w:t>
-      </w:r>
-    </w:p>
-    <w:p>
-      <w:r>
-        <w:t>A missing input may be replaced without recording the change: A replacement changes the evidence or contract. Record the change and its justification; do not silently turn unknown into a measured value.</w:t>
-      </w:r>
-    </w:p>
-    <w:p>
-      <w:r>
-        <w:t>Repeating an assessed case is new independent evidence: A replay checks consistency. An example used for feedback or revision cannot later be described as untouched final evaluation.</w:t>
+      <w:pPr>
+        <w:spacing w:line="336" w:lineRule="auto" w:after="180"/>
+      </w:pPr>
+      <w:r>
+        <w:rPr>
+          <w:b w:val="0"/>
+        </w:rPr>
+        <w:t xml:space="preserve">The worked result establishes every future case: A stage-level accuracy or authority policy does not establish every </w:t>
+      </w:r>
+      <w:r>
+        <w:rPr>
+          <w:b/>
+        </w:rPr>
+        <w:t>modality</w:t>
+      </w:r>
+      <w:r>
+        <w:rPr>
+          <w:b w:val="0"/>
+        </w:rPr>
+        <w:t xml:space="preserve"> agrees or every downstream claim is supported.</w:t>
+      </w:r>
+    </w:p>
+    <w:p>
+      <w:pPr>
+        <w:spacing w:line="336" w:lineRule="auto" w:after="180"/>
+      </w:pPr>
+      <w:r>
+        <w:rPr>
+          <w:b w:val="0"/>
+        </w:rPr>
+        <w:t xml:space="preserve">A missing </w:t>
+      </w:r>
+      <w:r>
+        <w:rPr>
+          <w:b/>
+        </w:rPr>
+        <w:t>input</w:t>
+      </w:r>
+      <w:r>
+        <w:rPr>
+          <w:b w:val="0"/>
+        </w:rPr>
+        <w:t xml:space="preserve"> may be replaced without recording the change: A replacement changes the </w:t>
+      </w:r>
+      <w:r>
+        <w:rPr>
+          <w:b/>
+        </w:rPr>
+        <w:t>evidence</w:t>
+      </w:r>
+      <w:r>
+        <w:rPr>
+          <w:b w:val="0"/>
+        </w:rPr>
+        <w:t xml:space="preserve"> or contract. Record the change and its justification; do not silently turn unknown into a measured value.</w:t>
+      </w:r>
+    </w:p>
+    <w:p>
+      <w:pPr>
+        <w:spacing w:line="336" w:lineRule="auto" w:after="180"/>
+      </w:pPr>
+      <w:r>
+        <w:rPr>
+          <w:b w:val="0"/>
+        </w:rPr>
+        <w:t xml:space="preserve">Repeating an assessed case is new independent </w:t>
+      </w:r>
+      <w:r>
+        <w:rPr>
+          <w:b/>
+        </w:rPr>
+        <w:t>evidence</w:t>
+      </w:r>
+      <w:r>
+        <w:rPr>
+          <w:b w:val="0"/>
+        </w:rPr>
+        <w:t>: A replay checks consistency. An example used for feedback or revision cannot later be described as untouched final evaluation.</w:t>
       </w:r>
     </w:p>
     <w:p>
@@ -1922,8 +3695,25 @@
       </w:tr>
     </w:tbl>
     <w:p>
-      <w:r>
-        <w:t>Offer an oral explanation, drawing, enlarged visual or fewer examples when that removes a reading/writing barrier. Keep the same reasoning goal. Stretch secure learners by changing a boundary or assumption and asking them to defend the effect, not simply by assigning more of the same questions.</w:t>
+      <w:pPr>
+        <w:spacing w:line="336" w:lineRule="auto" w:after="180"/>
+      </w:pPr>
+      <w:r>
+        <w:rPr>
+          <w:b w:val="0"/>
+        </w:rPr>
+        <w:t>Offer an oral explanation, drawing, enlarged visual or fewer examples when that removes a reading/writing barrier. Keep the same reasoning goal.</w:t>
+      </w:r>
+    </w:p>
+    <w:p>
+      <w:pPr>
+        <w:spacing w:line="336" w:lineRule="auto" w:after="180"/>
+      </w:pPr>
+      <w:r>
+        <w:rPr>
+          <w:b w:val="0"/>
+        </w:rPr>
+        <w:t>Stretch secure learners by changing a boundary or assumption and asking them to defend the effect, not simply by assigning more of the same questions.</w:t>
       </w:r>
     </w:p>
     <w:p>
@@ -1935,11 +3725,16 @@
       </w:r>
     </w:p>
     <w:p>
+      <w:r>
+        <w:t>Use the Multimodal Evidence questions, teacher keys and criteria after the relevant attempts. Previously discussed cases are practice; protect the separately selected independent task.</w:t>
+      </w:r>
+    </w:p>
+    <w:p>
       <w:pPr>
         <w:pStyle w:val="Heading3"/>
       </w:pPr>
       <w:r>
-        <w:t>Assess and explain the answers</w:t>
+        <w:t>Worked case answer</w:t>
       </w:r>
     </w:p>
     <w:p>
@@ -1947,12 +3742,31 @@
         <w:pStyle w:val="Heading3"/>
       </w:pPr>
       <w:r>
-        <w:t>Worked case answer</w:t>
-      </w:r>
-    </w:p>
-    <w:p>
-      <w:r>
-        <w:t>Three visible plants. It cannot settle an off-frame claim. Attribute claims and preserve missing evidence.</w:t>
+        <w:t>Teacher key · Worked case answer</w:t>
+      </w:r>
+    </w:p>
+    <w:p>
+      <w:pPr>
+        <w:spacing w:line="336" w:lineRule="auto" w:after="180"/>
+        <w:shd w:fill="F1F6FC"/>
+      </w:pPr>
+      <w:r>
+        <w:rPr>
+          <w:b w:val="0"/>
+        </w:rPr>
+        <w:t xml:space="preserve">Three visible plants. It cannot settle an off-frame claim. Attribute claims and preserve missing </w:t>
+      </w:r>
+      <w:r>
+        <w:rPr>
+          <w:b/>
+        </w:rPr>
+        <w:t>evidence</w:t>
+      </w:r>
+      <w:r>
+        <w:rPr>
+          <w:b w:val="0"/>
+        </w:rPr>
+        <w:t>.</w:t>
       </w:r>
     </w:p>
     <w:p>
@@ -1964,7 +3778,22 @@
       </w:r>
     </w:p>
     <w:p>
-      <w:r>
+      <w:pPr>
+        <w:pStyle w:val="Heading3"/>
+      </w:pPr>
+      <w:r>
+        <w:t>Independent question · withhold the key</w:t>
+      </w:r>
+    </w:p>
+    <w:p>
+      <w:pPr>
+        <w:spacing w:line="336" w:lineRule="auto" w:after="180"/>
+        <w:shd w:fill="F5F1FB"/>
+      </w:pPr>
+      <w:r>
+        <w:rPr>
+          <w:b w:val="0"/>
+        </w:rPr>
         <w:t>A chart image shows 12 plants; its caption says 21. What should a multimodal assistant report before drawing a conclusion?</w:t>
       </w:r>
     </w:p>
@@ -1977,7 +3806,22 @@
       </w:r>
     </w:p>
     <w:p>
-      <w:r>
+      <w:pPr>
+        <w:pStyle w:val="Heading3"/>
+      </w:pPr>
+      <w:r>
+        <w:t>Teacher key · Expected independent answer</w:t>
+      </w:r>
+    </w:p>
+    <w:p>
+      <w:pPr>
+        <w:spacing w:line="336" w:lineRule="auto" w:after="180"/>
+        <w:shd w:fill="F1F6FC"/>
+      </w:pPr>
+      <w:r>
+        <w:rPr>
+          <w:b w:val="0"/>
+        </w:rPr>
         <w:t>Report the disagreement and check the underlying source or a clearer image. Do not silently choose one channel or invent agreement.</w:t>
       </w:r>
     </w:p>
@@ -2216,8 +4060,25 @@
       </w:tr>
     </w:tbl>
     <w:p>
-      <w:r>
-        <w:t>Use 6/8 as a classroom checkpoint, with 2 required for both Result and Reasoning. This is a proposed teaching rule, not a validated certification threshold. Do not count a coached answer as independent mastery; correct unsafe or unsupported claims regardless of total.</w:t>
+      <w:pPr>
+        <w:spacing w:line="336" w:lineRule="auto" w:after="180"/>
+      </w:pPr>
+      <w:r>
+        <w:rPr>
+          <w:b w:val="0"/>
+        </w:rPr>
+        <w:t>Use 6/8 as a classroom checkpoint, with 2 required for both Result and Reasoning. This is a proposed teaching rule, not a validated certification threshold.</w:t>
+      </w:r>
+    </w:p>
+    <w:p>
+      <w:pPr>
+        <w:spacing w:line="336" w:lineRule="auto" w:after="180"/>
+      </w:pPr>
+      <w:r>
+        <w:rPr>
+          <w:b w:val="0"/>
+        </w:rPr>
+        <w:t>Do not count a coached answer as independent mastery; correct unsafe or unsupported claims regardless of total.</w:t>
       </w:r>
     </w:p>
     <w:p>
@@ -2229,8 +4090,26 @@
       </w:r>
     </w:p>
     <w:p>
-      <w:r>
-        <w:t>Ask the learner to find the evidence that challenges this claim: “Agreement can be assumed whenever image and text appear together.” Keep the first attempt and an uncoached retry separate.</w:t>
+      <w:pPr>
+        <w:spacing w:line="336" w:lineRule="auto" w:after="180"/>
+      </w:pPr>
+      <w:r>
+        <w:rPr>
+          <w:b w:val="0"/>
+        </w:rPr>
+        <w:t xml:space="preserve">Ask the learner to find the </w:t>
+      </w:r>
+      <w:r>
+        <w:rPr>
+          <w:b/>
+        </w:rPr>
+        <w:t>evidence</w:t>
+      </w:r>
+      <w:r>
+        <w:rPr>
+          <w:b w:val="0"/>
+        </w:rPr>
+        <w:t xml:space="preserve"> that challenges this claim: “Agreement can be assumed whenever image and text appear together.” Keep the first attempt and an uncoached retry separate.</w:t>
       </w:r>
     </w:p>
     <w:p>
@@ -2242,15 +4121,42 @@
       </w:r>
     </w:p>
     <w:p>
-      <w:r>
-        <w:t>State that three seedlings are visible and the box contents cannot be determined. The image neither confirms nor disproves a hidden fourth seedling. Attribute the four-seedling claim to the caption and request another view if the count matters.</w:t>
-      </w:r>
-    </w:p>
-    <w:p>
       <w:pPr>
         <w:pStyle w:val="Heading3"/>
       </w:pPr>
       <w:r>
+        <w:t>Teacher key · Original transfer answer</w:t>
+      </w:r>
+    </w:p>
+    <w:p>
+      <w:pPr>
+        <w:spacing w:line="336" w:lineRule="auto" w:after="180"/>
+        <w:shd w:fill="F1F6FC"/>
+      </w:pPr>
+      <w:r>
+        <w:rPr>
+          <w:b w:val="0"/>
+        </w:rPr>
+        <w:t>State that three seedlings are visible and the box contents cannot be determined. The image neither confirms nor disproves a hidden fourth seedling.</w:t>
+      </w:r>
+    </w:p>
+    <w:p>
+      <w:pPr>
+        <w:spacing w:line="336" w:lineRule="auto" w:after="180"/>
+        <w:shd w:fill="F1F6FC"/>
+      </w:pPr>
+      <w:r>
+        <w:rPr>
+          <w:b w:val="0"/>
+        </w:rPr>
+        <w:t>Attribute the four-seedling claim to the caption and request another view if the count matters.</w:t>
+      </w:r>
+    </w:p>
+    <w:p>
+      <w:pPr>
+        <w:pStyle w:val="Heading3"/>
+      </w:pPr>
+      <w:r>
         <w:t>Explanations for the additional workbook examples</w:t>
       </w:r>
     </w:p>
@@ -2263,97 +4169,586 @@
       </w:r>
     </w:p>
     <w:p>
-      <w:r>
-        <w:t>Explain the weekly mechanism in your own words. Use the worked scenario to name its input, decision rule and output.</w:t>
-      </w:r>
-    </w:p>
-    <w:p>
-      <w:r>
-        <w:t>Teacher explanation: A multimodal pipeline may transcribe speech, inspect an image and generate a response. Errors at one stage can propagate even when later stages run correctly. Track source modality, segment/time references, transcription, interpretation and final claims separately. Compare conflicting evidence without assuming one modality always wins. Ask for clarification when the task needs unresolved information.</w:t>
-      </w:r>
-    </w:p>
-    <w:p>
       <w:pPr>
         <w:pStyle w:val="Heading3"/>
       </w:pPr>
       <w:r>
+        <w:t>Workbook question · W1</w:t>
+      </w:r>
+    </w:p>
+    <w:p>
+      <w:pPr>
+        <w:spacing w:line="336" w:lineRule="auto" w:after="180"/>
+        <w:shd w:fill="F5F1FB"/>
+      </w:pPr>
+      <w:r>
+        <w:rPr>
+          <w:b w:val="0"/>
+        </w:rPr>
+        <w:t xml:space="preserve">Explain the weekly </w:t>
+      </w:r>
+      <w:r>
+        <w:rPr>
+          <w:b/>
+        </w:rPr>
+        <w:t>mechanism</w:t>
+      </w:r>
+      <w:r>
+        <w:rPr>
+          <w:b w:val="0"/>
+        </w:rPr>
+        <w:t xml:space="preserve"> in your own words. Use the worked scenario to name its </w:t>
+      </w:r>
+      <w:r>
+        <w:rPr>
+          <w:b/>
+        </w:rPr>
+        <w:t>input</w:t>
+      </w:r>
+      <w:r>
+        <w:rPr>
+          <w:b w:val="0"/>
+        </w:rPr>
+        <w:t xml:space="preserve">, decision rule and </w:t>
+      </w:r>
+      <w:r>
+        <w:rPr>
+          <w:b/>
+        </w:rPr>
+        <w:t>output</w:t>
+      </w:r>
+      <w:r>
+        <w:rPr>
+          <w:b w:val="0"/>
+        </w:rPr>
+        <w:t>.</w:t>
+      </w:r>
+    </w:p>
+    <w:p>
+      <w:pPr>
+        <w:pStyle w:val="Heading3"/>
+      </w:pPr>
+      <w:r>
+        <w:t>Teacher reasoning · W1</w:t>
+      </w:r>
+    </w:p>
+    <w:p>
+      <w:pPr>
+        <w:spacing w:line="336" w:lineRule="auto" w:after="180"/>
+        <w:shd w:fill="F1F6FC"/>
+      </w:pPr>
+      <w:r>
+        <w:rPr>
+          <w:b w:val="0"/>
+        </w:rPr>
+        <w:t>Teacher explanation: A multimodal pipeline may transcribe speech, inspect an image and generate a response. Errors at one stage can propagate even when later stages run correctly.</w:t>
+      </w:r>
+    </w:p>
+    <w:p>
+      <w:pPr>
+        <w:spacing w:line="336" w:lineRule="auto" w:after="180"/>
+        <w:shd w:fill="F1F6FC"/>
+      </w:pPr>
+      <w:r>
+        <w:rPr>
+          <w:b w:val="0"/>
+        </w:rPr>
+        <w:t xml:space="preserve">Track source </w:t>
+      </w:r>
+      <w:r>
+        <w:rPr>
+          <w:b/>
+        </w:rPr>
+        <w:t>modality</w:t>
+      </w:r>
+      <w:r>
+        <w:rPr>
+          <w:b w:val="0"/>
+        </w:rPr>
+        <w:t xml:space="preserve">, segment/time references, </w:t>
+      </w:r>
+      <w:r>
+        <w:rPr>
+          <w:b/>
+        </w:rPr>
+        <w:t>transcription</w:t>
+      </w:r>
+      <w:r>
+        <w:rPr>
+          <w:b w:val="0"/>
+        </w:rPr>
+        <w:t xml:space="preserve">, interpretation and final claims separately. Compare </w:t>
+      </w:r>
+      <w:r>
+        <w:rPr>
+          <w:b/>
+        </w:rPr>
+        <w:t>conflict</w:t>
+      </w:r>
+      <w:r>
+        <w:rPr>
+          <w:b w:val="0"/>
+        </w:rPr>
+        <w:t xml:space="preserve">ing </w:t>
+      </w:r>
+      <w:r>
+        <w:rPr>
+          <w:b/>
+        </w:rPr>
+        <w:t>evidence</w:t>
+      </w:r>
+      <w:r>
+        <w:rPr>
+          <w:b w:val="0"/>
+        </w:rPr>
+        <w:t xml:space="preserve"> without assuming one </w:t>
+      </w:r>
+      <w:r>
+        <w:rPr>
+          <w:b/>
+        </w:rPr>
+        <w:t>modality</w:t>
+      </w:r>
+      <w:r>
+        <w:rPr>
+          <w:b w:val="0"/>
+        </w:rPr>
+        <w:t xml:space="preserve"> always wins.</w:t>
+      </w:r>
+    </w:p>
+    <w:p>
+      <w:pPr>
+        <w:spacing w:line="336" w:lineRule="auto" w:after="180"/>
+        <w:shd w:fill="F1F6FC"/>
+      </w:pPr>
+      <w:r>
+        <w:rPr>
+          <w:b w:val="0"/>
+        </w:rPr>
+        <w:t>Ask for clarification when the task needs unresolved information.</w:t>
+      </w:r>
+    </w:p>
+    <w:p>
+      <w:pPr>
+        <w:pStyle w:val="Heading3"/>
+      </w:pPr>
+      <w:r>
         <w:t>W2 Trace the worked case</w:t>
       </w:r>
     </w:p>
     <w:p>
-      <w:r>
-        <w:t>Audio transcript reads fifteen boxes; a clear written inventory says fifty boxes. The original audio is unavailable and the assistant reports fifteen as certain. Show the intermediate steps and give the conclusion with its scope.</w:t>
-      </w:r>
-    </w:p>
-    <w:p>
-      <w:r>
-        <w:t>Teacher explanation: There is an unresolved quantity conflict and no audio replay. Preserve both sources and ask the responsible person; certainty is unsupported.</w:t>
-      </w:r>
-    </w:p>
-    <w:p>
       <w:pPr>
         <w:pStyle w:val="Heading3"/>
       </w:pPr>
       <w:r>
+        <w:t>Workbook question · W2</w:t>
+      </w:r>
+    </w:p>
+    <w:p>
+      <w:pPr>
+        <w:spacing w:line="336" w:lineRule="auto" w:after="180"/>
+        <w:shd w:fill="F5F1FB"/>
+      </w:pPr>
+      <w:r>
+        <w:rPr>
+          <w:b w:val="0"/>
+        </w:rPr>
+        <w:t>Audio transcript reads fifteen boxes; a clear written inventory says fifty boxes. The original audio is unavailable and the assistant reports fifteen as certain.</w:t>
+      </w:r>
+    </w:p>
+    <w:p>
+      <w:pPr>
+        <w:spacing w:line="336" w:lineRule="auto" w:after="180"/>
+        <w:shd w:fill="F5F1FB"/>
+      </w:pPr>
+      <w:r>
+        <w:rPr>
+          <w:b w:val="0"/>
+        </w:rPr>
+        <w:t>Show the intermediate steps and give the conclusion with its scope.</w:t>
+      </w:r>
+    </w:p>
+    <w:p>
+      <w:pPr>
+        <w:pStyle w:val="Heading3"/>
+      </w:pPr>
+      <w:r>
+        <w:t>Teacher reasoning · W2</w:t>
+      </w:r>
+    </w:p>
+    <w:p>
+      <w:pPr>
+        <w:spacing w:line="336" w:lineRule="auto" w:after="180"/>
+        <w:shd w:fill="F1F6FC"/>
+      </w:pPr>
+      <w:r>
+        <w:rPr>
+          <w:b w:val="0"/>
+        </w:rPr>
+        <w:t xml:space="preserve">Teacher explanation: There is an unresolved quantity </w:t>
+      </w:r>
+      <w:r>
+        <w:rPr>
+          <w:b/>
+        </w:rPr>
+        <w:t>conflict</w:t>
+      </w:r>
+      <w:r>
+        <w:rPr>
+          <w:b w:val="0"/>
+        </w:rPr>
+        <w:t xml:space="preserve"> and no audio replay. Preserve both sources and ask the responsible person; certainty is unsupported.</w:t>
+      </w:r>
+    </w:p>
+    <w:p>
+      <w:pPr>
+        <w:pStyle w:val="Heading3"/>
+      </w:pPr>
+      <w:r>
         <w:t>W3 Audit the limit</w:t>
       </w:r>
     </w:p>
     <w:p>
-      <w:r>
-        <w:t>A report omits this qualification: A stage-level accuracy or authority policy does not establish every modality agrees or every downstream claim is supported. Explain how omitting it could change a reader's interpretation, and write an accurate replacement.</w:t>
-      </w:r>
-    </w:p>
-    <w:p>
-      <w:r>
-        <w:t>Teacher explanation: A stage-level accuracy or authority policy does not establish every modality agrees or every downstream claim is supported. State the observed result separately from the unverified or out-of-scope claim; preserve the original evidence rather than inventing a missing fact.</w:t>
-      </w:r>
-    </w:p>
-    <w:p>
       <w:pPr>
         <w:pStyle w:val="Heading3"/>
       </w:pPr>
       <w:r>
+        <w:t>Workbook question · W3</w:t>
+      </w:r>
+    </w:p>
+    <w:p>
+      <w:pPr>
+        <w:spacing w:line="336" w:lineRule="auto" w:after="180"/>
+        <w:shd w:fill="F5F1FB"/>
+      </w:pPr>
+      <w:r>
+        <w:rPr>
+          <w:b w:val="0"/>
+        </w:rPr>
+        <w:t xml:space="preserve">A report omits this qualification: A stage-level accuracy or authority policy does not establish every </w:t>
+      </w:r>
+      <w:r>
+        <w:rPr>
+          <w:b/>
+        </w:rPr>
+        <w:t>modality</w:t>
+      </w:r>
+      <w:r>
+        <w:rPr>
+          <w:b w:val="0"/>
+        </w:rPr>
+        <w:t xml:space="preserve"> agrees or every downstream claim is supported.</w:t>
+      </w:r>
+    </w:p>
+    <w:p>
+      <w:pPr>
+        <w:spacing w:line="336" w:lineRule="auto" w:after="180"/>
+        <w:shd w:fill="F5F1FB"/>
+      </w:pPr>
+      <w:r>
+        <w:rPr>
+          <w:b w:val="0"/>
+        </w:rPr>
+        <w:t>Explain how omitting it could change a reader's interpretation, and write an accurate replacement.</w:t>
+      </w:r>
+    </w:p>
+    <w:p>
+      <w:pPr>
+        <w:pStyle w:val="Heading3"/>
+      </w:pPr>
+      <w:r>
+        <w:t>Teacher reasoning · W3</w:t>
+      </w:r>
+    </w:p>
+    <w:p>
+      <w:pPr>
+        <w:spacing w:line="336" w:lineRule="auto" w:after="180"/>
+        <w:shd w:fill="F1F6FC"/>
+      </w:pPr>
+      <w:r>
+        <w:rPr>
+          <w:b w:val="0"/>
+        </w:rPr>
+        <w:t xml:space="preserve">Teacher explanation: A stage-level accuracy or authority policy does not establish every </w:t>
+      </w:r>
+      <w:r>
+        <w:rPr>
+          <w:b/>
+        </w:rPr>
+        <w:t>modality</w:t>
+      </w:r>
+      <w:r>
+        <w:rPr>
+          <w:b w:val="0"/>
+        </w:rPr>
+        <w:t xml:space="preserve"> agrees or every downstream claim is supported.</w:t>
+      </w:r>
+    </w:p>
+    <w:p>
+      <w:pPr>
+        <w:spacing w:line="336" w:lineRule="auto" w:after="180"/>
+        <w:shd w:fill="F1F6FC"/>
+      </w:pPr>
+      <w:r>
+        <w:rPr>
+          <w:b w:val="0"/>
+        </w:rPr>
+        <w:t xml:space="preserve">State the observed result separately from the unverified or out-of-scope claim; preserve the original </w:t>
+      </w:r>
+      <w:r>
+        <w:rPr>
+          <w:b/>
+        </w:rPr>
+        <w:t>evidence</w:t>
+      </w:r>
+      <w:r>
+        <w:rPr>
+          <w:b w:val="0"/>
+        </w:rPr>
+        <w:t xml:space="preserve"> rather than inventing a missing fact.</w:t>
+      </w:r>
+    </w:p>
+    <w:p>
+      <w:pPr>
+        <w:pStyle w:val="Heading3"/>
+      </w:pPr>
+      <w:r>
         <w:t>W4 Apply a new case independently</w:t>
       </w:r>
     </w:p>
     <w:p>
-      <w:r>
-        <w:t>Transcript says room E; a current written approval says room F. The task requires current approved room. Written approval is declared authoritative; trace the response and the transcription limit.</w:t>
-      </w:r>
-    </w:p>
-    <w:p>
-      <w:r>
-        <w:t>Teacher explanation: Report F from the authoritative approval, noting the transcript conflict if relevant. This resolves the task authority, not what the original speaker actually said.</w:t>
-      </w:r>
-    </w:p>
-    <w:p>
       <w:pPr>
         <w:pStyle w:val="Heading3"/>
       </w:pPr>
       <w:r>
+        <w:t>Workbook question · W4</w:t>
+      </w:r>
+    </w:p>
+    <w:p>
+      <w:pPr>
+        <w:spacing w:line="336" w:lineRule="auto" w:after="180"/>
+        <w:shd w:fill="F5F1FB"/>
+      </w:pPr>
+      <w:r>
+        <w:rPr>
+          <w:b w:val="0"/>
+        </w:rPr>
+        <w:t xml:space="preserve">Transcript says room E; a current written approval says room F. The task requires current approved room. Written approval is declared authoritative; trace the response and the </w:t>
+      </w:r>
+      <w:r>
+        <w:rPr>
+          <w:b/>
+        </w:rPr>
+        <w:t>transcription</w:t>
+      </w:r>
+      <w:r>
+        <w:rPr>
+          <w:b w:val="0"/>
+        </w:rPr>
+        <w:t xml:space="preserve"> limit.</w:t>
+      </w:r>
+    </w:p>
+    <w:p>
+      <w:pPr>
+        <w:pStyle w:val="Heading3"/>
+      </w:pPr>
+      <w:r>
+        <w:t>Teacher reasoning · W4</w:t>
+      </w:r>
+    </w:p>
+    <w:p>
+      <w:pPr>
+        <w:spacing w:line="336" w:lineRule="auto" w:after="180"/>
+        <w:shd w:fill="F1F6FC"/>
+      </w:pPr>
+      <w:r>
+        <w:rPr>
+          <w:b w:val="0"/>
+        </w:rPr>
+        <w:t xml:space="preserve">Teacher explanation: Report F from the authoritative approval, noting the transcript </w:t>
+      </w:r>
+      <w:r>
+        <w:rPr>
+          <w:b/>
+        </w:rPr>
+        <w:t>conflict</w:t>
+      </w:r>
+      <w:r>
+        <w:rPr>
+          <w:b w:val="0"/>
+        </w:rPr>
+        <w:t xml:space="preserve"> if relevant. This resolves the task authority, not what the original speaker actually said.</w:t>
+      </w:r>
+    </w:p>
+    <w:p>
+      <w:pPr>
+        <w:pStyle w:val="Heading3"/>
+      </w:pPr>
+      <w:r>
         <w:t>W5 Design a revealing follow-up</w:t>
       </w:r>
     </w:p>
     <w:p>
-      <w:r>
-        <w:t>For the worked scenario, propose one additional case that could reveal a failure, describe its expected outcome before running it, and explain what would need to remain fixed for a fair comparison. Do not reuse W4 as a new final test after receiving feedback.</w:t>
-      </w:r>
-    </w:p>
-    <w:p>
-      <w:r>
-        <w:t>Teacher explanation: Accept a concrete variant of the worked input or a missing/conflicting/boundary condition, with an expectation derived from the declared procedure. Require preserved settings, original outputs and data roles. A stage-level accuracy or authority policy does not establish every modality agrees or every downstream claim is supported. The new case should test this particular mechanism rather than merely restate the original result.</w:t>
-      </w:r>
-    </w:p>
-    <w:p>
       <w:pPr>
         <w:pStyle w:val="Heading3"/>
       </w:pPr>
       <w:r>
+        <w:t>Workbook question · W5</w:t>
+      </w:r>
+    </w:p>
+    <w:p>
+      <w:pPr>
+        <w:spacing w:line="336" w:lineRule="auto" w:after="180"/>
+        <w:shd w:fill="F5F1FB"/>
+      </w:pPr>
+      <w:r>
+        <w:rPr>
+          <w:b w:val="0"/>
+        </w:rPr>
+        <w:t>For the worked scenario, propose one additional case that could reveal a failure, describe its expected outcome before running it, and explain what would need to remain fixed for a fair comparison.</w:t>
+      </w:r>
+    </w:p>
+    <w:p>
+      <w:pPr>
+        <w:spacing w:line="336" w:lineRule="auto" w:after="180"/>
+        <w:shd w:fill="F5F1FB"/>
+      </w:pPr>
+      <w:r>
+        <w:rPr>
+          <w:b w:val="0"/>
+        </w:rPr>
+        <w:t>Do not reuse W4 as a new final test after receiving feedback.</w:t>
+      </w:r>
+    </w:p>
+    <w:p>
+      <w:pPr>
+        <w:pStyle w:val="Heading3"/>
+      </w:pPr>
+      <w:r>
+        <w:t>Teacher reasoning · W5</w:t>
+      </w:r>
+    </w:p>
+    <w:p>
+      <w:pPr>
+        <w:spacing w:line="336" w:lineRule="auto" w:after="180"/>
+        <w:shd w:fill="F1F6FC"/>
+      </w:pPr>
+      <w:r>
+        <w:rPr>
+          <w:b w:val="0"/>
+        </w:rPr>
+        <w:t xml:space="preserve">Teacher explanation: Accept a concrete variant of the worked </w:t>
+      </w:r>
+      <w:r>
+        <w:rPr>
+          <w:b/>
+        </w:rPr>
+        <w:t>input</w:t>
+      </w:r>
+      <w:r>
+        <w:rPr>
+          <w:b w:val="0"/>
+        </w:rPr>
+        <w:t xml:space="preserve"> or a missing/</w:t>
+      </w:r>
+      <w:r>
+        <w:rPr>
+          <w:b/>
+        </w:rPr>
+        <w:t>conflict</w:t>
+      </w:r>
+      <w:r>
+        <w:rPr>
+          <w:b w:val="0"/>
+        </w:rPr>
+        <w:t>ing/boundary condition, with an expectation derived from the declared procedure.</w:t>
+      </w:r>
+    </w:p>
+    <w:p>
+      <w:pPr>
+        <w:spacing w:line="336" w:lineRule="auto" w:after="180"/>
+        <w:shd w:fill="F1F6FC"/>
+      </w:pPr>
+      <w:r>
+        <w:rPr>
+          <w:b w:val="0"/>
+        </w:rPr>
+        <w:t xml:space="preserve">Require preserved settings, original </w:t>
+      </w:r>
+      <w:r>
+        <w:rPr>
+          <w:b/>
+        </w:rPr>
+        <w:t>output</w:t>
+      </w:r>
+      <w:r>
+        <w:rPr>
+          <w:b w:val="0"/>
+        </w:rPr>
+        <w:t xml:space="preserve">s and data roles. A stage-level accuracy or authority policy does not establish every </w:t>
+      </w:r>
+      <w:r>
+        <w:rPr>
+          <w:b/>
+        </w:rPr>
+        <w:t>modality</w:t>
+      </w:r>
+      <w:r>
+        <w:rPr>
+          <w:b w:val="0"/>
+        </w:rPr>
+        <w:t xml:space="preserve"> agrees or every downstream claim is supported.</w:t>
+      </w:r>
+    </w:p>
+    <w:p>
+      <w:pPr>
+        <w:spacing w:line="336" w:lineRule="auto" w:after="180"/>
+        <w:shd w:fill="F1F6FC"/>
+      </w:pPr>
+      <w:r>
+        <w:rPr>
+          <w:b w:val="0"/>
+        </w:rPr>
+        <w:t xml:space="preserve">The new case should test this particular </w:t>
+      </w:r>
+      <w:r>
+        <w:rPr>
+          <w:b/>
+        </w:rPr>
+        <w:t>mechanism</w:t>
+      </w:r>
+      <w:r>
+        <w:rPr>
+          <w:b w:val="0"/>
+        </w:rPr>
+        <w:t xml:space="preserve"> rather than merely restate the original result.</w:t>
+      </w:r>
+    </w:p>
+    <w:p>
+      <w:pPr>
+        <w:pStyle w:val="Heading3"/>
+      </w:pPr>
+      <w:r>
         <w:t>Assess independent transfer</w:t>
       </w:r>
     </w:p>
     <w:p>
-      <w:r>
+      <w:pPr>
+        <w:pStyle w:val="Heading3"/>
+      </w:pPr>
+      <w:r>
+        <w:t>Independent question · withhold the key</w:t>
+      </w:r>
+    </w:p>
+    <w:p>
+      <w:pPr>
+        <w:spacing w:line="336" w:lineRule="auto" w:after="180"/>
+        <w:shd w:fill="F5F1FB"/>
+      </w:pPr>
+      <w:r>
+        <w:rPr>
+          <w:b w:val="0"/>
+        </w:rPr>
         <w:t>Selected case: A description reports two visible plants and a third opaque pot whose contents cannot be seen. A caption says “three plants”. What is supported?</w:t>
       </w:r>
     </w:p>
@@ -2366,8 +4761,35 @@
       </w:r>
     </w:p>
     <w:p>
-      <w:r>
-        <w:t>Two visible plants are supported; total plant count is unknown. The opaque pot does not establish either presence or absence of another plant. Do not infer a total or an upper bound without more evidence.</w:t>
+      <w:pPr>
+        <w:pStyle w:val="Heading3"/>
+      </w:pPr>
+      <w:r>
+        <w:t>Teacher key · Selected case answer</w:t>
+      </w:r>
+    </w:p>
+    <w:p>
+      <w:pPr>
+        <w:spacing w:line="336" w:lineRule="auto" w:after="180"/>
+        <w:shd w:fill="F1F6FC"/>
+      </w:pPr>
+      <w:r>
+        <w:rPr>
+          <w:b w:val="0"/>
+        </w:rPr>
+        <w:t xml:space="preserve">Two visible plants are supported; total plant count is unknown. The opaque pot does not establish either presence or absence of another plant. Do not infer a total or an upper bound without more </w:t>
+      </w:r>
+      <w:r>
+        <w:rPr>
+          <w:b/>
+        </w:rPr>
+        <w:t>evidence</w:t>
+      </w:r>
+      <w:r>
+        <w:rPr>
+          <w:b w:val="0"/>
+        </w:rPr>
+        <w:t>.</w:t>
       </w:r>
     </w:p>
     <w:tbl>
@@ -2473,21 +4895,77 @@
       </w:tr>
     </w:tbl>
     <w:p>
-      <w:r>
-        <w:t>Record each dimension as not yet, with support, or independent. Accept a valid alternative procedure with a defensible trace. Do not penalise an honestly recorded model failure if the learner correctly explains its evidence and limits.</w:t>
-      </w:r>
-    </w:p>
-    <w:p>
       <w:pPr>
         <w:pStyle w:val="Heading3"/>
       </w:pPr>
       <w:r>
+        <w:t>Teacher key · Selected case answer</w:t>
+      </w:r>
+    </w:p>
+    <w:p>
+      <w:pPr>
+        <w:spacing w:line="336" w:lineRule="auto" w:after="180"/>
+        <w:shd w:fill="F1F6FC"/>
+      </w:pPr>
+      <w:r>
+        <w:rPr>
+          <w:b w:val="0"/>
+        </w:rPr>
+        <w:t>Record each dimension as not yet, with support, or independent. Accept a valid alternative procedure with a defensible trace.</w:t>
+      </w:r>
+    </w:p>
+    <w:p>
+      <w:pPr>
+        <w:spacing w:line="336" w:lineRule="auto" w:after="180"/>
+        <w:shd w:fill="F1F6FC"/>
+      </w:pPr>
+      <w:r>
+        <w:rPr>
+          <w:b w:val="0"/>
+        </w:rPr>
+        <w:t xml:space="preserve">Do not penalise an honestly recorded model failure if the learner correctly explains its </w:t>
+      </w:r>
+      <w:r>
+        <w:rPr>
+          <w:b/>
+        </w:rPr>
+        <w:t>evidence</w:t>
+      </w:r>
+      <w:r>
+        <w:rPr>
+          <w:b w:val="0"/>
+        </w:rPr>
+        <w:t xml:space="preserve"> and limits.</w:t>
+      </w:r>
+    </w:p>
+    <w:p>
+      <w:pPr>
+        <w:pStyle w:val="Heading3"/>
+      </w:pPr>
+      <w:r>
         <w:t>Feedback that the learner uses</w:t>
       </w:r>
     </w:p>
     <w:p>
-      <w:r>
-        <w:t>Name the earliest unsupported step and give one action to repair it. Have the learner make that repair now and explain why. Then assess the relevant skill on a fresh, fully specified case. Confirm it was not previously practised with feedback; solve and check the new case before assigning it. A follow-up design prompt is a starting brief, not automatically an equivalent test.</w:t>
+      <w:pPr>
+        <w:spacing w:line="336" w:lineRule="auto" w:after="180"/>
+      </w:pPr>
+      <w:r>
+        <w:rPr>
+          <w:b w:val="0"/>
+        </w:rPr>
+        <w:t>Name the earliest unsupported step and give one action to repair it. Have the learner make that repair now and explain why. Then assess the relevant skill on a fresh, fully specified case.</w:t>
+      </w:r>
+    </w:p>
+    <w:p>
+      <w:pPr>
+        <w:spacing w:line="336" w:lineRule="auto" w:after="180"/>
+      </w:pPr>
+      <w:r>
+        <w:rPr>
+          <w:b w:val="0"/>
+        </w:rPr>
+        <w:t>Confirm it was not previously practised with feedback; solve and check the new case before assigning it. A follow-up design prompt is a starting brief, not automatically an equivalent test.</w:t>
       </w:r>
     </w:p>
     <w:p>
@@ -2499,11 +4977,62 @@
       </w:r>
     </w:p>
     <w:p>
+      <w:r>
+        <w:t>Connect Multimodal Evidence to Verified Study Buddy, adapt support and plan a later changed-case check.</w:t>
+      </w:r>
+    </w:p>
+    <w:p>
       <w:pPr>
         <w:pStyle w:val="Heading3"/>
       </w:pPr>
       <w:r>
-        <w:t>Connect and extend learning</w:t>
+        <w:t>Verified Study Buddy</w:t>
+      </w:r>
+    </w:p>
+    <w:p>
+      <w:pPr>
+        <w:spacing w:line="336" w:lineRule="auto" w:after="180"/>
+      </w:pPr>
+      <w:r>
+        <w:rPr>
+          <w:b w:val="0"/>
+        </w:rPr>
+        <w:t>Accept diagrams plus questions only when the source and topic align with the learner’s task.</w:t>
+      </w:r>
+    </w:p>
+    <w:p>
+      <w:pPr>
+        <w:spacing w:line="336" w:lineRule="auto" w:after="180"/>
+      </w:pPr>
+      <w:r>
+        <w:rPr>
+          <w:b w:val="0"/>
+        </w:rPr>
+        <w:t xml:space="preserve">Keep the decision, </w:t>
+      </w:r>
+      <w:r>
+        <w:rPr>
+          <w:b/>
+        </w:rPr>
+        <w:t>input</w:t>
+      </w:r>
+      <w:r>
+        <w:rPr>
+          <w:b w:val="0"/>
+        </w:rPr>
+        <w:t xml:space="preserve">, result, explanation and remaining limitation in the project </w:t>
+      </w:r>
+      <w:r>
+        <w:rPr>
+          <w:b/>
+        </w:rPr>
+        <w:t>evidence</w:t>
+      </w:r>
+      <w:r>
+        <w:rPr>
+          <w:b w:val="0"/>
+        </w:rPr>
+        <w:t xml:space="preserve"> record. Retrieve this record next week rather than restarting the project.</w:t>
       </w:r>
     </w:p>
     <w:p>
@@ -2511,17 +5040,66 @@
         <w:pStyle w:val="Heading3"/>
       </w:pPr>
       <w:r>
-        <w:t>Verified Study Buddy</w:t>
-      </w:r>
-    </w:p>
-    <w:p>
-      <w:r>
-        <w:t>Accept diagrams plus questions only when the source and topic align with the learner’s task.</w:t>
-      </w:r>
-    </w:p>
-    <w:p>
-      <w:r>
-        <w:t>Keep the decision, input, result, explanation and remaining limitation in the project evidence record. Retrieve this record next week rather than restarting the project.</w:t>
+        <w:t>Support and stretch</w:t>
+      </w:r>
+    </w:p>
+    <w:p>
+      <w:pPr>
+        <w:spacing w:line="336" w:lineRule="auto" w:after="180"/>
+      </w:pPr>
+      <w:r>
+        <w:rPr>
+          <w:b w:val="0"/>
+        </w:rPr>
+        <w:t xml:space="preserve">Provide one short approved passage; separate instruction, </w:t>
+      </w:r>
+      <w:r>
+        <w:rPr>
+          <w:b/>
+        </w:rPr>
+        <w:t>input</w:t>
+      </w:r>
+      <w:r>
+        <w:rPr>
+          <w:b w:val="0"/>
+        </w:rPr>
+        <w:t xml:space="preserve">, </w:t>
+      </w:r>
+      <w:r>
+        <w:rPr>
+          <w:b/>
+        </w:rPr>
+        <w:t>output</w:t>
+      </w:r>
+      <w:r>
+        <w:rPr>
+          <w:b w:val="0"/>
+        </w:rPr>
+        <w:t xml:space="preserve"> and </w:t>
+      </w:r>
+      <w:r>
+        <w:rPr>
+          <w:b/>
+        </w:rPr>
+        <w:t>evidence</w:t>
+      </w:r>
+      <w:r>
+        <w:rPr>
+          <w:b w:val="0"/>
+        </w:rPr>
+        <w:t xml:space="preserve">. Stretch: introduce an unsupported claim or </w:t>
+      </w:r>
+      <w:r>
+        <w:rPr>
+          <w:b/>
+        </w:rPr>
+        <w:t>conflict</w:t>
+      </w:r>
+      <w:r>
+        <w:rPr>
+          <w:b w:val="0"/>
+        </w:rPr>
+        <w:t>ing source and validate claim by claim with a fallback.</w:t>
       </w:r>
     </w:p>
     <w:p>
@@ -2529,12 +5107,30 @@
         <w:pStyle w:val="Heading3"/>
       </w:pPr>
       <w:r>
-        <w:t>Support and stretch</w:t>
-      </w:r>
-    </w:p>
-    <w:p>
-      <w:r>
-        <w:t>Provide one short approved passage; separate instruction, input, output and evidence. Stretch: introduce an unsupported claim or conflicting source and validate claim by claim with a fallback.</w:t>
+        <w:t>Exit reflection</w:t>
+      </w:r>
+    </w:p>
+    <w:p>
+      <w:pPr>
+        <w:spacing w:line="336" w:lineRule="auto" w:after="180"/>
+      </w:pPr>
+      <w:r>
+        <w:rPr>
+          <w:b w:val="0"/>
+        </w:rPr>
+        <w:t xml:space="preserve">Ask for one decision the learner can now justify and one situation requiring more </w:t>
+      </w:r>
+      <w:r>
+        <w:rPr>
+          <w:b/>
+        </w:rPr>
+        <w:t>evidence</w:t>
+      </w:r>
+      <w:r>
+        <w:rPr>
+          <w:b w:val="0"/>
+        </w:rPr>
+        <w:t xml:space="preserve"> or human review. Confidence ratings are separate from correct independent performance.</w:t>
       </w:r>
     </w:p>
     <w:p>
@@ -2542,12 +5138,30 @@
         <w:pStyle w:val="Heading3"/>
       </w:pPr>
       <w:r>
-        <w:t>Exit reflection</w:t>
-      </w:r>
-    </w:p>
-    <w:p>
-      <w:r>
-        <w:t>Ask for one decision the learner can now justify and one situation requiring more evidence or human review. Confidence ratings are separate from correct independent performance.</w:t>
+        <w:t>Bridge to the next week</w:t>
+      </w:r>
+    </w:p>
+    <w:p>
+      <w:pPr>
+        <w:spacing w:line="336" w:lineRule="auto" w:after="180"/>
+      </w:pPr>
+      <w:r>
+        <w:rPr>
+          <w:b w:val="0"/>
+        </w:rPr>
+        <w:t xml:space="preserve">Next: Week 14: Hallucination Failure Types. Retrieve today’s </w:t>
+      </w:r>
+      <w:r>
+        <w:rPr>
+          <w:b/>
+        </w:rPr>
+        <w:t>evidence</w:t>
+      </w:r>
+      <w:r>
+        <w:rPr>
+          <w:b w:val="0"/>
+        </w:rPr>
+        <w:t xml:space="preserve"> and identify what carries forward and what is new.</w:t>
       </w:r>
     </w:p>
     <w:p>
@@ -2555,12 +5169,144 @@
         <w:pStyle w:val="Heading3"/>
       </w:pPr>
       <w:r>
-        <w:t>Bridge to the next week</w:t>
-      </w:r>
-    </w:p>
-    <w:p>
-      <w:r>
-        <w:t>Next: Week 14: Hallucination Failure Types. Retrieve today’s evidence and identify what carries forward and what is new.</w:t>
+        <w:t>Support and fresh reassessment</w:t>
+      </w:r>
+    </w:p>
+    <w:p>
+      <w:pPr>
+        <w:spacing w:line="336" w:lineRule="auto" w:after="180"/>
+      </w:pPr>
+      <w:r>
+        <w:rPr>
+          <w:b w:val="0"/>
+        </w:rPr>
+        <w:t xml:space="preserve">Provide an </w:t>
+      </w:r>
+      <w:r>
+        <w:rPr>
+          <w:b/>
+        </w:rPr>
+        <w:t>input</w:t>
+      </w:r>
+      <w:r>
+        <w:rPr>
+          <w:b w:val="0"/>
+        </w:rPr>
+        <w:t>/procedure/result/limit frame and a calculator when needed. Ask students to identify the first step before completing the whole trace.</w:t>
+      </w:r>
+    </w:p>
+    <w:p>
+      <w:pPr>
+        <w:spacing w:line="336" w:lineRule="auto" w:after="180"/>
+      </w:pPr>
+      <w:r>
+        <w:rPr>
+          <w:b w:val="0"/>
+        </w:rPr>
+        <w:t xml:space="preserve">Extension: compare two concrete variants of this </w:t>
+      </w:r>
+      <w:r>
+        <w:rPr>
+          <w:b/>
+        </w:rPr>
+        <w:t>mechanism</w:t>
+      </w:r>
+      <w:r>
+        <w:rPr>
+          <w:b w:val="0"/>
+        </w:rPr>
+        <w:t xml:space="preserve"> while holding unrelated conditions fixed; report both successful and unsuccessful outcomes.</w:t>
+      </w:r>
+    </w:p>
+    <w:p>
+      <w:pPr>
+        <w:spacing w:line="336" w:lineRule="auto" w:after="180"/>
+      </w:pPr>
+      <w:r>
+        <w:rPr>
+          <w:b w:val="0"/>
+        </w:rPr>
+        <w:t xml:space="preserve">W4: Report F from the authoritative approval, noting the transcript </w:t>
+      </w:r>
+      <w:r>
+        <w:rPr>
+          <w:b/>
+        </w:rPr>
+        <w:t>conflict</w:t>
+      </w:r>
+      <w:r>
+        <w:rPr>
+          <w:b w:val="0"/>
+        </w:rPr>
+        <w:t xml:space="preserve"> if relevant. This resolves the task authority, not what the original speaker actually said. Require intermediate reasoning and the stated scope.</w:t>
+      </w:r>
+    </w:p>
+    <w:p>
+      <w:pPr>
+        <w:spacing w:line="336" w:lineRule="auto" w:after="180"/>
+      </w:pPr>
+      <w:r>
+        <w:rPr>
+          <w:b w:val="0"/>
+        </w:rPr>
+        <w:t>Fresh retry: Transcript says eight; a validated order record says eighteen and is declared authoritative for ordering.</w:t>
+      </w:r>
+    </w:p>
+    <w:p>
+      <w:pPr>
+        <w:spacing w:line="336" w:lineRule="auto" w:after="180"/>
+      </w:pPr>
+      <w:r>
+        <w:rPr>
+          <w:b w:val="0"/>
+        </w:rPr>
+        <w:t xml:space="preserve">Expected reasoning: Use eighteen for the bounded order-record task; retain the transcript discrepancy and do not claim perfect </w:t>
+      </w:r>
+      <w:r>
+        <w:rPr>
+          <w:b/>
+        </w:rPr>
+        <w:t>transcription</w:t>
+      </w:r>
+      <w:r>
+        <w:rPr>
+          <w:b w:val="0"/>
+        </w:rPr>
+        <w:t>.</w:t>
+      </w:r>
+    </w:p>
+    <w:p>
+      <w:pPr>
+        <w:spacing w:line="336" w:lineRule="auto" w:after="180"/>
+      </w:pPr>
+      <w:r>
+        <w:rPr>
+          <w:b w:val="0"/>
+        </w:rPr>
+        <w:t>If students need support, record it and reassess with another new case rather than awarding independence to a copied answer.</w:t>
+      </w:r>
+    </w:p>
+    <w:p>
+      <w:pPr>
+        <w:spacing w:line="336" w:lineRule="auto" w:after="180"/>
+      </w:pPr>
+      <w:r>
+        <w:rPr>
+          <w:b w:val="0"/>
+        </w:rPr>
+        <w:t xml:space="preserve">Next connection: Retrieval and indexing. Preserve the current case record and retrieve its </w:t>
+      </w:r>
+      <w:r>
+        <w:rPr>
+          <w:b/>
+        </w:rPr>
+        <w:t>evidence</w:t>
+      </w:r>
+      <w:r>
+        <w:rPr>
+          <w:b w:val="0"/>
+        </w:rPr>
+        <w:t xml:space="preserve"> boundary before moving on.</w:t>
       </w:r>
     </w:p>
     <w:p>
@@ -2568,40 +5314,40 @@
         <w:pStyle w:val="Heading3"/>
       </w:pPr>
       <w:r>
-        <w:t>Support and fresh reassessment</w:t>
-      </w:r>
-    </w:p>
-    <w:p>
-      <w:r>
-        <w:t>Provide an input/procedure/result/limit frame and a calculator when needed. Ask students to identify the first step before completing the whole trace. Extension: compare two concrete variants of this mechanism while holding unrelated conditions fixed; report both successful and unsuccessful outcomes.</w:t>
-      </w:r>
-    </w:p>
-    <w:p>
-      <w:r>
-        <w:t>W4: Report F from the authoritative approval, noting the transcript conflict if relevant. This resolves the task authority, not what the original speaker actually said. Require intermediate reasoning and the stated scope. Fresh retry: Transcript says eight; a validated order record says eighteen and is declared authoritative for ordering. Expected reasoning: Use eighteen for the bounded order-record task; retain the transcript discrepancy and do not claim perfect transcription. If students need support, record it and reassess with another new case rather than awarding independence to a copied answer.</w:t>
-      </w:r>
-    </w:p>
-    <w:p>
-      <w:r>
-        <w:t>Next connection: Retrieval and indexing. Preserve the current case record and retrieve its evidence boundary before moving on.</w:t>
-      </w:r>
-    </w:p>
-    <w:p>
-      <w:pPr>
-        <w:pStyle w:val="Heading3"/>
-      </w:pPr>
-      <w:r>
         <w:t>Plan the delayed return</w:t>
       </w:r>
     </w:p>
     <w:p>
-      <w:r>
+      <w:pPr>
+        <w:spacing w:line="336" w:lineRule="auto" w:after="180"/>
+      </w:pPr>
+      <w:r>
+        <w:rPr>
+          <w:b w:val="0"/>
+        </w:rPr>
         <w:t>Suggested return points in this level: ai-3/14, ai-3/16, ai-3/19. Use actual classroom dates, adjusting for holidays and gaps. One, three and six teaching weeks are scheduling choices, not a claimed optimal spacing.</w:t>
       </w:r>
     </w:p>
     <w:p>
-      <w:r>
-        <w:t>At a delayed check, ask for the idea from memory and a changed application. Compare with the earlier independent response and record support used. For a new level, revisit the previous capstone before checking the new prerequisites.</w:t>
+      <w:pPr>
+        <w:spacing w:line="336" w:lineRule="auto" w:after="180"/>
+      </w:pPr>
+      <w:r>
+        <w:rPr>
+          <w:b w:val="0"/>
+        </w:rPr>
+        <w:t>At a delayed check, ask for the idea from memory and a changed application. Compare with the earlier independent response and record support used.</w:t>
+      </w:r>
+    </w:p>
+    <w:p>
+      <w:pPr>
+        <w:spacing w:line="336" w:lineRule="auto" w:after="180"/>
+      </w:pPr>
+      <w:r>
+        <w:rPr>
+          <w:b w:val="0"/>
+        </w:rPr>
+        <w:t>For a new level, revisit the previous capstone before checking the new prerequisites.</w:t>
       </w:r>
     </w:p>
     <w:tbl>
@@ -2761,8 +5507,26 @@
       </w:tr>
     </w:tbl>
     <w:p>
-      <w:r>
-        <w:t>Use the evidence to choose reteaching or the next step. A completed page, confidence rating or attractive project does not by itself demonstrate understanding.</w:t>
+      <w:pPr>
+        <w:spacing w:line="336" w:lineRule="auto" w:after="180"/>
+      </w:pPr>
+      <w:r>
+        <w:rPr>
+          <w:b w:val="0"/>
+        </w:rPr>
+        <w:t xml:space="preserve">Use the </w:t>
+      </w:r>
+      <w:r>
+        <w:rPr>
+          <w:b/>
+        </w:rPr>
+        <w:t>evidence</w:t>
+      </w:r>
+      <w:r>
+        <w:rPr>
+          <w:b w:val="0"/>
+        </w:rPr>
+        <w:t xml:space="preserve"> to choose reteaching or the next step. A completed page, confidence rating or attractive project does not by itself demonstrate understanding.</w:t>
       </w:r>
     </w:p>
     <w:p>
@@ -2774,8 +5538,26 @@
       </w:r>
     </w:p>
     <w:p>
-      <w:r>
-        <w:t>Label Study Buddy claims by their visual, audio or text evidence and retain uncertainty when modalities omit information.</w:t>
+      <w:pPr>
+        <w:spacing w:line="336" w:lineRule="auto" w:after="180"/>
+      </w:pPr>
+      <w:r>
+        <w:rPr>
+          <w:b w:val="0"/>
+        </w:rPr>
+        <w:t xml:space="preserve">Label Study Buddy claims by their visual, audio or text </w:t>
+      </w:r>
+      <w:r>
+        <w:rPr>
+          <w:b/>
+        </w:rPr>
+        <w:t>evidence</w:t>
+      </w:r>
+      <w:r>
+        <w:rPr>
+          <w:b w:val="0"/>
+        </w:rPr>
+        <w:t xml:space="preserve"> and retain uncertainty when modalities omit information.</w:t>
       </w:r>
     </w:p>
     <w:p>
@@ -2788,12 +5570,68 @@
     </w:p>
     <w:p>
       <w:r>
-        <w:t>Teaching target: Explain the mechanism and terminology of speech pipelines and multimodal evidence</w:t>
-      </w:r>
-    </w:p>
-    <w:p>
-      <w:r>
-        <w:t>Prepare the labelled worked-case picture, the matching workbook, fictional input cards and a place for individual responses. No paid AI account is required for the paper reasoning activities.</w:t>
+        <w:t>Use this preparation summary alongside the detailed Multimodal Evidence lesson; it is a checklist rather than a replacement for the full sequence.</w:t>
+      </w:r>
+    </w:p>
+    <w:p>
+      <w:pPr>
+        <w:pStyle w:val="Heading3"/>
+      </w:pPr>
+      <w:r>
+        <w:t>Teaching target</w:t>
+      </w:r>
+    </w:p>
+    <w:p>
+      <w:pPr>
+        <w:spacing w:line="336" w:lineRule="auto" w:after="180"/>
+        <w:shd w:fill="EDF7F3"/>
+      </w:pPr>
+      <w:r>
+        <w:rPr>
+          <w:b w:val="0"/>
+        </w:rPr>
+        <w:t xml:space="preserve">Teaching target: Explain the </w:t>
+      </w:r>
+      <w:r>
+        <w:rPr>
+          <w:b/>
+        </w:rPr>
+        <w:t>mechanism</w:t>
+      </w:r>
+      <w:r>
+        <w:rPr>
+          <w:b w:val="0"/>
+        </w:rPr>
+        <w:t xml:space="preserve"> and terminology of speech pipelines and multimodal </w:t>
+      </w:r>
+      <w:r>
+        <w:rPr>
+          <w:b/>
+        </w:rPr>
+        <w:t>evidence</w:t>
+      </w:r>
+    </w:p>
+    <w:p>
+      <w:pPr>
+        <w:spacing w:line="336" w:lineRule="auto" w:after="180"/>
+      </w:pPr>
+      <w:r>
+        <w:rPr>
+          <w:b w:val="0"/>
+        </w:rPr>
+        <w:t xml:space="preserve">Prepare the labelled worked-case picture, the matching workbook, fictional </w:t>
+      </w:r>
+      <w:r>
+        <w:rPr>
+          <w:b/>
+        </w:rPr>
+        <w:t>input</w:t>
+      </w:r>
+      <w:r>
+        <w:rPr>
+          <w:b w:val="0"/>
+        </w:rPr>
+        <w:t xml:space="preserve"> cards and a place for individual responses. No paid AI account is required for the paper reasoning activities.</w:t>
       </w:r>
     </w:p>
     <w:tbl>
@@ -2940,37 +5778,230 @@
       </w:tr>
     </w:tbl>
     <w:p>
-      <w:r>
-        <w:t>Before class, solve the supported practice: Audio transcript reads fifteen boxes; a clear written inventory says fifty boxes. The original audio is unavailable and the assistant reports fifteen as certain. Show the intermediate steps and give the conclusion with its scope.</w:t>
-      </w:r>
-    </w:p>
-    <w:p>
-      <w:r>
-        <w:t>Reasoned practice answer: Teacher explanation: There is an unresolved quantity conflict and no audio replay. Preserve both sources and ask the responsible person; certainty is unsupported.</w:t>
-      </w:r>
-    </w:p>
-    <w:p>
-      <w:r>
-        <w:t>Check every learner before discussion: Use the worked case for Speech pipelines and multimodal evidence. Proposed explanation: “The worked result establishes every future case”. Decide whether this explanation is supported. Point to the step or supplied fact that decides; explain your repair if needed.</w:t>
-      </w:r>
-    </w:p>
-    <w:p>
-      <w:r>
-        <w:t>Misconception repair: A stage-level accuracy or authority policy does not establish every modality agrees or every downstream claim is supported.</w:t>
-      </w:r>
-    </w:p>
-    <w:p>
-      <w:r>
-        <w:t>Support: read the exact case aloud, enlarge the labelled picture, supply input cards and model only the first deciding step. Accept a spoken explanation or drawing; retain the reasoning goal.</w:t>
-      </w:r>
-    </w:p>
-    <w:p>
-      <w:r>
-        <w:t>Extension: Open the closed box and a verified observation shows two pencils inside, with no other desk locations. Require a prediction and a reason before comparing. Expected result: The total is now supported as five. Reason: 3 visible initially plus 2 newly observed gives 5 under the complete-location assumption.</w:t>
-      </w:r>
-    </w:p>
-    <w:p>
-      <w:r>
+      <w:pPr>
+        <w:spacing w:line="336" w:lineRule="auto" w:after="180"/>
+      </w:pPr>
+      <w:r>
+        <w:rPr>
+          <w:b w:val="0"/>
+        </w:rPr>
+        <w:t>Before class, solve the supported practice: Audio transcript reads fifteen boxes; a clear written inventory says fifty boxes. The original audio is unavailable and the assistant reports fifteen as certain.</w:t>
+      </w:r>
+    </w:p>
+    <w:p>
+      <w:pPr>
+        <w:spacing w:line="336" w:lineRule="auto" w:after="180"/>
+      </w:pPr>
+      <w:r>
+        <w:rPr>
+          <w:b w:val="0"/>
+        </w:rPr>
+        <w:t>Show the intermediate steps and give the conclusion with its scope.</w:t>
+      </w:r>
+    </w:p>
+    <w:p>
+      <w:pPr>
+        <w:pStyle w:val="Heading3"/>
+      </w:pPr>
+      <w:r>
+        <w:t>Supported practice answer</w:t>
+      </w:r>
+    </w:p>
+    <w:p>
+      <w:pPr>
+        <w:spacing w:line="336" w:lineRule="auto" w:after="180"/>
+        <w:shd w:fill="F1F6FC"/>
+      </w:pPr>
+      <w:r>
+        <w:rPr>
+          <w:b w:val="0"/>
+        </w:rPr>
+        <w:t xml:space="preserve">Reasoned practice answer: Teacher explanation: There is an unresolved quantity </w:t>
+      </w:r>
+      <w:r>
+        <w:rPr>
+          <w:b/>
+        </w:rPr>
+        <w:t>conflict</w:t>
+      </w:r>
+      <w:r>
+        <w:rPr>
+          <w:b w:val="0"/>
+        </w:rPr>
+        <w:t xml:space="preserve"> and no audio replay. Preserve both sources and ask the responsible person; certainty is unsupported.</w:t>
+      </w:r>
+    </w:p>
+    <w:p>
+      <w:pPr>
+        <w:spacing w:line="336" w:lineRule="auto" w:after="180"/>
+      </w:pPr>
+      <w:r>
+        <w:rPr>
+          <w:b w:val="0"/>
+        </w:rPr>
+        <w:t xml:space="preserve">Check every learner before discussion: Use the worked case for Speech pipelines and multimodal </w:t>
+      </w:r>
+      <w:r>
+        <w:rPr>
+          <w:b/>
+        </w:rPr>
+        <w:t>evidence</w:t>
+      </w:r>
+      <w:r>
+        <w:rPr>
+          <w:b w:val="0"/>
+        </w:rPr>
+        <w:t>. Proposed explanation: “The worked result establishes every future case”. Decide whether this explanation is supported.</w:t>
+      </w:r>
+    </w:p>
+    <w:p>
+      <w:pPr>
+        <w:spacing w:line="336" w:lineRule="auto" w:after="180"/>
+      </w:pPr>
+      <w:r>
+        <w:rPr>
+          <w:b w:val="0"/>
+        </w:rPr>
+        <w:t>Point to the step or supplied fact that decides; explain your repair if needed.</w:t>
+      </w:r>
+    </w:p>
+    <w:p>
+      <w:pPr>
+        <w:pStyle w:val="Heading3"/>
+      </w:pPr>
+      <w:r>
+        <w:t>Repair the misconception</w:t>
+      </w:r>
+    </w:p>
+    <w:p>
+      <w:pPr>
+        <w:spacing w:line="336" w:lineRule="auto" w:after="180"/>
+        <w:shd w:fill="FFF5E6"/>
+      </w:pPr>
+      <w:r>
+        <w:rPr>
+          <w:b w:val="0"/>
+        </w:rPr>
+        <w:t xml:space="preserve">Misconception repair: A stage-level accuracy or authority policy does not establish every </w:t>
+      </w:r>
+      <w:r>
+        <w:rPr>
+          <w:b/>
+        </w:rPr>
+        <w:t>modality</w:t>
+      </w:r>
+      <w:r>
+        <w:rPr>
+          <w:b w:val="0"/>
+        </w:rPr>
+        <w:t xml:space="preserve"> agrees or every downstream claim is supported.</w:t>
+      </w:r>
+    </w:p>
+    <w:p>
+      <w:pPr>
+        <w:pStyle w:val="Heading3"/>
+      </w:pPr>
+      <w:r>
+        <w:t>Support without giving away the answer</w:t>
+      </w:r>
+    </w:p>
+    <w:p>
+      <w:pPr>
+        <w:spacing w:line="336" w:lineRule="auto" w:after="180"/>
+        <w:shd w:fill="F1F6F8"/>
+      </w:pPr>
+      <w:r>
+        <w:rPr>
+          <w:b w:val="0"/>
+        </w:rPr>
+        <w:t xml:space="preserve">Support: read the exact case aloud, enlarge the labelled picture, supply </w:t>
+      </w:r>
+      <w:r>
+        <w:rPr>
+          <w:b/>
+        </w:rPr>
+        <w:t>input</w:t>
+      </w:r>
+      <w:r>
+        <w:rPr>
+          <w:b w:val="0"/>
+        </w:rPr>
+        <w:t xml:space="preserve"> cards and model only the first deciding step. Accept a spoken explanation or drawing; retain the reasoning goal.</w:t>
+      </w:r>
+    </w:p>
+    <w:p>
+      <w:pPr>
+        <w:pStyle w:val="Heading3"/>
+      </w:pPr>
+      <w:r>
+        <w:t>Extend the reasoning</w:t>
+      </w:r>
+    </w:p>
+    <w:p>
+      <w:pPr>
+        <w:spacing w:line="336" w:lineRule="auto" w:after="180"/>
+        <w:shd w:fill="F5F1FB"/>
+      </w:pPr>
+      <w:r>
+        <w:rPr>
+          <w:b w:val="0"/>
+        </w:rPr>
+        <w:t xml:space="preserve">Extension: Open the closed box and a verified </w:t>
+      </w:r>
+      <w:r>
+        <w:rPr>
+          <w:b/>
+        </w:rPr>
+        <w:t>observation</w:t>
+      </w:r>
+      <w:r>
+        <w:rPr>
+          <w:b w:val="0"/>
+        </w:rPr>
+        <w:t xml:space="preserve"> shows two pencils inside, with no other desk locations. Require a </w:t>
+      </w:r>
+      <w:r>
+        <w:rPr>
+          <w:b/>
+        </w:rPr>
+        <w:t>prediction</w:t>
+      </w:r>
+      <w:r>
+        <w:rPr>
+          <w:b w:val="0"/>
+        </w:rPr>
+        <w:t xml:space="preserve"> and a reason before comparing. Expected result: The total is now supported as five.</w:t>
+      </w:r>
+    </w:p>
+    <w:p>
+      <w:pPr>
+        <w:spacing w:line="336" w:lineRule="auto" w:after="180"/>
+        <w:shd w:fill="F5F1FB"/>
+      </w:pPr>
+      <w:r>
+        <w:rPr>
+          <w:b w:val="0"/>
+        </w:rPr>
+        <w:t>Reason: 3 visible initially plus 2 newly observed gives 5 under the complete-location assumption.</w:t>
+      </w:r>
+    </w:p>
+    <w:p>
+      <w:pPr>
+        <w:pStyle w:val="Heading3"/>
+      </w:pPr>
+      <w:r>
+        <w:t>Protect the independent attempt</w:t>
+      </w:r>
+    </w:p>
+    <w:p>
+      <w:pPr>
+        <w:spacing w:line="336" w:lineRule="auto" w:after="180"/>
+        <w:shd w:fill="FFF5E6"/>
+      </w:pPr>
+      <w:r>
+        <w:rPr>
+          <w:b w:val="0"/>
+        </w:rPr>
         <w:t>Independent assessment: withhold the reserved answer until the learner has attempted the new case. Record support separately from correctness.</w:t>
       </w:r>
     </w:p>
@@ -3159,13 +6190,46 @@
       </w:tr>
     </w:tbl>
     <w:p>
-      <w:r>
+      <w:pPr>
+        <w:pStyle w:val="Heading3"/>
+      </w:pPr>
+      <w:r>
+        <w:t>Project checkpoint</w:t>
+      </w:r>
+    </w:p>
+    <w:p>
+      <w:pPr>
+        <w:spacing w:line="336" w:lineRule="auto" w:after="180"/>
+        <w:shd w:fill="EDF7F3"/>
+      </w:pPr>
+      <w:r>
+        <w:rPr>
+          <w:b w:val="0"/>
+        </w:rPr>
         <w:t>Project checkpoint: Test changed cases. Keep normal, boundary and failure cases; compare expected and observed results.</w:t>
       </w:r>
     </w:p>
     <w:p>
-      <w:r>
-        <w:t>Use the weekly teacher answer for topic-specific reasoning. A saved progress tick is an activity record; judge mastery from the learner’s explanation and evidence.</w:t>
+      <w:pPr>
+        <w:spacing w:line="336" w:lineRule="auto" w:after="180"/>
+      </w:pPr>
+      <w:r>
+        <w:rPr>
+          <w:b w:val="0"/>
+        </w:rPr>
+        <w:t xml:space="preserve">Use the weekly teacher answer for topic-specific reasoning. A saved progress tick is an activity record; judge mastery from the learner’s explanation and </w:t>
+      </w:r>
+      <w:r>
+        <w:rPr>
+          <w:b/>
+        </w:rPr>
+        <w:t>evidence</w:t>
+      </w:r>
+      <w:r>
+        <w:rPr>
+          <w:b w:val="0"/>
+        </w:rPr>
+        <w:t>.</w:t>
       </w:r>
     </w:p>
     <w:p>
@@ -3178,27 +6242,998 @@
     </w:p>
     <w:p>
       <w:r>
-        <w:t>Use the two formative questions as supported practice, not as independent mastery scores. Discuss the deciding evidence rather than accepting a guessed selection.</w:t>
-      </w:r>
-    </w:p>
-    <w:p>
-      <w:r>
+        <w:t>Use feedback, earlier review and portfolios purposefully. Apply the coding routine only when this lesson has an executable lab.</w:t>
+      </w:r>
+    </w:p>
+    <w:p>
+      <w:pPr>
+        <w:spacing w:line="336" w:lineRule="auto" w:after="180"/>
+      </w:pPr>
+      <w:r>
+        <w:rPr>
+          <w:b w:val="0"/>
+        </w:rPr>
+        <w:t xml:space="preserve">Use the two formative questions as supported practice, not as independent mastery scores. Discuss the deciding </w:t>
+      </w:r>
+      <w:r>
+        <w:rPr>
+          <w:b/>
+        </w:rPr>
+        <w:t>evidence</w:t>
+      </w:r>
+      <w:r>
+        <w:rPr>
+          <w:b w:val="0"/>
+        </w:rPr>
+        <w:t xml:space="preserve"> rather than accepting a guessed selection.</w:t>
+      </w:r>
+    </w:p>
+    <w:p>
+      <w:pPr>
+        <w:spacing w:line="336" w:lineRule="auto" w:after="180"/>
+      </w:pPr>
+      <w:r>
+        <w:rPr>
+          <w:b w:val="0"/>
+        </w:rPr>
         <w:t>The feedback comes from the reviewed public worked case. Do not reveal the separately reserved independent teacher answer until the learner has attempted that case.</w:t>
       </w:r>
     </w:p>
     <w:p>
-      <w:r>
-        <w:t>Ask students to predict before running code. Preserve errors and actual outputs; collect a changed test and an explanation. The branch-boundary and indexing lessons deliberately include failure cases.</w:t>
-      </w:r>
-    </w:p>
-    <w:p>
-      <w:r>
+      <w:pPr>
+        <w:pStyle w:val="Heading3"/>
+      </w:pPr>
+      <w:r>
+        <w:t>For later coding lessons</w:t>
+      </w:r>
+    </w:p>
+    <w:p>
+      <w:r>
+        <w:t>This week has no code block. Use this routine when a later lesson includes an executable lab.</w:t>
+      </w:r>
+    </w:p>
+    <w:p>
+      <w:pPr>
+        <w:spacing w:line="336" w:lineRule="auto" w:after="180"/>
+        <w:shd w:fill="F1F6F8"/>
+      </w:pPr>
+      <w:r>
+        <w:rPr>
+          <w:b w:val="0"/>
+        </w:rPr>
+        <w:t xml:space="preserve">Ask students to predict before running code. Preserve errors and actual </w:t>
+      </w:r>
+      <w:r>
+        <w:rPr>
+          <w:b/>
+        </w:rPr>
+        <w:t>output</w:t>
+      </w:r>
+      <w:r>
+        <w:rPr>
+          <w:b w:val="0"/>
+        </w:rPr>
+        <w:t>s; collect a changed test and an explanation. The branch-boundary and indexing lessons deliberately include failure cases.</w:t>
+      </w:r>
+    </w:p>
+    <w:p>
+      <w:pPr>
+        <w:spacing w:line="336" w:lineRule="auto" w:after="180"/>
+      </w:pPr>
+      <w:r>
+        <w:rPr>
+          <w:b w:val="0"/>
+        </w:rPr>
         <w:t>Use the earlier worked-explanation links to address a specific missing building block, then return to the current question. Adapt this suggestion after observing the learner; it is not an automatic diagnosis.</w:t>
       </w:r>
     </w:p>
     <w:p>
-      <w:r>
-        <w:t>Collect the completed-work portfolio as evidence. Record support separately from correctness, and assess explanation, trace/test and limitations. Progress ticks and quiz selections alone do not establish mastery.</w:t>
+      <w:pPr>
+        <w:spacing w:line="336" w:lineRule="auto" w:after="180"/>
+      </w:pPr>
+      <w:r>
+        <w:rPr>
+          <w:b w:val="0"/>
+        </w:rPr>
+        <w:t xml:space="preserve">Collect the completed-work portfolio as </w:t>
+      </w:r>
+      <w:r>
+        <w:rPr>
+          <w:b/>
+        </w:rPr>
+        <w:t>evidence</w:t>
+      </w:r>
+      <w:r>
+        <w:rPr>
+          <w:b w:val="0"/>
+        </w:rPr>
+        <w:t>. Record support separately from correctness, and assess explanation, trace/test and limitations. Progress ticks and quiz selections alone do not establish mastery.</w:t>
+      </w:r>
+    </w:p>
+    <w:p>
+      <w:pPr>
+        <w:pStyle w:val="Heading1"/>
+      </w:pPr>
+      <w:r>
+        <w:t>09. Visual concept journey</w:t>
+      </w:r>
+    </w:p>
+    <w:p>
+      <w:r>
+        <w:t>Show one Multimodal Evidence graphic at a time, request a prediction and discuss its trace before the independent assessment.</w:t>
+      </w:r>
+    </w:p>
+    <w:p>
+      <w:pPr>
+        <w:spacing w:line="336" w:lineRule="auto" w:after="180"/>
+      </w:pPr>
+      <w:r>
+        <w:rPr>
+          <w:b w:val="0"/>
+        </w:rPr>
+        <w:t xml:space="preserve">Use one picture at a time. Hide a worked result before asking for a </w:t>
+      </w:r>
+      <w:r>
+        <w:rPr>
+          <w:b/>
+        </w:rPr>
+        <w:t>prediction</w:t>
+      </w:r>
+      <w:r>
+        <w:rPr>
+          <w:b w:val="0"/>
+        </w:rPr>
+        <w:t>, then reveal it for feedback. These are supported teaching cases; retain the separate independent assessment for a fresh first attempt.</w:t>
+      </w:r>
+    </w:p>
+    <w:p>
+      <w:pPr>
+        <w:pStyle w:val="Heading3"/>
+      </w:pPr>
+      <w:r>
+        <w:t>01. Multimodal Evidence: the case</w:t>
+      </w:r>
+    </w:p>
+    <w:p>
+      <w:r>
+        <w:drawing>
+          <wp:inline xmlns:a="http://schemas.openxmlformats.org/drawingml/2006/main" xmlns:pic="http://schemas.openxmlformats.org/drawingml/2006/picture">
+            <wp:extent cx="5486400" cy="2990088"/>
+            <wp:docPr id="2" name="Picture 2" descr="A fictional Study Buddy audits a desk description and a separate caption. Supplied facts: Description: one open transparent box visibly contains three pencils; one closed opaque box hides its contents. Caption: “There are five pencils on this desk.” No other evidence reveals the closed box."/>
+            <wp:cNvGraphicFramePr>
+              <a:graphicFrameLocks noChangeAspect="1"/>
+            </wp:cNvGraphicFramePr>
+            <a:graphic>
+              <a:graphicData uri="http://schemas.openxmlformats.org/drawingml/2006/picture">
+                <pic:pic>
+                  <pic:nvPicPr>
+                    <pic:cNvPr id="0" name="academy-story-ai-3-13-01.png"/>
+                    <pic:cNvPicPr/>
+                  </pic:nvPicPr>
+                  <pic:blipFill>
+                    <a:blip r:embed="rId10"/>
+                    <a:stretch>
+                      <a:fillRect/>
+                    </a:stretch>
+                  </pic:blipFill>
+                  <pic:spPr>
+                    <a:xfrm>
+                      <a:off x="0" y="0"/>
+                      <a:ext cx="5486400" cy="2990088"/>
+                    </a:xfrm>
+                    <a:prstGeom prst="rect"/>
+                  </pic:spPr>
+                </pic:pic>
+              </a:graphicData>
+            </a:graphic>
+          </wp:inline>
+        </w:drawing>
+      </w:r>
+    </w:p>
+    <w:p>
+      <w:pPr>
+        <w:spacing w:line="336" w:lineRule="auto" w:after="180"/>
+      </w:pPr>
+      <w:r>
+        <w:rPr>
+          <w:b w:val="0"/>
+        </w:rPr>
+        <w:t>A fictional Study Buddy audits a desk description and a separate caption. Supplied facts: Description: one open transparent box visibly contains three pencils; one closed opaque box hides its contents.</w:t>
+      </w:r>
+    </w:p>
+    <w:p>
+      <w:pPr>
+        <w:spacing w:line="336" w:lineRule="auto" w:after="180"/>
+      </w:pPr>
+      <w:r>
+        <w:rPr>
+          <w:b w:val="0"/>
+        </w:rPr>
+        <w:t xml:space="preserve">Caption: “There are five pencils on this desk.” No other </w:t>
+      </w:r>
+      <w:r>
+        <w:rPr>
+          <w:b/>
+        </w:rPr>
+        <w:t>evidence</w:t>
+      </w:r>
+      <w:r>
+        <w:rPr>
+          <w:b w:val="0"/>
+        </w:rPr>
+        <w:t xml:space="preserve"> reveals the closed box.</w:t>
+      </w:r>
+    </w:p>
+    <w:p>
+      <w:pPr>
+        <w:spacing w:line="336" w:lineRule="auto" w:after="180"/>
+        <w:shd w:fill="F5F1FB"/>
+      </w:pPr>
+      <w:r>
+        <w:rPr>
+          <w:b w:val="0"/>
+        </w:rPr>
+        <w:t>Point to the given fact that matters most. Explain why it matters.</w:t>
+      </w:r>
+    </w:p>
+    <w:p>
+      <w:pPr>
+        <w:pStyle w:val="Heading3"/>
+      </w:pPr>
+      <w:r>
+        <w:t>Discuss while showing the picture</w:t>
+      </w:r>
+    </w:p>
+    <w:p>
+      <w:pPr>
+        <w:spacing w:line="336" w:lineRule="auto" w:after="180"/>
+        <w:shd w:fill="F1F6F8"/>
+      </w:pPr>
+      <w:r>
+        <w:rPr>
+          <w:b w:val="0"/>
+        </w:rPr>
+        <w:t>Teacher prompt: Point to the given fact that matters most. Explain why it matters. Ask learners to describe one label or arrow in ordinary words. Use the adjacent transcript if the image is difficult to see.</w:t>
+      </w:r>
+    </w:p>
+    <w:p>
+      <w:pPr>
+        <w:pStyle w:val="Heading3"/>
+      </w:pPr>
+      <w:r>
+        <w:t>02. Follow the deciding steps</w:t>
+      </w:r>
+    </w:p>
+    <w:p>
+      <w:r>
+        <w:drawing>
+          <wp:inline xmlns:a="http://schemas.openxmlformats.org/drawingml/2006/main" xmlns:pic="http://schemas.openxmlformats.org/drawingml/2006/picture">
+            <wp:extent cx="5486400" cy="4005072"/>
+            <wp:docPr id="3" name="Picture 3" descr="Visible evidence: Three pencils are explicitly visible in the open box. → Hidden region: The closed box’s pencil count is unknown. → Caption claim: Five total requires two additional pencils if these are the only relevant locations. → Supported response: At least three are supported; total five is not established by the description."/>
+            <wp:cNvGraphicFramePr>
+              <a:graphicFrameLocks noChangeAspect="1"/>
+            </wp:cNvGraphicFramePr>
+            <a:graphic>
+              <a:graphicData uri="http://schemas.openxmlformats.org/drawingml/2006/picture">
+                <pic:pic>
+                  <pic:nvPicPr>
+                    <pic:cNvPr id="0" name="academy-story-ai-3-13-02.png"/>
+                    <pic:cNvPicPr/>
+                  </pic:nvPicPr>
+                  <pic:blipFill>
+                    <a:blip r:embed="rId11"/>
+                    <a:stretch>
+                      <a:fillRect/>
+                    </a:stretch>
+                  </pic:blipFill>
+                  <pic:spPr>
+                    <a:xfrm>
+                      <a:off x="0" y="0"/>
+                      <a:ext cx="5486400" cy="4005072"/>
+                    </a:xfrm>
+                    <a:prstGeom prst="rect"/>
+                  </pic:spPr>
+                </pic:pic>
+              </a:graphicData>
+            </a:graphic>
+          </wp:inline>
+        </w:drawing>
+      </w:r>
+    </w:p>
+    <w:p>
+      <w:pPr>
+        <w:spacing w:line="336" w:lineRule="auto" w:after="180"/>
+      </w:pPr>
+      <w:r>
+        <w:rPr>
+          <w:b w:val="0"/>
+        </w:rPr>
+        <w:t xml:space="preserve">Visible </w:t>
+      </w:r>
+      <w:r>
+        <w:rPr>
+          <w:b/>
+        </w:rPr>
+        <w:t>evidence</w:t>
+      </w:r>
+      <w:r>
+        <w:rPr>
+          <w:b w:val="0"/>
+        </w:rPr>
+        <w:t>: Three pencils are explicitly visible in the open box. → Hidden region: The closed box’s pencil count is unknown. → Caption claim: Five total requires two additional pencils if these are the only relevant locations. → Supported response: At least three are supported; total five is not established by the description.</w:t>
+      </w:r>
+    </w:p>
+    <w:p>
+      <w:pPr>
+        <w:spacing w:line="336" w:lineRule="auto" w:after="180"/>
+        <w:shd w:fill="F5F1FB"/>
+      </w:pPr>
+      <w:r>
+        <w:rPr>
+          <w:b w:val="0"/>
+        </w:rPr>
+        <w:t xml:space="preserve">Point to each numbered stage and explain which recorded </w:t>
+      </w:r>
+      <w:r>
+        <w:rPr>
+          <w:b/>
+        </w:rPr>
+        <w:t>input</w:t>
+      </w:r>
+      <w:r>
+        <w:rPr>
+          <w:b w:val="0"/>
+        </w:rPr>
+        <w:t xml:space="preserve"> it uses.</w:t>
+      </w:r>
+    </w:p>
+    <w:p>
+      <w:pPr>
+        <w:pStyle w:val="Heading3"/>
+      </w:pPr>
+      <w:r>
+        <w:t>Discuss while showing the picture</w:t>
+      </w:r>
+    </w:p>
+    <w:p>
+      <w:pPr>
+        <w:spacing w:line="336" w:lineRule="auto" w:after="180"/>
+        <w:shd w:fill="F1F6F8"/>
+      </w:pPr>
+      <w:r>
+        <w:rPr>
+          <w:b w:val="0"/>
+        </w:rPr>
+        <w:t xml:space="preserve">Teacher prompt: Point to each numbered stage and explain which recorded </w:t>
+      </w:r>
+      <w:r>
+        <w:rPr>
+          <w:b/>
+        </w:rPr>
+        <w:t>input</w:t>
+      </w:r>
+      <w:r>
+        <w:rPr>
+          <w:b w:val="0"/>
+        </w:rPr>
+        <w:t xml:space="preserve"> it uses. Ask learners to describe one label or arrow in ordinary words. Use the adjacent transcript if the image is difficult to see.</w:t>
+      </w:r>
+    </w:p>
+    <w:p>
+      <w:pPr>
+        <w:pStyle w:val="Heading3"/>
+      </w:pPr>
+      <w:r>
+        <w:t>03. Speech pipelines and multimodal evidence — evidence trace</w:t>
+      </w:r>
+    </w:p>
+    <w:p>
+      <w:r>
+        <w:drawing>
+          <wp:inline xmlns:a="http://schemas.openxmlformats.org/drawingml/2006/main" xmlns:pic="http://schemas.openxmlformats.org/drawingml/2006/picture">
+            <wp:extent cx="5486400" cy="3297936"/>
+            <wp:docPr id="4" name="Picture 4" descr="Speech pipelines and multimodal evidence — evidence trace. Audio transcript reads fifteen boxes; a clear written inventory says fifty boxes. The original audio is unavailable and the assistant reports fifteen as certain. | Track source modality, segment/time references, transcription, interpretation and final claims separately. Compare conflicting evidence without assuming one modality always wins. Ask for clarification when the task needs unresolved information. | There is an unresolved quantity conflict and no audio replay. Preserve both sources and ask the responsible person; certainty is unsupported."/>
+            <wp:cNvGraphicFramePr>
+              <a:graphicFrameLocks noChangeAspect="1"/>
+            </wp:cNvGraphicFramePr>
+            <a:graphic>
+              <a:graphicData uri="http://schemas.openxmlformats.org/drawingml/2006/picture">
+                <pic:pic>
+                  <pic:nvPicPr>
+                    <pic:cNvPr id="0" name="academy-story-ai-3-13-03.png"/>
+                    <pic:cNvPicPr/>
+                  </pic:nvPicPr>
+                  <pic:blipFill>
+                    <a:blip r:embed="rId12"/>
+                    <a:stretch>
+                      <a:fillRect/>
+                    </a:stretch>
+                  </pic:blipFill>
+                  <pic:spPr>
+                    <a:xfrm>
+                      <a:off x="0" y="0"/>
+                      <a:ext cx="5486400" cy="3297936"/>
+                    </a:xfrm>
+                    <a:prstGeom prst="rect"/>
+                  </pic:spPr>
+                </pic:pic>
+              </a:graphicData>
+            </a:graphic>
+          </wp:inline>
+        </w:drawing>
+      </w:r>
+    </w:p>
+    <w:p>
+      <w:pPr>
+        <w:spacing w:line="336" w:lineRule="auto" w:after="180"/>
+      </w:pPr>
+      <w:r>
+        <w:rPr>
+          <w:b w:val="0"/>
+        </w:rPr>
+        <w:t xml:space="preserve">Speech pipelines and multimodal </w:t>
+      </w:r>
+      <w:r>
+        <w:rPr>
+          <w:b/>
+        </w:rPr>
+        <w:t>evidence</w:t>
+      </w:r>
+      <w:r>
+        <w:rPr>
+          <w:b w:val="0"/>
+        </w:rPr>
+        <w:t xml:space="preserve"> — </w:t>
+      </w:r>
+      <w:r>
+        <w:rPr>
+          <w:b/>
+        </w:rPr>
+        <w:t>evidence</w:t>
+      </w:r>
+      <w:r>
+        <w:rPr>
+          <w:b w:val="0"/>
+        </w:rPr>
+        <w:t xml:space="preserve"> trace. Audio transcript reads fifteen boxes; a clear written inventory says fifty boxes.</w:t>
+      </w:r>
+    </w:p>
+    <w:p>
+      <w:pPr>
+        <w:spacing w:line="336" w:lineRule="auto" w:after="180"/>
+      </w:pPr>
+      <w:r>
+        <w:rPr>
+          <w:b w:val="0"/>
+        </w:rPr>
+        <w:t xml:space="preserve">The original audio is unavailable and the assistant reports fifteen as certain. | Track source </w:t>
+      </w:r>
+      <w:r>
+        <w:rPr>
+          <w:b/>
+        </w:rPr>
+        <w:t>modality</w:t>
+      </w:r>
+      <w:r>
+        <w:rPr>
+          <w:b w:val="0"/>
+        </w:rPr>
+        <w:t xml:space="preserve">, segment/time references, </w:t>
+      </w:r>
+      <w:r>
+        <w:rPr>
+          <w:b/>
+        </w:rPr>
+        <w:t>transcription</w:t>
+      </w:r>
+      <w:r>
+        <w:rPr>
+          <w:b w:val="0"/>
+        </w:rPr>
+        <w:t>, interpretation and final claims separately.</w:t>
+      </w:r>
+    </w:p>
+    <w:p>
+      <w:pPr>
+        <w:spacing w:line="336" w:lineRule="auto" w:after="180"/>
+      </w:pPr>
+      <w:r>
+        <w:rPr>
+          <w:b w:val="0"/>
+        </w:rPr>
+        <w:t xml:space="preserve">Compare </w:t>
+      </w:r>
+      <w:r>
+        <w:rPr>
+          <w:b/>
+        </w:rPr>
+        <w:t>conflict</w:t>
+      </w:r>
+      <w:r>
+        <w:rPr>
+          <w:b w:val="0"/>
+        </w:rPr>
+        <w:t xml:space="preserve">ing </w:t>
+      </w:r>
+      <w:r>
+        <w:rPr>
+          <w:b/>
+        </w:rPr>
+        <w:t>evidence</w:t>
+      </w:r>
+      <w:r>
+        <w:rPr>
+          <w:b w:val="0"/>
+        </w:rPr>
+        <w:t xml:space="preserve"> without assuming one </w:t>
+      </w:r>
+      <w:r>
+        <w:rPr>
+          <w:b/>
+        </w:rPr>
+        <w:t>modality</w:t>
+      </w:r>
+      <w:r>
+        <w:rPr>
+          <w:b w:val="0"/>
+        </w:rPr>
+        <w:t xml:space="preserve"> always wins. Ask for clarification when the task needs unresolved information. | There is an unresolved quantity </w:t>
+      </w:r>
+      <w:r>
+        <w:rPr>
+          <w:b/>
+        </w:rPr>
+        <w:t>conflict</w:t>
+      </w:r>
+      <w:r>
+        <w:rPr>
+          <w:b w:val="0"/>
+        </w:rPr>
+        <w:t xml:space="preserve"> and no audio replay.</w:t>
+      </w:r>
+    </w:p>
+    <w:p>
+      <w:pPr>
+        <w:spacing w:line="336" w:lineRule="auto" w:after="180"/>
+      </w:pPr>
+      <w:r>
+        <w:rPr>
+          <w:b w:val="0"/>
+        </w:rPr>
+        <w:t>Preserve both sources and ask the responsible person; certainty is unsupported.</w:t>
+      </w:r>
+    </w:p>
+    <w:p>
+      <w:pPr>
+        <w:spacing w:line="336" w:lineRule="auto" w:after="180"/>
+        <w:shd w:fill="F5F1FB"/>
+      </w:pPr>
+      <w:r>
+        <w:rPr>
+          <w:b w:val="0"/>
+        </w:rPr>
+        <w:t>Read the labels and values. Explain the relationship the model shows.</w:t>
+      </w:r>
+    </w:p>
+    <w:p>
+      <w:pPr>
+        <w:pStyle w:val="Heading3"/>
+      </w:pPr>
+      <w:r>
+        <w:t>Discuss while showing the picture</w:t>
+      </w:r>
+    </w:p>
+    <w:p>
+      <w:pPr>
+        <w:spacing w:line="336" w:lineRule="auto" w:after="180"/>
+        <w:shd w:fill="F1F6F8"/>
+      </w:pPr>
+      <w:r>
+        <w:rPr>
+          <w:b w:val="0"/>
+        </w:rPr>
+        <w:t>Teacher prompt: Read the labels and values. Explain the relationship the model shows. Ask learners to describe one label or arrow in ordinary words. Use the adjacent transcript if the image is difficult to see.</w:t>
+      </w:r>
+    </w:p>
+    <w:p>
+      <w:pPr>
+        <w:pStyle w:val="Heading3"/>
+      </w:pPr>
+      <w:r>
+        <w:t>04. Change one thing. Trace what follows.</w:t>
+      </w:r>
+    </w:p>
+    <w:p>
+      <w:r>
+        <w:drawing>
+          <wp:inline xmlns:a="http://schemas.openxmlformats.org/drawingml/2006/main" xmlns:pic="http://schemas.openxmlformats.org/drawingml/2006/picture">
+            <wp:extent cx="5486400" cy="3041904"/>
+            <wp:docPr id="5" name="Picture 5" descr="Original case: At least three are supported; total five is not established by the description. Changed condition: Open the closed box and a verified observation shows two pencils inside, with no other desk locations. Expected result: The total is now supported as five. Reason: 3 visible initially plus 2 newly observed gives 5 under the complete-location assumption."/>
+            <wp:cNvGraphicFramePr>
+              <a:graphicFrameLocks noChangeAspect="1"/>
+            </wp:cNvGraphicFramePr>
+            <a:graphic>
+              <a:graphicData uri="http://schemas.openxmlformats.org/drawingml/2006/picture">
+                <pic:pic>
+                  <pic:nvPicPr>
+                    <pic:cNvPr id="0" name="academy-story-ai-3-13-04.png"/>
+                    <pic:cNvPicPr/>
+                  </pic:nvPicPr>
+                  <pic:blipFill>
+                    <a:blip r:embed="rId13"/>
+                    <a:stretch>
+                      <a:fillRect/>
+                    </a:stretch>
+                  </pic:blipFill>
+                  <pic:spPr>
+                    <a:xfrm>
+                      <a:off x="0" y="0"/>
+                      <a:ext cx="5486400" cy="3041904"/>
+                    </a:xfrm>
+                    <a:prstGeom prst="rect"/>
+                  </pic:spPr>
+                </pic:pic>
+              </a:graphicData>
+            </a:graphic>
+          </wp:inline>
+        </w:drawing>
+      </w:r>
+    </w:p>
+    <w:p>
+      <w:pPr>
+        <w:spacing w:line="336" w:lineRule="auto" w:after="180"/>
+      </w:pPr>
+      <w:r>
+        <w:rPr>
+          <w:b w:val="0"/>
+        </w:rPr>
+        <w:t xml:space="preserve">Original case: At least three are supported; total five is not established by the description. Changed condition: Open the closed box and a verified </w:t>
+      </w:r>
+      <w:r>
+        <w:rPr>
+          <w:b/>
+        </w:rPr>
+        <w:t>observation</w:t>
+      </w:r>
+      <w:r>
+        <w:rPr>
+          <w:b w:val="0"/>
+        </w:rPr>
+        <w:t xml:space="preserve"> shows two pencils inside, with no other desk locations.</w:t>
+      </w:r>
+    </w:p>
+    <w:p>
+      <w:pPr>
+        <w:spacing w:line="336" w:lineRule="auto" w:after="180"/>
+      </w:pPr>
+      <w:r>
+        <w:rPr>
+          <w:b w:val="0"/>
+        </w:rPr>
+        <w:t>Expected result: The total is now supported as five. Reason: 3 visible initially plus 2 newly observed gives 5 under the complete-location assumption.</w:t>
+      </w:r>
+    </w:p>
+    <w:p>
+      <w:pPr>
+        <w:spacing w:line="336" w:lineRule="auto" w:after="180"/>
+        <w:shd w:fill="F5F1FB"/>
+      </w:pPr>
+      <w:r>
+        <w:rPr>
+          <w:b w:val="0"/>
+        </w:rPr>
+        <w:t>Predict before checking the worked changed-case result. Name what changed and what the supplied facts allow you to conclude.</w:t>
+      </w:r>
+    </w:p>
+    <w:p>
+      <w:pPr>
+        <w:pStyle w:val="Heading3"/>
+      </w:pPr>
+      <w:r>
+        <w:t>Discuss while showing the picture</w:t>
+      </w:r>
+    </w:p>
+    <w:p>
+      <w:pPr>
+        <w:spacing w:line="336" w:lineRule="auto" w:after="180"/>
+        <w:shd w:fill="F1F6F8"/>
+      </w:pPr>
+      <w:r>
+        <w:rPr>
+          <w:b w:val="0"/>
+        </w:rPr>
+        <w:t>Teacher prompt: Predict before checking the worked changed-case result. Name what changed and what the supplied facts allow you to conclude. Ask learners to describe one label or arrow in ordinary words.</w:t>
+      </w:r>
+    </w:p>
+    <w:p>
+      <w:pPr>
+        <w:spacing w:line="336" w:lineRule="auto" w:after="180"/>
+        <w:shd w:fill="F1F6F8"/>
+      </w:pPr>
+      <w:r>
+        <w:rPr>
+          <w:b w:val="0"/>
+        </w:rPr>
+        <w:t>Use the adjacent transcript if the image is difficult to see. Changed-case reasoning: 3 visible initially plus 2 newly observed gives 5 under the complete-location assumption.</w:t>
+      </w:r>
+    </w:p>
+    <w:p>
+      <w:pPr>
+        <w:pStyle w:val="Heading3"/>
+      </w:pPr>
+      <w:r>
+        <w:t>05. Connect the explanation to its limit</w:t>
+      </w:r>
+    </w:p>
+    <w:p>
+      <w:r>
+        <w:drawing>
+          <wp:inline xmlns:a="http://schemas.openxmlformats.org/drawingml/2006/main" xmlns:pic="http://schemas.openxmlformats.org/drawingml/2006/picture">
+            <wp:extent cx="5486400" cy="2834640"/>
+            <wp:docPr id="6" name="Picture 6" descr="A caption is another claim, not a way of seeing through an opaque object. Keep observable information separate from inferences. The visible three give a lower bound under the stated desk scope; there is no supplied maximum for the closed box. Do not replace unknown contents with zero merely because none are visible. Limit: The conclusion depends on the supplied description’s accuracy; no actual image inspection or exhaustive room inventory was performed."/>
+            <wp:cNvGraphicFramePr>
+              <a:graphicFrameLocks noChangeAspect="1"/>
+            </wp:cNvGraphicFramePr>
+            <a:graphic>
+              <a:graphicData uri="http://schemas.openxmlformats.org/drawingml/2006/picture">
+                <pic:pic>
+                  <pic:nvPicPr>
+                    <pic:cNvPr id="0" name="academy-story-ai-3-13-05.png"/>
+                    <pic:cNvPicPr/>
+                  </pic:nvPicPr>
+                  <pic:blipFill>
+                    <a:blip r:embed="rId14"/>
+                    <a:stretch>
+                      <a:fillRect/>
+                    </a:stretch>
+                  </pic:blipFill>
+                  <pic:spPr>
+                    <a:xfrm>
+                      <a:off x="0" y="0"/>
+                      <a:ext cx="5486400" cy="2834640"/>
+                    </a:xfrm>
+                    <a:prstGeom prst="rect"/>
+                  </pic:spPr>
+                </pic:pic>
+              </a:graphicData>
+            </a:graphic>
+          </wp:inline>
+        </w:drawing>
+      </w:r>
+    </w:p>
+    <w:p>
+      <w:pPr>
+        <w:spacing w:line="336" w:lineRule="auto" w:after="180"/>
+      </w:pPr>
+      <w:r>
+        <w:rPr>
+          <w:b w:val="0"/>
+        </w:rPr>
+        <w:t>A caption is another claim, not a way of seeing through an opaque object. Keep observable information separate from inferences.</w:t>
+      </w:r>
+    </w:p>
+    <w:p>
+      <w:pPr>
+        <w:spacing w:line="336" w:lineRule="auto" w:after="180"/>
+      </w:pPr>
+      <w:r>
+        <w:rPr>
+          <w:b w:val="0"/>
+        </w:rPr>
+        <w:t>The visible three give a lower bound under the stated desk scope; there is no supplied maximum for the closed box. Do not replace unknown contents with zero merely because none are visible.</w:t>
+      </w:r>
+    </w:p>
+    <w:p>
+      <w:pPr>
+        <w:spacing w:line="336" w:lineRule="auto" w:after="180"/>
+      </w:pPr>
+      <w:r>
+        <w:rPr>
+          <w:b w:val="0"/>
+        </w:rPr>
+        <w:t>Limit: The conclusion depends on the supplied description’s accuracy; no actual image inspection or exhaustive room inventory was performed.</w:t>
+      </w:r>
+    </w:p>
+    <w:p>
+      <w:pPr>
+        <w:spacing w:line="336" w:lineRule="auto" w:after="180"/>
+        <w:shd w:fill="F5F1FB"/>
+      </w:pPr>
+      <w:r>
+        <w:rPr>
+          <w:b w:val="0"/>
+        </w:rPr>
+        <w:t>Explain the case, then point to a limit on the claim.</w:t>
+      </w:r>
+    </w:p>
+    <w:p>
+      <w:pPr>
+        <w:pStyle w:val="Heading3"/>
+      </w:pPr>
+      <w:r>
+        <w:t>Discuss while showing the picture</w:t>
+      </w:r>
+    </w:p>
+    <w:p>
+      <w:pPr>
+        <w:spacing w:line="336" w:lineRule="auto" w:after="180"/>
+        <w:shd w:fill="F1F6F8"/>
+      </w:pPr>
+      <w:r>
+        <w:rPr>
+          <w:b w:val="0"/>
+        </w:rPr>
+        <w:t>Teacher prompt: Explain the case, then point to a limit on the claim. Ask learners to describe one label or arrow in ordinary words. Use the adjacent transcript if the image is difficult to see.</w:t>
+      </w:r>
+    </w:p>
+    <w:p>
+      <w:pPr>
+        <w:spacing w:line="336" w:lineRule="auto" w:after="180"/>
+        <w:shd w:fill="F1F6F8"/>
+      </w:pPr>
+      <w:r>
+        <w:rPr>
+          <w:b w:val="0"/>
+        </w:rPr>
+        <w:t>Keep the stated scope: The conclusion depends on the supplied description’s accuracy; no actual image inspection or exhaustive room inventory was performed.</w:t>
+      </w:r>
+    </w:p>
+    <w:p>
+      <w:pPr>
+        <w:pStyle w:val="Heading3"/>
+      </w:pPr>
+      <w:r>
+        <w:t>06. Make the idea visible in your project</w:t>
+      </w:r>
+    </w:p>
+    <w:p>
+      <w:r>
+        <w:drawing>
+          <wp:inline xmlns:a="http://schemas.openxmlformats.org/drawingml/2006/main" xmlns:pic="http://schemas.openxmlformats.org/drawingml/2006/picture">
+            <wp:extent cx="5486400" cy="3380232"/>
+            <wp:docPr id="7" name="Picture 7" descr="Label Study Buddy claims by their visual, audio or text evidence and retain uncertainty when modalities omit information. Draw your input, deciding step, result and limit. Supported question: Why were both “exactly three” and “exactly five” unsupported before opening the box?"/>
+            <wp:cNvGraphicFramePr>
+              <a:graphicFrameLocks noChangeAspect="1"/>
+            </wp:cNvGraphicFramePr>
+            <a:graphic>
+              <a:graphicData uri="http://schemas.openxmlformats.org/drawingml/2006/picture">
+                <pic:pic>
+                  <pic:nvPicPr>
+                    <pic:cNvPr id="0" name="academy-story-ai-3-13-06.png"/>
+                    <pic:cNvPicPr/>
+                  </pic:nvPicPr>
+                  <pic:blipFill>
+                    <a:blip r:embed="rId15"/>
+                    <a:stretch>
+                      <a:fillRect/>
+                    </a:stretch>
+                  </pic:blipFill>
+                  <pic:spPr>
+                    <a:xfrm>
+                      <a:off x="0" y="0"/>
+                      <a:ext cx="5486400" cy="3380232"/>
+                    </a:xfrm>
+                    <a:prstGeom prst="rect"/>
+                  </pic:spPr>
+                </pic:pic>
+              </a:graphicData>
+            </a:graphic>
+          </wp:inline>
+        </w:drawing>
+      </w:r>
+    </w:p>
+    <w:p>
+      <w:pPr>
+        <w:spacing w:line="336" w:lineRule="auto" w:after="180"/>
+      </w:pPr>
+      <w:r>
+        <w:rPr>
+          <w:b w:val="0"/>
+        </w:rPr>
+        <w:t xml:space="preserve">Label Study Buddy claims by their visual, audio or text </w:t>
+      </w:r>
+      <w:r>
+        <w:rPr>
+          <w:b/>
+        </w:rPr>
+        <w:t>evidence</w:t>
+      </w:r>
+      <w:r>
+        <w:rPr>
+          <w:b w:val="0"/>
+        </w:rPr>
+        <w:t xml:space="preserve"> and retain uncertainty when modalities omit information. Draw your </w:t>
+      </w:r>
+      <w:r>
+        <w:rPr>
+          <w:b/>
+        </w:rPr>
+        <w:t>input</w:t>
+      </w:r>
+      <w:r>
+        <w:rPr>
+          <w:b w:val="0"/>
+        </w:rPr>
+        <w:t>, deciding step, result and limit.</w:t>
+      </w:r>
+    </w:p>
+    <w:p>
+      <w:pPr>
+        <w:spacing w:line="336" w:lineRule="auto" w:after="180"/>
+      </w:pPr>
+      <w:r>
+        <w:rPr>
+          <w:b w:val="0"/>
+        </w:rPr>
+        <w:t>Supported question: Why were both “exactly three” and “exactly five” unsupported before opening the box?</w:t>
+      </w:r>
+    </w:p>
+    <w:p>
+      <w:pPr>
+        <w:spacing w:line="336" w:lineRule="auto" w:after="180"/>
+        <w:shd w:fill="F5F1FB"/>
+      </w:pPr>
+      <w:r>
+        <w:rPr>
+          <w:b w:val="0"/>
+        </w:rPr>
+        <w:t xml:space="preserve">Draw your project trace and justify the deciding step using </w:t>
+      </w:r>
+      <w:r>
+        <w:rPr>
+          <w:b/>
+        </w:rPr>
+        <w:t>evidence</w:t>
+      </w:r>
+      <w:r>
+        <w:rPr>
+          <w:b w:val="0"/>
+        </w:rPr>
+        <w:t>.</w:t>
+      </w:r>
+    </w:p>
+    <w:p>
+      <w:pPr>
+        <w:pStyle w:val="Heading3"/>
+      </w:pPr>
+      <w:r>
+        <w:t>Discuss while showing the picture</w:t>
+      </w:r>
+    </w:p>
+    <w:p>
+      <w:pPr>
+        <w:spacing w:line="336" w:lineRule="auto" w:after="180"/>
+        <w:shd w:fill="F1F6F8"/>
+      </w:pPr>
+      <w:r>
+        <w:rPr>
+          <w:b w:val="0"/>
+        </w:rPr>
+        <w:t xml:space="preserve">Teacher prompt: Draw your project trace and justify the deciding step using </w:t>
+      </w:r>
+      <w:r>
+        <w:rPr>
+          <w:b/>
+        </w:rPr>
+        <w:t>evidence</w:t>
+      </w:r>
+      <w:r>
+        <w:rPr>
+          <w:b w:val="0"/>
+        </w:rPr>
+        <w:t>. Ask learners to describe one label or arrow in ordinary words. Use the adjacent transcript if the image is difficult to see.</w:t>
+      </w:r>
+    </w:p>
+    <w:p>
+      <w:pPr>
+        <w:spacing w:line="336" w:lineRule="auto" w:after="180"/>
+        <w:shd w:fill="F1F6F8"/>
+      </w:pPr>
+      <w:r>
+        <w:rPr>
+          <w:b w:val="0"/>
+        </w:rPr>
+        <w:t>Supported practice key: Three were visible, but hidden contents were unknown. The closed box could contain additional pencils, and none had yet been observed.</w:t>
       </w:r>
     </w:p>
     <w:sectPr>

--- a/downloads/teacher/ai-3-week-13.docx
+++ b/downloads/teacher/ai-3-week-13.docx
@@ -207,7 +207,7 @@
           </w:tcPr>
           <w:p>
             <w:r>
-              <w:t>Sections 9 and 11–14. Give extra time to finish the full task set; use Section 15 when the week includes a coding lab.</w:t>
+              <w:t>Use “Run the investigation”, “Connect your project”, “Show what you know”, “Study a complete case” and “Try a new case independently”. Give extra time for the full task set. If this week has a coding lab, use its named section; section numbers can change when extra explanations are included.</w:t>
             </w:r>
           </w:p>
         </w:tc>
@@ -5771,7 +5771,7 @@
           </w:tcPr>
           <w:p>
             <w:r>
-              <w:t>Sections 9 and 11–14. Give extra time to finish the full task set; use Section 15 when the week includes a coding lab.</w:t>
+              <w:t>Use “Run the investigation”, “Connect your project”, “Show what you know”, “Study a complete case” and “Try a new case independently”. Give extra time for the full task set. If this week has a coding lab, use its named section; section numbers can change when extra explanations are included.</w:t>
             </w:r>
           </w:p>
         </w:tc>

--- a/downloads/teacher/ai-3-week-13.docx
+++ b/downloads/teacher/ai-3-week-13.docx
@@ -25,20 +25,38 @@
         <w:pStyle w:val="Heading1"/>
       </w:pPr>
       <w:r>
-        <w:t>01. Multimodal Evidence</w:t>
-      </w:r>
-    </w:p>
-    <w:p>
-      <w:r>
-        <w:t>Prepare Multimodal Evidence: check the target, prerequisites, resources and adaptable teaching schedule.</w:t>
-      </w:r>
-    </w:p>
-    <w:p>
-      <w:pPr>
-        <w:pStyle w:val="Heading3"/>
-      </w:pPr>
-      <w:r>
-        <w:t>Teach the learning cycle</w:t>
+        <w:t>Teach evidence roles before source fusion.</w:t>
+      </w:r>
+    </w:p>
+    <w:p>
+      <w:r>
+        <w:t>Supply complete descriptions, preserve missing information and assess the selected hidden-content task before feedback.</w:t>
+      </w:r>
+    </w:p>
+    <w:p>
+      <w:r>
+        <w:t>Ask what each source actually reports, what remains unavailable and which location/time assumptions support a total.</w:t>
+      </w:r>
+    </w:p>
+    <w:p>
+      <w:pPr>
+        <w:pStyle w:val="Heading1"/>
+      </w:pPr>
+      <w:r>
+        <w:t>01. Prepare this connected week</w:t>
+      </w:r>
+    </w:p>
+    <w:p>
+      <w:r>
+        <w:t>Use one main plan and keep practice separate from the independent first attempt.</w:t>
+      </w:r>
+    </w:p>
+    <w:p>
+      <w:pPr>
+        <w:pStyle w:val="Heading2"/>
+      </w:pPr>
+      <w:r>
+        <w:t>Learning goal and precision</w:t>
       </w:r>
     </w:p>
     <w:p>
@@ -49,25 +67,155 @@
         <w:rPr>
           <w:b w:val="0"/>
         </w:rPr>
-        <w:t xml:space="preserve">Primary target: Explain the </w:t>
+        <w:t xml:space="preserve">Primary target: Keep visible </w:t>
       </w:r>
       <w:r>
         <w:rPr>
           <w:b/>
         </w:rPr>
+        <w:t>evidence</w:t>
+      </w:r>
+      <w:r>
+        <w:rPr>
+          <w:b w:val="0"/>
+        </w:rPr>
+        <w:t>, hidden contents and caption claims separate</w:t>
+      </w:r>
+    </w:p>
+    <w:p>
+      <w:pPr>
+        <w:spacing w:line="336" w:lineRule="auto" w:after="180"/>
+      </w:pPr>
+      <w:r>
+        <w:rPr>
+          <w:b w:val="0"/>
+        </w:rPr>
+        <w:t>Two 45-minute sessions. A multimodal pipeline may transcribe speech, inspect an image and generate a response. Errors at one stage can propagate even when later stages run correctly.</w:t>
+      </w:r>
+    </w:p>
+    <w:p>
+      <w:pPr>
+        <w:spacing w:line="336" w:lineRule="auto" w:after="180"/>
+      </w:pPr>
+      <w:r>
+        <w:rPr>
+          <w:b w:val="0"/>
+        </w:rPr>
+        <w:t xml:space="preserve">Use the supplied constructed scenarios to make the </w:t>
+      </w:r>
+      <w:r>
+        <w:rPr>
+          <w:b/>
+        </w:rPr>
         <w:t>mechanism</w:t>
       </w:r>
       <w:r>
         <w:rPr>
           <w:b w:val="0"/>
         </w:rPr>
-        <w:t xml:space="preserve"> and terminology of speech pipelines and multimodal </w:t>
+        <w:t xml:space="preserve"> inspectable. Collect W4 before sharing solutions.</w:t>
+      </w:r>
+    </w:p>
+    <w:p>
+      <w:pPr>
+        <w:spacing w:line="336" w:lineRule="auto" w:after="180"/>
+      </w:pPr>
+      <w:r>
+        <w:rPr>
+          <w:b w:val="0"/>
+        </w:rPr>
+        <w:t xml:space="preserve">Students should name intermediate </w:t>
       </w:r>
       <w:r>
         <w:rPr>
           <w:b/>
         </w:rPr>
         <w:t>evidence</w:t>
+      </w:r>
+      <w:r>
+        <w:rPr>
+          <w:b w:val="0"/>
+        </w:rPr>
+        <w:t xml:space="preserve"> and limitations; classroom pacing and learning effectiveness remain unvalidated.</w:t>
+      </w:r>
+    </w:p>
+    <w:p>
+      <w:pPr>
+        <w:spacing w:line="336" w:lineRule="auto" w:after="180"/>
+      </w:pPr>
+      <w:r>
+        <w:rPr>
+          <w:b w:val="0"/>
+        </w:rPr>
+        <w:t xml:space="preserve">By the end, I can combine </w:t>
+      </w:r>
+      <w:r>
+        <w:rPr>
+          <w:b/>
+        </w:rPr>
+        <w:t>evidence</w:t>
+      </w:r>
+      <w:r>
+        <w:rPr>
+          <w:b w:val="0"/>
+        </w:rPr>
+        <w:t xml:space="preserve"> from modalities without treating hidden content as visible.</w:t>
+      </w:r>
+    </w:p>
+    <w:p>
+      <w:pPr>
+        <w:pStyle w:val="Heading2"/>
+      </w:pPr>
+      <w:r>
+        <w:t>What to prepare</w:t>
+      </w:r>
+    </w:p>
+    <w:p>
+      <w:pPr>
+        <w:pStyle w:val="ListBullet"/>
+      </w:pPr>
+      <w:r>
+        <w:t>Use the supplied scenario, student illustrations and blank paper. For numeric work, offer counters or a calculator after learners show the setup. Fictional records are supplied; personal data and paid accounts are unnecessary.</w:t>
+      </w:r>
+    </w:p>
+    <w:p>
+      <w:pPr>
+        <w:pStyle w:val="ListBullet"/>
+      </w:pPr>
+      <w:r>
+        <w:t>Case exposure check: this source example appears in ai-2/26, ai-3/12, ai-3/13. Reuse a familiar case for recall or modelling; verify that the case used to assess transfer has not already received feedback.</w:t>
+      </w:r>
+    </w:p>
+    <w:p>
+      <w:pPr>
+        <w:pStyle w:val="ListBullet"/>
+      </w:pPr>
+      <w:r>
+        <w:t>Lesson and workbook; paper and pencil</w:t>
+      </w:r>
+    </w:p>
+    <w:p>
+      <w:pPr>
+        <w:pStyle w:val="ListBullet"/>
+      </w:pPr>
+      <w:r>
+        <w:t>Calculator and optional local Python 3 for arithmetic; no live API or private data</w:t>
+      </w:r>
+    </w:p>
+    <w:p>
+      <w:pPr>
+        <w:pStyle w:val="ListBullet"/>
+      </w:pPr>
+      <w:r>
+        <w:t>Prepare the fresh retry separately and withhold its solution until after collection</w:t>
+      </w:r>
+    </w:p>
+    <w:p>
+      <w:pPr>
+        <w:pStyle w:val="Heading2"/>
+      </w:pPr>
+      <w:r>
+        <w:t>Main teaching plan</w:t>
       </w:r>
     </w:p>
     <w:tbl>
@@ -249,13 +397,367 @@
     </w:p>
     <w:p>
       <w:pPr>
+        <w:pStyle w:val="Heading2"/>
+      </w:pPr>
+      <w:r>
+        <w:t>Opening retrieval and readiness</w:t>
+      </w:r>
+    </w:p>
+    <w:p>
+      <w:pPr>
         <w:spacing w:line="336" w:lineRule="auto" w:after="180"/>
       </w:pPr>
       <w:r>
         <w:rPr>
           <w:b w:val="0"/>
         </w:rPr>
-        <w:t>Case exposure check: this source example appears in ai-2/26, ai-3/12, ai-3/13. Reuse a familiar case for recall or modelling; verify that the case used to assess transfer has not already received feedback.</w:t>
+        <w:t>Without opening the old lesson, explain one key idea from Speech and Audio Systems. Give an example and a mistake that the idea helps you avoid.</w:t>
+      </w:r>
+    </w:p>
+    <w:p>
+      <w:pPr>
+        <w:spacing w:line="336" w:lineRule="auto" w:after="180"/>
+      </w:pPr>
+      <w:r>
+        <w:rPr>
+          <w:b w:val="0"/>
+        </w:rPr>
+        <w:t xml:space="preserve">Look for: Explain the </w:t>
+      </w:r>
+      <w:r>
+        <w:rPr>
+          <w:b/>
+        </w:rPr>
+        <w:t>mechanism</w:t>
+      </w:r>
+      <w:r>
+        <w:rPr>
+          <w:b w:val="0"/>
+        </w:rPr>
+        <w:t xml:space="preserve"> and terminology of speech pipelines and multimodal </w:t>
+      </w:r>
+      <w:r>
+        <w:rPr>
+          <w:b/>
+        </w:rPr>
+        <w:t>evidence</w:t>
+      </w:r>
+    </w:p>
+    <w:p>
+      <w:pPr>
+        <w:spacing w:line="336" w:lineRule="auto" w:after="180"/>
+      </w:pPr>
+      <w:r>
+        <w:rPr>
+          <w:b w:val="0"/>
+        </w:rPr>
+        <w:t>Reference example, not the only acceptable wording: Teacher explanation: A multimodal pipeline may transcribe speech, inspect an image and generate a response.</w:t>
+      </w:r>
+    </w:p>
+    <w:p>
+      <w:pPr>
+        <w:spacing w:line="336" w:lineRule="auto" w:after="180"/>
+      </w:pPr>
+      <w:r>
+        <w:rPr>
+          <w:b w:val="0"/>
+        </w:rPr>
+        <w:t xml:space="preserve">Errors at one stage can propagate even when later stages run correctly. Track source </w:t>
+      </w:r>
+      <w:r>
+        <w:rPr>
+          <w:b/>
+        </w:rPr>
+        <w:t>modality</w:t>
+      </w:r>
+      <w:r>
+        <w:rPr>
+          <w:b w:val="0"/>
+        </w:rPr>
+        <w:t xml:space="preserve">, segment/time references, </w:t>
+      </w:r>
+      <w:r>
+        <w:rPr>
+          <w:b/>
+        </w:rPr>
+        <w:t>transcription</w:t>
+      </w:r>
+      <w:r>
+        <w:rPr>
+          <w:b w:val="0"/>
+        </w:rPr>
+        <w:t>, interpretation and final claims separately.</w:t>
+      </w:r>
+    </w:p>
+    <w:p>
+      <w:pPr>
+        <w:spacing w:line="336" w:lineRule="auto" w:after="180"/>
+      </w:pPr>
+      <w:r>
+        <w:rPr>
+          <w:b w:val="0"/>
+        </w:rPr>
+        <w:t xml:space="preserve">Compare </w:t>
+      </w:r>
+      <w:r>
+        <w:rPr>
+          <w:b/>
+        </w:rPr>
+        <w:t>conflict</w:t>
+      </w:r>
+      <w:r>
+        <w:rPr>
+          <w:b w:val="0"/>
+        </w:rPr>
+        <w:t xml:space="preserve">ing </w:t>
+      </w:r>
+      <w:r>
+        <w:rPr>
+          <w:b/>
+        </w:rPr>
+        <w:t>evidence</w:t>
+      </w:r>
+      <w:r>
+        <w:rPr>
+          <w:b w:val="0"/>
+        </w:rPr>
+        <w:t xml:space="preserve"> without assuming one </w:t>
+      </w:r>
+      <w:r>
+        <w:rPr>
+          <w:b/>
+        </w:rPr>
+        <w:t>modality</w:t>
+      </w:r>
+      <w:r>
+        <w:rPr>
+          <w:b w:val="0"/>
+        </w:rPr>
+        <w:t xml:space="preserve"> always wins. Ask for clarification when the task needs unresolved information.</w:t>
+      </w:r>
+    </w:p>
+    <w:p>
+      <w:pPr>
+        <w:spacing w:line="336" w:lineRule="auto" w:after="180"/>
+      </w:pPr>
+      <w:r>
+        <w:rPr>
+          <w:b w:val="0"/>
+        </w:rPr>
+        <w:t>Without opening the old lesson, explain one key idea from Image Generation Models. Give an example and a mistake that the idea helps you avoid.</w:t>
+      </w:r>
+    </w:p>
+    <w:p>
+      <w:pPr>
+        <w:spacing w:line="336" w:lineRule="auto" w:after="180"/>
+      </w:pPr>
+      <w:r>
+        <w:rPr>
+          <w:b w:val="0"/>
+        </w:rPr>
+        <w:t xml:space="preserve">Look for: Explain the </w:t>
+      </w:r>
+      <w:r>
+        <w:rPr>
+          <w:b/>
+        </w:rPr>
+        <w:t>mechanism</w:t>
+      </w:r>
+      <w:r>
+        <w:rPr>
+          <w:b w:val="0"/>
+        </w:rPr>
+        <w:t xml:space="preserve"> and terminology of image generation and provenance</w:t>
+      </w:r>
+    </w:p>
+    <w:p>
+      <w:pPr>
+        <w:spacing w:line="336" w:lineRule="auto" w:after="180"/>
+      </w:pPr>
+      <w:r>
+        <w:rPr>
+          <w:b w:val="0"/>
+        </w:rPr>
+        <w:t xml:space="preserve">Reference example, not the only acceptable wording: Teacher explanation: An image generator constructs an </w:t>
+      </w:r>
+      <w:r>
+        <w:rPr>
+          <w:b/>
+        </w:rPr>
+        <w:t>output</w:t>
+      </w:r>
+      <w:r>
+        <w:rPr>
+          <w:b w:val="0"/>
+        </w:rPr>
+        <w:t xml:space="preserve"> from learned patterns and a specification. A generated picture is not a record that the depicted event occurred.</w:t>
+      </w:r>
+    </w:p>
+    <w:p>
+      <w:pPr>
+        <w:spacing w:line="336" w:lineRule="auto" w:after="180"/>
+      </w:pPr>
+      <w:r>
+        <w:rPr>
+          <w:b w:val="0"/>
+        </w:rPr>
+        <w:t>Keep a provenance record containing specification, tool/version when known, generation date, edits, permissions and intended use. Label fictional imagery.</w:t>
+      </w:r>
+    </w:p>
+    <w:p>
+      <w:pPr>
+        <w:spacing w:line="336" w:lineRule="auto" w:after="180"/>
+      </w:pPr>
+      <w:r>
+        <w:rPr>
+          <w:b w:val="0"/>
+        </w:rPr>
+        <w:t>Inspect visual requirements and avoid inferring identity or event authenticity from appearance.</w:t>
+      </w:r>
+    </w:p>
+    <w:p>
+      <w:pPr>
+        <w:spacing w:line="336" w:lineRule="auto" w:after="180"/>
+      </w:pPr>
+      <w:r>
+        <w:rPr>
+          <w:b w:val="0"/>
+        </w:rPr>
+        <w:t>Without opening the old lesson, explain one key idea from Iterative Prompting. Give an example and a mistake that the idea helps you avoid.</w:t>
+      </w:r>
+    </w:p>
+    <w:p>
+      <w:pPr>
+        <w:spacing w:line="336" w:lineRule="auto" w:after="180"/>
+      </w:pPr>
+      <w:r>
+        <w:rPr>
+          <w:b w:val="0"/>
+        </w:rPr>
+        <w:t xml:space="preserve">Look for: Explain the </w:t>
+      </w:r>
+      <w:r>
+        <w:rPr>
+          <w:b/>
+        </w:rPr>
+        <w:t>mechanism</w:t>
+      </w:r>
+      <w:r>
+        <w:rPr>
+          <w:b w:val="0"/>
+        </w:rPr>
+        <w:t xml:space="preserve"> and terminology of controlled prompt experiments</w:t>
+      </w:r>
+    </w:p>
+    <w:p>
+      <w:pPr>
+        <w:spacing w:line="336" w:lineRule="auto" w:after="180"/>
+      </w:pPr>
+      <w:r>
+        <w:rPr>
+          <w:b w:val="0"/>
+        </w:rPr>
+        <w:t>Reference example, not the only acceptable wording: Teacher explanation: A prompt experiment compares complete specifications using the same task cases.</w:t>
+      </w:r>
+    </w:p>
+    <w:p>
+      <w:pPr>
+        <w:spacing w:line="336" w:lineRule="auto" w:after="180"/>
+      </w:pPr>
+      <w:r>
+        <w:rPr>
+          <w:b w:val="0"/>
+        </w:rPr>
+        <w:t xml:space="preserve">Define success before inspecting </w:t>
+      </w:r>
+      <w:r>
+        <w:rPr>
+          <w:b/>
+        </w:rPr>
+        <w:t>output</w:t>
+      </w:r>
+      <w:r>
+        <w:rPr>
+          <w:b w:val="0"/>
+        </w:rPr>
+        <w:t xml:space="preserve">s; change one intended instruction and preserve other settings. Evaluate both prompts on paired cases with fixed model/version, source records, </w:t>
+      </w:r>
+      <w:r>
+        <w:rPr>
+          <w:b/>
+        </w:rPr>
+        <w:t>output</w:t>
+      </w:r>
+      <w:r>
+        <w:rPr>
+          <w:b w:val="0"/>
+        </w:rPr>
+        <w:t xml:space="preserve"> contract and scoring rubric.</w:t>
+      </w:r>
+    </w:p>
+    <w:p>
+      <w:pPr>
+        <w:spacing w:line="336" w:lineRule="auto" w:after="180"/>
+      </w:pPr>
+      <w:r>
+        <w:rPr>
+          <w:b w:val="0"/>
+        </w:rPr>
+        <w:t>Use development results for selection, then reserve new final cases. Score each case rather than counting attractive sentences.</w:t>
+      </w:r>
+    </w:p>
+    <w:p>
+      <w:pPr>
+        <w:spacing w:line="336" w:lineRule="auto" w:after="180"/>
+      </w:pPr>
+      <w:r>
+        <w:rPr>
+          <w:b w:val="0"/>
+        </w:rPr>
+        <w:t xml:space="preserve">A result depends on the </w:t>
+      </w:r>
+      <w:r>
+        <w:rPr>
+          <w:b/>
+        </w:rPr>
+        <w:t>input</w:t>
+      </w:r>
+      <w:r>
+        <w:rPr>
+          <w:b w:val="0"/>
+        </w:rPr>
+        <w:t xml:space="preserve">s, procedure and conditions that produced it. Preserve data roles and distinguish observed outcomes from </w:t>
+      </w:r>
+      <w:r>
+        <w:rPr>
+          <w:b/>
+        </w:rPr>
+        <w:t>prediction</w:t>
+      </w:r>
+      <w:r>
+        <w:rPr>
+          <w:b w:val="0"/>
+        </w:rPr>
+        <w:t>s or unmeasured conditions.</w:t>
+      </w:r>
+    </w:p>
+    <w:p>
+      <w:pPr>
+        <w:spacing w:line="336" w:lineRule="auto" w:after="180"/>
+      </w:pPr>
+      <w:r>
+        <w:rPr>
+          <w:b w:val="0"/>
+        </w:rPr>
+        <w:t>If the prior concept cannot be explained, use a short retrieval activity before this chapter.</w:t>
+      </w:r>
+    </w:p>
+    <w:p>
+      <w:pPr>
+        <w:pStyle w:val="Heading2"/>
+      </w:pPr>
+      <w:r>
+        <w:t>Earlier wording, alternatives and picture transcripts · reference / check after trying</w:t>
       </w:r>
     </w:p>
     <w:p>
@@ -263,6 +765,14 @@
         <w:pStyle w:val="Heading3"/>
       </w:pPr>
       <w:r>
+        <w:t>Teach the learning cycle</w:t>
+      </w:r>
+    </w:p>
+    <w:p>
+      <w:pPr>
+        <w:pStyle w:val="Heading3"/>
+      </w:pPr>
+      <w:r>
         <w:t>Retrieval answer guidance</w:t>
       </w:r>
     </w:p>
@@ -276,139 +786,6 @@
     </w:p>
     <w:p>
       <w:pPr>
-        <w:spacing w:line="336" w:lineRule="auto" w:after="180"/>
-      </w:pPr>
-      <w:r>
-        <w:rPr>
-          <w:b w:val="0"/>
-        </w:rPr>
-        <w:t>Without opening the old lesson, explain one key idea from Speech and Audio Systems. Give an example and a mistake that the idea helps you avoid.</w:t>
-      </w:r>
-    </w:p>
-    <w:p>
-      <w:pPr>
-        <w:spacing w:line="336" w:lineRule="auto" w:after="180"/>
-      </w:pPr>
-      <w:r>
-        <w:rPr>
-          <w:b w:val="0"/>
-        </w:rPr>
-        <w:t xml:space="preserve">Look for: Explain the </w:t>
-      </w:r>
-      <w:r>
-        <w:rPr>
-          <w:b/>
-        </w:rPr>
-        <w:t>mechanism</w:t>
-      </w:r>
-      <w:r>
-        <w:rPr>
-          <w:b w:val="0"/>
-        </w:rPr>
-        <w:t xml:space="preserve"> and terminology of speech pipelines and multimodal </w:t>
-      </w:r>
-      <w:r>
-        <w:rPr>
-          <w:b/>
-        </w:rPr>
-        <w:t>evidence</w:t>
-      </w:r>
-    </w:p>
-    <w:p>
-      <w:pPr>
-        <w:spacing w:line="336" w:lineRule="auto" w:after="180"/>
-      </w:pPr>
-      <w:r>
-        <w:rPr>
-          <w:b w:val="0"/>
-        </w:rPr>
-        <w:t>Reference example, not the only acceptable wording: Teacher explanation: A multimodal pipeline may transcribe speech, inspect an image and generate a response.</w:t>
-      </w:r>
-    </w:p>
-    <w:p>
-      <w:pPr>
-        <w:spacing w:line="336" w:lineRule="auto" w:after="180"/>
-      </w:pPr>
-      <w:r>
-        <w:rPr>
-          <w:b w:val="0"/>
-        </w:rPr>
-        <w:t xml:space="preserve">Errors at one stage can propagate even when later stages run correctly. Track source </w:t>
-      </w:r>
-      <w:r>
-        <w:rPr>
-          <w:b/>
-        </w:rPr>
-        <w:t>modality</w:t>
-      </w:r>
-      <w:r>
-        <w:rPr>
-          <w:b w:val="0"/>
-        </w:rPr>
-        <w:t xml:space="preserve">, segment/time references, </w:t>
-      </w:r>
-      <w:r>
-        <w:rPr>
-          <w:b/>
-        </w:rPr>
-        <w:t>transcription</w:t>
-      </w:r>
-      <w:r>
-        <w:rPr>
-          <w:b w:val="0"/>
-        </w:rPr>
-        <w:t>, interpretation and final claims separately.</w:t>
-      </w:r>
-    </w:p>
-    <w:p>
-      <w:pPr>
-        <w:spacing w:line="336" w:lineRule="auto" w:after="180"/>
-      </w:pPr>
-      <w:r>
-        <w:rPr>
-          <w:b w:val="0"/>
-        </w:rPr>
-        <w:t xml:space="preserve">Compare </w:t>
-      </w:r>
-      <w:r>
-        <w:rPr>
-          <w:b/>
-        </w:rPr>
-        <w:t>conflict</w:t>
-      </w:r>
-      <w:r>
-        <w:rPr>
-          <w:b w:val="0"/>
-        </w:rPr>
-        <w:t xml:space="preserve">ing </w:t>
-      </w:r>
-      <w:r>
-        <w:rPr>
-          <w:b/>
-        </w:rPr>
-        <w:t>evidence</w:t>
-      </w:r>
-      <w:r>
-        <w:rPr>
-          <w:b w:val="0"/>
-        </w:rPr>
-        <w:t xml:space="preserve"> without assuming one </w:t>
-      </w:r>
-      <w:r>
-        <w:rPr>
-          <w:b/>
-        </w:rPr>
-        <w:t>modality</w:t>
-      </w:r>
-      <w:r>
-        <w:rPr>
-          <w:b w:val="0"/>
-        </w:rPr>
-        <w:t xml:space="preserve"> always wins. Ask for clarification when the task needs unresolved information.</w:t>
-      </w:r>
-    </w:p>
-    <w:p>
-      <w:pPr>
         <w:pStyle w:val="Heading3"/>
       </w:pPr>
       <w:r>
@@ -417,180 +794,10 @@
     </w:p>
     <w:p>
       <w:pPr>
-        <w:spacing w:line="336" w:lineRule="auto" w:after="180"/>
-      </w:pPr>
-      <w:r>
-        <w:rPr>
-          <w:b w:val="0"/>
-        </w:rPr>
-        <w:t>Without opening the old lesson, explain one key idea from Image Generation Models. Give an example and a mistake that the idea helps you avoid.</w:t>
-      </w:r>
-    </w:p>
-    <w:p>
-      <w:pPr>
-        <w:spacing w:line="336" w:lineRule="auto" w:after="180"/>
-      </w:pPr>
-      <w:r>
-        <w:rPr>
-          <w:b w:val="0"/>
-        </w:rPr>
-        <w:t xml:space="preserve">Look for: Explain the </w:t>
-      </w:r>
-      <w:r>
-        <w:rPr>
-          <w:b/>
-        </w:rPr>
-        <w:t>mechanism</w:t>
-      </w:r>
-      <w:r>
-        <w:rPr>
-          <w:b w:val="0"/>
-        </w:rPr>
-        <w:t xml:space="preserve"> and terminology of image generation and provenance</w:t>
-      </w:r>
-    </w:p>
-    <w:p>
-      <w:pPr>
-        <w:spacing w:line="336" w:lineRule="auto" w:after="180"/>
-      </w:pPr>
-      <w:r>
-        <w:rPr>
-          <w:b w:val="0"/>
-        </w:rPr>
-        <w:t xml:space="preserve">Reference example, not the only acceptable wording: Teacher explanation: An image generator constructs an </w:t>
-      </w:r>
-      <w:r>
-        <w:rPr>
-          <w:b/>
-        </w:rPr>
-        <w:t>output</w:t>
-      </w:r>
-      <w:r>
-        <w:rPr>
-          <w:b w:val="0"/>
-        </w:rPr>
-        <w:t xml:space="preserve"> from learned patterns and a specification. A generated picture is not a record that the depicted event occurred.</w:t>
-      </w:r>
-    </w:p>
-    <w:p>
-      <w:pPr>
-        <w:spacing w:line="336" w:lineRule="auto" w:after="180"/>
-      </w:pPr>
-      <w:r>
-        <w:rPr>
-          <w:b w:val="0"/>
-        </w:rPr>
-        <w:t>Keep a provenance record containing specification, tool/version when known, generation date, edits, permissions and intended use. Label fictional imagery.</w:t>
-      </w:r>
-    </w:p>
-    <w:p>
-      <w:pPr>
-        <w:spacing w:line="336" w:lineRule="auto" w:after="180"/>
-      </w:pPr>
-      <w:r>
-        <w:rPr>
-          <w:b w:val="0"/>
-        </w:rPr>
-        <w:t>Inspect visual requirements and avoid inferring identity or event authenticity from appearance.</w:t>
-      </w:r>
-    </w:p>
-    <w:p>
-      <w:pPr>
         <w:pStyle w:val="Heading3"/>
       </w:pPr>
       <w:r>
         <w:t>Iterative Prompting</w:t>
-      </w:r>
-    </w:p>
-    <w:p>
-      <w:pPr>
-        <w:spacing w:line="336" w:lineRule="auto" w:after="180"/>
-      </w:pPr>
-      <w:r>
-        <w:rPr>
-          <w:b w:val="0"/>
-        </w:rPr>
-        <w:t>Without opening the old lesson, explain one key idea from Iterative Prompting. Give an example and a mistake that the idea helps you avoid.</w:t>
-      </w:r>
-    </w:p>
-    <w:p>
-      <w:pPr>
-        <w:spacing w:line="336" w:lineRule="auto" w:after="180"/>
-      </w:pPr>
-      <w:r>
-        <w:rPr>
-          <w:b w:val="0"/>
-        </w:rPr>
-        <w:t xml:space="preserve">Look for: Explain the </w:t>
-      </w:r>
-      <w:r>
-        <w:rPr>
-          <w:b/>
-        </w:rPr>
-        <w:t>mechanism</w:t>
-      </w:r>
-      <w:r>
-        <w:rPr>
-          <w:b w:val="0"/>
-        </w:rPr>
-        <w:t xml:space="preserve"> and terminology of controlled prompt experiments</w:t>
-      </w:r>
-    </w:p>
-    <w:p>
-      <w:pPr>
-        <w:spacing w:line="336" w:lineRule="auto" w:after="180"/>
-      </w:pPr>
-      <w:r>
-        <w:rPr>
-          <w:b w:val="0"/>
-        </w:rPr>
-        <w:t>Reference example, not the only acceptable wording: Teacher explanation: A prompt experiment compares complete specifications using the same task cases.</w:t>
-      </w:r>
-    </w:p>
-    <w:p>
-      <w:pPr>
-        <w:spacing w:line="336" w:lineRule="auto" w:after="180"/>
-      </w:pPr>
-      <w:r>
-        <w:rPr>
-          <w:b w:val="0"/>
-        </w:rPr>
-        <w:t xml:space="preserve">Define success before inspecting </w:t>
-      </w:r>
-      <w:r>
-        <w:rPr>
-          <w:b/>
-        </w:rPr>
-        <w:t>output</w:t>
-      </w:r>
-      <w:r>
-        <w:rPr>
-          <w:b w:val="0"/>
-        </w:rPr>
-        <w:t xml:space="preserve">s; change one intended instruction and preserve other settings. Evaluate both prompts on paired cases with fixed model/version, source records, </w:t>
-      </w:r>
-      <w:r>
-        <w:rPr>
-          <w:b/>
-        </w:rPr>
-        <w:t>output</w:t>
-      </w:r>
-      <w:r>
-        <w:rPr>
-          <w:b w:val="0"/>
-        </w:rPr>
-        <w:t xml:space="preserve"> contract and scoring rubric.</w:t>
-      </w:r>
-    </w:p>
-    <w:p>
-      <w:pPr>
-        <w:spacing w:line="336" w:lineRule="auto" w:after="180"/>
-      </w:pPr>
-      <w:r>
-        <w:rPr>
-          <w:b w:val="0"/>
-        </w:rPr>
-        <w:t>Use development results for selection, then reserve new final cases. Score each case rather than counting attractive sentences.</w:t>
       </w:r>
     </w:p>
     <w:p>
@@ -787,6 +994,11 @@
       </w:r>
     </w:p>
     <w:p>
+      <w:r>
+        <w:t>This compact option is not the full-week schedule. Use the main teaching cycle and allow extra sessions for the investigation, independent work and project.</w:t>
+      </w:r>
+    </w:p>
+    <w:p>
       <w:pPr>
         <w:spacing w:line="336" w:lineRule="auto" w:after="180"/>
       </w:pPr>
@@ -794,7 +1006,7 @@
         <w:rPr>
           <w:b w:val="0"/>
         </w:rPr>
-        <w:t>Use the supplied scenario, student illustrations and blank paper. For numeric work, offer counters or a calculator after learners show the setup. Fictional records are supplied; personal data and paid accounts are unnecessary.</w:t>
+        <w:t>Allow 80 minutes: recall 8; explanation 12; worked demonstration 15; guided practice 20; independent assessment 15; project and reflection 10. Extend the lab into a second session when needed.</w:t>
       </w:r>
     </w:p>
     <w:p>
@@ -802,32 +1014,55 @@
         <w:pStyle w:val="Heading3"/>
       </w:pPr>
       <w:r>
-        <w:t>Alternative compact allocation</w:t>
-      </w:r>
-    </w:p>
-    <w:p>
-      <w:r>
-        <w:t>This compact option is not the full-week schedule. Use the main teaching cycle and allow extra sessions for the investigation, independent work and project.</w:t>
+        <w:t>Preparation for the connected explanation</w:t>
+      </w:r>
+    </w:p>
+    <w:p>
+      <w:pPr>
+        <w:pStyle w:val="Heading3"/>
+      </w:pPr>
+      <w:r>
+        <w:t>Readiness answer</w:t>
+      </w:r>
+    </w:p>
+    <w:p>
+      <w:pPr>
+        <w:pStyle w:val="Heading3"/>
+      </w:pPr>
+      <w:r>
+        <w:t>End goal for the pictorial case</w:t>
       </w:r>
     </w:p>
     <w:p>
       <w:pPr>
         <w:spacing w:line="336" w:lineRule="auto" w:after="180"/>
-        <w:shd w:fill="F1F6F8"/>
-      </w:pPr>
-      <w:r>
-        <w:rPr>
-          <w:b w:val="0"/>
-        </w:rPr>
-        <w:t>Allow 80 minutes: recall 8; explanation 12; worked demonstration 15; guided practice 20; independent assessment 15; project and reflection 10. Extend the lab into a second session when needed.</w:t>
-      </w:r>
-    </w:p>
-    <w:p>
-      <w:pPr>
-        <w:pStyle w:val="Heading3"/>
-      </w:pPr>
-      <w:r>
-        <w:t>Preparation for the connected explanation</w:t>
+      </w:pPr>
+      <w:r>
+        <w:rPr>
+          <w:b w:val="0"/>
+        </w:rPr>
+        <w:t>This added worked case illustrates the week’s main idea. Retain all original and connected topics; schedule its practice within the teaching cycle.</w:t>
+      </w:r>
+    </w:p>
+    <w:p>
+      <w:pPr>
+        <w:pStyle w:val="Heading1"/>
+      </w:pPr>
+      <w:r>
+        <w:t>02. Teach aligned source use and visible-versus-hidden reasoning</w:t>
+      </w:r>
+    </w:p>
+    <w:p>
+      <w:r>
+        <w:t>Do not treat a described input as an actual inspected image.</w:t>
+      </w:r>
+    </w:p>
+    <w:p>
+      <w:pPr>
+        <w:pStyle w:val="Heading2"/>
+      </w:pPr>
+      <w:r>
+        <w:t>State the current evidence checks</w:t>
       </w:r>
     </w:p>
     <w:p>
@@ -838,679 +1073,7 @@
         <w:rPr>
           <w:b w:val="0"/>
         </w:rPr>
-        <w:t>Two 45-minute sessions. A multimodal pipeline may transcribe speech, inspect an image and generate a response. Errors at one stage can propagate even when later stages run correctly.</w:t>
-      </w:r>
-    </w:p>
-    <w:p>
-      <w:pPr>
-        <w:spacing w:line="336" w:lineRule="auto" w:after="180"/>
-      </w:pPr>
-      <w:r>
-        <w:rPr>
-          <w:b w:val="0"/>
-        </w:rPr>
-        <w:t xml:space="preserve">Use the supplied constructed scenarios to make the </w:t>
-      </w:r>
-      <w:r>
-        <w:rPr>
-          <w:b/>
-        </w:rPr>
-        <w:t>mechanism</w:t>
-      </w:r>
-      <w:r>
-        <w:rPr>
-          <w:b w:val="0"/>
-        </w:rPr>
-        <w:t xml:space="preserve"> inspectable. Collect W4 before sharing solutions.</w:t>
-      </w:r>
-    </w:p>
-    <w:p>
-      <w:pPr>
-        <w:spacing w:line="336" w:lineRule="auto" w:after="180"/>
-      </w:pPr>
-      <w:r>
-        <w:rPr>
-          <w:b w:val="0"/>
-        </w:rPr>
-        <w:t xml:space="preserve">Students should name intermediate </w:t>
-      </w:r>
-      <w:r>
-        <w:rPr>
-          <w:b/>
-        </w:rPr>
-        <w:t>evidence</w:t>
-      </w:r>
-      <w:r>
-        <w:rPr>
-          <w:b w:val="0"/>
-        </w:rPr>
-        <w:t xml:space="preserve"> and limitations; classroom pacing and learning effectiveness remain unvalidated.</w:t>
-      </w:r>
-    </w:p>
-    <w:p>
-      <w:pPr>
-        <w:pStyle w:val="Heading3"/>
-      </w:pPr>
-      <w:r>
-        <w:t>Readiness answer</w:t>
-      </w:r>
-    </w:p>
-    <w:p>
-      <w:pPr>
-        <w:spacing w:line="336" w:lineRule="auto" w:after="180"/>
-      </w:pPr>
-      <w:r>
-        <w:rPr>
-          <w:b w:val="0"/>
-        </w:rPr>
-        <w:t xml:space="preserve">A result depends on the </w:t>
-      </w:r>
-      <w:r>
-        <w:rPr>
-          <w:b/>
-        </w:rPr>
-        <w:t>input</w:t>
-      </w:r>
-      <w:r>
-        <w:rPr>
-          <w:b w:val="0"/>
-        </w:rPr>
-        <w:t xml:space="preserve">s, procedure and conditions that produced it. Preserve data roles and distinguish observed outcomes from </w:t>
-      </w:r>
-      <w:r>
-        <w:rPr>
-          <w:b/>
-        </w:rPr>
-        <w:t>prediction</w:t>
-      </w:r>
-      <w:r>
-        <w:rPr>
-          <w:b w:val="0"/>
-        </w:rPr>
-        <w:t>s or unmeasured conditions.</w:t>
-      </w:r>
-    </w:p>
-    <w:p>
-      <w:pPr>
-        <w:spacing w:line="336" w:lineRule="auto" w:after="180"/>
-      </w:pPr>
-      <w:r>
-        <w:rPr>
-          <w:b w:val="0"/>
-        </w:rPr>
-        <w:t>If the prior concept cannot be explained, use a short retrieval activity before this chapter.</w:t>
-      </w:r>
-    </w:p>
-    <w:p>
-      <w:pPr>
-        <w:spacing w:line="336" w:lineRule="auto" w:after="180"/>
-      </w:pPr>
-      <w:r>
-        <w:rPr>
-          <w:b w:val="0"/>
-        </w:rPr>
-        <w:t>Lesson and workbook; paper and pencil</w:t>
-      </w:r>
-    </w:p>
-    <w:p>
-      <w:pPr>
-        <w:spacing w:line="336" w:lineRule="auto" w:after="180"/>
-      </w:pPr>
-      <w:r>
-        <w:rPr>
-          <w:b w:val="0"/>
-        </w:rPr>
-        <w:t>Calculator and optional local Python 3 for arithmetic; no live API or private data</w:t>
-      </w:r>
-    </w:p>
-    <w:p>
-      <w:pPr>
-        <w:spacing w:line="336" w:lineRule="auto" w:after="180"/>
-      </w:pPr>
-      <w:r>
-        <w:rPr>
-          <w:b w:val="0"/>
-        </w:rPr>
-        <w:t>Prepare the fresh retry separately and withhold its solution until after collection</w:t>
-      </w:r>
-    </w:p>
-    <w:p>
-      <w:pPr>
-        <w:pStyle w:val="Heading3"/>
-      </w:pPr>
-      <w:r>
-        <w:t>End goal for the pictorial case</w:t>
-      </w:r>
-    </w:p>
-    <w:p>
-      <w:pPr>
-        <w:spacing w:line="336" w:lineRule="auto" w:after="180"/>
-      </w:pPr>
-      <w:r>
-        <w:rPr>
-          <w:b w:val="0"/>
-        </w:rPr>
-        <w:t xml:space="preserve">By the end, I can combine </w:t>
-      </w:r>
-      <w:r>
-        <w:rPr>
-          <w:b/>
-        </w:rPr>
-        <w:t>evidence</w:t>
-      </w:r>
-      <w:r>
-        <w:rPr>
-          <w:b w:val="0"/>
-        </w:rPr>
-        <w:t xml:space="preserve"> from modalities without treating hidden content as visible.</w:t>
-      </w:r>
-    </w:p>
-    <w:p>
-      <w:pPr>
-        <w:spacing w:line="336" w:lineRule="auto" w:after="180"/>
-      </w:pPr>
-      <w:r>
-        <w:rPr>
-          <w:b w:val="0"/>
-        </w:rPr>
-        <w:t>This added worked case illustrates the week’s main idea. Retain all original and connected topics; schedule its practice within the teaching cycle.</w:t>
-      </w:r>
-    </w:p>
-    <w:p>
-      <w:pPr>
-        <w:pStyle w:val="Heading1"/>
-      </w:pPr>
-      <w:r>
-        <w:t>02. Explain the mechanism</w:t>
-      </w:r>
-    </w:p>
-    <w:p>
-      <w:r>
-        <w:t>Model Multimodal Evidence using the supplied case, labelled mechanism and reasoning. Make the scope of each conclusion explicit.</w:t>
-      </w:r>
-    </w:p>
-    <w:p>
-      <w:pPr>
-        <w:spacing w:line="336" w:lineRule="auto" w:after="180"/>
-      </w:pPr>
-      <w:r>
-        <w:rPr>
-          <w:b/>
-        </w:rPr>
-        <w:t>Input</w:t>
-      </w:r>
-      <w:r>
-        <w:rPr>
-          <w:b w:val="0"/>
-        </w:rPr>
-        <w:t xml:space="preserve"> → </w:t>
-      </w:r>
-      <w:r>
-        <w:rPr>
-          <w:b/>
-        </w:rPr>
-        <w:t>Process</w:t>
-      </w:r>
-      <w:r>
-        <w:rPr>
-          <w:b w:val="0"/>
-        </w:rPr>
-        <w:t xml:space="preserve"> → </w:t>
-      </w:r>
-      <w:r>
-        <w:rPr>
-          <w:b/>
-        </w:rPr>
-        <w:t>Output</w:t>
-      </w:r>
-    </w:p>
-    <w:p>
-      <w:pPr>
-        <w:spacing w:line="336" w:lineRule="auto" w:after="180"/>
-      </w:pPr>
-      <w:r>
-        <w:rPr>
-          <w:b w:val="0"/>
-        </w:rPr>
-        <w:t>Trace the information. At each stage, ask what changed and how you could test it.</w:t>
-      </w:r>
-    </w:p>
-    <w:p>
-      <w:pPr>
-        <w:spacing w:line="336" w:lineRule="auto" w:after="180"/>
-      </w:pPr>
-      <w:r>
-        <w:rPr>
-          <w:b w:val="0"/>
-        </w:rPr>
-        <w:t>Which stage could fail even when the other two are correct? Explain:</w:t>
-      </w:r>
-    </w:p>
-    <w:p>
-      <w:pPr>
-        <w:spacing w:line="336" w:lineRule="auto" w:after="180"/>
-      </w:pPr>
-      <w:r>
-        <w:rPr>
-          <w:b w:val="0"/>
-        </w:rPr>
-        <w:t xml:space="preserve">Predict first. Then check each step. A correct answer without visible reasoning is incomplete </w:t>
-      </w:r>
-      <w:r>
-        <w:rPr>
-          <w:b/>
-        </w:rPr>
-        <w:t>evidence</w:t>
-      </w:r>
-      <w:r>
-        <w:rPr>
-          <w:b w:val="0"/>
-        </w:rPr>
-        <w:t>.</w:t>
-      </w:r>
-    </w:p>
-    <w:p>
-      <w:pPr>
-        <w:spacing w:line="336" w:lineRule="auto" w:after="180"/>
-        <w:shd w:fill="F4F9FC"/>
-      </w:pPr>
-      <w:r>
-        <w:rPr>
-          <w:b w:val="0"/>
-        </w:rPr>
-        <w:t>1. Image shows leaf spots; text asks about watering history.</w:t>
-      </w:r>
-    </w:p>
-    <w:p>
-      <w:pPr>
-        <w:spacing w:line="336" w:lineRule="auto" w:after="180"/>
-        <w:shd w:fill="F4F9FC"/>
-      </w:pPr>
-      <w:r>
-        <w:rPr>
-          <w:b w:val="0"/>
-        </w:rPr>
-        <w:t xml:space="preserve">2. Each </w:t>
-      </w:r>
-      <w:r>
-        <w:rPr>
-          <w:b/>
-        </w:rPr>
-        <w:t>modality</w:t>
-      </w:r>
-      <w:r>
-        <w:rPr>
-          <w:b w:val="0"/>
-        </w:rPr>
-        <w:t xml:space="preserve"> supplies different relevant </w:t>
-      </w:r>
-      <w:r>
-        <w:rPr>
-          <w:b/>
-        </w:rPr>
-        <w:t>evidence</w:t>
-      </w:r>
-      <w:r>
-        <w:rPr>
-          <w:b w:val="0"/>
-        </w:rPr>
-        <w:t>.</w:t>
-      </w:r>
-    </w:p>
-    <w:p>
-      <w:pPr>
-        <w:spacing w:line="336" w:lineRule="auto" w:after="180"/>
-        <w:shd w:fill="F4F9FC"/>
-      </w:pPr>
-      <w:r>
-        <w:rPr>
-          <w:b w:val="0"/>
-        </w:rPr>
-        <w:t xml:space="preserve">3. If photo and caption describe different plants, </w:t>
-      </w:r>
-      <w:r>
-        <w:rPr>
-          <w:b/>
-        </w:rPr>
-        <w:t>fusion</w:t>
-      </w:r>
-      <w:r>
-        <w:rPr>
-          <w:b w:val="0"/>
-        </w:rPr>
-        <w:t xml:space="preserve"> is unsafe.</w:t>
-      </w:r>
-    </w:p>
-    <w:p>
-      <w:pPr>
-        <w:spacing w:line="336" w:lineRule="auto" w:after="180"/>
-        <w:shd w:fill="F4F9FC"/>
-      </w:pPr>
-      <w:r>
-        <w:rPr>
-          <w:b w:val="0"/>
-        </w:rPr>
-        <w:t xml:space="preserve">4. Check </w:t>
-      </w:r>
-      <w:r>
-        <w:rPr>
-          <w:b/>
-        </w:rPr>
-        <w:t>alignment</w:t>
-      </w:r>
-      <w:r>
-        <w:rPr>
-          <w:b w:val="0"/>
-        </w:rPr>
-        <w:t>, source, and uncertainty before combining.</w:t>
-      </w:r>
-    </w:p>
-    <w:p>
-      <w:pPr>
-        <w:spacing w:line="336" w:lineRule="auto" w:after="180"/>
-      </w:pPr>
-      <w:r>
-        <w:rPr>
-          <w:b w:val="0"/>
-        </w:rPr>
-        <w:t>Recalculate, retrace, or restate the reasoning in your own representation:</w:t>
-      </w:r>
-    </w:p>
-    <w:p>
-      <w:pPr>
-        <w:spacing w:line="336" w:lineRule="auto" w:after="180"/>
-        <w:shd w:fill="F5F1FB"/>
-      </w:pPr>
-      <w:r>
-        <w:rPr>
-          <w:b w:val="0"/>
-        </w:rPr>
-        <w:t xml:space="preserve">CHECK Did the </w:t>
-      </w:r>
-      <w:r>
-        <w:rPr>
-          <w:b/>
-        </w:rPr>
-        <w:t>evidence</w:t>
-      </w:r>
-      <w:r>
-        <w:rPr>
-          <w:b w:val="0"/>
-        </w:rPr>
-        <w:t xml:space="preserve"> answer the exact question? Did the total, path, or source record stay consistent?</w:t>
-      </w:r>
-    </w:p>
-    <w:p>
-      <w:pPr>
-        <w:pStyle w:val="Heading3"/>
-      </w:pPr>
-      <w:r>
-        <w:t>Concrete teaching case</w:t>
-      </w:r>
-    </w:p>
-    <w:p>
-      <w:pPr>
-        <w:pStyle w:val="Heading3"/>
-      </w:pPr>
-      <w:r>
-        <w:t>The teaching case</w:t>
-      </w:r>
-    </w:p>
-    <w:p>
-      <w:pPr>
-        <w:spacing w:line="336" w:lineRule="auto" w:after="180"/>
-        <w:shd w:fill="F1F6FC"/>
-      </w:pPr>
-      <w:r>
-        <w:rPr>
-          <w:b w:val="0"/>
-        </w:rPr>
-        <w:t>An image shows three plants; caption claims a fourth outside the frame.</w:t>
-      </w:r>
-    </w:p>
-    <w:p>
-      <w:pPr>
-        <w:spacing w:line="336" w:lineRule="auto" w:after="180"/>
-        <w:shd w:fill="F5F1FB"/>
-      </w:pPr>
-      <w:r>
-        <w:rPr>
-          <w:b w:val="0"/>
-        </w:rPr>
-        <w:t>What can the image establish?</w:t>
-      </w:r>
-    </w:p>
-    <w:p>
-      <w:pPr>
-        <w:pStyle w:val="Heading3"/>
-      </w:pPr>
-      <w:r>
-        <w:t>Exact explanation to model</w:t>
-      </w:r>
-    </w:p>
-    <w:p>
-      <w:pPr>
-        <w:pStyle w:val="Heading3"/>
-      </w:pPr>
-      <w:r>
-        <w:t>Why the result follows</w:t>
-      </w:r>
-    </w:p>
-    <w:p>
-      <w:pPr>
-        <w:spacing w:line="336" w:lineRule="auto" w:after="180"/>
-        <w:shd w:fill="F1F6FC"/>
-      </w:pPr>
-      <w:r>
-        <w:rPr>
-          <w:b w:val="0"/>
-        </w:rPr>
-        <w:t xml:space="preserve">Three visible plants. It cannot settle an off-frame claim. Attribute claims and preserve missing </w:t>
-      </w:r>
-      <w:r>
-        <w:rPr>
-          <w:b/>
-        </w:rPr>
-        <w:t>evidence</w:t>
-      </w:r>
-      <w:r>
-        <w:rPr>
-          <w:b w:val="0"/>
-        </w:rPr>
-        <w:t>.</w:t>
-      </w:r>
-    </w:p>
-    <w:p>
-      <w:pPr>
-        <w:pStyle w:val="Heading3"/>
-      </w:pPr>
-      <w:r>
-        <w:t>Explain the added worked example</w:t>
-      </w:r>
-    </w:p>
-    <w:p>
-      <w:pPr>
-        <w:spacing w:line="336" w:lineRule="auto" w:after="180"/>
-      </w:pPr>
-      <w:r>
-        <w:rPr>
-          <w:b w:val="0"/>
-        </w:rPr>
-        <w:t>A multimodal pipeline may transcribe speech, inspect an image and generate a response. Errors at one stage can propagate even when later stages run correctly.</w:t>
-      </w:r>
-    </w:p>
-    <w:p>
-      <w:pPr>
-        <w:pStyle w:val="Heading3"/>
-      </w:pPr>
-      <w:r>
-        <w:t>Explain the added worked example · 1</w:t>
-      </w:r>
-    </w:p>
-    <w:p>
-      <w:pPr>
-        <w:spacing w:line="336" w:lineRule="auto" w:after="180"/>
-      </w:pPr>
-      <w:r>
-        <w:rPr>
-          <w:b w:val="0"/>
-        </w:rPr>
-        <w:t>Begin by writing the question the procedure is intended to answer. Identify the information already supplied, the information it will produce and the information still missing.</w:t>
-      </w:r>
-    </w:p>
-    <w:p>
-      <w:pPr>
-        <w:spacing w:line="336" w:lineRule="auto" w:after="180"/>
-      </w:pPr>
-      <w:r>
-        <w:rPr>
-          <w:b w:val="0"/>
-        </w:rPr>
-        <w:t>These are constructed classroom examples; they do not require live accounts, private records or an external service. Do not treat a plausible explanation as a measured outcome.</w:t>
-      </w:r>
-    </w:p>
-    <w:p>
-      <w:pPr>
-        <w:spacing w:line="336" w:lineRule="auto" w:after="180"/>
-      </w:pPr>
-      <w:r>
-        <w:rPr>
-          <w:b w:val="0"/>
-        </w:rPr>
-        <w:t xml:space="preserve">Track source </w:t>
-      </w:r>
-      <w:r>
-        <w:rPr>
-          <w:b/>
-        </w:rPr>
-        <w:t>modality</w:t>
-      </w:r>
-      <w:r>
-        <w:rPr>
-          <w:b w:val="0"/>
-        </w:rPr>
-        <w:t xml:space="preserve">, segment/time references, </w:t>
-      </w:r>
-      <w:r>
-        <w:rPr>
-          <w:b/>
-        </w:rPr>
-        <w:t>transcription</w:t>
-      </w:r>
-      <w:r>
-        <w:rPr>
-          <w:b w:val="0"/>
-        </w:rPr>
-        <w:t xml:space="preserve">, interpretation and final claims separately. Compare </w:t>
-      </w:r>
-      <w:r>
-        <w:rPr>
-          <w:b/>
-        </w:rPr>
-        <w:t>conflict</w:t>
-      </w:r>
-      <w:r>
-        <w:rPr>
-          <w:b w:val="0"/>
-        </w:rPr>
-        <w:t xml:space="preserve">ing </w:t>
-      </w:r>
-      <w:r>
-        <w:rPr>
-          <w:b/>
-        </w:rPr>
-        <w:t>evidence</w:t>
-      </w:r>
-      <w:r>
-        <w:rPr>
-          <w:b w:val="0"/>
-        </w:rPr>
-        <w:t xml:space="preserve"> without assuming one </w:t>
-      </w:r>
-      <w:r>
-        <w:rPr>
-          <w:b/>
-        </w:rPr>
-        <w:t>modality</w:t>
-      </w:r>
-      <w:r>
-        <w:rPr>
-          <w:b w:val="0"/>
-        </w:rPr>
-        <w:t xml:space="preserve"> always wins.</w:t>
-      </w:r>
-    </w:p>
-    <w:p>
-      <w:pPr>
-        <w:spacing w:line="336" w:lineRule="auto" w:after="180"/>
-      </w:pPr>
-      <w:r>
-        <w:rPr>
-          <w:b w:val="0"/>
-        </w:rPr>
-        <w:t>Ask for clarification when the task needs unresolved information.</w:t>
-      </w:r>
-    </w:p>
-    <w:p>
-      <w:pPr>
-        <w:pStyle w:val="Heading3"/>
-      </w:pPr>
-      <w:r>
-        <w:t>Explain the added worked example · 2</w:t>
-      </w:r>
-    </w:p>
-    <w:p>
-      <w:pPr>
-        <w:spacing w:line="336" w:lineRule="auto" w:after="180"/>
-      </w:pPr>
-      <w:r>
-        <w:rPr>
-          <w:b w:val="0"/>
-        </w:rPr>
-        <w:t xml:space="preserve">Before applying the procedure, write its units, denominator or decision boundary where relevant. A partner should be able to repeat each step using the same </w:t>
-      </w:r>
-      <w:r>
-        <w:rPr>
-          <w:b/>
-        </w:rPr>
-        <w:t>input</w:t>
-      </w:r>
-      <w:r>
-        <w:rPr>
-          <w:b w:val="0"/>
-        </w:rPr>
-        <w:t>s.</w:t>
-      </w:r>
-    </w:p>
-    <w:p>
-      <w:pPr>
-        <w:spacing w:line="336" w:lineRule="auto" w:after="180"/>
-      </w:pPr>
-      <w:r>
-        <w:rPr>
-          <w:b w:val="0"/>
-        </w:rPr>
-        <w:t xml:space="preserve">If a required </w:t>
-      </w:r>
-      <w:r>
-        <w:rPr>
-          <w:b/>
-        </w:rPr>
-        <w:t>input</w:t>
-      </w:r>
-      <w:r>
-        <w:rPr>
-          <w:b w:val="0"/>
-        </w:rPr>
-        <w:t xml:space="preserve"> is absent or violates the stated contract, record that condition explicitly instead of quietly replacing it with a convenient value.</w:t>
-      </w:r>
-    </w:p>
-    <w:p>
-      <w:pPr>
-        <w:pStyle w:val="Heading3"/>
-      </w:pPr>
-      <w:r>
-        <w:t>Key terms</w:t>
+        <w:t>Current focus: align IDs/time/scope, attribute each reported observation, preserve hidden counts and evaluate caption claims separately. Desk description supports at least3,not exact3or5. Opening the box supplies2more only in the changed case; with no other locations, total5is then supported. Keep the older speech/inventory case as review.</w:t>
       </w:r>
     </w:p>
     <w:tbl>
@@ -1533,7 +1096,7 @@
           </w:tcPr>
           <w:p>
             <w:r>
-              <w:t>Term</w:t>
+              <w:t>Evidence question</w:t>
             </w:r>
           </w:p>
         </w:tc>
@@ -1543,7 +1106,7 @@
           </w:tcPr>
           <w:p>
             <w:r>
-              <w:t>Meaning</w:t>
+              <w:t>What to record</w:t>
             </w:r>
           </w:p>
         </w:tc>
@@ -1555,7 +1118,7 @@
           </w:tcPr>
           <w:p>
             <w:r>
-              <w:t>Modality</w:t>
+              <w:t>Identity</w:t>
             </w:r>
           </w:p>
         </w:tc>
@@ -1565,7 +1128,7 @@
           </w:tcPr>
           <w:p>
             <w:r>
-              <w:t>A form of information such as audio, image or text</w:t>
+              <w:t>Do picture, caption and question concern the same object or event?</w:t>
             </w:r>
           </w:p>
         </w:tc>
@@ -1577,7 +1140,7 @@
           </w:tcPr>
           <w:p>
             <w:r>
-              <w:t>Transcription</w:t>
+              <w:t>Time and scope</w:t>
             </w:r>
           </w:p>
         </w:tc>
@@ -1587,7 +1150,7 @@
           </w:tcPr>
           <w:p>
             <w:r>
-              <w:t>A text representation of speech</w:t>
+              <w:t>Do they describe the same occasion, frame and counted locations?</w:t>
             </w:r>
           </w:p>
         </w:tc>
@@ -1599,7 +1162,7 @@
           </w:tcPr>
           <w:p>
             <w:r>
-              <w:t>Error propagation</w:t>
+              <w:t>Direct content</w:t>
             </w:r>
           </w:p>
         </w:tc>
@@ -1609,185 +1172,7 @@
           </w:tcPr>
           <w:p>
             <w:r>
-              <w:t>An earlier error affecting later processing</w:t>
-            </w:r>
-          </w:p>
-        </w:tc>
-      </w:tr>
-    </w:tbl>
-    <w:p>
-      <w:pPr>
-        <w:pStyle w:val="Heading3"/>
-      </w:pPr>
-      <w:r>
-        <w:t>Model the reasoning aloud</w:t>
-      </w:r>
-    </w:p>
-    <w:p>
-      <w:pPr>
-        <w:spacing w:line="336" w:lineRule="auto" w:after="180"/>
-      </w:pPr>
-      <w:r>
-        <w:rPr>
-          <w:b w:val="0"/>
-        </w:rPr>
-        <w:t xml:space="preserve">Use the complete worked example below before asking learners to complete W2. Reveal a small part, invite a </w:t>
-      </w:r>
-      <w:r>
-        <w:rPr>
-          <w:b/>
-        </w:rPr>
-        <w:t>prediction</w:t>
-      </w:r>
-      <w:r>
-        <w:rPr>
-          <w:b w:val="0"/>
-        </w:rPr>
-        <w:t>, then explain the deciding step.</w:t>
-      </w:r>
-    </w:p>
-    <w:p>
-      <w:pPr>
-        <w:spacing w:line="336" w:lineRule="auto" w:after="180"/>
-      </w:pPr>
-      <w:r>
-        <w:rPr>
-          <w:b w:val="0"/>
-        </w:rPr>
-        <w:t>These teacher notes contain solutions; do not reveal the independent case answer during modelling.</w:t>
-      </w:r>
-    </w:p>
-    <w:p>
-      <w:pPr>
-        <w:spacing w:line="336" w:lineRule="auto" w:after="180"/>
-      </w:pPr>
-      <w:r>
-        <w:rPr>
-          <w:b w:val="0"/>
-        </w:rPr>
-        <w:t>Audio transcript reads fifteen boxes; a clear written inventory says fifty boxes. The original audio is unavailable and the assistant reports fifteen as certain.</w:t>
-      </w:r>
-    </w:p>
-    <w:p>
-      <w:pPr>
-        <w:spacing w:line="336" w:lineRule="auto" w:after="180"/>
-      </w:pPr>
-      <w:r>
-        <w:rPr>
-          <w:b w:val="0"/>
-        </w:rPr>
-        <w:t xml:space="preserve">There is an unresolved quantity </w:t>
-      </w:r>
-      <w:r>
-        <w:rPr>
-          <w:b/>
-        </w:rPr>
-        <w:t>conflict</w:t>
-      </w:r>
-      <w:r>
-        <w:rPr>
-          <w:b w:val="0"/>
-        </w:rPr>
-        <w:t xml:space="preserve"> and no audio replay. Preserve both sources and ask the responsible person; certainty is unsupported.</w:t>
-      </w:r>
-    </w:p>
-    <w:p>
-      <w:pPr>
-        <w:pStyle w:val="Heading3"/>
-      </w:pPr>
-      <w:r>
-        <w:t>Model the reasoning aloud · 3</w:t>
-      </w:r>
-    </w:p>
-    <w:p>
-      <w:pPr>
-        <w:spacing w:line="336" w:lineRule="auto" w:after="180"/>
-      </w:pPr>
-      <w:r>
-        <w:rPr>
-          <w:b w:val="0"/>
-        </w:rPr>
-        <w:t xml:space="preserve">Compare the intermediate </w:t>
-      </w:r>
-      <w:r>
-        <w:rPr>
-          <w:b/>
-        </w:rPr>
-        <w:t>evidence</w:t>
-      </w:r>
-      <w:r>
-        <w:rPr>
-          <w:b w:val="0"/>
-        </w:rPr>
-        <w:t xml:space="preserve"> with the final statement. Explain why each number or decision follows from the stated </w:t>
-      </w:r>
-      <w:r>
-        <w:rPr>
-          <w:b/>
-        </w:rPr>
-        <w:t>input</w:t>
-      </w:r>
-      <w:r>
-        <w:rPr>
-          <w:b w:val="0"/>
-        </w:rPr>
-        <w:t>s.</w:t>
-      </w:r>
-    </w:p>
-    <w:p>
-      <w:pPr>
-        <w:spacing w:line="336" w:lineRule="auto" w:after="180"/>
-      </w:pPr>
-      <w:r>
-        <w:rPr>
-          <w:b w:val="0"/>
-        </w:rPr>
-        <w:t xml:space="preserve">The conclusion belongs to this scenario and procedure; changing the </w:t>
-      </w:r>
-      <w:r>
-        <w:rPr>
-          <w:b/>
-        </w:rPr>
-        <w:t>input</w:t>
-      </w:r>
-      <w:r>
-        <w:rPr>
-          <w:b w:val="0"/>
-        </w:rPr>
-        <w:t>s, evaluation population or authority can change what it establishes. Retain the raw record so a later revision can be compared honestly.</w:t>
-      </w:r>
-    </w:p>
-    <w:tbl>
-      <w:tblPr>
-        <w:tblStyle w:val="LightShading-Accent1"/>
-        <w:tblW w:type="auto" w:w="0"/>
-        <w:tblLook w:firstColumn="1" w:firstRow="1" w:lastColumn="0" w:lastRow="0" w:noHBand="0" w:noVBand="1" w:val="04A0"/>
-      </w:tblPr>
-      <w:tblGrid>
-        <w:gridCol w:w="5112"/>
-        <w:gridCol w:w="5112"/>
-      </w:tblGrid>
-      <w:tr>
-        <w:trPr>
-          <w:tblHeader/>
-        </w:trPr>
-        <w:tc>
-          <w:tcPr>
-            <w:tcW w:type="dxa" w:w="5112"/>
-          </w:tcPr>
-          <w:p>
-            <w:r>
-              <w:t>Thinking move</w:t>
-            </w:r>
-          </w:p>
-        </w:tc>
-        <w:tc>
-          <w:tcPr>
-            <w:tcW w:type="dxa" w:w="5112"/>
-          </w:tcPr>
-          <w:p>
-            <w:r>
-              <w:t>Teacher prompt</w:t>
+              <w:t>What does each supplied source explicitly report?</w:t>
             </w:r>
           </w:p>
         </w:tc>
@@ -1799,7 +1184,7 @@
           </w:tcPr>
           <w:p>
             <w:r>
-              <w:t>Plan</w:t>
+              <w:t>Hidden or missing</w:t>
             </w:r>
           </w:p>
         </w:tc>
@@ -1809,7 +1194,7 @@
           </w:tcPr>
           <w:p>
             <w:r>
-              <w:t>What is given? What is the question? Which procedure fits these facts?</w:t>
+              <w:t>What cannot be seen or is not supplied?</w:t>
             </w:r>
           </w:p>
         </w:tc>
@@ -1821,7 +1206,7 @@
           </w:tcPr>
           <w:p>
             <w:r>
-              <w:t>Do</w:t>
+              <w:t>Supported claim</w:t>
             </w:r>
           </w:p>
         </w:tc>
@@ -1831,29 +1216,7 @@
           </w:tcPr>
           <w:p>
             <w:r>
-              <w:t>Point to each input and intermediate step in the worked trace. Name the rule that allows the next step.</w:t>
-            </w:r>
-          </w:p>
-        </w:tc>
-      </w:tr>
-      <w:tr>
-        <w:tc>
-          <w:tcPr>
-            <w:tcW w:type="dxa" w:w="5112"/>
-          </w:tcPr>
-          <w:p>
-            <w:r>
-              <w:t>Check</w:t>
-            </w:r>
-          </w:p>
-        </w:tc>
-        <w:tc>
-          <w:tcPr>
-            <w:tcW w:type="dxa" w:w="5112"/>
-          </w:tcPr>
-          <w:p>
-            <w:r>
-              <w:t>Does the output answer the question? Which assumption or limitation prevents a larger claim?</w:t>
+              <w:t>What follows without treating a caption as a new observation?</w:t>
             </w:r>
           </w:p>
         </w:tc>
@@ -1861,21 +1224,21 @@
     </w:tbl>
     <w:p>
       <w:pPr>
+        <w:pStyle w:val="Heading2"/>
+      </w:pPr>
+      <w:r>
+        <w:t>Read the complete desk case</w:t>
+      </w:r>
+    </w:p>
+    <w:p>
+      <w:pPr>
         <w:spacing w:line="336" w:lineRule="auto" w:after="180"/>
       </w:pPr>
       <w:r>
         <w:rPr>
           <w:b w:val="0"/>
         </w:rPr>
-        <w:t>Use the diagram and verbal explanation together. Ask learners to match a sentence to a specific visual step; do not assign learners fixed visual or auditory learning styles.</w:t>
-      </w:r>
-    </w:p>
-    <w:p>
-      <w:pPr>
-        <w:pStyle w:val="Heading3"/>
-      </w:pPr>
-      <w:r>
-        <w:t>A pictorial worked case: Multimodal Evidence</w:t>
+        <w:t>A fictional Study Buddy audits a desk description and a separate caption.</w:t>
       </w:r>
     </w:p>
     <w:p>
@@ -1886,49 +1249,12 @@
         <w:rPr>
           <w:b w:val="0"/>
         </w:rPr>
-        <w:t>A fictional Study Buddy audits a desk description and a separate caption.</w:t>
-      </w:r>
-    </w:p>
-    <w:p>
-      <w:pPr>
-        <w:pStyle w:val="Heading3"/>
-      </w:pPr>
-      <w:r>
-        <w:t>The facts we will use</w:t>
-      </w:r>
-    </w:p>
-    <w:p>
-      <w:pPr>
-        <w:pStyle w:val="Heading3"/>
-      </w:pPr>
-      <w:r>
-        <w:t>Supplied facts</w:t>
+        <w:t>Description: one open transparent box visibly contains three pencils; one closed opaque box hides its contents.</w:t>
       </w:r>
     </w:p>
     <w:p>
       <w:pPr>
         <w:spacing w:line="336" w:lineRule="auto" w:after="180"/>
-        <w:shd w:fill="F1F6FC"/>
-      </w:pPr>
-      <w:r>
-        <w:rPr>
-          <w:b w:val="0"/>
-        </w:rPr>
-        <w:t>Description: one open transparent box visibly contains three pencils; one closed opaque box hides its contents.</w:t>
-      </w:r>
-    </w:p>
-    <w:p>
-      <w:pPr>
-        <w:pStyle w:val="Heading3"/>
-      </w:pPr>
-      <w:r>
-        <w:t>Supplied facts</w:t>
-      </w:r>
-    </w:p>
-    <w:p>
-      <w:pPr>
-        <w:spacing w:line="336" w:lineRule="auto" w:after="180"/>
-        <w:shd w:fill="F1F6FC"/>
       </w:pPr>
       <w:r>
         <w:rPr>
@@ -1947,14 +1273,22 @@
           <w:b w:val="0"/>
         </w:rPr>
         <w:t xml:space="preserve"> reveals the closed box.</w:t>
+      </w:r>
+    </w:p>
+    <w:p>
+      <w:pPr>
+        <w:pStyle w:val="Heading2"/>
+      </w:pPr>
+      <w:r>
+        <w:t>Trace the lower bound and unverified caption</w:t>
       </w:r>
     </w:p>
     <w:p>
       <w:r>
         <w:drawing>
           <wp:inline xmlns:a="http://schemas.openxmlformats.org/drawingml/2006/main" xmlns:pic="http://schemas.openxmlformats.org/drawingml/2006/picture">
-            <wp:extent cx="5158853" cy="5943599"/>
-            <wp:docPr id="1" name="Picture 1" descr="Multimodal Evidence. Visible evidence: Three pencils are explicitly visible in the open box.. Hidden region: The closed box’s pencil count is unknown.. Caption claim: Five total requires two additional pencils if these are the only relevant locations.. Supported response: At least three are supported; total five is not established by the description."/>
+            <wp:extent cx="5486400" cy="4005072"/>
+            <wp:docPr id="1" name="Picture 1" descr="Visible evidence: Three pencils are explicitly visible in the open box. → Hidden region: The closed box’s pencil count is unknown. → Caption claim: Five total requires two additional pencils if these are the only relevant locations. → Supported response: At least three are supported; total five is not established by the description."/>
             <wp:cNvGraphicFramePr>
               <a:graphicFrameLocks noChangeAspect="1"/>
             </wp:cNvGraphicFramePr>
@@ -1962,7 +1296,7 @@
               <a:graphicData uri="http://schemas.openxmlformats.org/drawingml/2006/picture">
                 <pic:pic>
                   <pic:nvPicPr>
-                    <pic:cNvPr id="0" name="academy-visual-ai-3-13.png"/>
+                    <pic:cNvPr id="0" name="academy-story-ai-3-13-02.png"/>
                     <pic:cNvPicPr/>
                   </pic:nvPicPr>
                   <pic:blipFill>
@@ -1974,7 +1308,7 @@
                   <pic:spPr>
                     <a:xfrm>
                       <a:off x="0" y="0"/>
-                      <a:ext cx="5158853" cy="5943599"/>
+                      <a:ext cx="5486400" cy="4005072"/>
                     </a:xfrm>
                     <a:prstGeom prst="rect"/>
                   </pic:spPr>
@@ -2124,9 +1458,1019 @@
     </w:p>
     <w:p>
       <w:pPr>
+        <w:spacing w:line="336" w:lineRule="auto" w:after="180"/>
+      </w:pPr>
+      <w:r>
+        <w:rPr>
+          <w:b w:val="0"/>
+        </w:rPr>
+        <w:t>A caption is another claim, not a way of seeing through an opaque object. Keep observable information separate from inferences.</w:t>
+      </w:r>
+    </w:p>
+    <w:p>
+      <w:pPr>
+        <w:spacing w:line="336" w:lineRule="auto" w:after="180"/>
+      </w:pPr>
+      <w:r>
+        <w:rPr>
+          <w:b w:val="0"/>
+        </w:rPr>
+        <w:t>The visible three give a lower bound under the stated desk scope; there is no supplied maximum for the closed box. Do not replace unknown contents with zero merely because none are visible.</w:t>
+      </w:r>
+    </w:p>
+    <w:p>
+      <w:pPr>
+        <w:pStyle w:val="Heading2"/>
+      </w:pPr>
+      <w:r>
+        <w:t>Predict the new verified observation</w:t>
+      </w:r>
+    </w:p>
+    <w:p>
+      <w:pPr>
+        <w:spacing w:line="336" w:lineRule="auto" w:after="180"/>
+      </w:pPr>
+      <w:r>
+        <w:rPr>
+          <w:b w:val="0"/>
+        </w:rPr>
+        <w:t xml:space="preserve">Change: Open the closed box and a verified </w:t>
+      </w:r>
+      <w:r>
+        <w:rPr>
+          <w:b/>
+        </w:rPr>
+        <w:t>observation</w:t>
+      </w:r>
+      <w:r>
+        <w:rPr>
+          <w:b w:val="0"/>
+        </w:rPr>
+        <w:t xml:space="preserve"> shows two pencils inside, with no other desk locations.</w:t>
+      </w:r>
+    </w:p>
+    <w:p>
+      <w:pPr>
+        <w:spacing w:line="336" w:lineRule="auto" w:after="180"/>
+      </w:pPr>
+      <w:r>
+        <w:rPr>
+          <w:b/>
+        </w:rPr>
+        <w:t>Prediction</w:t>
+      </w:r>
+      <w:r>
+        <w:rPr>
+          <w:b w:val="0"/>
+        </w:rPr>
+        <w:t>: The total is now supported as five.</w:t>
+      </w:r>
+    </w:p>
+    <w:p>
+      <w:pPr>
+        <w:spacing w:line="336" w:lineRule="auto" w:after="180"/>
+      </w:pPr>
+      <w:r>
+        <w:rPr>
+          <w:b w:val="0"/>
+        </w:rPr>
+        <w:t>Reason: 3 visible initially plus 2 newly observed gives 5 under the complete-location assumption.</w:t>
+      </w:r>
+    </w:p>
+    <w:p>
+      <w:pPr>
+        <w:pStyle w:val="Heading2"/>
+      </w:pPr>
+      <w:r>
+        <w:t>State description and scope limits</w:t>
+      </w:r>
+    </w:p>
+    <w:p>
+      <w:pPr>
+        <w:spacing w:line="336" w:lineRule="auto" w:after="180"/>
+      </w:pPr>
+      <w:r>
+        <w:rPr>
+          <w:b w:val="0"/>
+        </w:rPr>
+        <w:t>The conclusion depends on the supplied description’s accuracy; no actual image inspection or exhaustive room inventory was performed.</w:t>
+      </w:r>
+    </w:p>
+    <w:p>
+      <w:pPr>
+        <w:spacing w:line="336" w:lineRule="auto" w:after="180"/>
+      </w:pPr>
+      <w:r>
+        <w:rPr>
+          <w:b w:val="0"/>
+        </w:rPr>
+        <w:t xml:space="preserve">Cover the result. Ask learners to name the </w:t>
+      </w:r>
+      <w:r>
+        <w:rPr>
+          <w:b/>
+        </w:rPr>
+        <w:t>input</w:t>
+      </w:r>
+      <w:r>
+        <w:rPr>
+          <w:b w:val="0"/>
+        </w:rPr>
+        <w:t xml:space="preserve">s and predict the next step. Uncover one step, connect the icon to the actual procedure, and explain its </w:t>
+      </w:r>
+      <w:r>
+        <w:rPr>
+          <w:b/>
+        </w:rPr>
+        <w:t>evidence</w:t>
+      </w:r>
+      <w:r>
+        <w:rPr>
+          <w:b w:val="0"/>
+        </w:rPr>
+        <w:t>. Then change the supplied condition and compare.</w:t>
+      </w:r>
+    </w:p>
+    <w:p>
+      <w:pPr>
+        <w:spacing w:line="336" w:lineRule="auto" w:after="180"/>
+      </w:pPr>
+      <w:r>
+        <w:rPr>
+          <w:b w:val="0"/>
+        </w:rPr>
+        <w:t>The picture is a representation; it does not document execution of a real AI model.</w:t>
+      </w:r>
+    </w:p>
+    <w:p>
+      <w:pPr>
+        <w:pStyle w:val="Heading2"/>
+      </w:pPr>
+      <w:r>
+        <w:t>Earlier wording, alternatives and picture transcripts · reference / check after trying</w:t>
+      </w:r>
+    </w:p>
+    <w:p>
+      <w:pPr>
+        <w:spacing w:line="336" w:lineRule="auto" w:after="180"/>
+      </w:pPr>
+      <w:r>
+        <w:rPr>
+          <w:b w:val="0"/>
+        </w:rPr>
+        <w:t>Explain the mechanism</w:t>
+      </w:r>
+    </w:p>
+    <w:p>
+      <w:pPr>
+        <w:spacing w:line="336" w:lineRule="auto" w:after="180"/>
+      </w:pPr>
+      <w:r>
+        <w:rPr>
+          <w:b/>
+        </w:rPr>
+        <w:t>Input</w:t>
+      </w:r>
+      <w:r>
+        <w:rPr>
+          <w:b w:val="0"/>
+        </w:rPr>
+        <w:t xml:space="preserve"> → </w:t>
+      </w:r>
+      <w:r>
+        <w:rPr>
+          <w:b/>
+        </w:rPr>
+        <w:t>Process</w:t>
+      </w:r>
+      <w:r>
+        <w:rPr>
+          <w:b w:val="0"/>
+        </w:rPr>
+        <w:t xml:space="preserve"> → </w:t>
+      </w:r>
+      <w:r>
+        <w:rPr>
+          <w:b/>
+        </w:rPr>
+        <w:t>Output</w:t>
+      </w:r>
+    </w:p>
+    <w:p>
+      <w:pPr>
+        <w:spacing w:line="336" w:lineRule="auto" w:after="180"/>
+      </w:pPr>
+      <w:r>
+        <w:rPr>
+          <w:b w:val="0"/>
+        </w:rPr>
+        <w:t>Trace the information. At each stage, ask what changed and how you could test it.</w:t>
+      </w:r>
+    </w:p>
+    <w:p>
+      <w:pPr>
+        <w:spacing w:line="336" w:lineRule="auto" w:after="180"/>
+      </w:pPr>
+      <w:r>
+        <w:rPr>
+          <w:b w:val="0"/>
+        </w:rPr>
+        <w:t>Which stage could fail even when the other two are correct? Explain:</w:t>
+      </w:r>
+    </w:p>
+    <w:p>
+      <w:pPr>
+        <w:spacing w:line="336" w:lineRule="auto" w:after="180"/>
+      </w:pPr>
+      <w:r>
+        <w:rPr>
+          <w:b w:val="0"/>
+        </w:rPr>
+        <w:t xml:space="preserve">Predict first. Then check each step. A correct answer without visible reasoning is incomplete </w:t>
+      </w:r>
+      <w:r>
+        <w:rPr>
+          <w:b/>
+        </w:rPr>
+        <w:t>evidence</w:t>
+      </w:r>
+      <w:r>
+        <w:rPr>
+          <w:b w:val="0"/>
+        </w:rPr>
+        <w:t>.</w:t>
+      </w:r>
+    </w:p>
+    <w:p>
+      <w:pPr>
+        <w:spacing w:line="336" w:lineRule="auto" w:after="180"/>
+      </w:pPr>
+      <w:r>
+        <w:rPr>
+          <w:b w:val="0"/>
+        </w:rPr>
+        <w:t>1. Image shows leaf spots; text asks about watering history.</w:t>
+      </w:r>
+    </w:p>
+    <w:p>
+      <w:pPr>
+        <w:spacing w:line="336" w:lineRule="auto" w:after="180"/>
+      </w:pPr>
+      <w:r>
+        <w:rPr>
+          <w:b w:val="0"/>
+        </w:rPr>
+        <w:t xml:space="preserve">2. Each </w:t>
+      </w:r>
+      <w:r>
+        <w:rPr>
+          <w:b/>
+        </w:rPr>
+        <w:t>modality</w:t>
+      </w:r>
+      <w:r>
+        <w:rPr>
+          <w:b w:val="0"/>
+        </w:rPr>
+        <w:t xml:space="preserve"> supplies different relevant </w:t>
+      </w:r>
+      <w:r>
+        <w:rPr>
+          <w:b/>
+        </w:rPr>
+        <w:t>evidence</w:t>
+      </w:r>
+      <w:r>
+        <w:rPr>
+          <w:b w:val="0"/>
+        </w:rPr>
+        <w:t>.</w:t>
+      </w:r>
+    </w:p>
+    <w:p>
+      <w:pPr>
+        <w:spacing w:line="336" w:lineRule="auto" w:after="180"/>
+      </w:pPr>
+      <w:r>
+        <w:rPr>
+          <w:b w:val="0"/>
+        </w:rPr>
+        <w:t xml:space="preserve">3. If photo and caption describe different plants, </w:t>
+      </w:r>
+      <w:r>
+        <w:rPr>
+          <w:b/>
+        </w:rPr>
+        <w:t>fusion</w:t>
+      </w:r>
+      <w:r>
+        <w:rPr>
+          <w:b w:val="0"/>
+        </w:rPr>
+        <w:t xml:space="preserve"> is unsafe.</w:t>
+      </w:r>
+    </w:p>
+    <w:p>
+      <w:pPr>
+        <w:spacing w:line="336" w:lineRule="auto" w:after="180"/>
+      </w:pPr>
+      <w:r>
+        <w:rPr>
+          <w:b w:val="0"/>
+        </w:rPr>
+        <w:t xml:space="preserve">4. Check </w:t>
+      </w:r>
+      <w:r>
+        <w:rPr>
+          <w:b/>
+        </w:rPr>
+        <w:t>alignment</w:t>
+      </w:r>
+      <w:r>
+        <w:rPr>
+          <w:b w:val="0"/>
+        </w:rPr>
+        <w:t>, source, and uncertainty before combining.</w:t>
+      </w:r>
+    </w:p>
+    <w:p>
+      <w:pPr>
+        <w:spacing w:line="336" w:lineRule="auto" w:after="180"/>
+      </w:pPr>
+      <w:r>
+        <w:rPr>
+          <w:b w:val="0"/>
+        </w:rPr>
+        <w:t>Recalculate, retrace, or restate the reasoning in your own representation:</w:t>
+      </w:r>
+    </w:p>
+    <w:p>
+      <w:pPr>
+        <w:spacing w:line="336" w:lineRule="auto" w:after="180"/>
+      </w:pPr>
+      <w:r>
+        <w:rPr>
+          <w:b w:val="0"/>
+        </w:rPr>
+        <w:t xml:space="preserve">CHECK Did the </w:t>
+      </w:r>
+      <w:r>
+        <w:rPr>
+          <w:b/>
+        </w:rPr>
+        <w:t>evidence</w:t>
+      </w:r>
+      <w:r>
+        <w:rPr>
+          <w:b w:val="0"/>
+        </w:rPr>
+        <w:t xml:space="preserve"> answer the exact question? Did the total, path, or source record stay consistent?</w:t>
+      </w:r>
+    </w:p>
+    <w:p>
+      <w:pPr>
         <w:pStyle w:val="Heading3"/>
       </w:pPr>
       <w:r>
+        <w:t>Concrete teaching case</w:t>
+      </w:r>
+    </w:p>
+    <w:p>
+      <w:pPr>
+        <w:spacing w:line="336" w:lineRule="auto" w:after="180"/>
+      </w:pPr>
+      <w:r>
+        <w:rPr>
+          <w:b w:val="0"/>
+        </w:rPr>
+        <w:t>An image shows three plants; caption claims a fourth outside the frame.</w:t>
+      </w:r>
+    </w:p>
+    <w:p>
+      <w:pPr>
+        <w:spacing w:line="336" w:lineRule="auto" w:after="180"/>
+      </w:pPr>
+      <w:r>
+        <w:rPr>
+          <w:b w:val="0"/>
+        </w:rPr>
+        <w:t>What can the image establish?</w:t>
+      </w:r>
+    </w:p>
+    <w:p>
+      <w:pPr>
+        <w:pStyle w:val="Heading3"/>
+      </w:pPr>
+      <w:r>
+        <w:t>Exact explanation to model</w:t>
+      </w:r>
+    </w:p>
+    <w:p>
+      <w:pPr>
+        <w:spacing w:line="336" w:lineRule="auto" w:after="180"/>
+      </w:pPr>
+      <w:r>
+        <w:rPr>
+          <w:b w:val="0"/>
+        </w:rPr>
+        <w:t xml:space="preserve">Three visible plants. It cannot settle an off-frame claim. Attribute claims and preserve missing </w:t>
+      </w:r>
+      <w:r>
+        <w:rPr>
+          <w:b/>
+        </w:rPr>
+        <w:t>evidence</w:t>
+      </w:r>
+      <w:r>
+        <w:rPr>
+          <w:b w:val="0"/>
+        </w:rPr>
+        <w:t>.</w:t>
+      </w:r>
+    </w:p>
+    <w:p>
+      <w:pPr>
+        <w:pStyle w:val="Heading3"/>
+      </w:pPr>
+      <w:r>
+        <w:t>Explain the added worked example</w:t>
+      </w:r>
+    </w:p>
+    <w:p>
+      <w:pPr>
+        <w:spacing w:line="336" w:lineRule="auto" w:after="180"/>
+      </w:pPr>
+      <w:r>
+        <w:rPr>
+          <w:b w:val="0"/>
+        </w:rPr>
+        <w:t>A multimodal pipeline may transcribe speech, inspect an image and generate a response. Errors at one stage can propagate even when later stages run correctly.</w:t>
+      </w:r>
+    </w:p>
+    <w:p>
+      <w:pPr>
+        <w:spacing w:line="336" w:lineRule="auto" w:after="180"/>
+      </w:pPr>
+      <w:r>
+        <w:rPr>
+          <w:b w:val="0"/>
+        </w:rPr>
+        <w:t>Begin by writing the question the procedure is intended to answer. Identify the information already supplied, the information it will produce and the information still missing.</w:t>
+      </w:r>
+    </w:p>
+    <w:p>
+      <w:pPr>
+        <w:spacing w:line="336" w:lineRule="auto" w:after="180"/>
+      </w:pPr>
+      <w:r>
+        <w:rPr>
+          <w:b w:val="0"/>
+        </w:rPr>
+        <w:t>These are constructed classroom examples; they do not require live accounts, private records or an external service. Do not treat a plausible explanation as a measured outcome.</w:t>
+      </w:r>
+    </w:p>
+    <w:p>
+      <w:pPr>
+        <w:spacing w:line="336" w:lineRule="auto" w:after="180"/>
+      </w:pPr>
+      <w:r>
+        <w:rPr>
+          <w:b w:val="0"/>
+        </w:rPr>
+        <w:t xml:space="preserve">Track source </w:t>
+      </w:r>
+      <w:r>
+        <w:rPr>
+          <w:b/>
+        </w:rPr>
+        <w:t>modality</w:t>
+      </w:r>
+      <w:r>
+        <w:rPr>
+          <w:b w:val="0"/>
+        </w:rPr>
+        <w:t xml:space="preserve">, segment/time references, </w:t>
+      </w:r>
+      <w:r>
+        <w:rPr>
+          <w:b/>
+        </w:rPr>
+        <w:t>transcription</w:t>
+      </w:r>
+      <w:r>
+        <w:rPr>
+          <w:b w:val="0"/>
+        </w:rPr>
+        <w:t xml:space="preserve">, interpretation and final claims separately. Compare </w:t>
+      </w:r>
+      <w:r>
+        <w:rPr>
+          <w:b/>
+        </w:rPr>
+        <w:t>conflict</w:t>
+      </w:r>
+      <w:r>
+        <w:rPr>
+          <w:b w:val="0"/>
+        </w:rPr>
+        <w:t xml:space="preserve">ing </w:t>
+      </w:r>
+      <w:r>
+        <w:rPr>
+          <w:b/>
+        </w:rPr>
+        <w:t>evidence</w:t>
+      </w:r>
+      <w:r>
+        <w:rPr>
+          <w:b w:val="0"/>
+        </w:rPr>
+        <w:t xml:space="preserve"> without assuming one </w:t>
+      </w:r>
+      <w:r>
+        <w:rPr>
+          <w:b/>
+        </w:rPr>
+        <w:t>modality</w:t>
+      </w:r>
+      <w:r>
+        <w:rPr>
+          <w:b w:val="0"/>
+        </w:rPr>
+        <w:t xml:space="preserve"> always wins.</w:t>
+      </w:r>
+    </w:p>
+    <w:p>
+      <w:pPr>
+        <w:spacing w:line="336" w:lineRule="auto" w:after="180"/>
+      </w:pPr>
+      <w:r>
+        <w:rPr>
+          <w:b w:val="0"/>
+        </w:rPr>
+        <w:t>Ask for clarification when the task needs unresolved information.</w:t>
+      </w:r>
+    </w:p>
+    <w:p>
+      <w:pPr>
+        <w:spacing w:line="336" w:lineRule="auto" w:after="180"/>
+      </w:pPr>
+      <w:r>
+        <w:rPr>
+          <w:b w:val="0"/>
+        </w:rPr>
+        <w:t xml:space="preserve">Before applying the procedure, write its units, denominator or decision boundary where relevant. A partner should be able to repeat each step using the same </w:t>
+      </w:r>
+      <w:r>
+        <w:rPr>
+          <w:b/>
+        </w:rPr>
+        <w:t>input</w:t>
+      </w:r>
+      <w:r>
+        <w:rPr>
+          <w:b w:val="0"/>
+        </w:rPr>
+        <w:t>s.</w:t>
+      </w:r>
+    </w:p>
+    <w:p>
+      <w:pPr>
+        <w:spacing w:line="336" w:lineRule="auto" w:after="180"/>
+      </w:pPr>
+      <w:r>
+        <w:rPr>
+          <w:b w:val="0"/>
+        </w:rPr>
+        <w:t xml:space="preserve">If a required </w:t>
+      </w:r>
+      <w:r>
+        <w:rPr>
+          <w:b/>
+        </w:rPr>
+        <w:t>input</w:t>
+      </w:r>
+      <w:r>
+        <w:rPr>
+          <w:b w:val="0"/>
+        </w:rPr>
+        <w:t xml:space="preserve"> is absent or violates the stated contract, record that condition explicitly instead of quietly replacing it with a convenient value.</w:t>
+      </w:r>
+    </w:p>
+    <w:p>
+      <w:pPr>
+        <w:pStyle w:val="Heading3"/>
+      </w:pPr>
+      <w:r>
+        <w:t>Key terms</w:t>
+      </w:r>
+    </w:p>
+    <w:tbl>
+      <w:tblPr>
+        <w:tblStyle w:val="LightShading-Accent1"/>
+        <w:tblW w:type="auto" w:w="0"/>
+        <w:tblLook w:firstColumn="1" w:firstRow="1" w:lastColumn="0" w:lastRow="0" w:noHBand="0" w:noVBand="1" w:val="04A0"/>
+      </w:tblPr>
+      <w:tblGrid>
+        <w:gridCol w:w="5112"/>
+        <w:gridCol w:w="5112"/>
+      </w:tblGrid>
+      <w:tr>
+        <w:trPr>
+          <w:tblHeader/>
+        </w:trPr>
+        <w:tc>
+          <w:tcPr>
+            <w:tcW w:type="dxa" w:w="5112"/>
+          </w:tcPr>
+          <w:p>
+            <w:r>
+              <w:t>Term</w:t>
+            </w:r>
+          </w:p>
+        </w:tc>
+        <w:tc>
+          <w:tcPr>
+            <w:tcW w:type="dxa" w:w="5112"/>
+          </w:tcPr>
+          <w:p>
+            <w:r>
+              <w:t>Meaning</w:t>
+            </w:r>
+          </w:p>
+        </w:tc>
+      </w:tr>
+      <w:tr>
+        <w:tc>
+          <w:tcPr>
+            <w:tcW w:type="dxa" w:w="5112"/>
+          </w:tcPr>
+          <w:p>
+            <w:r>
+              <w:t>Modality</w:t>
+            </w:r>
+          </w:p>
+        </w:tc>
+        <w:tc>
+          <w:tcPr>
+            <w:tcW w:type="dxa" w:w="5112"/>
+          </w:tcPr>
+          <w:p>
+            <w:r>
+              <w:t>A form of information such as audio, image or text</w:t>
+            </w:r>
+          </w:p>
+        </w:tc>
+      </w:tr>
+      <w:tr>
+        <w:tc>
+          <w:tcPr>
+            <w:tcW w:type="dxa" w:w="5112"/>
+          </w:tcPr>
+          <w:p>
+            <w:r>
+              <w:t>Transcription</w:t>
+            </w:r>
+          </w:p>
+        </w:tc>
+        <w:tc>
+          <w:tcPr>
+            <w:tcW w:type="dxa" w:w="5112"/>
+          </w:tcPr>
+          <w:p>
+            <w:r>
+              <w:t>A text representation of speech</w:t>
+            </w:r>
+          </w:p>
+        </w:tc>
+      </w:tr>
+      <w:tr>
+        <w:tc>
+          <w:tcPr>
+            <w:tcW w:type="dxa" w:w="5112"/>
+          </w:tcPr>
+          <w:p>
+            <w:r>
+              <w:t>Error propagation</w:t>
+            </w:r>
+          </w:p>
+        </w:tc>
+        <w:tc>
+          <w:tcPr>
+            <w:tcW w:type="dxa" w:w="5112"/>
+          </w:tcPr>
+          <w:p>
+            <w:r>
+              <w:t>An earlier error affecting later processing</w:t>
+            </w:r>
+          </w:p>
+        </w:tc>
+      </w:tr>
+    </w:tbl>
+    <w:p>
+      <w:pPr>
+        <w:pStyle w:val="Heading3"/>
+      </w:pPr>
+      <w:r>
+        <w:t>Model the reasoning aloud</w:t>
+      </w:r>
+    </w:p>
+    <w:p>
+      <w:pPr>
+        <w:spacing w:line="336" w:lineRule="auto" w:after="180"/>
+      </w:pPr>
+      <w:r>
+        <w:rPr>
+          <w:b w:val="0"/>
+        </w:rPr>
+        <w:t xml:space="preserve">Use the complete worked example below before asking learners to complete W2. Reveal a small part, invite a </w:t>
+      </w:r>
+      <w:r>
+        <w:rPr>
+          <w:b/>
+        </w:rPr>
+        <w:t>prediction</w:t>
+      </w:r>
+      <w:r>
+        <w:rPr>
+          <w:b w:val="0"/>
+        </w:rPr>
+        <w:t>, then explain the deciding step.</w:t>
+      </w:r>
+    </w:p>
+    <w:p>
+      <w:pPr>
+        <w:spacing w:line="336" w:lineRule="auto" w:after="180"/>
+      </w:pPr>
+      <w:r>
+        <w:rPr>
+          <w:b w:val="0"/>
+        </w:rPr>
+        <w:t>These teacher notes contain solutions; do not reveal the independent case answer during modelling.</w:t>
+      </w:r>
+    </w:p>
+    <w:p>
+      <w:pPr>
+        <w:spacing w:line="336" w:lineRule="auto" w:after="180"/>
+      </w:pPr>
+      <w:r>
+        <w:rPr>
+          <w:b w:val="0"/>
+        </w:rPr>
+        <w:t>Audio transcript reads fifteen boxes; a clear written inventory says fifty boxes. The original audio is unavailable and the assistant reports fifteen as certain.</w:t>
+      </w:r>
+    </w:p>
+    <w:p>
+      <w:pPr>
+        <w:spacing w:line="336" w:lineRule="auto" w:after="180"/>
+      </w:pPr>
+      <w:r>
+        <w:rPr>
+          <w:b w:val="0"/>
+        </w:rPr>
+        <w:t xml:space="preserve">There is an unresolved quantity </w:t>
+      </w:r>
+      <w:r>
+        <w:rPr>
+          <w:b/>
+        </w:rPr>
+        <w:t>conflict</w:t>
+      </w:r>
+      <w:r>
+        <w:rPr>
+          <w:b w:val="0"/>
+        </w:rPr>
+        <w:t xml:space="preserve"> and no audio replay. Preserve both sources and ask the responsible person; certainty is unsupported.</w:t>
+      </w:r>
+    </w:p>
+    <w:p>
+      <w:pPr>
+        <w:spacing w:line="336" w:lineRule="auto" w:after="180"/>
+      </w:pPr>
+      <w:r>
+        <w:rPr>
+          <w:b w:val="0"/>
+        </w:rPr>
+        <w:t xml:space="preserve">Compare the intermediate </w:t>
+      </w:r>
+      <w:r>
+        <w:rPr>
+          <w:b/>
+        </w:rPr>
+        <w:t>evidence</w:t>
+      </w:r>
+      <w:r>
+        <w:rPr>
+          <w:b w:val="0"/>
+        </w:rPr>
+        <w:t xml:space="preserve"> with the final statement. Explain why each number or decision follows from the stated </w:t>
+      </w:r>
+      <w:r>
+        <w:rPr>
+          <w:b/>
+        </w:rPr>
+        <w:t>input</w:t>
+      </w:r>
+      <w:r>
+        <w:rPr>
+          <w:b w:val="0"/>
+        </w:rPr>
+        <w:t>s.</w:t>
+      </w:r>
+    </w:p>
+    <w:p>
+      <w:pPr>
+        <w:spacing w:line="336" w:lineRule="auto" w:after="180"/>
+      </w:pPr>
+      <w:r>
+        <w:rPr>
+          <w:b w:val="0"/>
+        </w:rPr>
+        <w:t xml:space="preserve">The conclusion belongs to this scenario and procedure; changing the </w:t>
+      </w:r>
+      <w:r>
+        <w:rPr>
+          <w:b/>
+        </w:rPr>
+        <w:t>input</w:t>
+      </w:r>
+      <w:r>
+        <w:rPr>
+          <w:b w:val="0"/>
+        </w:rPr>
+        <w:t>s, evaluation population or authority can change what it establishes. Retain the raw record so a later revision can be compared honestly.</w:t>
+      </w:r>
+    </w:p>
+    <w:tbl>
+      <w:tblPr>
+        <w:tblStyle w:val="LightShading-Accent1"/>
+        <w:tblW w:type="auto" w:w="0"/>
+        <w:tblLook w:firstColumn="1" w:firstRow="1" w:lastColumn="0" w:lastRow="0" w:noHBand="0" w:noVBand="1" w:val="04A0"/>
+      </w:tblPr>
+      <w:tblGrid>
+        <w:gridCol w:w="5112"/>
+        <w:gridCol w:w="5112"/>
+      </w:tblGrid>
+      <w:tr>
+        <w:trPr>
+          <w:tblHeader/>
+        </w:trPr>
+        <w:tc>
+          <w:tcPr>
+            <w:tcW w:type="dxa" w:w="5112"/>
+          </w:tcPr>
+          <w:p>
+            <w:r>
+              <w:t>Thinking move</w:t>
+            </w:r>
+          </w:p>
+        </w:tc>
+        <w:tc>
+          <w:tcPr>
+            <w:tcW w:type="dxa" w:w="5112"/>
+          </w:tcPr>
+          <w:p>
+            <w:r>
+              <w:t>Teacher prompt</w:t>
+            </w:r>
+          </w:p>
+        </w:tc>
+      </w:tr>
+      <w:tr>
+        <w:tc>
+          <w:tcPr>
+            <w:tcW w:type="dxa" w:w="5112"/>
+          </w:tcPr>
+          <w:p>
+            <w:r>
+              <w:t>Plan</w:t>
+            </w:r>
+          </w:p>
+        </w:tc>
+        <w:tc>
+          <w:tcPr>
+            <w:tcW w:type="dxa" w:w="5112"/>
+          </w:tcPr>
+          <w:p>
+            <w:r>
+              <w:t>What is given? What is the question? Which procedure fits these facts?</w:t>
+            </w:r>
+          </w:p>
+        </w:tc>
+      </w:tr>
+      <w:tr>
+        <w:tc>
+          <w:tcPr>
+            <w:tcW w:type="dxa" w:w="5112"/>
+          </w:tcPr>
+          <w:p>
+            <w:r>
+              <w:t>Do</w:t>
+            </w:r>
+          </w:p>
+        </w:tc>
+        <w:tc>
+          <w:tcPr>
+            <w:tcW w:type="dxa" w:w="5112"/>
+          </w:tcPr>
+          <w:p>
+            <w:r>
+              <w:t>Point to each input and intermediate step in the worked trace. Name the rule that allows the next step.</w:t>
+            </w:r>
+          </w:p>
+        </w:tc>
+      </w:tr>
+      <w:tr>
+        <w:tc>
+          <w:tcPr>
+            <w:tcW w:type="dxa" w:w="5112"/>
+          </w:tcPr>
+          <w:p>
+            <w:r>
+              <w:t>Check</w:t>
+            </w:r>
+          </w:p>
+        </w:tc>
+        <w:tc>
+          <w:tcPr>
+            <w:tcW w:type="dxa" w:w="5112"/>
+          </w:tcPr>
+          <w:p>
+            <w:r>
+              <w:t>Does the output answer the question? Which assumption or limitation prevents a larger claim?</w:t>
+            </w:r>
+          </w:p>
+        </w:tc>
+      </w:tr>
+    </w:tbl>
+    <w:p>
+      <w:pPr>
+        <w:spacing w:line="336" w:lineRule="auto" w:after="180"/>
+      </w:pPr>
+      <w:r>
+        <w:rPr>
+          <w:b w:val="0"/>
+        </w:rPr>
+        <w:t>Use the diagram and verbal explanation together. Ask learners to match a sentence to a specific visual step; do not assign learners fixed visual or auditory learning styles.</w:t>
+      </w:r>
+    </w:p>
+    <w:p>
+      <w:pPr>
+        <w:pStyle w:val="Heading3"/>
+      </w:pPr>
+      <w:r>
+        <w:t>A pictorial worked case: Multimodal Evidence</w:t>
+      </w:r>
+    </w:p>
+    <w:p>
+      <w:pPr>
+        <w:pStyle w:val="Heading3"/>
+      </w:pPr>
+      <w:r>
+        <w:t>The facts we will use</w:t>
+      </w:r>
+    </w:p>
+    <w:p>
+      <w:r>
+        <w:drawing>
+          <wp:inline xmlns:a="http://schemas.openxmlformats.org/drawingml/2006/main" xmlns:pic="http://schemas.openxmlformats.org/drawingml/2006/picture">
+            <wp:extent cx="5158853" cy="5943599"/>
+            <wp:docPr id="2" name="Picture 2" descr="Multimodal Evidence. Visible evidence: Three pencils are explicitly visible in the open box.. Hidden region: The closed box’s pencil count is unknown.. Caption claim: Five total requires two additional pencils if these are the only relevant locations.. Supported response: At least three are supported; total five is not established by the description."/>
+            <wp:cNvGraphicFramePr>
+              <a:graphicFrameLocks noChangeAspect="1"/>
+            </wp:cNvGraphicFramePr>
+            <a:graphic>
+              <a:graphicData uri="http://schemas.openxmlformats.org/drawingml/2006/picture">
+                <pic:pic>
+                  <pic:nvPicPr>
+                    <pic:cNvPr id="0" name="academy-visual-ai-3-13.png"/>
+                    <pic:cNvPicPr/>
+                  </pic:nvPicPr>
+                  <pic:blipFill>
+                    <a:blip r:embed="rId10"/>
+                    <a:stretch>
+                      <a:fillRect/>
+                    </a:stretch>
+                  </pic:blipFill>
+                  <pic:spPr>
+                    <a:xfrm>
+                      <a:off x="0" y="0"/>
+                      <a:ext cx="5158853" cy="5943599"/>
+                    </a:xfrm>
+                    <a:prstGeom prst="rect"/>
+                  </pic:spPr>
+                </pic:pic>
+              </a:graphicData>
+            </a:graphic>
+          </wp:inline>
+        </w:drawing>
+      </w:r>
+    </w:p>
+    <w:p>
+      <w:pPr>
+        <w:pStyle w:val="Heading3"/>
+      </w:pPr>
+      <w:r>
         <w:t>Why this result follows</w:t>
       </w:r>
     </w:p>
@@ -2135,31 +2479,202 @@
         <w:pStyle w:val="Heading3"/>
       </w:pPr>
       <w:r>
-        <w:t>Why the result follows</w:t>
+        <w:t>What this example does not establish</w:t>
+      </w:r>
+    </w:p>
+    <w:p>
+      <w:pPr>
+        <w:pStyle w:val="Heading3"/>
+      </w:pPr>
+      <w:r>
+        <w:t>Change one thing in the pictured case</w:t>
+      </w:r>
+    </w:p>
+    <w:p>
+      <w:pPr>
+        <w:pStyle w:val="Heading3"/>
+      </w:pPr>
+      <w:r>
+        <w:t>Ask while showing the picture</w:t>
+      </w:r>
+    </w:p>
+    <w:p>
+      <w:pPr>
+        <w:pStyle w:val="Heading1"/>
+      </w:pPr>
+      <w:r>
+        <w:t>03. Guide evidence separation, then remove help</w:t>
+      </w:r>
+    </w:p>
+    <w:p>
+      <w:r>
+        <w:t>Collect the source-role reasoning before showing feedback.</w:t>
+      </w:r>
+    </w:p>
+    <w:p>
+      <w:pPr>
+        <w:pStyle w:val="Heading2"/>
+      </w:pPr>
+      <w:r>
+        <w:t>Current completion task and key</w:t>
       </w:r>
     </w:p>
     <w:p>
       <w:pPr>
         <w:spacing w:line="336" w:lineRule="auto" w:after="180"/>
-        <w:shd w:fill="F1F6FC"/>
-      </w:pPr>
-      <w:r>
-        <w:rPr>
-          <w:b w:val="0"/>
-        </w:rPr>
-        <w:t>A caption is another claim, not a way of seeing through an opaque object. Keep observable information separate from inferences.</w:t>
+      </w:pPr>
+      <w:r>
+        <w:rPr>
+          <w:b w:val="0"/>
+        </w:rPr>
+        <w:t>From the supplied desk description and caption, separate direct reported observations, unknown contents and unverified claims. Explain why the supported count is a lower bound rather than an exact total. Then use the supplied changed case: opening the box reveals two pencils and there are no other desk locations.</w:t>
       </w:r>
     </w:p>
     <w:p>
       <w:pPr>
         <w:spacing w:line="336" w:lineRule="auto" w:after="180"/>
-        <w:shd w:fill="F1F6FC"/>
-      </w:pPr>
-      <w:r>
-        <w:rPr>
-          <w:b w:val="0"/>
-        </w:rPr>
-        <w:t>The visible three give a lower bound under the stated desk scope; there is no supplied maximum for the closed box. Do not replace unknown contents with zero merely because none are visible.</w:t>
+      </w:pPr>
+      <w:r>
+        <w:rPr>
+          <w:b w:val="0"/>
+        </w:rPr>
+        <w:t>Initially the description reports three visible pencils; the hidden count is unknown and the caption’s five is unverified. At least three is supported; neither exact total is established. With the supplied verified observation of two hidden pencils and a complete-location assumption,3+2=5is supported. Do not treat the changed observation as information available before opening.</w:t>
+      </w:r>
+    </w:p>
+    <w:p>
+      <w:pPr>
+        <w:pStyle w:val="Heading2"/>
+      </w:pPr>
+      <w:r>
+        <w:t>Current individual evidence check</w:t>
+      </w:r>
+    </w:p>
+    <w:p>
+      <w:pPr>
+        <w:spacing w:line="336" w:lineRule="auto" w:after="180"/>
+      </w:pPr>
+      <w:r>
+        <w:rPr>
+          <w:b w:val="0"/>
+        </w:rPr>
+        <w:t>A caption says five pencils, but the supplied description shows only three and leaves an opaque box unobserved. Does the caption establish the hidden count or does the view disprove five? Explain.</w:t>
+      </w:r>
+    </w:p>
+    <w:p>
+      <w:pPr>
+        <w:spacing w:line="336" w:lineRule="auto" w:after="180"/>
+      </w:pPr>
+      <w:r>
+        <w:rPr>
+          <w:b w:val="0"/>
+        </w:rPr>
+        <w:t>Expected correction: neither the caption nor the incomplete view establishes the hidden quantity. Preserve the visible lower bound and seek aligned additional evidence.</w:t>
+      </w:r>
+    </w:p>
+    <w:p>
+      <w:pPr>
+        <w:pStyle w:val="Heading2"/>
+      </w:pPr>
+      <w:r>
+        <w:t>Pictorial changed-case reasoning</w:t>
+      </w:r>
+    </w:p>
+    <w:p>
+      <w:pPr>
+        <w:spacing w:line="336" w:lineRule="auto" w:after="180"/>
+      </w:pPr>
+      <w:r>
+        <w:rPr>
+          <w:b w:val="0"/>
+        </w:rPr>
+        <w:t>Why were both “exactly three” and “exactly five” unsupported before opening the box?</w:t>
+      </w:r>
+    </w:p>
+    <w:p>
+      <w:pPr>
+        <w:spacing w:line="336" w:lineRule="auto" w:after="180"/>
+      </w:pPr>
+      <w:r>
+        <w:rPr>
+          <w:b w:val="0"/>
+        </w:rPr>
+        <w:t>Three were visible, but hidden contents were unknown. The closed box could contain additional pencils, and none had yet been observed.</w:t>
+      </w:r>
+    </w:p>
+    <w:p>
+      <w:pPr>
+        <w:spacing w:line="336" w:lineRule="auto" w:after="180"/>
+      </w:pPr>
+      <w:r>
+        <w:rPr>
+          <w:b w:val="0"/>
+        </w:rPr>
+        <w:t>Changed-case reasoning: The total is now supported as five. 3 visible initially plus 2 newly observed gives 5 under the complete-location assumption.</w:t>
+      </w:r>
+    </w:p>
+    <w:p>
+      <w:pPr>
+        <w:spacing w:line="336" w:lineRule="auto" w:after="180"/>
+      </w:pPr>
+      <w:r>
+        <w:rPr>
+          <w:b w:val="0"/>
+        </w:rPr>
+        <w:t xml:space="preserve">Collect each learner’s explanation before discussion. Use the first missing connection between </w:t>
+      </w:r>
+      <w:r>
+        <w:rPr>
+          <w:b/>
+        </w:rPr>
+        <w:t>input</w:t>
+      </w:r>
+      <w:r>
+        <w:rPr>
+          <w:b w:val="0"/>
+        </w:rPr>
+        <w:t xml:space="preserve">, deciding step and result to choose support. This question is worked-case practice, not fresh mastery </w:t>
+      </w:r>
+      <w:r>
+        <w:rPr>
+          <w:b/>
+        </w:rPr>
+        <w:t>evidence</w:t>
+      </w:r>
+      <w:r>
+        <w:rPr>
+          <w:b w:val="0"/>
+        </w:rPr>
+        <w:t>.</w:t>
+      </w:r>
+    </w:p>
+    <w:p>
+      <w:pPr>
+        <w:pStyle w:val="Heading2"/>
+      </w:pPr>
+      <w:r>
+        <w:t>Keep each learner explaining</w:t>
+      </w:r>
+    </w:p>
+    <w:p>
+      <w:pPr>
+        <w:spacing w:line="336" w:lineRule="auto" w:after="180"/>
+      </w:pPr>
+      <w:r>
+        <w:rPr>
+          <w:b w:val="0"/>
+        </w:rPr>
+        <w:t>Say: Predict first. Show the rule, information path or calculation that would produce the result. A correct guess is not yet an explanation.</w:t>
+      </w:r>
+    </w:p>
+    <w:p>
+      <w:pPr>
+        <w:spacing w:line="336" w:lineRule="auto" w:after="180"/>
+      </w:pPr>
+      <w:r>
+        <w:rPr>
+          <w:b w:val="0"/>
+        </w:rPr>
+        <w:t>Reveal reasoning one step at a time. Explain why a tempting alternative fails. Write units and denominators for arithmetic, trace conditions for decisions, and identify supporting sources for claims.</w:t>
       </w:r>
     </w:p>
     <w:p>
@@ -2167,7 +2682,26 @@
         <w:pStyle w:val="Heading3"/>
       </w:pPr>
       <w:r>
-        <w:t>What this example does not establish</w:t>
+        <w:t>Model these guided questions</w:t>
+      </w:r>
+    </w:p>
+    <w:p>
+      <w:pPr>
+        <w:pStyle w:val="Heading2"/>
+      </w:pPr>
+      <w:r>
+        <w:t>Earlier wording, alternatives and picture transcripts · reference / check after trying</w:t>
+      </w:r>
+    </w:p>
+    <w:p>
+      <w:pPr>
+        <w:spacing w:line="336" w:lineRule="auto" w:after="180"/>
+      </w:pPr>
+      <w:r>
+        <w:rPr>
+          <w:b w:val="0"/>
+        </w:rPr>
+        <w:t>Demonstrate and guide practice</w:t>
       </w:r>
     </w:p>
     <w:p>
@@ -2175,19 +2709,75 @@
         <w:pStyle w:val="Heading3"/>
       </w:pPr>
       <w:r>
-        <w:t>Keep the stated limit</w:t>
+        <w:t>Board sequence</w:t>
       </w:r>
     </w:p>
     <w:p>
       <w:pPr>
         <w:spacing w:line="336" w:lineRule="auto" w:after="180"/>
-        <w:shd w:fill="FFF5E6"/>
-      </w:pPr>
-      <w:r>
-        <w:rPr>
-          <w:b w:val="0"/>
-        </w:rPr>
-        <w:t>The conclusion depends on the supplied description’s accuracy; no actual image inspection or exhaustive room inventory was performed.</w:t>
+      </w:pPr>
+      <w:r>
+        <w:rPr>
+          <w:b w:val="0"/>
+        </w:rPr>
+        <w:t>Write the given facts: An image shows three plants; caption claims a fourth outside the frame.</w:t>
+      </w:r>
+    </w:p>
+    <w:p>
+      <w:pPr>
+        <w:spacing w:line="336" w:lineRule="auto" w:after="180"/>
+      </w:pPr>
+      <w:r>
+        <w:rPr>
+          <w:b w:val="0"/>
+        </w:rPr>
+        <w:t>Write the question to explain: What can the image establish?</w:t>
+      </w:r>
+    </w:p>
+    <w:p>
+      <w:pPr>
+        <w:spacing w:line="336" w:lineRule="auto" w:after="180"/>
+      </w:pPr>
+      <w:r>
+        <w:rPr>
+          <w:b w:val="0"/>
+        </w:rPr>
+        <w:t xml:space="preserve">Reveal after </w:t>
+      </w:r>
+      <w:r>
+        <w:rPr>
+          <w:b/>
+        </w:rPr>
+        <w:t>prediction</w:t>
+      </w:r>
+      <w:r>
+        <w:rPr>
+          <w:b w:val="0"/>
+        </w:rPr>
+        <w:t xml:space="preserve">s: Three visible plants. It cannot settle an off-frame claim. Attribute claims and preserve missing </w:t>
+      </w:r>
+      <w:r>
+        <w:rPr>
+          <w:b/>
+        </w:rPr>
+        <w:t>evidence</w:t>
+      </w:r>
+      <w:r>
+        <w:rPr>
+          <w:b w:val="0"/>
+        </w:rPr>
+        <w:t>.</w:t>
+      </w:r>
+    </w:p>
+    <w:p>
+      <w:pPr>
+        <w:spacing w:line="336" w:lineRule="auto" w:after="180"/>
+      </w:pPr>
+      <w:r>
+        <w:rPr>
+          <w:b w:val="0"/>
+        </w:rPr>
+        <w:t>Use the earlier changed question as optional later practice. Reserve Evaluate a new hidden-content description independently for the first independent attempt before hints or feedback.</w:t>
       </w:r>
     </w:p>
     <w:p>
@@ -2195,362 +2785,41 @@
         <w:pStyle w:val="Heading3"/>
       </w:pPr>
       <w:r>
-        <w:t>Change one thing in the pictured case</w:t>
-      </w:r>
-    </w:p>
-    <w:p>
-      <w:pPr>
-        <w:pStyle w:val="Heading3"/>
-      </w:pPr>
-      <w:r>
-        <w:t>Change one thing</w:t>
+        <w:t>Classroom dialogue</w:t>
       </w:r>
     </w:p>
     <w:p>
       <w:pPr>
         <w:spacing w:line="336" w:lineRule="auto" w:after="180"/>
-        <w:shd w:fill="F5F1FB"/>
-      </w:pPr>
-      <w:r>
-        <w:rPr>
-          <w:b w:val="0"/>
-        </w:rPr>
-        <w:t xml:space="preserve">Change: Open the closed box and a verified </w:t>
+      </w:pPr>
+      <w:r>
+        <w:rPr>
+          <w:b w:val="0"/>
+        </w:rPr>
+        <w:t>Ask: Which facts are given, and which would we have to assume? Learners mark relevant details before discussing answers.</w:t>
+      </w:r>
+    </w:p>
+    <w:p>
+      <w:pPr>
+        <w:spacing w:line="336" w:lineRule="auto" w:after="180"/>
+      </w:pPr>
+      <w:r>
+        <w:rPr>
+          <w:b w:val="0"/>
+        </w:rPr>
+        <w:t xml:space="preserve">In pairs, one learner solves while the other checks </w:t>
       </w:r>
       <w:r>
         <w:rPr>
           <w:b/>
         </w:rPr>
-        <w:t>observation</w:t>
-      </w:r>
-      <w:r>
-        <w:rPr>
-          <w:b w:val="0"/>
-        </w:rPr>
-        <w:t xml:space="preserve"> shows two pencils inside, with no other desk locations.</w:t>
-      </w:r>
-    </w:p>
-    <w:p>
-      <w:pPr>
-        <w:pStyle w:val="Heading3"/>
-      </w:pPr>
-      <w:r>
-        <w:t>Predicted result</w:t>
-      </w:r>
-    </w:p>
-    <w:p>
-      <w:pPr>
-        <w:spacing w:line="336" w:lineRule="auto" w:after="180"/>
-        <w:shd w:fill="F1F6FC"/>
-      </w:pPr>
-      <w:r>
-        <w:rPr>
-          <w:b/>
-        </w:rPr>
-        <w:t>Prediction</w:t>
-      </w:r>
-      <w:r>
-        <w:rPr>
-          <w:b w:val="0"/>
-        </w:rPr>
-        <w:t>: The total is now supported as five.</w:t>
-      </w:r>
-    </w:p>
-    <w:p>
-      <w:pPr>
-        <w:pStyle w:val="Heading3"/>
-      </w:pPr>
-      <w:r>
-        <w:t>Why the result follows</w:t>
-      </w:r>
-    </w:p>
-    <w:p>
-      <w:pPr>
-        <w:spacing w:line="336" w:lineRule="auto" w:after="180"/>
-        <w:shd w:fill="F1F6FC"/>
-      </w:pPr>
-      <w:r>
-        <w:rPr>
-          <w:b w:val="0"/>
-        </w:rPr>
-        <w:t>Reason: 3 visible initially plus 2 newly observed gives 5 under the complete-location assumption.</w:t>
-      </w:r>
-    </w:p>
-    <w:p>
-      <w:pPr>
-        <w:pStyle w:val="Heading3"/>
-      </w:pPr>
-      <w:r>
-        <w:t>Ask while showing the picture</w:t>
-      </w:r>
-    </w:p>
-    <w:p>
-      <w:pPr>
-        <w:pStyle w:val="Heading3"/>
-      </w:pPr>
-      <w:r>
-        <w:t>Ask while showing the picture · 4</w:t>
-      </w:r>
-    </w:p>
-    <w:p>
-      <w:pPr>
-        <w:spacing w:line="336" w:lineRule="auto" w:after="180"/>
-      </w:pPr>
-      <w:r>
-        <w:rPr>
-          <w:b w:val="0"/>
-        </w:rPr>
-        <w:t xml:space="preserve">Cover the result. Ask learners to name the </w:t>
-      </w:r>
-      <w:r>
-        <w:rPr>
-          <w:b/>
-        </w:rPr>
-        <w:t>input</w:t>
-      </w:r>
-      <w:r>
-        <w:rPr>
-          <w:b w:val="0"/>
-        </w:rPr>
-        <w:t xml:space="preserve">s and predict the next step. Uncover one step, connect the icon to the actual procedure, and explain its </w:t>
-      </w:r>
-      <w:r>
-        <w:rPr>
-          <w:b/>
-        </w:rPr>
         <w:t>evidence</w:t>
       </w:r>
       <w:r>
         <w:rPr>
           <w:b w:val="0"/>
         </w:rPr>
-        <w:t>. Then change the supplied condition and compare.</w:t>
-      </w:r>
-    </w:p>
-    <w:p>
-      <w:pPr>
-        <w:spacing w:line="336" w:lineRule="auto" w:after="180"/>
-      </w:pPr>
-      <w:r>
-        <w:rPr>
-          <w:b w:val="0"/>
-        </w:rPr>
-        <w:t>The picture is a representation; it does not document execution of a real AI model.</w:t>
-      </w:r>
-    </w:p>
-    <w:p>
-      <w:pPr>
-        <w:pStyle w:val="Heading1"/>
-      </w:pPr>
-      <w:r>
-        <w:t>03. Demonstrate and guide practice</w:t>
-      </w:r>
-    </w:p>
-    <w:p>
-      <w:r>
-        <w:t>Demonstrate Multimodal Evidence, reduce support deliberately and check individual reasoning before discussing answers.</w:t>
-      </w:r>
-    </w:p>
-    <w:p>
-      <w:pPr>
-        <w:pStyle w:val="Heading3"/>
-      </w:pPr>
-      <w:r>
-        <w:t>Board sequence</w:t>
-      </w:r>
-    </w:p>
-    <w:p>
-      <w:pPr>
-        <w:pStyle w:val="Heading3"/>
-      </w:pPr>
-      <w:r>
-        <w:t>1. Put the facts on the board</w:t>
-      </w:r>
-    </w:p>
-    <w:p>
-      <w:pPr>
-        <w:spacing w:line="336" w:lineRule="auto" w:after="180"/>
-        <w:shd w:fill="F4F9FC"/>
-      </w:pPr>
-      <w:r>
-        <w:rPr>
-          <w:b w:val="0"/>
-        </w:rPr>
-        <w:t>Write the given facts: An image shows three plants; caption claims a fourth outside the frame.</w:t>
-      </w:r>
-    </w:p>
-    <w:p>
-      <w:pPr>
-        <w:pStyle w:val="Heading3"/>
-      </w:pPr>
-      <w:r>
-        <w:t>2. State the decision to explain</w:t>
-      </w:r>
-    </w:p>
-    <w:p>
-      <w:pPr>
-        <w:spacing w:line="336" w:lineRule="auto" w:after="180"/>
-        <w:shd w:fill="F5F1FB"/>
-      </w:pPr>
-      <w:r>
-        <w:rPr>
-          <w:b w:val="0"/>
-        </w:rPr>
-        <w:t>Write the question to explain: What can the image establish?</w:t>
-      </w:r>
-    </w:p>
-    <w:p>
-      <w:pPr>
-        <w:pStyle w:val="Heading3"/>
-      </w:pPr>
-      <w:r>
-        <w:t>3. Reveal the worked reasoning</w:t>
-      </w:r>
-    </w:p>
-    <w:p>
-      <w:pPr>
-        <w:spacing w:line="336" w:lineRule="auto" w:after="180"/>
-        <w:shd w:fill="F1F6FC"/>
-      </w:pPr>
-      <w:r>
-        <w:rPr>
-          <w:b w:val="0"/>
-        </w:rPr>
-        <w:t xml:space="preserve">Reveal after </w:t>
-      </w:r>
-      <w:r>
-        <w:rPr>
-          <w:b/>
-        </w:rPr>
-        <w:t>prediction</w:t>
-      </w:r>
-      <w:r>
-        <w:rPr>
-          <w:b w:val="0"/>
-        </w:rPr>
-        <w:t xml:space="preserve">s: Three visible plants. It cannot settle an off-frame claim. Attribute claims and preserve missing </w:t>
-      </w:r>
-      <w:r>
-        <w:rPr>
-          <w:b/>
-        </w:rPr>
-        <w:t>evidence</w:t>
-      </w:r>
-      <w:r>
-        <w:rPr>
-          <w:b w:val="0"/>
-        </w:rPr>
-        <w:t>.</w:t>
-      </w:r>
-    </w:p>
-    <w:p>
-      <w:pPr>
-        <w:pStyle w:val="Heading3"/>
-      </w:pPr>
-      <w:r>
-        <w:t>Hold back the independent task</w:t>
-      </w:r>
-    </w:p>
-    <w:p>
-      <w:pPr>
-        <w:spacing w:line="336" w:lineRule="auto" w:after="180"/>
-        <w:shd w:fill="F5F1FB"/>
-      </w:pPr>
-      <w:r>
-        <w:rPr>
-          <w:b w:val="0"/>
-        </w:rPr>
-        <w:t>Keep for an independent attempt: A chart image shows 12 plants; its caption says 21. What should a multimodal assistant report before drawing a conclusion?</w:t>
-      </w:r>
-    </w:p>
-    <w:p>
-      <w:pPr>
-        <w:pStyle w:val="Heading3"/>
-      </w:pPr>
-      <w:r>
-        <w:t>Classroom dialogue</w:t>
-      </w:r>
-    </w:p>
-    <w:p>
-      <w:pPr>
-        <w:pStyle w:val="Heading3"/>
-      </w:pPr>
-      <w:r>
-        <w:t>Ask the class</w:t>
-      </w:r>
-    </w:p>
-    <w:p>
-      <w:pPr>
-        <w:spacing w:line="336" w:lineRule="auto" w:after="180"/>
-        <w:shd w:fill="F5F1FB"/>
-      </w:pPr>
-      <w:r>
-        <w:rPr>
-          <w:b w:val="0"/>
-        </w:rPr>
-        <w:t>Ask: Which facts are given, and which would we have to assume? Learners mark relevant details before discussing answers.</w:t>
-      </w:r>
-    </w:p>
-    <w:p>
-      <w:pPr>
-        <w:pStyle w:val="Heading3"/>
-      </w:pPr>
-      <w:r>
-        <w:t>Language to model</w:t>
-      </w:r>
-    </w:p>
-    <w:p>
-      <w:pPr>
-        <w:spacing w:line="336" w:lineRule="auto" w:after="180"/>
-        <w:shd w:fill="F1F6F8"/>
-      </w:pPr>
-      <w:r>
-        <w:rPr>
-          <w:b w:val="0"/>
-        </w:rPr>
-        <w:t>Say: Predict first. Show the rule, information path or calculation that would produce the result. A correct guess is not yet an explanation.</w:t>
-      </w:r>
-    </w:p>
-    <w:p>
-      <w:pPr>
-        <w:spacing w:line="336" w:lineRule="auto" w:after="180"/>
-      </w:pPr>
-      <w:r>
-        <w:rPr>
-          <w:b w:val="0"/>
-        </w:rPr>
-        <w:t>Reveal reasoning one step at a time. Explain why a tempting alternative fails. Write units and denominators for arithmetic, trace conditions for decisions, and identify supporting sources for claims.</w:t>
-      </w:r>
-    </w:p>
-    <w:p>
-      <w:pPr>
-        <w:spacing w:line="336" w:lineRule="auto" w:after="180"/>
-      </w:pPr>
-      <w:r>
-        <w:rPr>
-          <w:b w:val="0"/>
-        </w:rPr>
-        <w:t xml:space="preserve">In pairs, one learner solves while the other checks </w:t>
-      </w:r>
-      <w:r>
-        <w:rPr>
-          <w:b/>
-        </w:rPr>
-        <w:t>evidence</w:t>
-      </w:r>
-      <w:r>
-        <w:rPr>
-          <w:b w:val="0"/>
-        </w:rPr>
         <w:t>; exchange roles. Remove the worked answer before independent assessment.</w:t>
-      </w:r>
-    </w:p>
-    <w:p>
-      <w:pPr>
-        <w:pStyle w:val="Heading3"/>
-      </w:pPr>
-      <w:r>
-        <w:t>Model these guided questions</w:t>
       </w:r>
     </w:p>
     <w:p>
@@ -2864,34 +3133,168 @@
     </w:p>
     <w:p>
       <w:pPr>
+        <w:spacing w:line="336" w:lineRule="auto" w:after="180"/>
+      </w:pPr>
+      <w:r>
+        <w:rPr>
+          <w:b w:val="0"/>
+        </w:rPr>
+        <w:t>Completion task: Audio transcript reads fifteen boxes; a clear written inventory says fifty boxes. The original audio is unavailable and the assistant reports fifteen as certain.</w:t>
+      </w:r>
+    </w:p>
+    <w:p>
+      <w:pPr>
+        <w:spacing w:line="336" w:lineRule="auto" w:after="180"/>
+      </w:pPr>
+      <w:r>
+        <w:rPr>
+          <w:b w:val="0"/>
+        </w:rPr>
+        <w:t>Show the intermediate steps and give the conclusion with its scope.</w:t>
+      </w:r>
+    </w:p>
+    <w:p>
+      <w:pPr>
+        <w:spacing w:line="336" w:lineRule="auto" w:after="180"/>
+      </w:pPr>
+      <w:r>
+        <w:rPr>
+          <w:b w:val="0"/>
+        </w:rPr>
+        <w:t xml:space="preserve">Teacher check: Teacher explanation: There is an unresolved quantity </w:t>
+      </w:r>
+      <w:r>
+        <w:rPr>
+          <w:b/>
+        </w:rPr>
+        <w:t>conflict</w:t>
+      </w:r>
+      <w:r>
+        <w:rPr>
+          <w:b w:val="0"/>
+        </w:rPr>
+        <w:t xml:space="preserve"> and no audio replay. Preserve both sources and ask the responsible person; certainty is unsupported.</w:t>
+      </w:r>
+    </w:p>
+    <w:p>
+      <w:pPr>
+        <w:spacing w:line="336" w:lineRule="auto" w:after="180"/>
+      </w:pPr>
+      <w:r>
+        <w:rPr>
+          <w:b w:val="0"/>
+        </w:rPr>
+        <w:t xml:space="preserve">Start by identifying the given </w:t>
+      </w:r>
+      <w:r>
+        <w:rPr>
+          <w:b/>
+        </w:rPr>
+        <w:t>input</w:t>
+      </w:r>
+      <w:r>
+        <w:rPr>
+          <w:b w:val="0"/>
+        </w:rPr>
+        <w:t>s together. Leave the intermediate steps blank. If needed, model one step, then withdraw that help on the next step. Move to a full trace only when the partial trace is understood.</w:t>
+      </w:r>
+    </w:p>
+    <w:p>
+      <w:pPr>
+        <w:spacing w:line="336" w:lineRule="auto" w:after="180"/>
+      </w:pPr>
+      <w:r>
+        <w:rPr>
+          <w:b w:val="0"/>
+        </w:rPr>
+        <w:t>For partners, alternate explainer and checker; collect a response from every learner before discussion.</w:t>
+      </w:r>
+    </w:p>
+    <w:p>
+      <w:pPr>
         <w:pStyle w:val="Heading3"/>
       </w:pPr>
       <w:r>
-        <w:t>Completion practice</w:t>
+        <w:t>Individual reasoning check</w:t>
       </w:r>
     </w:p>
     <w:p>
       <w:pPr>
         <w:spacing w:line="336" w:lineRule="auto" w:after="180"/>
-        <w:shd w:fill="F5F1FB"/>
-      </w:pPr>
-      <w:r>
-        <w:rPr>
-          <w:b w:val="0"/>
-        </w:rPr>
-        <w:t>Completion task: Audio transcript reads fifteen boxes; a clear written inventory says fifty boxes. The original audio is unavailable and the assistant reports fifteen as certain.</w:t>
+      </w:pPr>
+      <w:r>
+        <w:rPr>
+          <w:b w:val="0"/>
+        </w:rPr>
+        <w:t xml:space="preserve">Use the worked case for Speech pipelines and multimodal </w:t>
+      </w:r>
+      <w:r>
+        <w:rPr>
+          <w:b/>
+        </w:rPr>
+        <w:t>evidence</w:t>
+      </w:r>
+      <w:r>
+        <w:rPr>
+          <w:b w:val="0"/>
+        </w:rPr>
+        <w:t>. Proposed explanation: “The worked result establishes every future case”. Decide whether this explanation is supported.</w:t>
       </w:r>
     </w:p>
     <w:p>
       <w:pPr>
         <w:spacing w:line="336" w:lineRule="auto" w:after="180"/>
-        <w:shd w:fill="F5F1FB"/>
-      </w:pPr>
-      <w:r>
-        <w:rPr>
-          <w:b w:val="0"/>
-        </w:rPr>
-        <w:t>Show the intermediate steps and give the conclusion with its scope.</w:t>
+      </w:pPr>
+      <w:r>
+        <w:rPr>
+          <w:b w:val="0"/>
+        </w:rPr>
+        <w:t>Point to the step or supplied fact that decides; explain your repair if needed.</w:t>
+      </w:r>
+    </w:p>
+    <w:p>
+      <w:pPr>
+        <w:spacing w:line="336" w:lineRule="auto" w:after="180"/>
+      </w:pPr>
+      <w:r>
+        <w:rPr>
+          <w:b w:val="0"/>
+        </w:rPr>
+        <w:t xml:space="preserve">Expected correction: A stage-level accuracy or authority policy does not establish every </w:t>
+      </w:r>
+      <w:r>
+        <w:rPr>
+          <w:b/>
+        </w:rPr>
+        <w:t>modality</w:t>
+      </w:r>
+      <w:r>
+        <w:rPr>
+          <w:b w:val="0"/>
+        </w:rPr>
+        <w:t xml:space="preserve"> agrees or every downstream claim is supported.</w:t>
+      </w:r>
+    </w:p>
+    <w:p>
+      <w:pPr>
+        <w:spacing w:line="336" w:lineRule="auto" w:after="180"/>
+      </w:pPr>
+      <w:r>
+        <w:rPr>
+          <w:b w:val="0"/>
+        </w:rPr>
+        <w:t>Collect explanations, not only yes/no votes. If a misunderstanding is common, re-model the relevant step for the class.</w:t>
+      </w:r>
+    </w:p>
+    <w:p>
+      <w:pPr>
+        <w:spacing w:line="336" w:lineRule="auto" w:after="180"/>
+      </w:pPr>
+      <w:r>
+        <w:rPr>
+          <w:b w:val="0"/>
+        </w:rPr>
+        <w:t>If it affects a few learners, give a short targeted group explanation while others solve a more demanding variation.</w:t>
       </w:r>
     </w:p>
     <w:p>
@@ -2899,31 +3302,47 @@
         <w:pStyle w:val="Heading3"/>
       </w:pPr>
       <w:r>
-        <w:t>Reasoning to listen for</w:t>
+        <w:t>Pictorial practice question</w:t>
+      </w:r>
+    </w:p>
+    <w:p>
+      <w:pPr>
+        <w:pStyle w:val="Heading3"/>
+      </w:pPr>
+      <w:r>
+        <w:t>Reasoned teacher answer</w:t>
+      </w:r>
+    </w:p>
+    <w:p>
+      <w:pPr>
+        <w:pStyle w:val="Heading1"/>
+      </w:pPr>
+      <w:r>
+        <w:t>04. Run the supplied evidence-pair audit</w:t>
+      </w:r>
+    </w:p>
+    <w:p>
+      <w:r>
+        <w:t>Keep current source-alignment reasoning separate from old speech-stage review.</w:t>
+      </w:r>
+    </w:p>
+    <w:p>
+      <w:pPr>
+        <w:pStyle w:val="Heading2"/>
+      </w:pPr>
+      <w:r>
+        <w:t>Current cards and answer guidance</w:t>
       </w:r>
     </w:p>
     <w:p>
       <w:pPr>
         <w:spacing w:line="336" w:lineRule="auto" w:after="180"/>
-        <w:shd w:fill="F1F6FC"/>
-      </w:pPr>
-      <w:r>
-        <w:rPr>
-          <w:b w:val="0"/>
-        </w:rPr>
-        <w:t xml:space="preserve">Teacher check: Teacher explanation: There is an unresolved quantity </w:t>
-      </w:r>
-      <w:r>
-        <w:rPr>
-          <w:b/>
-        </w:rPr>
-        <w:t>conflict</w:t>
-      </w:r>
-      <w:r>
-        <w:rPr>
-          <w:b w:val="0"/>
-        </w:rPr>
-        <w:t xml:space="preserve"> and no audio replay. Preserve both sources and ask the responsible person; certainty is unsupported.</w:t>
+      </w:pPr>
+      <w:r>
+        <w:rPr>
+          <w:b w:val="0"/>
+        </w:rPr>
+        <w:t>Desk record initially supports at least three pencils, not an exact total. The caption does not reveal the opaque box and the view does not disprove five. With two newly verified pencils and complete-location scope, total five is supported. Pair B misaligns plant IDs; C preserves a12/21report conflict; D lacks requested history. These are written descriptions, not actual image tests.</w:t>
       </w:r>
     </w:p>
     <w:p>
@@ -2934,345 +3353,55 @@
         <w:rPr>
           <w:b w:val="0"/>
         </w:rPr>
-        <w:t xml:space="preserve">Start by identifying the given </w:t>
-      </w:r>
-      <w:r>
-        <w:rPr>
-          <w:b/>
-        </w:rPr>
-        <w:t>input</w:t>
-      </w:r>
-      <w:r>
-        <w:rPr>
-          <w:b w:val="0"/>
-        </w:rPr>
-        <w:t>s together. Leave the intermediate steps blank. If needed, model one step, then withdraw that help on the next step. Move to a full trace only when the partial trace is understood.</w:t>
-      </w:r>
-    </w:p>
-    <w:p>
-      <w:pPr>
-        <w:spacing w:line="336" w:lineRule="auto" w:after="180"/>
-      </w:pPr>
-      <w:r>
-        <w:rPr>
-          <w:b w:val="0"/>
-        </w:rPr>
-        <w:t>For partners, alternate explainer and checker; collect a response from every learner before discussion.</w:t>
-      </w:r>
-    </w:p>
-    <w:p>
-      <w:pPr>
-        <w:pStyle w:val="Heading3"/>
-      </w:pPr>
-      <w:r>
-        <w:t>Individual reasoning check</w:t>
-      </w:r>
-    </w:p>
-    <w:p>
-      <w:pPr>
-        <w:spacing w:line="336" w:lineRule="auto" w:after="180"/>
-      </w:pPr>
-      <w:r>
-        <w:rPr>
-          <w:b w:val="0"/>
-        </w:rPr>
-        <w:t xml:space="preserve">Use the worked case for Speech pipelines and multimodal </w:t>
-      </w:r>
-      <w:r>
-        <w:rPr>
-          <w:b/>
-        </w:rPr>
-        <w:t>evidence</w:t>
-      </w:r>
-      <w:r>
-        <w:rPr>
-          <w:b w:val="0"/>
-        </w:rPr>
-        <w:t>. Proposed explanation: “The worked result establishes every future case”. Decide whether this explanation is supported.</w:t>
-      </w:r>
-    </w:p>
-    <w:p>
-      <w:pPr>
-        <w:spacing w:line="336" w:lineRule="auto" w:after="180"/>
-      </w:pPr>
-      <w:r>
-        <w:rPr>
-          <w:b w:val="0"/>
-        </w:rPr>
-        <w:t>Point to the step or supplied fact that decides; explain your repair if needed.</w:t>
-      </w:r>
-    </w:p>
-    <w:p>
-      <w:pPr>
-        <w:pStyle w:val="Heading3"/>
-      </w:pPr>
-      <w:r>
-        <w:t>Expected repair</w:t>
-      </w:r>
-    </w:p>
-    <w:p>
-      <w:pPr>
-        <w:spacing w:line="336" w:lineRule="auto" w:after="180"/>
-        <w:shd w:fill="F1F6FC"/>
-      </w:pPr>
-      <w:r>
-        <w:rPr>
-          <w:b w:val="0"/>
-        </w:rPr>
-        <w:t xml:space="preserve">Expected correction: A stage-level accuracy or authority policy does not establish every </w:t>
-      </w:r>
-      <w:r>
-        <w:rPr>
-          <w:b/>
-        </w:rPr>
-        <w:t>modality</w:t>
-      </w:r>
-      <w:r>
-        <w:rPr>
-          <w:b w:val="0"/>
-        </w:rPr>
-        <w:t xml:space="preserve"> agrees or every downstream claim is supported.</w:t>
-      </w:r>
-    </w:p>
-    <w:p>
-      <w:pPr>
-        <w:spacing w:line="336" w:lineRule="auto" w:after="180"/>
-      </w:pPr>
-      <w:r>
-        <w:rPr>
-          <w:b w:val="0"/>
-        </w:rPr>
-        <w:t>Collect explanations, not only yes/no votes. If a misunderstanding is common, re-model the relevant step for the class.</w:t>
-      </w:r>
-    </w:p>
-    <w:p>
-      <w:pPr>
-        <w:spacing w:line="336" w:lineRule="auto" w:after="180"/>
-      </w:pPr>
-      <w:r>
-        <w:rPr>
-          <w:b w:val="0"/>
-        </w:rPr>
-        <w:t>If it affects a few learners, give a short targeted group explanation while others solve a more demanding variation.</w:t>
-      </w:r>
-    </w:p>
-    <w:p>
-      <w:pPr>
-        <w:pStyle w:val="Heading3"/>
-      </w:pPr>
-      <w:r>
-        <w:t>Pictorial practice question</w:t>
-      </w:r>
-    </w:p>
-    <w:p>
-      <w:pPr>
-        <w:spacing w:line="336" w:lineRule="auto" w:after="180"/>
-        <w:shd w:fill="F5F1FB"/>
-      </w:pPr>
-      <w:r>
-        <w:rPr>
-          <w:b w:val="0"/>
-        </w:rPr>
-        <w:t>Why were both “exactly three” and “exactly five” unsupported before opening the box?</w:t>
-      </w:r>
-    </w:p>
-    <w:p>
-      <w:pPr>
-        <w:pStyle w:val="Heading3"/>
-      </w:pPr>
-      <w:r>
-        <w:t>Reasoned teacher answer</w:t>
-      </w:r>
-    </w:p>
-    <w:p>
-      <w:pPr>
-        <w:spacing w:line="336" w:lineRule="auto" w:after="180"/>
-      </w:pPr>
-      <w:r>
-        <w:rPr>
-          <w:b w:val="0"/>
-        </w:rPr>
-        <w:t>Three were visible, but hidden contents were unknown. The closed box could contain additional pencils, and none had yet been observed.</w:t>
-      </w:r>
-    </w:p>
-    <w:p>
-      <w:pPr>
-        <w:spacing w:line="336" w:lineRule="auto" w:after="180"/>
-      </w:pPr>
-      <w:r>
-        <w:rPr>
-          <w:b w:val="0"/>
-        </w:rPr>
-        <w:t>Changed-case reasoning: The total is now supported as five. 3 visible initially plus 2 newly observed gives 5 under the complete-location assumption.</w:t>
-      </w:r>
-    </w:p>
-    <w:p>
-      <w:pPr>
-        <w:spacing w:line="336" w:lineRule="auto" w:after="180"/>
-      </w:pPr>
-      <w:r>
-        <w:rPr>
-          <w:b w:val="0"/>
-        </w:rPr>
-        <w:t xml:space="preserve">Collect each learner’s explanation before discussion. Use the first missing connection between </w:t>
-      </w:r>
-      <w:r>
-        <w:rPr>
-          <w:b/>
-        </w:rPr>
-        <w:t>input</w:t>
-      </w:r>
-      <w:r>
-        <w:rPr>
-          <w:b w:val="0"/>
-        </w:rPr>
-        <w:t xml:space="preserve">, deciding step and result to choose support. This question is worked-case practice, not fresh mastery </w:t>
-      </w:r>
-      <w:r>
-        <w:rPr>
-          <w:b/>
-        </w:rPr>
-        <w:t>evidence</w:t>
-      </w:r>
-      <w:r>
-        <w:rPr>
-          <w:b w:val="0"/>
-        </w:rPr>
-        <w:t>.</w:t>
-      </w:r>
-    </w:p>
-    <w:p>
-      <w:pPr>
-        <w:pStyle w:val="Heading1"/>
-      </w:pPr>
-      <w:r>
-        <w:t>04. Run the weekly evidence lab</w:t>
-      </w:r>
-    </w:p>
-    <w:p>
-      <w:r>
-        <w:t>Run the Multimodal Evidence investigation and use the first unsupported step to choose a teaching response.</w:t>
-      </w:r>
-    </w:p>
-    <w:p>
-      <w:pPr>
-        <w:spacing w:line="336" w:lineRule="auto" w:after="180"/>
-      </w:pPr>
-      <w:r>
-        <w:rPr>
-          <w:b w:val="0"/>
-        </w:rPr>
-        <w:t>Words You Can Use to Reason</w:t>
-      </w:r>
-    </w:p>
-    <w:p>
-      <w:pPr>
-        <w:spacing w:line="336" w:lineRule="auto" w:after="180"/>
-      </w:pPr>
-      <w:r>
-        <w:rPr>
-          <w:b w:val="0"/>
-        </w:rPr>
-        <w:t>A definition matters when you can recognize the idea, use it, and contrast it with a near-miss.</w:t>
-      </w:r>
-    </w:p>
-    <w:p>
-      <w:pPr>
-        <w:spacing w:line="336" w:lineRule="auto" w:after="180"/>
-      </w:pPr>
-      <w:r>
-        <w:rPr>
-          <w:b w:val="0"/>
-        </w:rPr>
+        <w:t>Independent plant task supports two visible plants and an unknown total; do not infer one plant per pot or a hidden zero.</w:t>
+      </w:r>
+    </w:p>
+    <w:p>
+      <w:pPr>
+        <w:pStyle w:val="Heading2"/>
+      </w:pPr>
+      <w:r>
+        <w:t>Predict, attribute and record</w:t>
+      </w:r>
+    </w:p>
+    <w:p>
+      <w:pPr>
+        <w:pStyle w:val="ListNumber"/>
+      </w:pPr>
+      <w:r>
         <w:t>Predict → Test → Record → Explain</w:t>
       </w:r>
     </w:p>
     <w:p>
       <w:pPr>
-        <w:spacing w:line="336" w:lineRule="auto" w:after="180"/>
-      </w:pPr>
-      <w:r>
-        <w:rPr>
-          <w:b w:val="0"/>
-        </w:rPr>
+        <w:pStyle w:val="ListNumber"/>
+      </w:pPr>
+      <w:r>
         <w:t>Keep expected and actual results separate. Surprises are useful data when recorded honestly.</w:t>
       </w:r>
     </w:p>
     <w:p>
       <w:pPr>
-        <w:spacing w:line="336" w:lineRule="auto" w:after="180"/>
-      </w:pPr>
-      <w:r>
-        <w:rPr>
-          <w:b w:val="0"/>
-        </w:rPr>
-        <w:t xml:space="preserve">Match image/text pairs, flag irrelevant or </w:t>
-      </w:r>
-      <w:r>
-        <w:rPr>
-          <w:b/>
-        </w:rPr>
-        <w:t>conflict</w:t>
-      </w:r>
-      <w:r>
-        <w:rPr>
-          <w:b w:val="0"/>
-        </w:rPr>
-        <w:t xml:space="preserve">ing </w:t>
-      </w:r>
-      <w:r>
-        <w:rPr>
-          <w:b/>
-        </w:rPr>
-        <w:t>evidence</w:t>
-      </w:r>
-      <w:r>
-        <w:rPr>
-          <w:b w:val="0"/>
-        </w:rPr>
-        <w:t>, and design ask-more or abstain behavior.</w:t>
-      </w:r>
-    </w:p>
-    <w:p>
-      <w:pPr>
-        <w:spacing w:line="336" w:lineRule="auto" w:after="180"/>
-        <w:shd w:fill="F5F1FB"/>
-      </w:pPr>
-      <w:r>
-        <w:rPr>
-          <w:b w:val="0"/>
-        </w:rPr>
+        <w:pStyle w:val="ListNumber"/>
+      </w:pPr>
+      <w:r>
+        <w:t>Use the four complete written image/text evidence-pair cards. Check identity,time,scope,visible content and missing history; preserve conflicts or ask for the relevant source. These are described fictional inputs, not actual image inspection, model results or plant diagnosis.</w:t>
+      </w:r>
+    </w:p>
+    <w:p>
+      <w:pPr>
+        <w:pStyle w:val="ListNumber"/>
+      </w:pPr>
+      <w:r>
         <w:t>What did the hardest test teach you that the normal test did not?</w:t>
       </w:r>
     </w:p>
     <w:p>
       <w:pPr>
-        <w:pStyle w:val="Heading3"/>
-      </w:pPr>
-      <w:r>
-        <w:t>Make the lab runnable</w:t>
-      </w:r>
-    </w:p>
-    <w:p>
-      <w:pPr>
-        <w:spacing w:line="336" w:lineRule="auto" w:after="180"/>
-      </w:pPr>
-      <w:r>
-        <w:rPr>
-          <w:b w:val="0"/>
-        </w:rPr>
-        <w:t>Use the concrete case as the shared normal case and the independent question as a second case. Each pair creates a boundary or missing-information case and predicts its result before testing.</w:t>
-      </w:r>
-    </w:p>
-    <w:p>
-      <w:pPr>
-        <w:spacing w:line="336" w:lineRule="auto" w:after="180"/>
-      </w:pPr>
-      <w:r>
-        <w:rPr>
-          <w:b w:val="0"/>
-        </w:rPr>
-        <w:t>Keep the expected result separate from an observed mistake.</w:t>
+        <w:pStyle w:val="Heading2"/>
+      </w:pPr>
+      <w:r>
+        <w:t>Keep evidence and limits</w:t>
       </w:r>
     </w:p>
     <w:tbl>
@@ -3423,10 +3552,10 @@
     </w:tbl>
     <w:p>
       <w:pPr>
-        <w:pStyle w:val="Heading3"/>
-      </w:pPr>
-      <w:r>
-        <w:t>Diagnose and reteach</w:t>
+        <w:pStyle w:val="Heading2"/>
+      </w:pPr>
+      <w:r>
+        <w:t>Current misconception support</w:t>
       </w:r>
     </w:p>
     <w:p>
@@ -3437,115 +3566,15 @@
         <w:rPr>
           <w:b w:val="0"/>
         </w:rPr>
-        <w:t>For guessing, return to given facts and request a trace. For vocabulary without application, use one example and one non-example. For arithmetic errors, check the setup before the calculation.</w:t>
-      </w:r>
-    </w:p>
-    <w:p>
-      <w:pPr>
-        <w:spacing w:line="336" w:lineRule="auto" w:after="180"/>
-      </w:pPr>
-      <w:r>
-        <w:rPr>
-          <w:b w:val="0"/>
-        </w:rPr>
-        <w:t>Finish with a different uncoached case before recording mastery.</w:t>
-      </w:r>
-    </w:p>
-    <w:p>
-      <w:pPr>
-        <w:pStyle w:val="Heading3"/>
-      </w:pPr>
-      <w:r>
-        <w:t>Address these additional misconceptions</w:t>
-      </w:r>
-    </w:p>
-    <w:p>
-      <w:pPr>
-        <w:spacing w:line="336" w:lineRule="auto" w:after="180"/>
-      </w:pPr>
-      <w:r>
-        <w:rPr>
-          <w:b w:val="0"/>
-        </w:rPr>
-        <w:t xml:space="preserve">The worked result establishes every future case: A stage-level accuracy or authority policy does not establish every </w:t>
-      </w:r>
-      <w:r>
-        <w:rPr>
-          <w:b/>
-        </w:rPr>
-        <w:t>modality</w:t>
-      </w:r>
-      <w:r>
-        <w:rPr>
-          <w:b w:val="0"/>
-        </w:rPr>
-        <w:t xml:space="preserve"> agrees or every downstream claim is supported.</w:t>
-      </w:r>
-    </w:p>
-    <w:p>
-      <w:pPr>
-        <w:spacing w:line="336" w:lineRule="auto" w:after="180"/>
-      </w:pPr>
-      <w:r>
-        <w:rPr>
-          <w:b w:val="0"/>
-        </w:rPr>
-        <w:t xml:space="preserve">A missing </w:t>
-      </w:r>
-      <w:r>
-        <w:rPr>
-          <w:b/>
-        </w:rPr>
-        <w:t>input</w:t>
-      </w:r>
-      <w:r>
-        <w:rPr>
-          <w:b w:val="0"/>
-        </w:rPr>
-        <w:t xml:space="preserve"> may be replaced without recording the change: A replacement changes the </w:t>
-      </w:r>
-      <w:r>
-        <w:rPr>
-          <w:b/>
-        </w:rPr>
-        <w:t>evidence</w:t>
-      </w:r>
-      <w:r>
-        <w:rPr>
-          <w:b w:val="0"/>
-        </w:rPr>
-        <w:t xml:space="preserve"> or contract. Record the change and its justification; do not silently turn unknown into a measured value.</w:t>
-      </w:r>
-    </w:p>
-    <w:p>
-      <w:pPr>
-        <w:spacing w:line="336" w:lineRule="auto" w:after="180"/>
-      </w:pPr>
-      <w:r>
-        <w:rPr>
-          <w:b w:val="0"/>
-        </w:rPr>
-        <w:t xml:space="preserve">Repeating an assessed case is new independent </w:t>
-      </w:r>
-      <w:r>
-        <w:rPr>
-          <w:b/>
-        </w:rPr>
-        <w:t>evidence</w:t>
-      </w:r>
-      <w:r>
-        <w:rPr>
-          <w:b w:val="0"/>
-        </w:rPr>
-        <w:t>: A replay checks consistency. An example used for feedback or revision cannot later be described as untouched final evaluation.</w:t>
-      </w:r>
-    </w:p>
-    <w:p>
-      <w:pPr>
-        <w:pStyle w:val="Heading3"/>
-      </w:pPr>
-      <w:r>
-        <w:t>Match the support to the first error</w:t>
+        <w:t>Current misconceptions: hidden means empty—unknown is not zero; a caption makes a hidden fact visible—attribute it as a claim; matching topic implies same entity—check IDs/time/scope; a plant photo supplies past history—ask for the relevant record; equal source counts settle all conflicts—inspect meanings and authority for the actual task.</w:t>
+      </w:r>
+    </w:p>
+    <w:p>
+      <w:pPr>
+        <w:pStyle w:val="Heading2"/>
+      </w:pPr>
+      <w:r>
+        <w:t>Choose accessible support</w:t>
       </w:r>
     </w:p>
     <w:tbl>
@@ -3718,15 +3747,456 @@
     </w:p>
     <w:p>
       <w:pPr>
+        <w:pStyle w:val="Heading2"/>
+      </w:pPr>
+      <w:r>
+        <w:t>Earlier wording, alternatives and picture transcripts · reference / check after trying</w:t>
+      </w:r>
+    </w:p>
+    <w:p>
+      <w:pPr>
+        <w:spacing w:line="336" w:lineRule="auto" w:after="180"/>
+      </w:pPr>
+      <w:r>
+        <w:rPr>
+          <w:b w:val="0"/>
+        </w:rPr>
+        <w:t>Run the weekly evidence lab</w:t>
+      </w:r>
+    </w:p>
+    <w:p>
+      <w:pPr>
+        <w:spacing w:line="336" w:lineRule="auto" w:after="180"/>
+      </w:pPr>
+      <w:r>
+        <w:rPr>
+          <w:b w:val="0"/>
+        </w:rPr>
+        <w:t>Words You Can Use to Reason</w:t>
+      </w:r>
+    </w:p>
+    <w:p>
+      <w:pPr>
+        <w:spacing w:line="336" w:lineRule="auto" w:after="180"/>
+      </w:pPr>
+      <w:r>
+        <w:rPr>
+          <w:b w:val="0"/>
+        </w:rPr>
+        <w:t>A definition matters when you can recognize the idea, use it, and contrast it with a near-miss.</w:t>
+      </w:r>
+    </w:p>
+    <w:p>
+      <w:pPr>
+        <w:pStyle w:val="Heading3"/>
+      </w:pPr>
+      <w:r>
+        <w:t>Make the lab runnable</w:t>
+      </w:r>
+    </w:p>
+    <w:p>
+      <w:pPr>
+        <w:spacing w:line="336" w:lineRule="auto" w:after="180"/>
+      </w:pPr>
+      <w:r>
+        <w:rPr>
+          <w:b w:val="0"/>
+        </w:rPr>
+        <w:t>Use the supplied investigation for shared practice. Keep predictions and observed paper-trace results separate. Reserve Evaluate a new hidden-content description independently for the individual first attempt before feedback; do not use the reserved case as a paired lab task.</w:t>
+      </w:r>
+    </w:p>
+    <w:p>
+      <w:pPr>
+        <w:pStyle w:val="Heading3"/>
+      </w:pPr>
+      <w:r>
+        <w:t>Diagnose and reteach</w:t>
+      </w:r>
+    </w:p>
+    <w:p>
+      <w:pPr>
+        <w:spacing w:line="336" w:lineRule="auto" w:after="180"/>
+      </w:pPr>
+      <w:r>
+        <w:rPr>
+          <w:b w:val="0"/>
+        </w:rPr>
+        <w:t>For guessing, return to given facts and request a trace. For vocabulary without application, use one example and one non-example. For arithmetic errors, check the setup before the calculation.</w:t>
+      </w:r>
+    </w:p>
+    <w:p>
+      <w:pPr>
+        <w:spacing w:line="336" w:lineRule="auto" w:after="180"/>
+      </w:pPr>
+      <w:r>
+        <w:rPr>
+          <w:b w:val="0"/>
+        </w:rPr>
+        <w:t>Finish with a different uncoached case before recording mastery.</w:t>
+      </w:r>
+    </w:p>
+    <w:p>
+      <w:pPr>
+        <w:pStyle w:val="Heading3"/>
+      </w:pPr>
+      <w:r>
+        <w:t>Address these additional misconceptions</w:t>
+      </w:r>
+    </w:p>
+    <w:p>
+      <w:pPr>
+        <w:spacing w:line="336" w:lineRule="auto" w:after="180"/>
+      </w:pPr>
+      <w:r>
+        <w:rPr>
+          <w:b w:val="0"/>
+        </w:rPr>
+        <w:t xml:space="preserve">The worked result establishes every future case: A stage-level accuracy or authority policy does not establish every </w:t>
+      </w:r>
+      <w:r>
+        <w:rPr>
+          <w:b/>
+        </w:rPr>
+        <w:t>modality</w:t>
+      </w:r>
+      <w:r>
+        <w:rPr>
+          <w:b w:val="0"/>
+        </w:rPr>
+        <w:t xml:space="preserve"> agrees or every downstream claim is supported.</w:t>
+      </w:r>
+    </w:p>
+    <w:p>
+      <w:pPr>
+        <w:spacing w:line="336" w:lineRule="auto" w:after="180"/>
+      </w:pPr>
+      <w:r>
+        <w:rPr>
+          <w:b w:val="0"/>
+        </w:rPr>
+        <w:t xml:space="preserve">A missing </w:t>
+      </w:r>
+      <w:r>
+        <w:rPr>
+          <w:b/>
+        </w:rPr>
+        <w:t>input</w:t>
+      </w:r>
+      <w:r>
+        <w:rPr>
+          <w:b w:val="0"/>
+        </w:rPr>
+        <w:t xml:space="preserve"> may be replaced without recording the change: A replacement changes the </w:t>
+      </w:r>
+      <w:r>
+        <w:rPr>
+          <w:b/>
+        </w:rPr>
+        <w:t>evidence</w:t>
+      </w:r>
+      <w:r>
+        <w:rPr>
+          <w:b w:val="0"/>
+        </w:rPr>
+        <w:t xml:space="preserve"> or contract. Record the change and its justification; do not silently turn unknown into a measured value.</w:t>
+      </w:r>
+    </w:p>
+    <w:p>
+      <w:pPr>
+        <w:spacing w:line="336" w:lineRule="auto" w:after="180"/>
+      </w:pPr>
+      <w:r>
+        <w:rPr>
+          <w:b w:val="0"/>
+        </w:rPr>
+        <w:t xml:space="preserve">Repeating an assessed case is new independent </w:t>
+      </w:r>
+      <w:r>
+        <w:rPr>
+          <w:b/>
+        </w:rPr>
+        <w:t>evidence</w:t>
+      </w:r>
+      <w:r>
+        <w:rPr>
+          <w:b w:val="0"/>
+        </w:rPr>
+        <w:t>: A replay checks consistency. An example used for feedback or revision cannot later be described as untouched final evaluation.</w:t>
+      </w:r>
+    </w:p>
+    <w:p>
+      <w:pPr>
+        <w:pStyle w:val="Heading3"/>
+      </w:pPr>
+      <w:r>
+        <w:t>Match the support to the first error</w:t>
+      </w:r>
+    </w:p>
+    <w:p>
+      <w:pPr>
         <w:pStyle w:val="Heading1"/>
       </w:pPr>
       <w:r>
-        <w:t>05. Assess and explain the answers</w:t>
-      </w:r>
-    </w:p>
-    <w:p>
-      <w:r>
-        <w:t>Use the Multimodal Evidence questions, teacher keys and criteria after the relevant attempts. Previously discussed cases are practice; protect the separately selected independent task.</w:t>
+        <w:t>05. Assess the selected visible-plants description</w:t>
+      </w:r>
+    </w:p>
+    <w:p>
+      <w:r>
+        <w:t>Reveal this key after the first attempt; older speech/authority questions are review.</w:t>
+      </w:r>
+    </w:p>
+    <w:p>
+      <w:pPr>
+        <w:pStyle w:val="Heading2"/>
+      </w:pPr>
+      <w:r>
+        <w:t>Selected independent question and checked key</w:t>
+      </w:r>
+    </w:p>
+    <w:p>
+      <w:pPr>
+        <w:spacing w:line="336" w:lineRule="auto" w:after="180"/>
+      </w:pPr>
+      <w:r>
+        <w:rPr>
+          <w:b w:val="0"/>
+        </w:rPr>
+        <w:t>Selected case: A description reports two visible plants and a third opaque pot whose contents cannot be seen. A caption says “three plants”. What is supported?</w:t>
+      </w:r>
+    </w:p>
+    <w:p>
+      <w:pPr>
+        <w:spacing w:line="336" w:lineRule="auto" w:after="180"/>
+      </w:pPr>
+      <w:r>
+        <w:rPr>
+          <w:b w:val="0"/>
+        </w:rPr>
+        <w:t xml:space="preserve">Two visible plants are supported; total plant count is unknown. The opaque pot does not establish either presence or absence of another plant. Do not infer a total or an upper bound without more </w:t>
+      </w:r>
+      <w:r>
+        <w:rPr>
+          <w:b/>
+        </w:rPr>
+        <w:t>evidence</w:t>
+      </w:r>
+      <w:r>
+        <w:rPr>
+          <w:b w:val="0"/>
+        </w:rPr>
+        <w:t>.</w:t>
+      </w:r>
+    </w:p>
+    <w:p>
+      <w:pPr>
+        <w:pStyle w:val="Heading2"/>
+      </w:pPr>
+      <w:r>
+        <w:t>Judge reasoning and scope</w:t>
+      </w:r>
+    </w:p>
+    <w:tbl>
+      <w:tblPr>
+        <w:tblStyle w:val="LightShading-Accent1"/>
+        <w:tblW w:type="auto" w:w="0"/>
+        <w:tblLook w:firstColumn="1" w:firstRow="1" w:lastColumn="0" w:lastRow="0" w:noHBand="0" w:noVBand="1" w:val="04A0"/>
+      </w:tblPr>
+      <w:tblGrid>
+        <w:gridCol w:w="5112"/>
+        <w:gridCol w:w="5112"/>
+      </w:tblGrid>
+      <w:tr>
+        <w:trPr>
+          <w:tblHeader/>
+        </w:trPr>
+        <w:tc>
+          <w:tcPr>
+            <w:tcW w:type="dxa" w:w="5112"/>
+          </w:tcPr>
+          <w:p>
+            <w:r>
+              <w:t>Dimension</w:t>
+            </w:r>
+          </w:p>
+        </w:tc>
+        <w:tc>
+          <w:tcPr>
+            <w:tcW w:type="dxa" w:w="5112"/>
+          </w:tcPr>
+          <w:p>
+            <w:r>
+              <w:t>Evidence required</w:t>
+            </w:r>
+          </w:p>
+        </w:tc>
+      </w:tr>
+      <w:tr>
+        <w:tc>
+          <w:tcPr>
+            <w:tcW w:type="dxa" w:w="5112"/>
+          </w:tcPr>
+          <w:p>
+            <w:r>
+              <w:t>Explanation</w:t>
+            </w:r>
+          </w:p>
+        </w:tc>
+        <w:tc>
+          <w:tcPr>
+            <w:tcW w:type="dxa" w:w="5112"/>
+          </w:tcPr>
+          <w:p>
+            <w:r>
+              <w:t>Names the applicable idea or procedure and ties it to the supplied facts.</w:t>
+            </w:r>
+          </w:p>
+        </w:tc>
+      </w:tr>
+      <w:tr>
+        <w:tc>
+          <w:tcPr>
+            <w:tcW w:type="dxa" w:w="5112"/>
+          </w:tcPr>
+          <w:p>
+            <w:r>
+              <w:t>Trace and result</w:t>
+            </w:r>
+          </w:p>
+        </w:tc>
+        <w:tc>
+          <w:tcPr>
+            <w:tcW w:type="dxa" w:w="5112"/>
+          </w:tcPr>
+          <w:p>
+            <w:r>
+              <w:t>Preserves the given inputs and shows the relevant intermediate steps; distinguishes a prediction from an observed execution.</w:t>
+            </w:r>
+          </w:p>
+        </w:tc>
+      </w:tr>
+      <w:tr>
+        <w:tc>
+          <w:tcPr>
+            <w:tcW w:type="dxa" w:w="5112"/>
+          </w:tcPr>
+          <w:p>
+            <w:r>
+              <w:t>Limits</w:t>
+            </w:r>
+          </w:p>
+        </w:tc>
+        <w:tc>
+          <w:tcPr>
+            <w:tcW w:type="dxa" w:w="5112"/>
+          </w:tcPr>
+          <w:p>
+            <w:r>
+              <w:t>States the assumptions, missing evidence or conditions under which the result would change.</w:t>
+            </w:r>
+          </w:p>
+        </w:tc>
+      </w:tr>
+    </w:tbl>
+    <w:p>
+      <w:pPr>
+        <w:spacing w:line="336" w:lineRule="auto" w:after="180"/>
+      </w:pPr>
+      <w:r>
+        <w:rPr>
+          <w:b w:val="0"/>
+        </w:rPr>
+        <w:t>Record each dimension as not yet, with support, or independent. Accept a valid alternative procedure with a defensible trace.</w:t>
+      </w:r>
+    </w:p>
+    <w:p>
+      <w:pPr>
+        <w:spacing w:line="336" w:lineRule="auto" w:after="180"/>
+      </w:pPr>
+      <w:r>
+        <w:rPr>
+          <w:b w:val="0"/>
+        </w:rPr>
+        <w:t xml:space="preserve">Do not penalise an honestly recorded model failure if the learner correctly explains its </w:t>
+      </w:r>
+      <w:r>
+        <w:rPr>
+          <w:b/>
+        </w:rPr>
+        <w:t>evidence</w:t>
+      </w:r>
+      <w:r>
+        <w:rPr>
+          <w:b w:val="0"/>
+        </w:rPr>
+        <w:t xml:space="preserve"> and limits.</w:t>
+      </w:r>
+    </w:p>
+    <w:p>
+      <w:pPr>
+        <w:pStyle w:val="Heading2"/>
+      </w:pPr>
+      <w:r>
+        <w:t>Give one repair action</w:t>
+      </w:r>
+    </w:p>
+    <w:p>
+      <w:pPr>
+        <w:spacing w:line="336" w:lineRule="auto" w:after="180"/>
+      </w:pPr>
+      <w:r>
+        <w:rPr>
+          <w:b w:val="0"/>
+        </w:rPr>
+        <w:t>Name the earliest unsupported step and give one action to repair it. Have the learner make that repair now and explain why. Then assess the relevant skill on a fresh, fully specified case.</w:t>
+      </w:r>
+    </w:p>
+    <w:p>
+      <w:pPr>
+        <w:spacing w:line="336" w:lineRule="auto" w:after="180"/>
+      </w:pPr>
+      <w:r>
+        <w:rPr>
+          <w:b w:val="0"/>
+        </w:rPr>
+        <w:t>Confirm it was not previously practised with feedback; solve and check the new case before assigning it. A follow-up design prompt is a starting brief, not automatically an equivalent test.</w:t>
+      </w:r>
+    </w:p>
+    <w:p>
+      <w:pPr>
+        <w:pStyle w:val="Heading2"/>
+      </w:pPr>
+      <w:r>
+        <w:t>Current workbook guidance</w:t>
+      </w:r>
+    </w:p>
+    <w:p>
+      <w:pPr>
+        <w:spacing w:line="336" w:lineRule="auto" w:after="180"/>
+      </w:pPr>
+      <w:r>
+        <w:rPr>
+          <w:b w:val="0"/>
+        </w:rPr>
+        <w:t>Current W1: the description reports three visible pencils, the closed box is unobserved, and the caption claims five; align object, time and scope. W2: the initial lower bound is three; two newly verified pencils plus complete-location scope support five only later. W3: the caption does not reveal hidden contents, and the incomplete view does not refute five.</w:t>
+      </w:r>
+    </w:p>
+    <w:p>
+      <w:pPr>
+        <w:spacing w:line="336" w:lineRule="auto" w:after="180"/>
+      </w:pPr>
+      <w:r>
+        <w:rPr>
+          <w:b w:val="0"/>
+        </w:rPr>
+        <w:t>W5: require a new aligned observation and explicit scope, with a predicted interpretation rather than an invented outcome. Keep the selected visible-plants case independent.</w:t>
+      </w:r>
+    </w:p>
+    <w:p>
+      <w:pPr>
+        <w:pStyle w:val="Heading2"/>
+      </w:pPr>
+      <w:r>
+        <w:t>Review · Earlier speech questions and keys · reference / check after trying</w:t>
       </w:r>
     </w:p>
     <w:p>
@@ -3734,39 +4204,534 @@
         <w:pStyle w:val="Heading3"/>
       </w:pPr>
       <w:r>
+        <w:t>W1 Explain the mechanism</w:t>
+      </w:r>
+    </w:p>
+    <w:p>
+      <w:pPr>
+        <w:spacing w:line="336" w:lineRule="auto" w:after="180"/>
+      </w:pPr>
+      <w:r>
+        <w:rPr>
+          <w:b w:val="0"/>
+        </w:rPr>
+        <w:t xml:space="preserve">Explain the weekly </w:t>
+      </w:r>
+      <w:r>
+        <w:rPr>
+          <w:b/>
+        </w:rPr>
+        <w:t>mechanism</w:t>
+      </w:r>
+      <w:r>
+        <w:rPr>
+          <w:b w:val="0"/>
+        </w:rPr>
+        <w:t xml:space="preserve"> in your own words. Use the worked scenario to name its </w:t>
+      </w:r>
+      <w:r>
+        <w:rPr>
+          <w:b/>
+        </w:rPr>
+        <w:t>input</w:t>
+      </w:r>
+      <w:r>
+        <w:rPr>
+          <w:b w:val="0"/>
+        </w:rPr>
+        <w:t xml:space="preserve">, decision rule and </w:t>
+      </w:r>
+      <w:r>
+        <w:rPr>
+          <w:b/>
+        </w:rPr>
+        <w:t>output</w:t>
+      </w:r>
+      <w:r>
+        <w:rPr>
+          <w:b w:val="0"/>
+        </w:rPr>
+        <w:t>.</w:t>
+      </w:r>
+    </w:p>
+    <w:p>
+      <w:pPr>
+        <w:spacing w:line="336" w:lineRule="auto" w:after="180"/>
+      </w:pPr>
+      <w:r>
+        <w:rPr>
+          <w:b w:val="0"/>
+        </w:rPr>
+        <w:t>Teacher explanation: A multimodal pipeline may transcribe speech, inspect an image and generate a response. Errors at one stage can propagate even when later stages run correctly.</w:t>
+      </w:r>
+    </w:p>
+    <w:p>
+      <w:pPr>
+        <w:spacing w:line="336" w:lineRule="auto" w:after="180"/>
+      </w:pPr>
+      <w:r>
+        <w:rPr>
+          <w:b w:val="0"/>
+        </w:rPr>
+        <w:t xml:space="preserve">Track source </w:t>
+      </w:r>
+      <w:r>
+        <w:rPr>
+          <w:b/>
+        </w:rPr>
+        <w:t>modality</w:t>
+      </w:r>
+      <w:r>
+        <w:rPr>
+          <w:b w:val="0"/>
+        </w:rPr>
+        <w:t xml:space="preserve">, segment/time references, </w:t>
+      </w:r>
+      <w:r>
+        <w:rPr>
+          <w:b/>
+        </w:rPr>
+        <w:t>transcription</w:t>
+      </w:r>
+      <w:r>
+        <w:rPr>
+          <w:b w:val="0"/>
+        </w:rPr>
+        <w:t xml:space="preserve">, interpretation and final claims separately. Compare </w:t>
+      </w:r>
+      <w:r>
+        <w:rPr>
+          <w:b/>
+        </w:rPr>
+        <w:t>conflict</w:t>
+      </w:r>
+      <w:r>
+        <w:rPr>
+          <w:b w:val="0"/>
+        </w:rPr>
+        <w:t xml:space="preserve">ing </w:t>
+      </w:r>
+      <w:r>
+        <w:rPr>
+          <w:b/>
+        </w:rPr>
+        <w:t>evidence</w:t>
+      </w:r>
+      <w:r>
+        <w:rPr>
+          <w:b w:val="0"/>
+        </w:rPr>
+        <w:t xml:space="preserve"> without assuming one </w:t>
+      </w:r>
+      <w:r>
+        <w:rPr>
+          <w:b/>
+        </w:rPr>
+        <w:t>modality</w:t>
+      </w:r>
+      <w:r>
+        <w:rPr>
+          <w:b w:val="0"/>
+        </w:rPr>
+        <w:t xml:space="preserve"> always wins.</w:t>
+      </w:r>
+    </w:p>
+    <w:p>
+      <w:pPr>
+        <w:spacing w:line="336" w:lineRule="auto" w:after="180"/>
+      </w:pPr>
+      <w:r>
+        <w:rPr>
+          <w:b w:val="0"/>
+        </w:rPr>
+        <w:t>Ask for clarification when the task needs unresolved information.</w:t>
+      </w:r>
+    </w:p>
+    <w:p>
+      <w:pPr>
+        <w:pStyle w:val="Heading3"/>
+      </w:pPr>
+      <w:r>
+        <w:t>W2 Trace the worked case</w:t>
+      </w:r>
+    </w:p>
+    <w:p>
+      <w:pPr>
+        <w:spacing w:line="336" w:lineRule="auto" w:after="180"/>
+      </w:pPr>
+      <w:r>
+        <w:rPr>
+          <w:b w:val="0"/>
+        </w:rPr>
+        <w:t>Audio transcript reads fifteen boxes; a clear written inventory says fifty boxes. The original audio is unavailable and the assistant reports fifteen as certain.</w:t>
+      </w:r>
+    </w:p>
+    <w:p>
+      <w:pPr>
+        <w:spacing w:line="336" w:lineRule="auto" w:after="180"/>
+      </w:pPr>
+      <w:r>
+        <w:rPr>
+          <w:b w:val="0"/>
+        </w:rPr>
+        <w:t>Show the intermediate steps and give the conclusion with its scope.</w:t>
+      </w:r>
+    </w:p>
+    <w:p>
+      <w:pPr>
+        <w:spacing w:line="336" w:lineRule="auto" w:after="180"/>
+      </w:pPr>
+      <w:r>
+        <w:rPr>
+          <w:b w:val="0"/>
+        </w:rPr>
+        <w:t xml:space="preserve">Teacher explanation: There is an unresolved quantity </w:t>
+      </w:r>
+      <w:r>
+        <w:rPr>
+          <w:b/>
+        </w:rPr>
+        <w:t>conflict</w:t>
+      </w:r>
+      <w:r>
+        <w:rPr>
+          <w:b w:val="0"/>
+        </w:rPr>
+        <w:t xml:space="preserve"> and no audio replay. Preserve both sources and ask the responsible person; certainty is unsupported.</w:t>
+      </w:r>
+    </w:p>
+    <w:p>
+      <w:pPr>
+        <w:pStyle w:val="Heading3"/>
+      </w:pPr>
+      <w:r>
+        <w:t>W3 Audit the limit</w:t>
+      </w:r>
+    </w:p>
+    <w:p>
+      <w:pPr>
+        <w:spacing w:line="336" w:lineRule="auto" w:after="180"/>
+      </w:pPr>
+      <w:r>
+        <w:rPr>
+          <w:b w:val="0"/>
+        </w:rPr>
+        <w:t xml:space="preserve">A report omits this qualification: A stage-level accuracy or authority policy does not establish every </w:t>
+      </w:r>
+      <w:r>
+        <w:rPr>
+          <w:b/>
+        </w:rPr>
+        <w:t>modality</w:t>
+      </w:r>
+      <w:r>
+        <w:rPr>
+          <w:b w:val="0"/>
+        </w:rPr>
+        <w:t xml:space="preserve"> agrees or every downstream claim is supported.</w:t>
+      </w:r>
+    </w:p>
+    <w:p>
+      <w:pPr>
+        <w:spacing w:line="336" w:lineRule="auto" w:after="180"/>
+      </w:pPr>
+      <w:r>
+        <w:rPr>
+          <w:b w:val="0"/>
+        </w:rPr>
+        <w:t>Explain how omitting it could change a reader's interpretation, and write an accurate replacement.</w:t>
+      </w:r>
+    </w:p>
+    <w:p>
+      <w:pPr>
+        <w:spacing w:line="336" w:lineRule="auto" w:after="180"/>
+      </w:pPr>
+      <w:r>
+        <w:rPr>
+          <w:b w:val="0"/>
+        </w:rPr>
+        <w:t xml:space="preserve">Teacher explanation: A stage-level accuracy or authority policy does not establish every </w:t>
+      </w:r>
+      <w:r>
+        <w:rPr>
+          <w:b/>
+        </w:rPr>
+        <w:t>modality</w:t>
+      </w:r>
+      <w:r>
+        <w:rPr>
+          <w:b w:val="0"/>
+        </w:rPr>
+        <w:t xml:space="preserve"> agrees or every downstream claim is supported.</w:t>
+      </w:r>
+    </w:p>
+    <w:p>
+      <w:pPr>
+        <w:spacing w:line="336" w:lineRule="auto" w:after="180"/>
+      </w:pPr>
+      <w:r>
+        <w:rPr>
+          <w:b w:val="0"/>
+        </w:rPr>
+        <w:t xml:space="preserve">State the observed result separately from the unverified or out-of-scope claim; preserve the original </w:t>
+      </w:r>
+      <w:r>
+        <w:rPr>
+          <w:b/>
+        </w:rPr>
+        <w:t>evidence</w:t>
+      </w:r>
+      <w:r>
+        <w:rPr>
+          <w:b w:val="0"/>
+        </w:rPr>
+        <w:t xml:space="preserve"> rather than inventing a missing fact.</w:t>
+      </w:r>
+    </w:p>
+    <w:p>
+      <w:pPr>
+        <w:pStyle w:val="Heading3"/>
+      </w:pPr>
+      <w:r>
+        <w:t>W4 Apply a new case independently</w:t>
+      </w:r>
+    </w:p>
+    <w:p>
+      <w:pPr>
+        <w:spacing w:line="336" w:lineRule="auto" w:after="180"/>
+      </w:pPr>
+      <w:r>
+        <w:rPr>
+          <w:b w:val="0"/>
+        </w:rPr>
+        <w:t xml:space="preserve">Transcript says room E; a current written approval says room F. The task requires current approved room. Written approval is declared authoritative; trace the response and the </w:t>
+      </w:r>
+      <w:r>
+        <w:rPr>
+          <w:b/>
+        </w:rPr>
+        <w:t>transcription</w:t>
+      </w:r>
+      <w:r>
+        <w:rPr>
+          <w:b w:val="0"/>
+        </w:rPr>
+        <w:t xml:space="preserve"> limit.</w:t>
+      </w:r>
+    </w:p>
+    <w:p>
+      <w:pPr>
+        <w:spacing w:line="336" w:lineRule="auto" w:after="180"/>
+      </w:pPr>
+      <w:r>
+        <w:rPr>
+          <w:b w:val="0"/>
+        </w:rPr>
+        <w:t xml:space="preserve">Teacher explanation: Report F from the authoritative approval, noting the transcript </w:t>
+      </w:r>
+      <w:r>
+        <w:rPr>
+          <w:b/>
+        </w:rPr>
+        <w:t>conflict</w:t>
+      </w:r>
+      <w:r>
+        <w:rPr>
+          <w:b w:val="0"/>
+        </w:rPr>
+        <w:t xml:space="preserve"> if relevant. This resolves the task authority, not what the original speaker actually said.</w:t>
+      </w:r>
+    </w:p>
+    <w:p>
+      <w:pPr>
+        <w:pStyle w:val="Heading3"/>
+      </w:pPr>
+      <w:r>
+        <w:t>W5 Design a revealing follow-up</w:t>
+      </w:r>
+    </w:p>
+    <w:p>
+      <w:pPr>
+        <w:spacing w:line="336" w:lineRule="auto" w:after="180"/>
+      </w:pPr>
+      <w:r>
+        <w:rPr>
+          <w:b w:val="0"/>
+        </w:rPr>
+        <w:t>For the worked scenario, propose one additional case that could reveal a failure, describe its expected outcome before running it, and explain what would need to remain fixed for a fair comparison.</w:t>
+      </w:r>
+    </w:p>
+    <w:p>
+      <w:pPr>
+        <w:spacing w:line="336" w:lineRule="auto" w:after="180"/>
+      </w:pPr>
+      <w:r>
+        <w:rPr>
+          <w:b w:val="0"/>
+        </w:rPr>
+        <w:t>Do not reuse W4 as a new final test after receiving feedback.</w:t>
+      </w:r>
+    </w:p>
+    <w:p>
+      <w:pPr>
+        <w:spacing w:line="336" w:lineRule="auto" w:after="180"/>
+      </w:pPr>
+      <w:r>
+        <w:rPr>
+          <w:b w:val="0"/>
+        </w:rPr>
+        <w:t xml:space="preserve">Teacher explanation: Accept a concrete variant of the worked </w:t>
+      </w:r>
+      <w:r>
+        <w:rPr>
+          <w:b/>
+        </w:rPr>
+        <w:t>input</w:t>
+      </w:r>
+      <w:r>
+        <w:rPr>
+          <w:b w:val="0"/>
+        </w:rPr>
+        <w:t xml:space="preserve"> or a missing/</w:t>
+      </w:r>
+      <w:r>
+        <w:rPr>
+          <w:b/>
+        </w:rPr>
+        <w:t>conflict</w:t>
+      </w:r>
+      <w:r>
+        <w:rPr>
+          <w:b w:val="0"/>
+        </w:rPr>
+        <w:t>ing/boundary condition, with an expectation derived from the declared procedure.</w:t>
+      </w:r>
+    </w:p>
+    <w:p>
+      <w:pPr>
+        <w:spacing w:line="336" w:lineRule="auto" w:after="180"/>
+      </w:pPr>
+      <w:r>
+        <w:rPr>
+          <w:b w:val="0"/>
+        </w:rPr>
+        <w:t xml:space="preserve">Require preserved settings, original </w:t>
+      </w:r>
+      <w:r>
+        <w:rPr>
+          <w:b/>
+        </w:rPr>
+        <w:t>output</w:t>
+      </w:r>
+      <w:r>
+        <w:rPr>
+          <w:b w:val="0"/>
+        </w:rPr>
+        <w:t xml:space="preserve">s and data roles. A stage-level accuracy or authority policy does not establish every </w:t>
+      </w:r>
+      <w:r>
+        <w:rPr>
+          <w:b/>
+        </w:rPr>
+        <w:t>modality</w:t>
+      </w:r>
+      <w:r>
+        <w:rPr>
+          <w:b w:val="0"/>
+        </w:rPr>
+        <w:t xml:space="preserve"> agrees or every downstream claim is supported.</w:t>
+      </w:r>
+    </w:p>
+    <w:p>
+      <w:pPr>
+        <w:spacing w:line="336" w:lineRule="auto" w:after="180"/>
+      </w:pPr>
+      <w:r>
+        <w:rPr>
+          <w:b w:val="0"/>
+        </w:rPr>
+        <w:t xml:space="preserve">The new case should test this particular </w:t>
+      </w:r>
+      <w:r>
+        <w:rPr>
+          <w:b/>
+        </w:rPr>
+        <w:t>mechanism</w:t>
+      </w:r>
+      <w:r>
+        <w:rPr>
+          <w:b w:val="0"/>
+        </w:rPr>
+        <w:t xml:space="preserve"> rather than merely restate the original result.</w:t>
+      </w:r>
+    </w:p>
+    <w:p>
+      <w:pPr>
+        <w:pStyle w:val="Heading2"/>
+      </w:pPr>
+      <w:r>
+        <w:t>Earlier wording, alternatives and picture transcripts · reference / check after trying</w:t>
+      </w:r>
+    </w:p>
+    <w:p>
+      <w:pPr>
+        <w:spacing w:line="336" w:lineRule="auto" w:after="180"/>
+      </w:pPr>
+      <w:r>
+        <w:rPr>
+          <w:b w:val="0"/>
+        </w:rPr>
+        <w:t>Assess and explain the answers</w:t>
+      </w:r>
+    </w:p>
+    <w:p>
+      <w:pPr>
+        <w:pStyle w:val="Heading3"/>
+      </w:pPr>
+      <w:r>
         <w:t>Worked case answer</w:t>
       </w:r>
     </w:p>
     <w:p>
       <w:pPr>
+        <w:spacing w:line="336" w:lineRule="auto" w:after="180"/>
+      </w:pPr>
+      <w:r>
+        <w:rPr>
+          <w:b w:val="0"/>
+        </w:rPr>
+        <w:t xml:space="preserve">Three visible plants. It cannot settle an off-frame claim. Attribute claims and preserve missing </w:t>
+      </w:r>
+      <w:r>
+        <w:rPr>
+          <w:b/>
+        </w:rPr>
+        <w:t>evidence</w:t>
+      </w:r>
+      <w:r>
+        <w:rPr>
+          <w:b w:val="0"/>
+        </w:rPr>
+        <w:t>.</w:t>
+      </w:r>
+    </w:p>
+    <w:p>
+      <w:pPr>
         <w:pStyle w:val="Heading3"/>
       </w:pPr>
       <w:r>
-        <w:t>Teacher key · Worked case answer</w:t>
+        <w:t>Additional transfer practice question</w:t>
       </w:r>
     </w:p>
     <w:p>
       <w:pPr>
         <w:spacing w:line="336" w:lineRule="auto" w:after="180"/>
-        <w:shd w:fill="F1F6FC"/>
-      </w:pPr>
-      <w:r>
-        <w:rPr>
-          <w:b w:val="0"/>
-        </w:rPr>
-        <w:t xml:space="preserve">Three visible plants. It cannot settle an off-frame claim. Attribute claims and preserve missing </w:t>
-      </w:r>
-      <w:r>
-        <w:rPr>
-          <w:b/>
-        </w:rPr>
-        <w:t>evidence</w:t>
-      </w:r>
-      <w:r>
-        <w:rPr>
-          <w:b w:val="0"/>
-        </w:rPr>
-        <w:t>.</w:t>
+      </w:pPr>
+      <w:r>
+        <w:rPr>
+          <w:b w:val="0"/>
+        </w:rPr>
+        <w:t>A chart image shows 12 plants; its caption says 21. What should a multimodal assistant report before drawing a conclusion?</w:t>
       </w:r>
     </w:p>
     <w:p>
@@ -3774,49 +4739,12 @@
         <w:pStyle w:val="Heading3"/>
       </w:pPr>
       <w:r>
-        <w:t>Independent question</w:t>
-      </w:r>
-    </w:p>
-    <w:p>
-      <w:pPr>
-        <w:pStyle w:val="Heading3"/>
-      </w:pPr>
-      <w:r>
-        <w:t>Independent question · withhold the key</w:t>
+        <w:t>Reasoned practice answer</w:t>
       </w:r>
     </w:p>
     <w:p>
       <w:pPr>
         <w:spacing w:line="336" w:lineRule="auto" w:after="180"/>
-        <w:shd w:fill="F5F1FB"/>
-      </w:pPr>
-      <w:r>
-        <w:rPr>
-          <w:b w:val="0"/>
-        </w:rPr>
-        <w:t>A chart image shows 12 plants; its caption says 21. What should a multimodal assistant report before drawing a conclusion?</w:t>
-      </w:r>
-    </w:p>
-    <w:p>
-      <w:pPr>
-        <w:pStyle w:val="Heading3"/>
-      </w:pPr>
-      <w:r>
-        <w:t>Expected independent answer</w:t>
-      </w:r>
-    </w:p>
-    <w:p>
-      <w:pPr>
-        <w:pStyle w:val="Heading3"/>
-      </w:pPr>
-      <w:r>
-        <w:t>Teacher key · Expected independent answer</w:t>
-      </w:r>
-    </w:p>
-    <w:p>
-      <w:pPr>
-        <w:spacing w:line="336" w:lineRule="auto" w:after="180"/>
-        <w:shd w:fill="F1F6FC"/>
       </w:pPr>
       <w:r>
         <w:rPr>
@@ -4122,1199 +5050,278 @@
     </w:p>
     <w:p>
       <w:pPr>
+        <w:spacing w:line="336" w:lineRule="auto" w:after="180"/>
+      </w:pPr>
+      <w:r>
+        <w:rPr>
+          <w:b w:val="0"/>
+        </w:rPr>
+        <w:t>State that three seedlings are visible and the box contents cannot be determined. The image neither confirms nor disproves a hidden fourth seedling.</w:t>
+      </w:r>
+    </w:p>
+    <w:p>
+      <w:pPr>
+        <w:spacing w:line="336" w:lineRule="auto" w:after="180"/>
+      </w:pPr>
+      <w:r>
+        <w:rPr>
+          <w:b w:val="0"/>
+        </w:rPr>
+        <w:t>Attribute the four-seedling claim to the caption and request another view if the count matters.</w:t>
+      </w:r>
+    </w:p>
+    <w:p>
+      <w:pPr>
         <w:pStyle w:val="Heading3"/>
       </w:pPr>
       <w:r>
-        <w:t>Teacher key · Original transfer answer</w:t>
+        <w:t>Explanations for the additional workbook examples</w:t>
+      </w:r>
+    </w:p>
+    <w:p>
+      <w:pPr>
+        <w:pStyle w:val="Heading3"/>
+      </w:pPr>
+      <w:r>
+        <w:t>Assess independent transfer</w:t>
+      </w:r>
+    </w:p>
+    <w:p>
+      <w:pPr>
+        <w:pStyle w:val="Heading3"/>
+      </w:pPr>
+      <w:r>
+        <w:t>Selected case answer</w:t>
+      </w:r>
+    </w:p>
+    <w:p>
+      <w:pPr>
+        <w:pStyle w:val="Heading3"/>
+      </w:pPr>
+      <w:r>
+        <w:t>Feedback that the learner uses</w:t>
+      </w:r>
+    </w:p>
+    <w:p>
+      <w:pPr>
+        <w:pStyle w:val="Heading1"/>
+      </w:pPr>
+      <w:r>
+        <w:t>06. Connect, adapt and return</w:t>
+      </w:r>
+    </w:p>
+    <w:p>
+      <w:r>
+        <w:t>Retain the project evidence and revisit the reasoning on a changed case.</w:t>
+      </w:r>
+    </w:p>
+    <w:p>
+      <w:pPr>
+        <w:pStyle w:val="Heading2"/>
+      </w:pPr>
+      <w:r>
+        <w:t>Project evidence to keep</w:t>
       </w:r>
     </w:p>
     <w:p>
       <w:pPr>
         <w:spacing w:line="336" w:lineRule="auto" w:after="180"/>
-        <w:shd w:fill="F1F6FC"/>
-      </w:pPr>
-      <w:r>
-        <w:rPr>
-          <w:b w:val="0"/>
-        </w:rPr>
-        <w:t>State that three seedlings are visible and the box contents cannot be determined. The image neither confirms nor disproves a hidden fourth seedling.</w:t>
+      </w:pPr>
+      <w:r>
+        <w:rPr>
+          <w:b w:val="0"/>
+        </w:rPr>
+        <w:t>Accept diagrams plus questions only when the source and topic align with the learner’s task.</w:t>
       </w:r>
     </w:p>
     <w:p>
       <w:pPr>
         <w:spacing w:line="336" w:lineRule="auto" w:after="180"/>
-        <w:shd w:fill="F1F6FC"/>
-      </w:pPr>
-      <w:r>
-        <w:rPr>
-          <w:b w:val="0"/>
-        </w:rPr>
-        <w:t>Attribute the four-seedling claim to the caption and request another view if the count matters.</w:t>
-      </w:r>
-    </w:p>
-    <w:p>
-      <w:pPr>
-        <w:pStyle w:val="Heading3"/>
-      </w:pPr>
-      <w:r>
-        <w:t>Explanations for the additional workbook examples</w:t>
-      </w:r>
-    </w:p>
-    <w:p>
-      <w:pPr>
-        <w:pStyle w:val="Heading3"/>
-      </w:pPr>
-      <w:r>
-        <w:t>W1 Explain the mechanism</w:t>
-      </w:r>
-    </w:p>
-    <w:p>
-      <w:pPr>
-        <w:pStyle w:val="Heading3"/>
-      </w:pPr>
-      <w:r>
-        <w:t>Workbook question · W1</w:t>
+      </w:pPr>
+      <w:r>
+        <w:rPr>
+          <w:b w:val="0"/>
+        </w:rPr>
+        <w:t xml:space="preserve">Keep the decision, </w:t>
+      </w:r>
+      <w:r>
+        <w:rPr>
+          <w:b/>
+        </w:rPr>
+        <w:t>input</w:t>
+      </w:r>
+      <w:r>
+        <w:rPr>
+          <w:b w:val="0"/>
+        </w:rPr>
+        <w:t xml:space="preserve">, result, explanation and remaining limitation in the project </w:t>
+      </w:r>
+      <w:r>
+        <w:rPr>
+          <w:b/>
+        </w:rPr>
+        <w:t>evidence</w:t>
+      </w:r>
+      <w:r>
+        <w:rPr>
+          <w:b w:val="0"/>
+        </w:rPr>
+        <w:t xml:space="preserve"> record. Retrieve this record next week rather than restarting the project.</w:t>
       </w:r>
     </w:p>
     <w:p>
       <w:pPr>
         <w:spacing w:line="336" w:lineRule="auto" w:after="180"/>
-        <w:shd w:fill="F5F1FB"/>
-      </w:pPr>
-      <w:r>
-        <w:rPr>
-          <w:b w:val="0"/>
-        </w:rPr>
-        <w:t xml:space="preserve">Explain the weekly </w:t>
+      </w:pPr>
+      <w:r>
+        <w:rPr>
+          <w:b w:val="0"/>
+        </w:rPr>
+        <w:t xml:space="preserve">Label Study Buddy claims by their visual, audio or text </w:t>
       </w:r>
       <w:r>
         <w:rPr>
           <w:b/>
         </w:rPr>
+        <w:t>evidence</w:t>
+      </w:r>
+      <w:r>
+        <w:rPr>
+          <w:b w:val="0"/>
+        </w:rPr>
+        <w:t xml:space="preserve"> and retain uncertainty when modalities omit information.</w:t>
+      </w:r>
+    </w:p>
+    <w:p>
+      <w:pPr>
+        <w:pStyle w:val="Heading2"/>
+      </w:pPr>
+      <w:r>
+        <w:t>Support while preserving the reasoning goal</w:t>
+      </w:r>
+    </w:p>
+    <w:p>
+      <w:pPr>
+        <w:spacing w:line="336" w:lineRule="auto" w:after="180"/>
+      </w:pPr>
+      <w:r>
+        <w:rPr>
+          <w:b w:val="0"/>
+        </w:rPr>
+        <w:t xml:space="preserve">Provide one short approved passage; separate instruction, </w:t>
+      </w:r>
+      <w:r>
+        <w:rPr>
+          <w:b/>
+        </w:rPr>
+        <w:t>input</w:t>
+      </w:r>
+      <w:r>
+        <w:rPr>
+          <w:b w:val="0"/>
+        </w:rPr>
+        <w:t xml:space="preserve">, </w:t>
+      </w:r>
+      <w:r>
+        <w:rPr>
+          <w:b/>
+        </w:rPr>
+        <w:t>output</w:t>
+      </w:r>
+      <w:r>
+        <w:rPr>
+          <w:b w:val="0"/>
+        </w:rPr>
+        <w:t xml:space="preserve"> and </w:t>
+      </w:r>
+      <w:r>
+        <w:rPr>
+          <w:b/>
+        </w:rPr>
+        <w:t>evidence</w:t>
+      </w:r>
+      <w:r>
+        <w:rPr>
+          <w:b w:val="0"/>
+        </w:rPr>
+        <w:t xml:space="preserve">. Stretch: introduce an unsupported claim or </w:t>
+      </w:r>
+      <w:r>
+        <w:rPr>
+          <w:b/>
+        </w:rPr>
+        <w:t>conflict</w:t>
+      </w:r>
+      <w:r>
+        <w:rPr>
+          <w:b w:val="0"/>
+        </w:rPr>
+        <w:t>ing source and validate claim by claim with a fallback.</w:t>
+      </w:r>
+    </w:p>
+    <w:p>
+      <w:pPr>
+        <w:spacing w:line="336" w:lineRule="auto" w:after="180"/>
+      </w:pPr>
+      <w:r>
+        <w:rPr>
+          <w:b w:val="0"/>
+        </w:rPr>
+        <w:t xml:space="preserve">Provide an </w:t>
+      </w:r>
+      <w:r>
+        <w:rPr>
+          <w:b/>
+        </w:rPr>
+        <w:t>input</w:t>
+      </w:r>
+      <w:r>
+        <w:rPr>
+          <w:b w:val="0"/>
+        </w:rPr>
+        <w:t>/procedure/result/limit frame and a calculator when needed. Ask students to identify the first step before completing the whole trace.</w:t>
+      </w:r>
+    </w:p>
+    <w:p>
+      <w:pPr>
+        <w:spacing w:line="336" w:lineRule="auto" w:after="180"/>
+      </w:pPr>
+      <w:r>
+        <w:rPr>
+          <w:b w:val="0"/>
+        </w:rPr>
+        <w:t xml:space="preserve">Extension: compare two concrete variants of this </w:t>
+      </w:r>
+      <w:r>
+        <w:rPr>
+          <w:b/>
+        </w:rPr>
         <w:t>mechanism</w:t>
       </w:r>
       <w:r>
         <w:rPr>
           <w:b w:val="0"/>
         </w:rPr>
-        <w:t xml:space="preserve"> in your own words. Use the worked scenario to name its </w:t>
-      </w:r>
-      <w:r>
-        <w:rPr>
-          <w:b/>
-        </w:rPr>
-        <w:t>input</w:t>
-      </w:r>
-      <w:r>
-        <w:rPr>
-          <w:b w:val="0"/>
-        </w:rPr>
-        <w:t xml:space="preserve">, decision rule and </w:t>
-      </w:r>
-      <w:r>
-        <w:rPr>
-          <w:b/>
-        </w:rPr>
-        <w:t>output</w:t>
-      </w:r>
-      <w:r>
-        <w:rPr>
-          <w:b w:val="0"/>
-        </w:rPr>
-        <w:t>.</w:t>
-      </w:r>
-    </w:p>
-    <w:p>
-      <w:pPr>
-        <w:pStyle w:val="Heading3"/>
-      </w:pPr>
-      <w:r>
-        <w:t>Teacher reasoning · W1</w:t>
+        <w:t xml:space="preserve"> while holding unrelated conditions fixed; report both successful and unsuccessful outcomes.</w:t>
       </w:r>
     </w:p>
     <w:p>
       <w:pPr>
         <w:spacing w:line="336" w:lineRule="auto" w:after="180"/>
-        <w:shd w:fill="F1F6FC"/>
-      </w:pPr>
-      <w:r>
-        <w:rPr>
-          <w:b w:val="0"/>
-        </w:rPr>
-        <w:t>Teacher explanation: A multimodal pipeline may transcribe speech, inspect an image and generate a response. Errors at one stage can propagate even when later stages run correctly.</w:t>
-      </w:r>
-    </w:p>
-    <w:p>
-      <w:pPr>
-        <w:spacing w:line="336" w:lineRule="auto" w:after="180"/>
-        <w:shd w:fill="F1F6FC"/>
-      </w:pPr>
-      <w:r>
-        <w:rPr>
-          <w:b w:val="0"/>
-        </w:rPr>
-        <w:t xml:space="preserve">Track source </w:t>
-      </w:r>
-      <w:r>
-        <w:rPr>
-          <w:b/>
-        </w:rPr>
-        <w:t>modality</w:t>
-      </w:r>
-      <w:r>
-        <w:rPr>
-          <w:b w:val="0"/>
-        </w:rPr>
-        <w:t xml:space="preserve">, segment/time references, </w:t>
-      </w:r>
-      <w:r>
-        <w:rPr>
-          <w:b/>
-        </w:rPr>
-        <w:t>transcription</w:t>
-      </w:r>
-      <w:r>
-        <w:rPr>
-          <w:b w:val="0"/>
-        </w:rPr>
-        <w:t xml:space="preserve">, interpretation and final claims separately. Compare </w:t>
-      </w:r>
-      <w:r>
-        <w:rPr>
-          <w:b/>
-        </w:rPr>
-        <w:t>conflict</w:t>
-      </w:r>
-      <w:r>
-        <w:rPr>
-          <w:b w:val="0"/>
-        </w:rPr>
-        <w:t xml:space="preserve">ing </w:t>
-      </w:r>
-      <w:r>
-        <w:rPr>
-          <w:b/>
-        </w:rPr>
-        <w:t>evidence</w:t>
-      </w:r>
-      <w:r>
-        <w:rPr>
-          <w:b w:val="0"/>
-        </w:rPr>
-        <w:t xml:space="preserve"> without assuming one </w:t>
-      </w:r>
-      <w:r>
-        <w:rPr>
-          <w:b/>
-        </w:rPr>
-        <w:t>modality</w:t>
-      </w:r>
-      <w:r>
-        <w:rPr>
-          <w:b w:val="0"/>
-        </w:rPr>
-        <w:t xml:space="preserve"> always wins.</w:t>
-      </w:r>
-    </w:p>
-    <w:p>
-      <w:pPr>
-        <w:spacing w:line="336" w:lineRule="auto" w:after="180"/>
-        <w:shd w:fill="F1F6FC"/>
-      </w:pPr>
-      <w:r>
-        <w:rPr>
-          <w:b w:val="0"/>
-        </w:rPr>
-        <w:t>Ask for clarification when the task needs unresolved information.</w:t>
-      </w:r>
-    </w:p>
-    <w:p>
-      <w:pPr>
-        <w:pStyle w:val="Heading3"/>
-      </w:pPr>
-      <w:r>
-        <w:t>W2 Trace the worked case</w:t>
-      </w:r>
-    </w:p>
-    <w:p>
-      <w:pPr>
-        <w:pStyle w:val="Heading3"/>
-      </w:pPr>
-      <w:r>
-        <w:t>Workbook question · W2</w:t>
-      </w:r>
-    </w:p>
-    <w:p>
-      <w:pPr>
-        <w:spacing w:line="336" w:lineRule="auto" w:after="180"/>
-        <w:shd w:fill="F5F1FB"/>
-      </w:pPr>
-      <w:r>
-        <w:rPr>
-          <w:b w:val="0"/>
-        </w:rPr>
-        <w:t>Audio transcript reads fifteen boxes; a clear written inventory says fifty boxes. The original audio is unavailable and the assistant reports fifteen as certain.</w:t>
-      </w:r>
-    </w:p>
-    <w:p>
-      <w:pPr>
-        <w:spacing w:line="336" w:lineRule="auto" w:after="180"/>
-        <w:shd w:fill="F5F1FB"/>
-      </w:pPr>
-      <w:r>
-        <w:rPr>
-          <w:b w:val="0"/>
-        </w:rPr>
-        <w:t>Show the intermediate steps and give the conclusion with its scope.</w:t>
-      </w:r>
-    </w:p>
-    <w:p>
-      <w:pPr>
-        <w:pStyle w:val="Heading3"/>
-      </w:pPr>
-      <w:r>
-        <w:t>Teacher reasoning · W2</w:t>
-      </w:r>
-    </w:p>
-    <w:p>
-      <w:pPr>
-        <w:spacing w:line="336" w:lineRule="auto" w:after="180"/>
-        <w:shd w:fill="F1F6FC"/>
-      </w:pPr>
-      <w:r>
-        <w:rPr>
-          <w:b w:val="0"/>
-        </w:rPr>
-        <w:t xml:space="preserve">Teacher explanation: There is an unresolved quantity </w:t>
-      </w:r>
-      <w:r>
-        <w:rPr>
-          <w:b/>
-        </w:rPr>
-        <w:t>conflict</w:t>
-      </w:r>
-      <w:r>
-        <w:rPr>
-          <w:b w:val="0"/>
-        </w:rPr>
-        <w:t xml:space="preserve"> and no audio replay. Preserve both sources and ask the responsible person; certainty is unsupported.</w:t>
-      </w:r>
-    </w:p>
-    <w:p>
-      <w:pPr>
-        <w:pStyle w:val="Heading3"/>
-      </w:pPr>
-      <w:r>
-        <w:t>W3 Audit the limit</w:t>
-      </w:r>
-    </w:p>
-    <w:p>
-      <w:pPr>
-        <w:pStyle w:val="Heading3"/>
-      </w:pPr>
-      <w:r>
-        <w:t>Workbook question · W3</w:t>
-      </w:r>
-    </w:p>
-    <w:p>
-      <w:pPr>
-        <w:spacing w:line="336" w:lineRule="auto" w:after="180"/>
-        <w:shd w:fill="F5F1FB"/>
-      </w:pPr>
-      <w:r>
-        <w:rPr>
-          <w:b w:val="0"/>
-        </w:rPr>
-        <w:t xml:space="preserve">A report omits this qualification: A stage-level accuracy or authority policy does not establish every </w:t>
-      </w:r>
-      <w:r>
-        <w:rPr>
-          <w:b/>
-        </w:rPr>
-        <w:t>modality</w:t>
-      </w:r>
-      <w:r>
-        <w:rPr>
-          <w:b w:val="0"/>
-        </w:rPr>
-        <w:t xml:space="preserve"> agrees or every downstream claim is supported.</w:t>
-      </w:r>
-    </w:p>
-    <w:p>
-      <w:pPr>
-        <w:spacing w:line="336" w:lineRule="auto" w:after="180"/>
-        <w:shd w:fill="F5F1FB"/>
-      </w:pPr>
-      <w:r>
-        <w:rPr>
-          <w:b w:val="0"/>
-        </w:rPr>
-        <w:t>Explain how omitting it could change a reader's interpretation, and write an accurate replacement.</w:t>
-      </w:r>
-    </w:p>
-    <w:p>
-      <w:pPr>
-        <w:pStyle w:val="Heading3"/>
-      </w:pPr>
-      <w:r>
-        <w:t>Teacher reasoning · W3</w:t>
-      </w:r>
-    </w:p>
-    <w:p>
-      <w:pPr>
-        <w:spacing w:line="336" w:lineRule="auto" w:after="180"/>
-        <w:shd w:fill="F1F6FC"/>
-      </w:pPr>
-      <w:r>
-        <w:rPr>
-          <w:b w:val="0"/>
-        </w:rPr>
-        <w:t xml:space="preserve">Teacher explanation: A stage-level accuracy or authority policy does not establish every </w:t>
-      </w:r>
-      <w:r>
-        <w:rPr>
-          <w:b/>
-        </w:rPr>
-        <w:t>modality</w:t>
-      </w:r>
-      <w:r>
-        <w:rPr>
-          <w:b w:val="0"/>
-        </w:rPr>
-        <w:t xml:space="preserve"> agrees or every downstream claim is supported.</w:t>
-      </w:r>
-    </w:p>
-    <w:p>
-      <w:pPr>
-        <w:spacing w:line="336" w:lineRule="auto" w:after="180"/>
-        <w:shd w:fill="F1F6FC"/>
-      </w:pPr>
-      <w:r>
-        <w:rPr>
-          <w:b w:val="0"/>
-        </w:rPr>
-        <w:t xml:space="preserve">State the observed result separately from the unverified or out-of-scope claim; preserve the original </w:t>
-      </w:r>
-      <w:r>
-        <w:rPr>
-          <w:b/>
-        </w:rPr>
-        <w:t>evidence</w:t>
-      </w:r>
-      <w:r>
-        <w:rPr>
-          <w:b w:val="0"/>
-        </w:rPr>
-        <w:t xml:space="preserve"> rather than inventing a missing fact.</w:t>
-      </w:r>
-    </w:p>
-    <w:p>
-      <w:pPr>
-        <w:pStyle w:val="Heading3"/>
-      </w:pPr>
-      <w:r>
-        <w:t>W4 Apply a new case independently</w:t>
-      </w:r>
-    </w:p>
-    <w:p>
-      <w:pPr>
-        <w:pStyle w:val="Heading3"/>
-      </w:pPr>
-      <w:r>
-        <w:t>Workbook question · W4</w:t>
-      </w:r>
-    </w:p>
-    <w:p>
-      <w:pPr>
-        <w:spacing w:line="336" w:lineRule="auto" w:after="180"/>
-        <w:shd w:fill="F5F1FB"/>
-      </w:pPr>
-      <w:r>
-        <w:rPr>
-          <w:b w:val="0"/>
-        </w:rPr>
-        <w:t xml:space="preserve">Transcript says room E; a current written approval says room F. The task requires current approved room. Written approval is declared authoritative; trace the response and the </w:t>
-      </w:r>
-      <w:r>
-        <w:rPr>
-          <w:b/>
-        </w:rPr>
-        <w:t>transcription</w:t>
-      </w:r>
-      <w:r>
-        <w:rPr>
-          <w:b w:val="0"/>
-        </w:rPr>
-        <w:t xml:space="preserve"> limit.</w:t>
-      </w:r>
-    </w:p>
-    <w:p>
-      <w:pPr>
-        <w:pStyle w:val="Heading3"/>
-      </w:pPr>
-      <w:r>
-        <w:t>Teacher reasoning · W4</w:t>
-      </w:r>
-    </w:p>
-    <w:p>
-      <w:pPr>
-        <w:spacing w:line="336" w:lineRule="auto" w:after="180"/>
-        <w:shd w:fill="F1F6FC"/>
-      </w:pPr>
-      <w:r>
-        <w:rPr>
-          <w:b w:val="0"/>
-        </w:rPr>
-        <w:t xml:space="preserve">Teacher explanation: Report F from the authoritative approval, noting the transcript </w:t>
-      </w:r>
-      <w:r>
-        <w:rPr>
-          <w:b/>
-        </w:rPr>
-        <w:t>conflict</w:t>
-      </w:r>
-      <w:r>
-        <w:rPr>
-          <w:b w:val="0"/>
-        </w:rPr>
-        <w:t xml:space="preserve"> if relevant. This resolves the task authority, not what the original speaker actually said.</w:t>
-      </w:r>
-    </w:p>
-    <w:p>
-      <w:pPr>
-        <w:pStyle w:val="Heading3"/>
-      </w:pPr>
-      <w:r>
-        <w:t>W5 Design a revealing follow-up</w:t>
-      </w:r>
-    </w:p>
-    <w:p>
-      <w:pPr>
-        <w:pStyle w:val="Heading3"/>
-      </w:pPr>
-      <w:r>
-        <w:t>Workbook question · W5</w:t>
-      </w:r>
-    </w:p>
-    <w:p>
-      <w:pPr>
-        <w:spacing w:line="336" w:lineRule="auto" w:after="180"/>
-        <w:shd w:fill="F5F1FB"/>
-      </w:pPr>
-      <w:r>
-        <w:rPr>
-          <w:b w:val="0"/>
-        </w:rPr>
-        <w:t>For the worked scenario, propose one additional case that could reveal a failure, describe its expected outcome before running it, and explain what would need to remain fixed for a fair comparison.</w:t>
-      </w:r>
-    </w:p>
-    <w:p>
-      <w:pPr>
-        <w:spacing w:line="336" w:lineRule="auto" w:after="180"/>
-        <w:shd w:fill="F5F1FB"/>
-      </w:pPr>
-      <w:r>
-        <w:rPr>
-          <w:b w:val="0"/>
-        </w:rPr>
-        <w:t>Do not reuse W4 as a new final test after receiving feedback.</w:t>
-      </w:r>
-    </w:p>
-    <w:p>
-      <w:pPr>
-        <w:pStyle w:val="Heading3"/>
-      </w:pPr>
-      <w:r>
-        <w:t>Teacher reasoning · W5</w:t>
-      </w:r>
-    </w:p>
-    <w:p>
-      <w:pPr>
-        <w:spacing w:line="336" w:lineRule="auto" w:after="180"/>
-        <w:shd w:fill="F1F6FC"/>
-      </w:pPr>
-      <w:r>
-        <w:rPr>
-          <w:b w:val="0"/>
-        </w:rPr>
-        <w:t xml:space="preserve">Teacher explanation: Accept a concrete variant of the worked </w:t>
-      </w:r>
-      <w:r>
-        <w:rPr>
-          <w:b/>
-        </w:rPr>
-        <w:t>input</w:t>
-      </w:r>
-      <w:r>
-        <w:rPr>
-          <w:b w:val="0"/>
-        </w:rPr>
-        <w:t xml:space="preserve"> or a missing/</w:t>
-      </w:r>
-      <w:r>
-        <w:rPr>
-          <w:b/>
-        </w:rPr>
-        <w:t>conflict</w:t>
-      </w:r>
-      <w:r>
-        <w:rPr>
-          <w:b w:val="0"/>
-        </w:rPr>
-        <w:t>ing/boundary condition, with an expectation derived from the declared procedure.</w:t>
-      </w:r>
-    </w:p>
-    <w:p>
-      <w:pPr>
-        <w:spacing w:line="336" w:lineRule="auto" w:after="180"/>
-        <w:shd w:fill="F1F6FC"/>
-      </w:pPr>
-      <w:r>
-        <w:rPr>
-          <w:b w:val="0"/>
-        </w:rPr>
-        <w:t xml:space="preserve">Require preserved settings, original </w:t>
-      </w:r>
-      <w:r>
-        <w:rPr>
-          <w:b/>
-        </w:rPr>
-        <w:t>output</w:t>
-      </w:r>
-      <w:r>
-        <w:rPr>
-          <w:b w:val="0"/>
-        </w:rPr>
-        <w:t xml:space="preserve">s and data roles. A stage-level accuracy or authority policy does not establish every </w:t>
-      </w:r>
-      <w:r>
-        <w:rPr>
-          <w:b/>
-        </w:rPr>
-        <w:t>modality</w:t>
-      </w:r>
-      <w:r>
-        <w:rPr>
-          <w:b w:val="0"/>
-        </w:rPr>
-        <w:t xml:space="preserve"> agrees or every downstream claim is supported.</w:t>
-      </w:r>
-    </w:p>
-    <w:p>
-      <w:pPr>
-        <w:spacing w:line="336" w:lineRule="auto" w:after="180"/>
-        <w:shd w:fill="F1F6FC"/>
-      </w:pPr>
-      <w:r>
-        <w:rPr>
-          <w:b w:val="0"/>
-        </w:rPr>
-        <w:t xml:space="preserve">The new case should test this particular </w:t>
-      </w:r>
-      <w:r>
-        <w:rPr>
-          <w:b/>
-        </w:rPr>
-        <w:t>mechanism</w:t>
-      </w:r>
-      <w:r>
-        <w:rPr>
-          <w:b w:val="0"/>
-        </w:rPr>
-        <w:t xml:space="preserve"> rather than merely restate the original result.</w:t>
-      </w:r>
-    </w:p>
-    <w:p>
-      <w:pPr>
-        <w:pStyle w:val="Heading3"/>
-      </w:pPr>
-      <w:r>
-        <w:t>Assess independent transfer</w:t>
-      </w:r>
-    </w:p>
-    <w:p>
-      <w:pPr>
-        <w:pStyle w:val="Heading3"/>
-      </w:pPr>
-      <w:r>
-        <w:t>Independent question · withhold the key</w:t>
-      </w:r>
-    </w:p>
-    <w:p>
-      <w:pPr>
-        <w:spacing w:line="336" w:lineRule="auto" w:after="180"/>
-        <w:shd w:fill="F5F1FB"/>
-      </w:pPr>
-      <w:r>
-        <w:rPr>
-          <w:b w:val="0"/>
-        </w:rPr>
-        <w:t>Selected case: A description reports two visible plants and a third opaque pot whose contents cannot be seen. A caption says “three plants”. What is supported?</w:t>
-      </w:r>
-    </w:p>
-    <w:p>
-      <w:pPr>
-        <w:pStyle w:val="Heading3"/>
-      </w:pPr>
-      <w:r>
-        <w:t>Selected case answer</w:t>
-      </w:r>
-    </w:p>
-    <w:p>
-      <w:pPr>
-        <w:pStyle w:val="Heading3"/>
-      </w:pPr>
-      <w:r>
-        <w:t>Teacher key · Selected case answer</w:t>
-      </w:r>
-    </w:p>
-    <w:p>
-      <w:pPr>
-        <w:spacing w:line="336" w:lineRule="auto" w:after="180"/>
-        <w:shd w:fill="F1F6FC"/>
-      </w:pPr>
-      <w:r>
-        <w:rPr>
-          <w:b w:val="0"/>
-        </w:rPr>
-        <w:t xml:space="preserve">Two visible plants are supported; total plant count is unknown. The opaque pot does not establish either presence or absence of another plant. Do not infer a total or an upper bound without more </w:t>
-      </w:r>
-      <w:r>
-        <w:rPr>
-          <w:b/>
-        </w:rPr>
-        <w:t>evidence</w:t>
-      </w:r>
-      <w:r>
-        <w:rPr>
-          <w:b w:val="0"/>
-        </w:rPr>
-        <w:t>.</w:t>
-      </w:r>
-    </w:p>
-    <w:tbl>
-      <w:tblPr>
-        <w:tblStyle w:val="LightShading-Accent1"/>
-        <w:tblW w:type="auto" w:w="0"/>
-        <w:tblLook w:firstColumn="1" w:firstRow="1" w:lastColumn="0" w:lastRow="0" w:noHBand="0" w:noVBand="1" w:val="04A0"/>
-      </w:tblPr>
-      <w:tblGrid>
-        <w:gridCol w:w="5112"/>
-        <w:gridCol w:w="5112"/>
-      </w:tblGrid>
-      <w:tr>
-        <w:trPr>
-          <w:tblHeader/>
-        </w:trPr>
-        <w:tc>
-          <w:tcPr>
-            <w:tcW w:type="dxa" w:w="5112"/>
-          </w:tcPr>
-          <w:p>
-            <w:r>
-              <w:t>Dimension</w:t>
-            </w:r>
-          </w:p>
-        </w:tc>
-        <w:tc>
-          <w:tcPr>
-            <w:tcW w:type="dxa" w:w="5112"/>
-          </w:tcPr>
-          <w:p>
-            <w:r>
-              <w:t>Evidence required</w:t>
-            </w:r>
-          </w:p>
-        </w:tc>
-      </w:tr>
-      <w:tr>
-        <w:tc>
-          <w:tcPr>
-            <w:tcW w:type="dxa" w:w="5112"/>
-          </w:tcPr>
-          <w:p>
-            <w:r>
-              <w:t>Explanation</w:t>
-            </w:r>
-          </w:p>
-        </w:tc>
-        <w:tc>
-          <w:tcPr>
-            <w:tcW w:type="dxa" w:w="5112"/>
-          </w:tcPr>
-          <w:p>
-            <w:r>
-              <w:t>Names the applicable idea or procedure and ties it to the supplied facts.</w:t>
-            </w:r>
-          </w:p>
-        </w:tc>
-      </w:tr>
-      <w:tr>
-        <w:tc>
-          <w:tcPr>
-            <w:tcW w:type="dxa" w:w="5112"/>
-          </w:tcPr>
-          <w:p>
-            <w:r>
-              <w:t>Trace and result</w:t>
-            </w:r>
-          </w:p>
-        </w:tc>
-        <w:tc>
-          <w:tcPr>
-            <w:tcW w:type="dxa" w:w="5112"/>
-          </w:tcPr>
-          <w:p>
-            <w:r>
-              <w:t>Preserves the given inputs and shows the relevant intermediate steps; distinguishes a prediction from an observed execution.</w:t>
-            </w:r>
-          </w:p>
-        </w:tc>
-      </w:tr>
-      <w:tr>
-        <w:tc>
-          <w:tcPr>
-            <w:tcW w:type="dxa" w:w="5112"/>
-          </w:tcPr>
-          <w:p>
-            <w:r>
-              <w:t>Limits</w:t>
-            </w:r>
-          </w:p>
-        </w:tc>
-        <w:tc>
-          <w:tcPr>
-            <w:tcW w:type="dxa" w:w="5112"/>
-          </w:tcPr>
-          <w:p>
-            <w:r>
-              <w:t>States the assumptions, missing evidence or conditions under which the result would change.</w:t>
-            </w:r>
-          </w:p>
-        </w:tc>
-      </w:tr>
-    </w:tbl>
-    <w:p>
-      <w:pPr>
-        <w:pStyle w:val="Heading3"/>
-      </w:pPr>
-      <w:r>
-        <w:t>Teacher key · Selected case answer</w:t>
-      </w:r>
-    </w:p>
-    <w:p>
-      <w:pPr>
-        <w:spacing w:line="336" w:lineRule="auto" w:after="180"/>
-        <w:shd w:fill="F1F6FC"/>
-      </w:pPr>
-      <w:r>
-        <w:rPr>
-          <w:b w:val="0"/>
-        </w:rPr>
-        <w:t>Record each dimension as not yet, with support, or independent. Accept a valid alternative procedure with a defensible trace.</w:t>
-      </w:r>
-    </w:p>
-    <w:p>
-      <w:pPr>
-        <w:spacing w:line="336" w:lineRule="auto" w:after="180"/>
-        <w:shd w:fill="F1F6FC"/>
-      </w:pPr>
-      <w:r>
-        <w:rPr>
-          <w:b w:val="0"/>
-        </w:rPr>
-        <w:t xml:space="preserve">Do not penalise an honestly recorded model failure if the learner correctly explains its </w:t>
-      </w:r>
-      <w:r>
-        <w:rPr>
-          <w:b/>
-        </w:rPr>
-        <w:t>evidence</w:t>
-      </w:r>
-      <w:r>
-        <w:rPr>
-          <w:b w:val="0"/>
-        </w:rPr>
-        <w:t xml:space="preserve"> and limits.</w:t>
-      </w:r>
-    </w:p>
-    <w:p>
-      <w:pPr>
-        <w:pStyle w:val="Heading3"/>
-      </w:pPr>
-      <w:r>
-        <w:t>Feedback that the learner uses</w:t>
-      </w:r>
-    </w:p>
-    <w:p>
-      <w:pPr>
-        <w:spacing w:line="336" w:lineRule="auto" w:after="180"/>
-      </w:pPr>
-      <w:r>
-        <w:rPr>
-          <w:b w:val="0"/>
-        </w:rPr>
-        <w:t>Name the earliest unsupported step and give one action to repair it. Have the learner make that repair now and explain why. Then assess the relevant skill on a fresh, fully specified case.</w:t>
-      </w:r>
-    </w:p>
-    <w:p>
-      <w:pPr>
-        <w:spacing w:line="336" w:lineRule="auto" w:after="180"/>
-      </w:pPr>
-      <w:r>
-        <w:rPr>
-          <w:b w:val="0"/>
-        </w:rPr>
-        <w:t>Confirm it was not previously practised with feedback; solve and check the new case before assigning it. A follow-up design prompt is a starting brief, not automatically an equivalent test.</w:t>
-      </w:r>
-    </w:p>
-    <w:p>
-      <w:pPr>
-        <w:pStyle w:val="Heading1"/>
-      </w:pPr>
-      <w:r>
-        <w:t>06. Connect and extend learning</w:t>
-      </w:r>
-    </w:p>
-    <w:p>
-      <w:r>
-        <w:t>Connect Multimodal Evidence to Verified Study Buddy, adapt support and plan a later changed-case check.</w:t>
-      </w:r>
-    </w:p>
-    <w:p>
-      <w:pPr>
-        <w:pStyle w:val="Heading3"/>
-      </w:pPr>
-      <w:r>
-        <w:t>Verified Study Buddy</w:t>
-      </w:r>
-    </w:p>
-    <w:p>
-      <w:pPr>
-        <w:spacing w:line="336" w:lineRule="auto" w:after="180"/>
-      </w:pPr>
-      <w:r>
-        <w:rPr>
-          <w:b w:val="0"/>
-        </w:rPr>
-        <w:t>Accept diagrams plus questions only when the source and topic align with the learner’s task.</w:t>
-      </w:r>
-    </w:p>
-    <w:p>
-      <w:pPr>
-        <w:spacing w:line="336" w:lineRule="auto" w:after="180"/>
-      </w:pPr>
-      <w:r>
-        <w:rPr>
-          <w:b w:val="0"/>
-        </w:rPr>
-        <w:t xml:space="preserve">Keep the decision, </w:t>
-      </w:r>
-      <w:r>
-        <w:rPr>
-          <w:b/>
-        </w:rPr>
-        <w:t>input</w:t>
-      </w:r>
-      <w:r>
-        <w:rPr>
-          <w:b w:val="0"/>
-        </w:rPr>
-        <w:t xml:space="preserve">, result, explanation and remaining limitation in the project </w:t>
-      </w:r>
-      <w:r>
-        <w:rPr>
-          <w:b/>
-        </w:rPr>
-        <w:t>evidence</w:t>
-      </w:r>
-      <w:r>
-        <w:rPr>
-          <w:b w:val="0"/>
-        </w:rPr>
-        <w:t xml:space="preserve"> record. Retrieve this record next week rather than restarting the project.</w:t>
-      </w:r>
-    </w:p>
-    <w:p>
-      <w:pPr>
-        <w:pStyle w:val="Heading3"/>
-      </w:pPr>
-      <w:r>
-        <w:t>Support and stretch</w:t>
-      </w:r>
-    </w:p>
-    <w:p>
-      <w:pPr>
-        <w:spacing w:line="336" w:lineRule="auto" w:after="180"/>
-      </w:pPr>
-      <w:r>
-        <w:rPr>
-          <w:b w:val="0"/>
-        </w:rPr>
-        <w:t xml:space="preserve">Provide one short approved passage; separate instruction, </w:t>
-      </w:r>
-      <w:r>
-        <w:rPr>
-          <w:b/>
-        </w:rPr>
-        <w:t>input</w:t>
-      </w:r>
-      <w:r>
-        <w:rPr>
-          <w:b w:val="0"/>
-        </w:rPr>
-        <w:t xml:space="preserve">, </w:t>
-      </w:r>
-      <w:r>
-        <w:rPr>
-          <w:b/>
-        </w:rPr>
-        <w:t>output</w:t>
-      </w:r>
-      <w:r>
-        <w:rPr>
-          <w:b w:val="0"/>
-        </w:rPr>
-        <w:t xml:space="preserve"> and </w:t>
-      </w:r>
-      <w:r>
-        <w:rPr>
-          <w:b/>
-        </w:rPr>
-        <w:t>evidence</w:t>
-      </w:r>
-      <w:r>
-        <w:rPr>
-          <w:b w:val="0"/>
-        </w:rPr>
-        <w:t xml:space="preserve">. Stretch: introduce an unsupported claim or </w:t>
-      </w:r>
-      <w:r>
-        <w:rPr>
-          <w:b/>
-        </w:rPr>
-        <w:t>conflict</w:t>
-      </w:r>
-      <w:r>
-        <w:rPr>
-          <w:b w:val="0"/>
-        </w:rPr>
-        <w:t>ing source and validate claim by claim with a fallback.</w:t>
-      </w:r>
-    </w:p>
-    <w:p>
-      <w:pPr>
-        <w:pStyle w:val="Heading3"/>
-      </w:pPr>
-      <w:r>
-        <w:t>Exit reflection</w:t>
-      </w:r>
-    </w:p>
-    <w:p>
-      <w:pPr>
-        <w:spacing w:line="336" w:lineRule="auto" w:after="180"/>
-      </w:pPr>
-      <w:r>
-        <w:rPr>
-          <w:b w:val="0"/>
-        </w:rPr>
-        <w:t xml:space="preserve">Ask for one decision the learner can now justify and one situation requiring more </w:t>
-      </w:r>
-      <w:r>
-        <w:rPr>
-          <w:b/>
-        </w:rPr>
-        <w:t>evidence</w:t>
-      </w:r>
-      <w:r>
-        <w:rPr>
-          <w:b w:val="0"/>
-        </w:rPr>
-        <w:t xml:space="preserve"> or human review. Confidence ratings are separate from correct independent performance.</w:t>
-      </w:r>
-    </w:p>
-    <w:p>
-      <w:pPr>
-        <w:pStyle w:val="Heading3"/>
-      </w:pPr>
-      <w:r>
-        <w:t>Bridge to the next week</w:t>
-      </w:r>
-    </w:p>
-    <w:p>
-      <w:pPr>
-        <w:spacing w:line="336" w:lineRule="auto" w:after="180"/>
-      </w:pPr>
-      <w:r>
-        <w:rPr>
-          <w:b w:val="0"/>
-        </w:rPr>
-        <w:t xml:space="preserve">Next: Week 14: Hallucination Failure Types. Retrieve today’s </w:t>
-      </w:r>
-      <w:r>
-        <w:rPr>
-          <w:b/>
-        </w:rPr>
-        <w:t>evidence</w:t>
-      </w:r>
-      <w:r>
-        <w:rPr>
-          <w:b w:val="0"/>
-        </w:rPr>
-        <w:t xml:space="preserve"> and identify what carries forward and what is new.</w:t>
-      </w:r>
-    </w:p>
-    <w:p>
-      <w:pPr>
-        <w:pStyle w:val="Heading3"/>
-      </w:pPr>
-      <w:r>
-        <w:t>Support and fresh reassessment</w:t>
-      </w:r>
-    </w:p>
-    <w:p>
-      <w:pPr>
-        <w:spacing w:line="336" w:lineRule="auto" w:after="180"/>
-      </w:pPr>
-      <w:r>
-        <w:rPr>
-          <w:b w:val="0"/>
-        </w:rPr>
-        <w:t xml:space="preserve">Provide an </w:t>
-      </w:r>
-      <w:r>
-        <w:rPr>
-          <w:b/>
-        </w:rPr>
-        <w:t>input</w:t>
-      </w:r>
-      <w:r>
-        <w:rPr>
-          <w:b w:val="0"/>
-        </w:rPr>
-        <w:t>/procedure/result/limit frame and a calculator when needed. Ask students to identify the first step before completing the whole trace.</w:t>
-      </w:r>
-    </w:p>
-    <w:p>
-      <w:pPr>
-        <w:spacing w:line="336" w:lineRule="auto" w:after="180"/>
-      </w:pPr>
-      <w:r>
-        <w:rPr>
-          <w:b w:val="0"/>
-        </w:rPr>
-        <w:t xml:space="preserve">Extension: compare two concrete variants of this </w:t>
-      </w:r>
-      <w:r>
-        <w:rPr>
-          <w:b/>
-        </w:rPr>
-        <w:t>mechanism</w:t>
-      </w:r>
-      <w:r>
-        <w:rPr>
-          <w:b w:val="0"/>
-        </w:rPr>
-        <w:t xml:space="preserve"> while holding unrelated conditions fixed; report both successful and unsuccessful outcomes.</w:t>
-      </w:r>
-    </w:p>
-    <w:p>
-      <w:pPr>
-        <w:spacing w:line="336" w:lineRule="auto" w:after="180"/>
-      </w:pPr>
-      <w:r>
-        <w:rPr>
-          <w:b w:val="0"/>
-        </w:rPr>
-        <w:t xml:space="preserve">W4: Report F from the authoritative approval, noting the transcript </w:t>
-      </w:r>
-      <w:r>
-        <w:rPr>
-          <w:b/>
-        </w:rPr>
-        <w:t>conflict</w:t>
-      </w:r>
-      <w:r>
-        <w:rPr>
-          <w:b w:val="0"/>
-        </w:rPr>
-        <w:t xml:space="preserve"> if relevant. This resolves the task authority, not what the original speaker actually said. Require intermediate reasoning and the stated scope.</w:t>
-      </w:r>
-    </w:p>
-    <w:p>
-      <w:pPr>
-        <w:spacing w:line="336" w:lineRule="auto" w:after="180"/>
-      </w:pPr>
-      <w:r>
-        <w:rPr>
-          <w:b w:val="0"/>
-        </w:rPr>
-        <w:t>Fresh retry: Transcript says eight; a validated order record says eighteen and is declared authoritative for ordering.</w:t>
-      </w:r>
-    </w:p>
-    <w:p>
-      <w:pPr>
-        <w:spacing w:line="336" w:lineRule="auto" w:after="180"/>
-      </w:pPr>
-      <w:r>
-        <w:rPr>
-          <w:b w:val="0"/>
-        </w:rPr>
-        <w:t xml:space="preserve">Expected reasoning: Use eighteen for the bounded order-record task; retain the transcript discrepancy and do not claim perfect </w:t>
-      </w:r>
-      <w:r>
-        <w:rPr>
-          <w:b/>
-        </w:rPr>
-        <w:t>transcription</w:t>
-      </w:r>
-      <w:r>
-        <w:rPr>
-          <w:b w:val="0"/>
-        </w:rPr>
-        <w:t>.</w:t>
-      </w:r>
-    </w:p>
-    <w:p>
-      <w:pPr>
-        <w:spacing w:line="336" w:lineRule="auto" w:after="180"/>
-      </w:pPr>
-      <w:r>
-        <w:rPr>
-          <w:b w:val="0"/>
-        </w:rPr>
-        <w:t>If students need support, record it and reassess with another new case rather than awarding independence to a copied answer.</w:t>
-      </w:r>
-    </w:p>
-    <w:p>
-      <w:pPr>
-        <w:spacing w:line="336" w:lineRule="auto" w:after="180"/>
-      </w:pPr>
-      <w:r>
-        <w:rPr>
-          <w:b w:val="0"/>
-        </w:rPr>
-        <w:t xml:space="preserve">Next connection: Retrieval and indexing. Preserve the current case record and retrieve its </w:t>
-      </w:r>
-      <w:r>
-        <w:rPr>
-          <w:b/>
-        </w:rPr>
-        <w:t>evidence</w:t>
-      </w:r>
-      <w:r>
-        <w:rPr>
-          <w:b w:val="0"/>
-        </w:rPr>
-        <w:t xml:space="preserve"> boundary before moving on.</w:t>
-      </w:r>
-    </w:p>
-    <w:p>
-      <w:pPr>
-        <w:pStyle w:val="Heading3"/>
-      </w:pPr>
-      <w:r>
-        <w:t>Plan the delayed return</w:t>
+      </w:pPr>
+      <w:r>
+        <w:rPr>
+          <w:b w:val="0"/>
+        </w:rPr>
+        <w:t>Selected independent task: two visible plants are supported; total unknown. An opaque pot establishes neither another plant nor an empty pot, and no upper bound is supplied. Fresh retry: four visible counters beside a sealed bag;caption says six. Require at least four,unknown bag contents,and no verified total until aligned observation or complete source evidence is supplied. Record support before feedback. The earlier roomE/F authority exercise remains additional practice.</w:t>
+      </w:r>
+    </w:p>
+    <w:p>
+      <w:pPr>
+        <w:pStyle w:val="Heading2"/>
+      </w:pPr>
+      <w:r>
+        <w:t>Plan the delayed check</w:t>
       </w:r>
     </w:p>
     <w:p>
@@ -5531,60 +5538,188 @@
     </w:p>
     <w:p>
       <w:pPr>
+        <w:pStyle w:val="Heading2"/>
+      </w:pPr>
+      <w:r>
+        <w:t>Bridge to next week</w:t>
+      </w:r>
+    </w:p>
+    <w:p>
+      <w:pPr>
+        <w:spacing w:line="336" w:lineRule="auto" w:after="180"/>
+      </w:pPr>
+      <w:r>
+        <w:rPr>
+          <w:b w:val="0"/>
+        </w:rPr>
+        <w:t xml:space="preserve">Ask for one decision the learner can now justify and one situation requiring more </w:t>
+      </w:r>
+      <w:r>
+        <w:rPr>
+          <w:b/>
+        </w:rPr>
+        <w:t>evidence</w:t>
+      </w:r>
+      <w:r>
+        <w:rPr>
+          <w:b w:val="0"/>
+        </w:rPr>
+        <w:t xml:space="preserve"> or human review. Confidence ratings are separate from correct independent performance.</w:t>
+      </w:r>
+    </w:p>
+    <w:p>
+      <w:pPr>
+        <w:spacing w:line="336" w:lineRule="auto" w:after="180"/>
+      </w:pPr>
+      <w:r>
+        <w:rPr>
+          <w:b w:val="0"/>
+        </w:rPr>
+        <w:t xml:space="preserve">Next: Week 14: Hallucination Failure Types. Retrieve today’s </w:t>
+      </w:r>
+      <w:r>
+        <w:rPr>
+          <w:b/>
+        </w:rPr>
+        <w:t>evidence</w:t>
+      </w:r>
+      <w:r>
+        <w:rPr>
+          <w:b w:val="0"/>
+        </w:rPr>
+        <w:t xml:space="preserve"> and identify what carries forward and what is new.</w:t>
+      </w:r>
+    </w:p>
+    <w:p>
+      <w:pPr>
+        <w:spacing w:line="336" w:lineRule="auto" w:after="180"/>
+      </w:pPr>
+      <w:r>
+        <w:rPr>
+          <w:b w:val="0"/>
+        </w:rPr>
+        <w:t xml:space="preserve">Next is Week14: Hallucination Failure Types. Carry forward source attribution, aligned </w:t>
+      </w:r>
+      <w:r>
+        <w:rPr>
+          <w:b/>
+        </w:rPr>
+        <w:t>evidence</w:t>
+      </w:r>
+      <w:r>
+        <w:rPr>
+          <w:b w:val="0"/>
+        </w:rPr>
+        <w:t xml:space="preserve"> and the difference between an unsupported claim and a contradicted claim.</w:t>
+      </w:r>
+    </w:p>
+    <w:p>
+      <w:pPr>
+        <w:pStyle w:val="Heading2"/>
+      </w:pPr>
+      <w:r>
+        <w:t>Earlier wording, alternatives and picture transcripts · reference / check after trying</w:t>
+      </w:r>
+    </w:p>
+    <w:p>
+      <w:pPr>
+        <w:spacing w:line="336" w:lineRule="auto" w:after="180"/>
+      </w:pPr>
+      <w:r>
+        <w:rPr>
+          <w:b w:val="0"/>
+        </w:rPr>
+        <w:t>Connect and extend learning</w:t>
+      </w:r>
+    </w:p>
+    <w:p>
+      <w:pPr>
         <w:pStyle w:val="Heading3"/>
       </w:pPr>
       <w:r>
+        <w:t>Verified Study Buddy</w:t>
+      </w:r>
+    </w:p>
+    <w:p>
+      <w:pPr>
+        <w:pStyle w:val="Heading3"/>
+      </w:pPr>
+      <w:r>
+        <w:t>Support and stretch</w:t>
+      </w:r>
+    </w:p>
+    <w:p>
+      <w:pPr>
+        <w:pStyle w:val="Heading3"/>
+      </w:pPr>
+      <w:r>
+        <w:t>Exit reflection</w:t>
+      </w:r>
+    </w:p>
+    <w:p>
+      <w:pPr>
+        <w:pStyle w:val="Heading3"/>
+      </w:pPr>
+      <w:r>
+        <w:t>Bridge to the next week</w:t>
+      </w:r>
+    </w:p>
+    <w:p>
+      <w:pPr>
+        <w:pStyle w:val="Heading3"/>
+      </w:pPr>
+      <w:r>
+        <w:t>Support and fresh reassessment</w:t>
+      </w:r>
+    </w:p>
+    <w:p>
+      <w:pPr>
+        <w:pStyle w:val="Heading3"/>
+      </w:pPr>
+      <w:r>
+        <w:t>Plan the delayed return</w:t>
+      </w:r>
+    </w:p>
+    <w:p>
+      <w:pPr>
+        <w:pStyle w:val="Heading3"/>
+      </w:pPr>
+      <w:r>
         <w:t>Project evidence from this case</w:t>
       </w:r>
     </w:p>
     <w:p>
       <w:pPr>
+        <w:pStyle w:val="Heading1"/>
+      </w:pPr>
+      <w:r>
+        <w:t>Reference bank and extra practice</w:t>
+      </w:r>
+    </w:p>
+    <w:p>
+      <w:pPr>
+        <w:pStyle w:val="Heading1"/>
+      </w:pPr>
+      <w:r>
+        <w:t>07. Reference: alternative planning checklist</w:t>
+      </w:r>
+    </w:p>
+    <w:p>
+      <w:r>
+        <w:t>Use as a reminder alongside the main route rather than teaching the cycle twice.</w:t>
+      </w:r>
+    </w:p>
+    <w:p>
+      <w:pPr>
+        <w:pStyle w:val="Heading2"/>
+      </w:pPr>
+      <w:r>
+        <w:t>Preparation and schedule</w:t>
+      </w:r>
+    </w:p>
+    <w:p>
+      <w:pPr>
         <w:spacing w:line="336" w:lineRule="auto" w:after="180"/>
-      </w:pPr>
-      <w:r>
-        <w:rPr>
-          <w:b w:val="0"/>
-        </w:rPr>
-        <w:t xml:space="preserve">Label Study Buddy claims by their visual, audio or text </w:t>
-      </w:r>
-      <w:r>
-        <w:rPr>
-          <w:b/>
-        </w:rPr>
-        <w:t>evidence</w:t>
-      </w:r>
-      <w:r>
-        <w:rPr>
-          <w:b w:val="0"/>
-        </w:rPr>
-        <w:t xml:space="preserve"> and retain uncertainty when modalities omit information.</w:t>
-      </w:r>
-    </w:p>
-    <w:p>
-      <w:pPr>
-        <w:pStyle w:val="Heading1"/>
-      </w:pPr>
-      <w:r>
-        <w:t>07. Prepare, teach and assess</w:t>
-      </w:r>
-    </w:p>
-    <w:p>
-      <w:r>
-        <w:t>Use this preparation summary alongside the detailed Multimodal Evidence lesson; it is a checklist rather than a replacement for the full sequence.</w:t>
-      </w:r>
-    </w:p>
-    <w:p>
-      <w:pPr>
-        <w:pStyle w:val="Heading3"/>
-      </w:pPr>
-      <w:r>
-        <w:t>Teaching target</w:t>
-      </w:r>
-    </w:p>
-    <w:p>
-      <w:pPr>
-        <w:spacing w:line="336" w:lineRule="auto" w:after="180"/>
-        <w:shd w:fill="EDF7F3"/>
       </w:pPr>
       <w:r>
         <w:rPr>
@@ -5779,6 +5914,14 @@
     </w:tbl>
     <w:p>
       <w:pPr>
+        <w:pStyle w:val="Heading2"/>
+      </w:pPr>
+      <w:r>
+        <w:t>Practice and assessment reminders</w:t>
+      </w:r>
+    </w:p>
+    <w:p>
+      <w:pPr>
         <w:spacing w:line="336" w:lineRule="auto" w:after="180"/>
       </w:pPr>
       <w:r>
@@ -5801,16 +5944,7 @@
     </w:p>
     <w:p>
       <w:pPr>
-        <w:pStyle w:val="Heading3"/>
-      </w:pPr>
-      <w:r>
-        <w:t>Supported practice answer</w:t>
-      </w:r>
-    </w:p>
-    <w:p>
-      <w:pPr>
         <w:spacing w:line="336" w:lineRule="auto" w:after="180"/>
-        <w:shd w:fill="F1F6FC"/>
       </w:pPr>
       <w:r>
         <w:rPr>
@@ -5867,16 +6001,7 @@
     </w:p>
     <w:p>
       <w:pPr>
-        <w:pStyle w:val="Heading3"/>
-      </w:pPr>
-      <w:r>
-        <w:t>Repair the misconception</w:t>
-      </w:r>
-    </w:p>
-    <w:p>
-      <w:pPr>
         <w:spacing w:line="336" w:lineRule="auto" w:after="180"/>
-        <w:shd w:fill="FFF5E6"/>
       </w:pPr>
       <w:r>
         <w:rPr>
@@ -5899,16 +6024,7 @@
     </w:p>
     <w:p>
       <w:pPr>
-        <w:pStyle w:val="Heading3"/>
-      </w:pPr>
-      <w:r>
-        <w:t>Support without giving away the answer</w:t>
-      </w:r>
-    </w:p>
-    <w:p>
-      <w:pPr>
         <w:spacing w:line="336" w:lineRule="auto" w:after="180"/>
-        <w:shd w:fill="F1F6F8"/>
       </w:pPr>
       <w:r>
         <w:rPr>
@@ -5931,16 +6047,7 @@
     </w:p>
     <w:p>
       <w:pPr>
-        <w:pStyle w:val="Heading3"/>
-      </w:pPr>
-      <w:r>
-        <w:t>Extend the reasoning</w:t>
-      </w:r>
-    </w:p>
-    <w:p>
-      <w:pPr>
         <w:spacing w:line="336" w:lineRule="auto" w:after="180"/>
-        <w:shd w:fill="F5F1FB"/>
       </w:pPr>
       <w:r>
         <w:rPr>
@@ -5976,7 +6083,6 @@
     <w:p>
       <w:pPr>
         <w:spacing w:line="336" w:lineRule="auto" w:after="180"/>
-        <w:shd w:fill="F5F1FB"/>
       </w:pPr>
       <w:r>
         <w:rPr>
@@ -5987,16 +6093,7 @@
     </w:p>
     <w:p>
       <w:pPr>
-        <w:pStyle w:val="Heading3"/>
-      </w:pPr>
-      <w:r>
-        <w:t>Protect the independent attempt</w:t>
-      </w:r>
-    </w:p>
-    <w:p>
-      <w:pPr>
         <w:spacing w:line="336" w:lineRule="auto" w:after="180"/>
-        <w:shd w:fill="FFF5E6"/>
       </w:pPr>
       <w:r>
         <w:rPr>
@@ -6191,16 +6288,7 @@
     </w:tbl>
     <w:p>
       <w:pPr>
-        <w:pStyle w:val="Heading3"/>
-      </w:pPr>
-      <w:r>
-        <w:t>Project checkpoint</w:t>
-      </w:r>
-    </w:p>
-    <w:p>
-      <w:pPr>
         <w:spacing w:line="336" w:lineRule="auto" w:after="180"/>
-        <w:shd w:fill="EDF7F3"/>
       </w:pPr>
       <w:r>
         <w:rPr>
@@ -6237,12 +6325,20 @@
         <w:pStyle w:val="Heading1"/>
       </w:pPr>
       <w:r>
-        <w:t>08. Use feedback, labs and repair paths</w:t>
-      </w:r>
-    </w:p>
-    <w:p>
-      <w:r>
-        <w:t>Use feedback, earlier review and portfolios purposefully. Apply the coding routine only when this lesson has an executable lab.</w:t>
+        <w:t>08. Reference: feedback and records</w:t>
+      </w:r>
+    </w:p>
+    <w:p>
+      <w:r>
+        <w:t>Use digital tools where they help retain an explanation and its evidence.</w:t>
+      </w:r>
+    </w:p>
+    <w:p>
+      <w:pPr>
+        <w:pStyle w:val="Heading2"/>
+      </w:pPr>
+      <w:r>
+        <w:t>Keep practice and independent evidence separate</w:t>
       </w:r>
     </w:p>
     <w:p>
@@ -6281,10 +6377,52 @@
     </w:p>
     <w:p>
       <w:pPr>
-        <w:pStyle w:val="Heading3"/>
-      </w:pPr>
-      <w:r>
-        <w:t>For later coding lessons</w:t>
+        <w:pStyle w:val="Heading2"/>
+      </w:pPr>
+      <w:r>
+        <w:t>Repair and portfolio records</w:t>
+      </w:r>
+    </w:p>
+    <w:p>
+      <w:pPr>
+        <w:spacing w:line="336" w:lineRule="auto" w:after="180"/>
+      </w:pPr>
+      <w:r>
+        <w:rPr>
+          <w:b w:val="0"/>
+        </w:rPr>
+        <w:t>Use the earlier worked-explanation links to address a specific missing building block, then return to the current question. Adapt this suggestion after observing the learner; it is not an automatic diagnosis.</w:t>
+      </w:r>
+    </w:p>
+    <w:p>
+      <w:pPr>
+        <w:spacing w:line="336" w:lineRule="auto" w:after="180"/>
+      </w:pPr>
+      <w:r>
+        <w:rPr>
+          <w:b w:val="0"/>
+        </w:rPr>
+        <w:t xml:space="preserve">Collect the completed-work portfolio as </w:t>
+      </w:r>
+      <w:r>
+        <w:rPr>
+          <w:b/>
+        </w:rPr>
+        <w:t>evidence</w:t>
+      </w:r>
+      <w:r>
+        <w:rPr>
+          <w:b w:val="0"/>
+        </w:rPr>
+        <w:t>. Record support separately from correctness, and assess explanation, trace/test and limitations. Progress ticks and quiz selections alone do not establish mastery.</w:t>
+      </w:r>
+    </w:p>
+    <w:p>
+      <w:pPr>
+        <w:pStyle w:val="Heading2"/>
+      </w:pPr>
+      <w:r>
+        <w:t>Earlier wording, alternatives and picture transcripts · reference / check after trying</w:t>
       </w:r>
     </w:p>
     <w:p>
@@ -6295,7 +6433,6 @@
     <w:p>
       <w:pPr>
         <w:spacing w:line="336" w:lineRule="auto" w:after="180"/>
-        <w:shd w:fill="F1F6F8"/>
       </w:pPr>
       <w:r>
         <w:rPr>
@@ -6318,77 +6455,20 @@
     </w:p>
     <w:p>
       <w:pPr>
-        <w:spacing w:line="336" w:lineRule="auto" w:after="180"/>
-      </w:pPr>
-      <w:r>
-        <w:rPr>
-          <w:b w:val="0"/>
-        </w:rPr>
-        <w:t>Use the earlier worked-explanation links to address a specific missing building block, then return to the current question. Adapt this suggestion after observing the learner; it is not an automatic diagnosis.</w:t>
-      </w:r>
-    </w:p>
-    <w:p>
-      <w:pPr>
-        <w:spacing w:line="336" w:lineRule="auto" w:after="180"/>
-      </w:pPr>
-      <w:r>
-        <w:rPr>
-          <w:b w:val="0"/>
-        </w:rPr>
-        <w:t xml:space="preserve">Collect the completed-work portfolio as </w:t>
-      </w:r>
-      <w:r>
-        <w:rPr>
-          <w:b/>
-        </w:rPr>
-        <w:t>evidence</w:t>
-      </w:r>
-      <w:r>
-        <w:rPr>
-          <w:b w:val="0"/>
-        </w:rPr>
-        <w:t>. Record support separately from correctness, and assess explanation, trace/test and limitations. Progress ticks and quiz selections alone do not establish mastery.</w:t>
-      </w:r>
-    </w:p>
-    <w:p>
-      <w:pPr>
         <w:pStyle w:val="Heading1"/>
       </w:pPr>
       <w:r>
-        <w:t>09. Visual concept journey</w:t>
-      </w:r>
-    </w:p>
-    <w:p>
-      <w:r>
-        <w:t>Show one Multimodal Evidence graphic at a time, request a prediction and discuss its trace before the independent assessment.</w:t>
-      </w:r>
-    </w:p>
-    <w:p>
-      <w:pPr>
-        <w:spacing w:line="336" w:lineRule="auto" w:after="180"/>
-      </w:pPr>
-      <w:r>
-        <w:rPr>
-          <w:b w:val="0"/>
-        </w:rPr>
-        <w:t xml:space="preserve">Use one picture at a time. Hide a worked result before asking for a </w:t>
-      </w:r>
-      <w:r>
-        <w:rPr>
-          <w:b/>
-        </w:rPr>
-        <w:t>prediction</w:t>
-      </w:r>
-      <w:r>
-        <w:rPr>
-          <w:b w:val="0"/>
-        </w:rPr>
-        <w:t>, then reveal it for feedback. These are supported teaching cases; retain the separate independent assessment for a fresh first attempt.</w:t>
-      </w:r>
-    </w:p>
-    <w:p>
-      <w:pPr>
-        <w:pStyle w:val="Heading3"/>
+        <w:t>09. Reference: teach with the six pictures</w:t>
+      </w:r>
+    </w:p>
+    <w:p>
+      <w:r>
+        <w:t>Choose the picture for the teaching move and connect it to the explanation.</w:t>
+      </w:r>
+    </w:p>
+    <w:p>
+      <w:pPr>
+        <w:pStyle w:val="Heading2"/>
       </w:pPr>
       <w:r>
         <w:t>01. Multimodal Evidence: the case</w:t>
@@ -6399,7 +6479,7 @@
         <w:drawing>
           <wp:inline xmlns:a="http://schemas.openxmlformats.org/drawingml/2006/main" xmlns:pic="http://schemas.openxmlformats.org/drawingml/2006/picture">
             <wp:extent cx="5486400" cy="2990088"/>
-            <wp:docPr id="2" name="Picture 2" descr="A fictional Study Buddy audits a desk description and a separate caption. Supplied facts: Description: one open transparent box visibly contains three pencils; one closed opaque box hides its contents. Caption: “There are five pencils on this desk.” No other evidence reveals the closed box."/>
+            <wp:docPr id="3" name="Picture 3" descr="A fictional Study Buddy audits a desk description and a separate caption. Supplied facts: Description: one open transparent box visibly contains three pencils; one closed opaque box hides its contents. Caption: “There are five pencils on this desk.” No other evidence reveals the closed box."/>
             <wp:cNvGraphicFramePr>
               <a:graphicFrameLocks noChangeAspect="1"/>
             </wp:cNvGraphicFramePr>
@@ -6411,7 +6491,7 @@
                     <pic:cNvPicPr/>
                   </pic:nvPicPr>
                   <pic:blipFill>
-                    <a:blip r:embed="rId10"/>
+                    <a:blip r:embed="rId11"/>
                     <a:stretch>
                       <a:fillRect/>
                     </a:stretch>
@@ -6467,7 +6547,6 @@
     <w:p>
       <w:pPr>
         <w:spacing w:line="336" w:lineRule="auto" w:after="180"/>
-        <w:shd w:fill="F5F1FB"/>
       </w:pPr>
       <w:r>
         <w:rPr>
@@ -6478,16 +6557,7 @@
     </w:p>
     <w:p>
       <w:pPr>
-        <w:pStyle w:val="Heading3"/>
-      </w:pPr>
-      <w:r>
-        <w:t>Discuss while showing the picture</w:t>
-      </w:r>
-    </w:p>
-    <w:p>
-      <w:pPr>
         <w:spacing w:line="336" w:lineRule="auto" w:after="180"/>
-        <w:shd w:fill="F1F6F8"/>
       </w:pPr>
       <w:r>
         <w:rPr>
@@ -6498,7 +6568,7 @@
     </w:p>
     <w:p>
       <w:pPr>
-        <w:pStyle w:val="Heading3"/>
+        <w:pStyle w:val="Heading2"/>
       </w:pPr>
       <w:r>
         <w:t>02. Follow the deciding steps</w:t>
@@ -6509,7 +6579,7 @@
         <w:drawing>
           <wp:inline xmlns:a="http://schemas.openxmlformats.org/drawingml/2006/main" xmlns:pic="http://schemas.openxmlformats.org/drawingml/2006/picture">
             <wp:extent cx="5486400" cy="4005072"/>
-            <wp:docPr id="3" name="Picture 3" descr="Visible evidence: Three pencils are explicitly visible in the open box. → Hidden region: The closed box’s pencil count is unknown. → Caption claim: Five total requires two additional pencils if these are the only relevant locations. → Supported response: At least three are supported; total five is not established by the description."/>
+            <wp:docPr id="4" name="Picture 4" descr="Visible evidence: Three pencils are explicitly visible in the open box. → Hidden region: The closed box’s pencil count is unknown. → Caption claim: Five total requires two additional pencils if these are the only relevant locations. → Supported response: At least three are supported; total five is not established by the description."/>
             <wp:cNvGraphicFramePr>
               <a:graphicFrameLocks noChangeAspect="1"/>
             </wp:cNvGraphicFramePr>
@@ -6521,7 +6591,7 @@
                     <pic:cNvPicPr/>
                   </pic:nvPicPr>
                   <pic:blipFill>
-                    <a:blip r:embed="rId11"/>
+                    <a:blip r:embed="rId9"/>
                     <a:stretch>
                       <a:fillRect/>
                     </a:stretch>
@@ -6566,7 +6636,6 @@
     <w:p>
       <w:pPr>
         <w:spacing w:line="336" w:lineRule="auto" w:after="180"/>
-        <w:shd w:fill="F5F1FB"/>
       </w:pPr>
       <w:r>
         <w:rPr>
@@ -6589,16 +6658,7 @@
     </w:p>
     <w:p>
       <w:pPr>
-        <w:pStyle w:val="Heading3"/>
-      </w:pPr>
-      <w:r>
-        <w:t>Discuss while showing the picture</w:t>
-      </w:r>
-    </w:p>
-    <w:p>
-      <w:pPr>
         <w:spacing w:line="336" w:lineRule="auto" w:after="180"/>
-        <w:shd w:fill="F1F6F8"/>
       </w:pPr>
       <w:r>
         <w:rPr>
@@ -6621,7 +6681,7 @@
     </w:p>
     <w:p>
       <w:pPr>
-        <w:pStyle w:val="Heading3"/>
+        <w:pStyle w:val="Heading2"/>
       </w:pPr>
       <w:r>
         <w:t>03. Speech pipelines and multimodal evidence — evidence trace</w:t>
@@ -6632,7 +6692,7 @@
         <w:drawing>
           <wp:inline xmlns:a="http://schemas.openxmlformats.org/drawingml/2006/main" xmlns:pic="http://schemas.openxmlformats.org/drawingml/2006/picture">
             <wp:extent cx="5486400" cy="3297936"/>
-            <wp:docPr id="4" name="Picture 4" descr="Speech pipelines and multimodal evidence — evidence trace. Audio transcript reads fifteen boxes; a clear written inventory says fifty boxes. The original audio is unavailable and the assistant reports fifteen as certain. | Track source modality, segment/time references, transcription, interpretation and final claims separately. Compare conflicting evidence without assuming one modality always wins. Ask for clarification when the task needs unresolved information. | There is an unresolved quantity conflict and no audio replay. Preserve both sources and ask the responsible person; certainty is unsupported."/>
+            <wp:docPr id="5" name="Picture 5" descr="Speech pipelines and multimodal evidence — evidence trace. Audio transcript reads fifteen boxes; a clear written inventory says fifty boxes. The original audio is unavailable and the assistant reports fifteen as certain. | Track source modality, segment/time references, transcription, interpretation and final claims separately. Compare conflicting evidence without assuming one modality always wins. Ask for clarification when the task needs unresolved information. | There is an unresolved quantity conflict and no audio replay. Preserve both sources and ask the responsible person; certainty is unsupported."/>
             <wp:cNvGraphicFramePr>
               <a:graphicFrameLocks noChangeAspect="1"/>
             </wp:cNvGraphicFramePr>
@@ -6806,7 +6866,6 @@
     <w:p>
       <w:pPr>
         <w:spacing w:line="336" w:lineRule="auto" w:after="180"/>
-        <w:shd w:fill="F5F1FB"/>
       </w:pPr>
       <w:r>
         <w:rPr>
@@ -6817,16 +6876,7 @@
     </w:p>
     <w:p>
       <w:pPr>
-        <w:pStyle w:val="Heading3"/>
-      </w:pPr>
-      <w:r>
-        <w:t>Discuss while showing the picture</w:t>
-      </w:r>
-    </w:p>
-    <w:p>
-      <w:pPr>
         <w:spacing w:line="336" w:lineRule="auto" w:after="180"/>
-        <w:shd w:fill="F1F6F8"/>
       </w:pPr>
       <w:r>
         <w:rPr>
@@ -6837,7 +6887,7 @@
     </w:p>
     <w:p>
       <w:pPr>
-        <w:pStyle w:val="Heading3"/>
+        <w:pStyle w:val="Heading2"/>
       </w:pPr>
       <w:r>
         <w:t>04. Change one thing. Trace what follows.</w:t>
@@ -6848,7 +6898,7 @@
         <w:drawing>
           <wp:inline xmlns:a="http://schemas.openxmlformats.org/drawingml/2006/main" xmlns:pic="http://schemas.openxmlformats.org/drawingml/2006/picture">
             <wp:extent cx="5486400" cy="3041904"/>
-            <wp:docPr id="5" name="Picture 5" descr="Original case: At least three are supported; total five is not established by the description. Changed condition: Open the closed box and a verified observation shows two pencils inside, with no other desk locations. Expected result: The total is now supported as five. Reason: 3 visible initially plus 2 newly observed gives 5 under the complete-location assumption."/>
+            <wp:docPr id="6" name="Picture 6" descr="Original case: At least three are supported; total five is not established by the description. Changed condition: Open the closed box and a verified observation shows two pencils inside, with no other desk locations. Expected result: The total is now supported as five. Reason: 3 visible initially plus 2 newly observed gives 5 under the complete-location assumption."/>
             <wp:cNvGraphicFramePr>
               <a:graphicFrameLocks noChangeAspect="1"/>
             </wp:cNvGraphicFramePr>
@@ -6916,7 +6966,6 @@
     <w:p>
       <w:pPr>
         <w:spacing w:line="336" w:lineRule="auto" w:after="180"/>
-        <w:shd w:fill="F5F1FB"/>
       </w:pPr>
       <w:r>
         <w:rPr>
@@ -6927,16 +6976,7 @@
     </w:p>
     <w:p>
       <w:pPr>
-        <w:pStyle w:val="Heading3"/>
-      </w:pPr>
-      <w:r>
-        <w:t>Discuss while showing the picture</w:t>
-      </w:r>
-    </w:p>
-    <w:p>
-      <w:pPr>
         <w:spacing w:line="336" w:lineRule="auto" w:after="180"/>
-        <w:shd w:fill="F1F6F8"/>
       </w:pPr>
       <w:r>
         <w:rPr>
@@ -6948,7 +6988,6 @@
     <w:p>
       <w:pPr>
         <w:spacing w:line="336" w:lineRule="auto" w:after="180"/>
-        <w:shd w:fill="F1F6F8"/>
       </w:pPr>
       <w:r>
         <w:rPr>
@@ -6959,7 +6998,7 @@
     </w:p>
     <w:p>
       <w:pPr>
-        <w:pStyle w:val="Heading3"/>
+        <w:pStyle w:val="Heading2"/>
       </w:pPr>
       <w:r>
         <w:t>05. Connect the explanation to its limit</w:t>
@@ -6970,7 +7009,7 @@
         <w:drawing>
           <wp:inline xmlns:a="http://schemas.openxmlformats.org/drawingml/2006/main" xmlns:pic="http://schemas.openxmlformats.org/drawingml/2006/picture">
             <wp:extent cx="5486400" cy="2834640"/>
-            <wp:docPr id="6" name="Picture 6" descr="A caption is another claim, not a way of seeing through an opaque object. Keep observable information separate from inferences. The visible three give a lower bound under the stated desk scope; there is no supplied maximum for the closed box. Do not replace unknown contents with zero merely because none are visible. Limit: The conclusion depends on the supplied description’s accuracy; no actual image inspection or exhaustive room inventory was performed."/>
+            <wp:docPr id="7" name="Picture 7" descr="A caption is another claim, not a way of seeing through an opaque object. Keep observable information separate from inferences. The visible three give a lower bound under the stated desk scope; there is no supplied maximum for the closed box. Do not replace unknown contents with zero merely because none are visible. Limit: The conclusion depends on the supplied description’s accuracy; no actual image inspection or exhaustive room inventory was performed."/>
             <wp:cNvGraphicFramePr>
               <a:graphicFrameLocks noChangeAspect="1"/>
             </wp:cNvGraphicFramePr>
@@ -7037,7 +7076,6 @@
     <w:p>
       <w:pPr>
         <w:spacing w:line="336" w:lineRule="auto" w:after="180"/>
-        <w:shd w:fill="F5F1FB"/>
       </w:pPr>
       <w:r>
         <w:rPr>
@@ -7048,16 +7086,7 @@
     </w:p>
     <w:p>
       <w:pPr>
-        <w:pStyle w:val="Heading3"/>
-      </w:pPr>
-      <w:r>
-        <w:t>Discuss while showing the picture</w:t>
-      </w:r>
-    </w:p>
-    <w:p>
-      <w:pPr>
         <w:spacing w:line="336" w:lineRule="auto" w:after="180"/>
-        <w:shd w:fill="F1F6F8"/>
       </w:pPr>
       <w:r>
         <w:rPr>
@@ -7069,7 +7098,6 @@
     <w:p>
       <w:pPr>
         <w:spacing w:line="336" w:lineRule="auto" w:after="180"/>
-        <w:shd w:fill="F1F6F8"/>
       </w:pPr>
       <w:r>
         <w:rPr>
@@ -7080,7 +7108,7 @@
     </w:p>
     <w:p>
       <w:pPr>
-        <w:pStyle w:val="Heading3"/>
+        <w:pStyle w:val="Heading2"/>
       </w:pPr>
       <w:r>
         <w:t>06. Make the idea visible in your project</w:t>
@@ -7091,7 +7119,7 @@
         <w:drawing>
           <wp:inline xmlns:a="http://schemas.openxmlformats.org/drawingml/2006/main" xmlns:pic="http://schemas.openxmlformats.org/drawingml/2006/picture">
             <wp:extent cx="5486400" cy="3380232"/>
-            <wp:docPr id="7" name="Picture 7" descr="Label Study Buddy claims by their visual, audio or text evidence and retain uncertainty when modalities omit information. Draw your input, deciding step, result and limit. Supported question: Why were both “exactly three” and “exactly five” unsupported before opening the box?"/>
+            <wp:docPr id="8" name="Picture 8" descr="Label Study Buddy claims by their visual, audio or text evidence and retain uncertainty when modalities omit information. Draw your input, deciding step, result and limit. Supported question: Why were both “exactly three” and “exactly five” unsupported before opening the box?"/>
             <wp:cNvGraphicFramePr>
               <a:graphicFrameLocks noChangeAspect="1"/>
             </wp:cNvGraphicFramePr>
@@ -7171,7 +7199,6 @@
     <w:p>
       <w:pPr>
         <w:spacing w:line="336" w:lineRule="auto" w:after="180"/>
-        <w:shd w:fill="F5F1FB"/>
       </w:pPr>
       <w:r>
         <w:rPr>
@@ -7194,46 +7221,115 @@
     </w:p>
     <w:p>
       <w:pPr>
+        <w:spacing w:line="336" w:lineRule="auto" w:after="180"/>
+      </w:pPr>
+      <w:r>
+        <w:rPr>
+          <w:b w:val="0"/>
+        </w:rPr>
+        <w:t xml:space="preserve">Teacher prompt: Draw your project trace and justify the deciding step using </w:t>
+      </w:r>
+      <w:r>
+        <w:rPr>
+          <w:b/>
+        </w:rPr>
+        <w:t>evidence</w:t>
+      </w:r>
+      <w:r>
+        <w:rPr>
+          <w:b w:val="0"/>
+        </w:rPr>
+        <w:t>. Ask learners to describe one label or arrow in ordinary words. Use the adjacent transcript if the image is difficult to see.</w:t>
+      </w:r>
+    </w:p>
+    <w:p>
+      <w:pPr>
+        <w:spacing w:line="336" w:lineRule="auto" w:after="180"/>
+      </w:pPr>
+      <w:r>
+        <w:rPr>
+          <w:b w:val="0"/>
+        </w:rPr>
+        <w:t>Supported practice key: Three were visible, but hidden contents were unknown. The closed box could contain additional pencils, and none had yet been observed.</w:t>
+      </w:r>
+    </w:p>
+    <w:p>
+      <w:pPr>
+        <w:pStyle w:val="Heading2"/>
+      </w:pPr>
+      <w:r>
+        <w:t>Earlier wording, alternatives and picture transcripts · reference / check after trying</w:t>
+      </w:r>
+    </w:p>
+    <w:p>
+      <w:pPr>
+        <w:spacing w:line="336" w:lineRule="auto" w:after="180"/>
+      </w:pPr>
+      <w:r>
+        <w:rPr>
+          <w:b w:val="0"/>
+        </w:rPr>
+        <w:t xml:space="preserve">Use one picture at a time. Hide a worked result before asking for a </w:t>
+      </w:r>
+      <w:r>
+        <w:rPr>
+          <w:b/>
+        </w:rPr>
+        <w:t>prediction</w:t>
+      </w:r>
+      <w:r>
+        <w:rPr>
+          <w:b w:val="0"/>
+        </w:rPr>
+        <w:t>, then reveal it for feedback. These are supported teaching cases; retain the separate independent assessment for a fresh first attempt.</w:t>
+      </w:r>
+    </w:p>
+    <w:p>
+      <w:pPr>
         <w:pStyle w:val="Heading3"/>
       </w:pPr>
       <w:r>
-        <w:t>Discuss while showing the picture</w:t>
-      </w:r>
-    </w:p>
-    <w:p>
-      <w:pPr>
-        <w:spacing w:line="336" w:lineRule="auto" w:after="180"/>
-        <w:shd w:fill="F1F6F8"/>
-      </w:pPr>
-      <w:r>
-        <w:rPr>
-          <w:b w:val="0"/>
-        </w:rPr>
-        <w:t xml:space="preserve">Teacher prompt: Draw your project trace and justify the deciding step using </w:t>
-      </w:r>
-      <w:r>
-        <w:rPr>
-          <w:b/>
-        </w:rPr>
-        <w:t>evidence</w:t>
-      </w:r>
-      <w:r>
-        <w:rPr>
-          <w:b w:val="0"/>
-        </w:rPr>
-        <w:t>. Ask learners to describe one label or arrow in ordinary words. Use the adjacent transcript if the image is difficult to see.</w:t>
-      </w:r>
-    </w:p>
-    <w:p>
-      <w:pPr>
-        <w:spacing w:line="336" w:lineRule="auto" w:after="180"/>
-        <w:shd w:fill="F1F6F8"/>
-      </w:pPr>
-      <w:r>
-        <w:rPr>
-          <w:b w:val="0"/>
-        </w:rPr>
-        <w:t>Supported practice key: Three were visible, but hidden contents were unknown. The closed box could contain additional pencils, and none had yet been observed.</w:t>
+        <w:t>01. Multimodal Evidence: the case</w:t>
+      </w:r>
+    </w:p>
+    <w:p>
+      <w:pPr>
+        <w:pStyle w:val="Heading3"/>
+      </w:pPr>
+      <w:r>
+        <w:t>02. Follow the deciding steps</w:t>
+      </w:r>
+    </w:p>
+    <w:p>
+      <w:pPr>
+        <w:pStyle w:val="Heading3"/>
+      </w:pPr>
+      <w:r>
+        <w:t>03. Speech pipelines and multimodal evidence — evidence trace</w:t>
+      </w:r>
+    </w:p>
+    <w:p>
+      <w:pPr>
+        <w:pStyle w:val="Heading3"/>
+      </w:pPr>
+      <w:r>
+        <w:t>04. Change one thing. Trace what follows.</w:t>
+      </w:r>
+    </w:p>
+    <w:p>
+      <w:pPr>
+        <w:pStyle w:val="Heading3"/>
+      </w:pPr>
+      <w:r>
+        <w:t>05. Connect the explanation to its limit</w:t>
+      </w:r>
+    </w:p>
+    <w:p>
+      <w:pPr>
+        <w:pStyle w:val="Heading3"/>
+      </w:pPr>
+      <w:r>
+        <w:t>06. Make the idea visible in your project</w:t>
       </w:r>
     </w:p>
     <w:sectPr>
